--- a/Report Architecture and Design .docx
+++ b/Report Architecture and Design .docx
@@ -3216,7 +3216,7 @@
       <w:pPr>
         <w:spacing w:line="240" w:lineRule="auto"/>
         <w:rPr>
-          <w:rFonts w:ascii="Times New Roman" w:hAnsi="Times New Roman" w:cs="Times New Roman"/>
+          <w:rFonts w:ascii="Times New Roman" w:hAnsi="Times New Roman" w:cs="Times New Roman" w:hint="eastAsia"/>
           <w:sz w:val="22"/>
           <w:szCs w:val="22"/>
         </w:rPr>
@@ -3243,7 +3243,7 @@
           <w:sz w:val="22"/>
           <w:szCs w:val="22"/>
         </w:rPr>
-        <w:t xml:space="preserve"> are securely tracked in our GitHub repository.</w:t>
+        <w:t xml:space="preserve"> are securely tracked in our GitHub repository</w:t>
       </w:r>
       <w:r>
         <w:rPr>
@@ -3252,6 +3252,25 @@
           <w:szCs w:val="22"/>
         </w:rPr>
         <w:t xml:space="preserve"> </w:t>
+      </w:r>
+      <w:hyperlink r:id="rId12" w:history="1">
+        <w:r>
+          <w:rPr>
+            <w:rStyle w:val="Hyperlink"/>
+            <w:rFonts w:ascii="Times New Roman" w:hAnsi="Times New Roman" w:cs="Times New Roman"/>
+            <w:sz w:val="22"/>
+            <w:szCs w:val="22"/>
+          </w:rPr>
+          <w:t>https://github.com/ucdse/docs/tree/main/UML_files</w:t>
+        </w:r>
+      </w:hyperlink>
+      <w:r>
+        <w:rPr>
+          <w:rFonts w:ascii="Times New Roman" w:hAnsi="Times New Roman" w:cs="Times New Roman"/>
+          <w:sz w:val="22"/>
+          <w:szCs w:val="22"/>
+        </w:rPr>
+        <w:t>.</w:t>
       </w:r>
     </w:p>
     <w:sectPr>
@@ -4358,6 +4377,29 @@
       <w:szCs w:val="18"/>
     </w:rPr>
   </w:style>
+  <w:style w:type="character" w:styleId="Hyperlink">
+    <w:name w:val="Hyperlink"/>
+    <w:basedOn w:val="DefaultParagraphFont"/>
+    <w:uiPriority w:val="99"/>
+    <w:unhideWhenUsed/>
+    <w:rsid w:val="00AE4731"/>
+    <w:rPr>
+      <w:color w:val="467886" w:themeColor="hyperlink"/>
+      <w:u w:val="single"/>
+    </w:rPr>
+  </w:style>
+  <w:style w:type="character" w:styleId="UnresolvedMention">
+    <w:name w:val="Unresolved Mention"/>
+    <w:basedOn w:val="DefaultParagraphFont"/>
+    <w:uiPriority w:val="99"/>
+    <w:semiHidden/>
+    <w:unhideWhenUsed/>
+    <w:rsid w:val="00AE4731"/>
+    <w:rPr>
+      <w:color w:val="605E5C"/>
+      <w:shd w:val="clear" w:color="auto" w:fill="E1DFDD"/>
+    </w:rPr>
+  </w:style>
 </w:styles>
 </file>
 

--- a/Report Architecture and Design .docx
+++ b/Report Architecture and Design .docx
@@ -117,6 +117,12 @@
         <w:rPr>
           <w:rFonts w:ascii="Times New Roman" w:hAnsi="Times New Roman" w:cs="Times New Roman"/>
         </w:rPr>
+        <w:t>3.</w:t>
+      </w:r>
+      <w:r>
+        <w:rPr>
+          <w:rFonts w:ascii="Times New Roman" w:hAnsi="Times New Roman" w:cs="Times New Roman"/>
+        </w:rPr>
         <w:fldChar w:fldCharType="begin"/>
       </w:r>
       <w:r>
@@ -185,7 +191,23 @@
           <w:sz w:val="22"/>
           <w:szCs w:val="22"/>
         </w:rPr>
-        <w:t>The architecture (Figure 1) illustrates a scalable Web application split into three robust functions: user authentication, journey planning, and an AI chatbot.</w:t>
+        <w:t xml:space="preserve">The architecture (Figure </w:t>
+      </w:r>
+      <w:r>
+        <w:rPr>
+          <w:rFonts w:ascii="Times New Roman" w:hAnsi="Times New Roman" w:cs="Times New Roman"/>
+          <w:sz w:val="22"/>
+          <w:szCs w:val="22"/>
+        </w:rPr>
+        <w:t>3.</w:t>
+      </w:r>
+      <w:r>
+        <w:rPr>
+          <w:rFonts w:ascii="Times New Roman" w:hAnsi="Times New Roman" w:cs="Times New Roman"/>
+          <w:sz w:val="22"/>
+          <w:szCs w:val="22"/>
+        </w:rPr>
+        <w:t>1) illustrates a scalable Web application split into three robust functions: user authentication, journey planning, and an AI chatbot.</w:t>
       </w:r>
     </w:p>
     <w:p>
@@ -368,22 +390,65 @@
     </w:p>
     <w:p>
       <w:pPr>
+        <w:spacing w:line="240" w:lineRule="auto"/>
+        <w:rPr>
+          <w:rFonts w:ascii="Times New Roman" w:hAnsi="Times New Roman" w:cs="Times New Roman"/>
+          <w:sz w:val="22"/>
+          <w:szCs w:val="22"/>
+          <w:lang w:val="en-US"/>
+        </w:rPr>
+      </w:pPr>
+    </w:p>
+    <w:p>
+      <w:pPr>
+        <w:spacing w:line="240" w:lineRule="auto"/>
+        <w:rPr>
+          <w:rFonts w:ascii="Times New Roman" w:hAnsi="Times New Roman" w:cs="Times New Roman"/>
+          <w:sz w:val="22"/>
+          <w:szCs w:val="22"/>
+          <w:lang w:val="en-US"/>
+        </w:rPr>
+      </w:pPr>
+      <w:r>
+        <w:rPr>
+          <w:rFonts w:ascii="Times New Roman" w:hAnsi="Times New Roman" w:cs="Times New Roman" w:hint="eastAsia"/>
+          <w:sz w:val="22"/>
+          <w:szCs w:val="22"/>
+          <w:lang w:val="en-US"/>
+        </w:rPr>
+        <w:lastRenderedPageBreak/>
+        <w:t xml:space="preserve">3.2.1 </w:t>
+      </w:r>
+      <w:r>
+        <w:rPr>
+          <w:rFonts w:ascii="Times New Roman" w:hAnsi="Times New Roman" w:cs="Times New Roman"/>
+          <w:sz w:val="22"/>
+          <w:szCs w:val="22"/>
+          <w:lang w:val="en-US"/>
+        </w:rPr>
+        <w:t xml:space="preserve">Backend Domain &amp; Services </w:t>
+      </w:r>
+    </w:p>
+    <w:p>
+      <w:pPr>
         <w:keepNext/>
         <w:spacing w:line="240" w:lineRule="auto"/>
-      </w:pPr>
-      <w:r>
-        <w:rPr>
-          <w:rFonts w:ascii="Times New Roman" w:hAnsi="Times New Roman" w:cs="Times New Roman" w:hint="eastAsia"/>
+        <w:rPr>
+          <w:rFonts w:hint="eastAsia"/>
+          <w:lang w:val="en-US"/>
+        </w:rPr>
+      </w:pPr>
+      <w:r>
+        <w:rPr>
+          <w:rFonts w:hint="eastAsia"/>
           <w:noProof/>
-          <w:sz w:val="22"/>
-          <w:szCs w:val="22"/>
-        </w:rPr>
-        <w:lastRenderedPageBreak/>
+          <w:lang w:val="en-US"/>
+        </w:rPr>
         <w:drawing>
-          <wp:inline distT="0" distB="0" distL="0" distR="0" wp14:anchorId="5F6BF72A" wp14:editId="21C5DD82">
-            <wp:extent cx="5731072" cy="2839085"/>
-            <wp:effectExtent l="0" t="0" r="0" b="5715"/>
-            <wp:docPr id="358574469" name="Picture 3"/>
+          <wp:inline distT="0" distB="0" distL="0" distR="0" wp14:anchorId="3E89E8E0" wp14:editId="4BB7BA2F">
+            <wp:extent cx="5731510" cy="1993900"/>
+            <wp:effectExtent l="0" t="0" r="0" b="0"/>
+            <wp:docPr id="2146988715" name="Picture 14"/>
             <wp:cNvGraphicFramePr>
               <a:graphicFrameLocks xmlns:a="http://schemas.openxmlformats.org/drawingml/2006/main" noChangeAspect="1"/>
             </wp:cNvGraphicFramePr>
@@ -391,7 +456,7 @@
               <a:graphicData uri="http://schemas.openxmlformats.org/drawingml/2006/picture">
                 <pic:pic xmlns:pic="http://schemas.openxmlformats.org/drawingml/2006/picture">
                   <pic:nvPicPr>
-                    <pic:cNvPr id="358574469" name="Picture 3"/>
+                    <pic:cNvPr id="2146988715" name="Picture 2146988715"/>
                     <pic:cNvPicPr/>
                   </pic:nvPicPr>
                   <pic:blipFill>
@@ -403,7 +468,7 @@
                   <pic:spPr>
                     <a:xfrm>
                       <a:off x="0" y="0"/>
-                      <a:ext cx="5731072" cy="2839085"/>
+                      <a:ext cx="5731510" cy="1993900"/>
                     </a:xfrm>
                     <a:prstGeom prst="rect">
                       <a:avLst/>
@@ -427,16 +492,29 @@
         </w:rPr>
       </w:pPr>
       <w:r>
-        <w:t xml:space="preserve">Figure </w:t>
-      </w:r>
-      <w:fldSimple w:instr=" SEQ Figure \* ARABIC ">
-        <w:r>
-          <w:rPr>
-            <w:noProof/>
-          </w:rPr>
-          <w:t>2</w:t>
-        </w:r>
-      </w:fldSimple>
+        <w:t>Figure 3.</w:t>
+      </w:r>
+      <w:r>
+        <w:fldChar w:fldCharType="begin"/>
+      </w:r>
+      <w:r>
+        <w:instrText xml:space="preserve"> SEQ Figure \* ARABIC </w:instrText>
+      </w:r>
+      <w:r>
+        <w:fldChar w:fldCharType="separate"/>
+      </w:r>
+      <w:r>
+        <w:rPr>
+          <w:noProof/>
+        </w:rPr>
+        <w:t>2</w:t>
+      </w:r>
+      <w:r>
+        <w:rPr>
+          <w:noProof/>
+        </w:rPr>
+        <w:fldChar w:fldCharType="end"/>
+      </w:r>
       <w:r>
         <w:rPr>
           <w:rFonts w:hint="eastAsia"/>
@@ -447,31 +525,7 @@
         <w:rPr>
           <w:lang w:val="en-US"/>
         </w:rPr>
-        <w:t xml:space="preserve">Web Application </w:t>
-      </w:r>
-      <w:r>
-        <w:rPr>
-          <w:lang w:val="en-US"/>
-        </w:rPr>
-        <w:t>C</w:t>
-      </w:r>
-      <w:r>
-        <w:rPr>
-          <w:lang w:val="en-US"/>
-        </w:rPr>
-        <w:t xml:space="preserve">lass </w:t>
-      </w:r>
-      <w:r>
-        <w:rPr>
-          <w:lang w:val="en-US"/>
-        </w:rPr>
-        <w:t>D</w:t>
-      </w:r>
-      <w:r>
-        <w:rPr>
-          <w:lang w:val="en-US"/>
-        </w:rPr>
-        <w:t>iagram</w:t>
+        <w:t>Web Application Class Diagram</w:t>
       </w:r>
     </w:p>
     <w:p>
@@ -484,168 +538,6 @@
           <w:lang w:val="en-US"/>
         </w:rPr>
       </w:pPr>
-      <w:r>
-        <w:rPr>
-          <w:rFonts w:ascii="Times New Roman" w:hAnsi="Times New Roman" w:cs="Times New Roman"/>
-          <w:sz w:val="22"/>
-          <w:szCs w:val="22"/>
-          <w:lang w:val="en-US"/>
-        </w:rPr>
-        <w:t>The detailed Class Diagram</w:t>
-      </w:r>
-      <w:r>
-        <w:rPr>
-          <w:rFonts w:ascii="Times New Roman" w:hAnsi="Times New Roman" w:cs="Times New Roman"/>
-          <w:sz w:val="22"/>
-          <w:szCs w:val="22"/>
-          <w:lang w:val="en-US"/>
-        </w:rPr>
-        <w:t xml:space="preserve"> (Figure 2)</w:t>
-      </w:r>
-      <w:r>
-        <w:rPr>
-          <w:rFonts w:ascii="Times New Roman" w:hAnsi="Times New Roman" w:cs="Times New Roman"/>
-          <w:sz w:val="22"/>
-          <w:szCs w:val="22"/>
-          <w:lang w:val="en-US"/>
-        </w:rPr>
-        <w:t xml:space="preserve"> abstracts our underlying code into proper </w:t>
-      </w:r>
-      <w:r>
-        <w:rPr>
-          <w:rFonts w:ascii="Times New Roman" w:hAnsi="Times New Roman" w:cs="Times New Roman"/>
-          <w:sz w:val="22"/>
-          <w:szCs w:val="22"/>
-          <w:lang w:val="en-US"/>
-        </w:rPr>
-        <w:t>o</w:t>
-      </w:r>
-      <w:r>
-        <w:rPr>
-          <w:rFonts w:ascii="Times New Roman" w:hAnsi="Times New Roman" w:cs="Times New Roman"/>
-          <w:sz w:val="22"/>
-          <w:szCs w:val="22"/>
-          <w:lang w:val="en-US"/>
-        </w:rPr>
-        <w:t>bject-</w:t>
-      </w:r>
-      <w:r>
-        <w:rPr>
-          <w:rFonts w:ascii="Times New Roman" w:hAnsi="Times New Roman" w:cs="Times New Roman"/>
-          <w:sz w:val="22"/>
-          <w:szCs w:val="22"/>
-          <w:lang w:val="en-US"/>
-        </w:rPr>
-        <w:t>o</w:t>
-      </w:r>
-      <w:r>
-        <w:rPr>
-          <w:rFonts w:ascii="Times New Roman" w:hAnsi="Times New Roman" w:cs="Times New Roman"/>
-          <w:sz w:val="22"/>
-          <w:szCs w:val="22"/>
-          <w:lang w:val="en-US"/>
-        </w:rPr>
-        <w:t xml:space="preserve">riented </w:t>
-      </w:r>
-      <w:r>
-        <w:rPr>
-          <w:rFonts w:ascii="Times New Roman" w:hAnsi="Times New Roman" w:cs="Times New Roman"/>
-          <w:sz w:val="22"/>
-          <w:szCs w:val="22"/>
-          <w:lang w:val="en-US"/>
-        </w:rPr>
-        <w:t>s</w:t>
-      </w:r>
-      <w:r>
-        <w:rPr>
-          <w:rFonts w:ascii="Times New Roman" w:hAnsi="Times New Roman" w:cs="Times New Roman"/>
-          <w:sz w:val="22"/>
-          <w:szCs w:val="22"/>
-          <w:lang w:val="en-US"/>
-        </w:rPr>
-        <w:t xml:space="preserve">oftware </w:t>
-      </w:r>
-      <w:r>
-        <w:rPr>
-          <w:rFonts w:ascii="Times New Roman" w:hAnsi="Times New Roman" w:cs="Times New Roman"/>
-          <w:sz w:val="22"/>
-          <w:szCs w:val="22"/>
-          <w:lang w:val="en-US"/>
-        </w:rPr>
-        <w:t>i</w:t>
-      </w:r>
-      <w:r>
-        <w:rPr>
-          <w:rFonts w:ascii="Times New Roman" w:hAnsi="Times New Roman" w:cs="Times New Roman"/>
-          <w:sz w:val="22"/>
-          <w:szCs w:val="22"/>
-          <w:lang w:val="en-US"/>
-        </w:rPr>
-        <w:t xml:space="preserve">nternal </w:t>
-      </w:r>
-      <w:r>
-        <w:rPr>
-          <w:rFonts w:ascii="Times New Roman" w:hAnsi="Times New Roman" w:cs="Times New Roman"/>
-          <w:sz w:val="22"/>
-          <w:szCs w:val="22"/>
-          <w:lang w:val="en-US"/>
-        </w:rPr>
-        <w:t>c</w:t>
-      </w:r>
-      <w:r>
-        <w:rPr>
-          <w:rFonts w:ascii="Times New Roman" w:hAnsi="Times New Roman" w:cs="Times New Roman"/>
-          <w:sz w:val="22"/>
-          <w:szCs w:val="22"/>
-          <w:lang w:val="en-US"/>
-        </w:rPr>
-        <w:t xml:space="preserve">lasses and </w:t>
-      </w:r>
-      <w:r>
-        <w:rPr>
-          <w:rFonts w:ascii="Times New Roman" w:hAnsi="Times New Roman" w:cs="Times New Roman"/>
-          <w:sz w:val="22"/>
-          <w:szCs w:val="22"/>
-          <w:lang w:val="en-US"/>
-        </w:rPr>
-        <w:t>d</w:t>
-      </w:r>
-      <w:r>
-        <w:rPr>
-          <w:rFonts w:ascii="Times New Roman" w:hAnsi="Times New Roman" w:cs="Times New Roman"/>
-          <w:sz w:val="22"/>
-          <w:szCs w:val="22"/>
-          <w:lang w:val="en-US"/>
-        </w:rPr>
-        <w:t xml:space="preserve">omain </w:t>
-      </w:r>
-      <w:r>
-        <w:rPr>
-          <w:rFonts w:ascii="Times New Roman" w:hAnsi="Times New Roman" w:cs="Times New Roman"/>
-          <w:sz w:val="22"/>
-          <w:szCs w:val="22"/>
-          <w:lang w:val="en-US"/>
-        </w:rPr>
-        <w:t>e</w:t>
-      </w:r>
-      <w:r>
-        <w:rPr>
-          <w:rFonts w:ascii="Times New Roman" w:hAnsi="Times New Roman" w:cs="Times New Roman"/>
-          <w:sz w:val="22"/>
-          <w:szCs w:val="22"/>
-          <w:lang w:val="en-US"/>
-        </w:rPr>
-        <w:t>ntities</w:t>
-      </w:r>
-      <w:r>
-        <w:rPr>
-          <w:rFonts w:ascii="Times New Roman" w:hAnsi="Times New Roman" w:cs="Times New Roman"/>
-          <w:sz w:val="22"/>
-          <w:szCs w:val="22"/>
-          <w:lang w:val="en-US"/>
-        </w:rPr>
-        <w:t>.</w:t>
-      </w:r>
     </w:p>
     <w:p>
       <w:pPr>
@@ -664,11 +556,11 @@
           <w:szCs w:val="22"/>
           <w:lang w:val="en-US"/>
         </w:rPr>
-        <w:t>Scraper Subsystem:</w:t>
-      </w:r>
-      <w:r>
-        <w:rPr>
-          <w:rFonts w:ascii="Times New Roman" w:hAnsi="Times New Roman" w:cs="Times New Roman"/>
+        <w:t>The backend class diagram</w:t>
+      </w:r>
+      <w:r>
+        <w:rPr>
+          <w:rFonts w:ascii="Times New Roman" w:hAnsi="Times New Roman" w:cs="Times New Roman" w:hint="eastAsia"/>
           <w:sz w:val="22"/>
           <w:szCs w:val="22"/>
           <w:lang w:val="en-US"/>
@@ -677,33 +569,13 @@
       </w:r>
       <w:r>
         <w:rPr>
-          <w:rFonts w:ascii="Times New Roman" w:hAnsi="Times New Roman" w:cs="Times New Roman"/>
-          <w:sz w:val="22"/>
-          <w:szCs w:val="22"/>
-          <w:lang w:val="en-US"/>
-        </w:rPr>
-        <w:t xml:space="preserve">Exhibits a collection mapping to core ingestion processes. It uses </w:t>
-      </w:r>
-      <w:r>
-        <w:rPr>
           <w:rFonts w:ascii="Times New Roman" w:hAnsi="Times New Roman" w:cs="Times New Roman" w:hint="eastAsia"/>
           <w:sz w:val="22"/>
           <w:szCs w:val="22"/>
           <w:lang w:val="en-US"/>
         </w:rPr>
-        <w:t>“</w:t>
-      </w:r>
-      <w:proofErr w:type="spellStart"/>
-      <w:r>
-        <w:rPr>
-          <w:rFonts w:ascii="Times New Roman" w:hAnsi="Times New Roman" w:cs="Times New Roman"/>
-          <w:sz w:val="22"/>
-          <w:szCs w:val="22"/>
-          <w:lang w:val="en-US"/>
-        </w:rPr>
-        <w:t>FetchStations</w:t>
-      </w:r>
-      <w:proofErr w:type="spellEnd"/>
+        <w:t>（</w:t>
+      </w:r>
       <w:r>
         <w:rPr>
           <w:rFonts w:ascii="Times New Roman" w:hAnsi="Times New Roman" w:cs="Times New Roman" w:hint="eastAsia"/>
@@ -711,16 +583,16 @@
           <w:szCs w:val="22"/>
           <w:lang w:val="en-US"/>
         </w:rPr>
-        <w:t>”</w:t>
-      </w:r>
-      <w:r>
-        <w:rPr>
-          <w:rFonts w:ascii="Times New Roman" w:hAnsi="Times New Roman" w:cs="Times New Roman"/>
-          <w:sz w:val="22"/>
-          <w:szCs w:val="22"/>
-          <w:lang w:val="en-US"/>
-        </w:rPr>
-        <w:t xml:space="preserve"> and </w:t>
+        <w:t>F</w:t>
+      </w:r>
+      <w:r>
+        <w:rPr>
+          <w:rFonts w:ascii="Times New Roman" w:hAnsi="Times New Roman" w:cs="Times New Roman"/>
+          <w:sz w:val="22"/>
+          <w:szCs w:val="22"/>
+          <w:lang w:val="en-US"/>
+        </w:rPr>
+        <w:t>igure 3.2</w:t>
       </w:r>
       <w:r>
         <w:rPr>
@@ -729,19 +601,8 @@
           <w:szCs w:val="22"/>
           <w:lang w:val="en-US"/>
         </w:rPr>
-        <w:t>“</w:t>
-      </w:r>
-      <w:proofErr w:type="spellStart"/>
-      <w:r>
-        <w:rPr>
-          <w:rFonts w:ascii="Times New Roman" w:hAnsi="Times New Roman" w:cs="Times New Roman"/>
-          <w:sz w:val="22"/>
-          <w:szCs w:val="22"/>
-          <w:lang w:val="en-US"/>
-        </w:rPr>
-        <w:t>FetchWeather</w:t>
-      </w:r>
-      <w:proofErr w:type="spellEnd"/>
+        <w:t>）</w:t>
+      </w:r>
       <w:r>
         <w:rPr>
           <w:rFonts w:ascii="Times New Roman" w:hAnsi="Times New Roman" w:cs="Times New Roman" w:hint="eastAsia"/>
@@ -749,54 +610,16 @@
           <w:szCs w:val="22"/>
           <w:lang w:val="en-US"/>
         </w:rPr>
-        <w:t>”</w:t>
-      </w:r>
-      <w:r>
-        <w:rPr>
-          <w:rFonts w:ascii="Times New Roman" w:hAnsi="Times New Roman" w:cs="Times New Roman"/>
-          <w:sz w:val="22"/>
-          <w:szCs w:val="22"/>
-          <w:lang w:val="en-US"/>
-        </w:rPr>
-        <w:t xml:space="preserve"> logic which delegate raw formatting to an internal </w:t>
-      </w:r>
-      <w:r>
-        <w:rPr>
-          <w:rFonts w:ascii="Times New Roman" w:hAnsi="Times New Roman" w:cs="Times New Roman" w:hint="eastAsia"/>
-          <w:sz w:val="22"/>
-          <w:szCs w:val="22"/>
-          <w:lang w:val="en-US"/>
-        </w:rPr>
-        <w:t>“</w:t>
-      </w:r>
-      <w:proofErr w:type="spellStart"/>
-      <w:r>
-        <w:rPr>
-          <w:rFonts w:ascii="Times New Roman" w:hAnsi="Times New Roman" w:cs="Times New Roman"/>
-          <w:sz w:val="22"/>
-          <w:szCs w:val="22"/>
-          <w:lang w:val="en-US"/>
-        </w:rPr>
-        <w:t>DatabaseManager</w:t>
-      </w:r>
-      <w:proofErr w:type="spellEnd"/>
-      <w:r>
-        <w:rPr>
-          <w:rFonts w:ascii="Times New Roman" w:hAnsi="Times New Roman" w:cs="Times New Roman" w:hint="eastAsia"/>
-          <w:sz w:val="22"/>
-          <w:szCs w:val="22"/>
-          <w:lang w:val="en-US"/>
-        </w:rPr>
-        <w:t>”</w:t>
-      </w:r>
-      <w:r>
-        <w:rPr>
-          <w:rFonts w:ascii="Times New Roman" w:hAnsi="Times New Roman" w:cs="Times New Roman"/>
-          <w:sz w:val="22"/>
-          <w:szCs w:val="22"/>
-          <w:lang w:val="en-US"/>
-        </w:rPr>
-        <w:t xml:space="preserve"> to persist data instances.</w:t>
+        <w:t xml:space="preserve"> </w:t>
+      </w:r>
+      <w:r>
+        <w:rPr>
+          <w:rFonts w:ascii="Times New Roman" w:hAnsi="Times New Roman" w:cs="Times New Roman"/>
+          <w:sz w:val="22"/>
+          <w:szCs w:val="22"/>
+          <w:lang w:val="en-US"/>
+        </w:rPr>
+        <w:t>provides a deep architectural view of our core Python layer, explicitly distinguishing between Domain Entities and internal software Service classes. This duality is fundamental to expressing the core business logic of the system.</w:t>
       </w:r>
     </w:p>
     <w:p>
@@ -816,43 +639,295 @@
           <w:szCs w:val="22"/>
           <w:lang w:val="en-US"/>
         </w:rPr>
-        <w:t xml:space="preserve">Flask App Subsystem: Illustrates our </w:t>
-      </w:r>
-      <w:r>
-        <w:rPr>
-          <w:rFonts w:ascii="Times New Roman" w:hAnsi="Times New Roman" w:cs="Times New Roman"/>
-          <w:sz w:val="22"/>
-          <w:szCs w:val="22"/>
-          <w:lang w:val="en-US"/>
-        </w:rPr>
-        <w:t>s</w:t>
-      </w:r>
-      <w:r>
-        <w:rPr>
-          <w:rFonts w:ascii="Times New Roman" w:hAnsi="Times New Roman" w:cs="Times New Roman"/>
-          <w:sz w:val="22"/>
-          <w:szCs w:val="22"/>
-          <w:lang w:val="en-US"/>
-        </w:rPr>
-        <w:t>ervice-</w:t>
-      </w:r>
-      <w:r>
-        <w:rPr>
-          <w:rFonts w:ascii="Times New Roman" w:hAnsi="Times New Roman" w:cs="Times New Roman"/>
-          <w:sz w:val="22"/>
-          <w:szCs w:val="22"/>
-          <w:lang w:val="en-US"/>
-        </w:rPr>
-        <w:t>o</w:t>
-      </w:r>
-      <w:r>
-        <w:rPr>
-          <w:rFonts w:ascii="Times New Roman" w:hAnsi="Times New Roman" w:cs="Times New Roman"/>
-          <w:sz w:val="22"/>
-          <w:szCs w:val="22"/>
-          <w:lang w:val="en-US"/>
-        </w:rPr>
-        <w:t xml:space="preserve">riented </w:t>
+        <w:t xml:space="preserve">The Domain Entities (such as </w:t>
+      </w:r>
+      <w:r>
+        <w:rPr>
+          <w:rFonts w:ascii="Times New Roman" w:hAnsi="Times New Roman" w:cs="Times New Roman"/>
+          <w:sz w:val="22"/>
+          <w:szCs w:val="22"/>
+          <w:lang w:val="en-US"/>
+        </w:rPr>
+        <w:t>“</w:t>
+      </w:r>
+      <w:r>
+        <w:rPr>
+          <w:rFonts w:ascii="Times New Roman" w:hAnsi="Times New Roman" w:cs="Times New Roman"/>
+          <w:sz w:val="22"/>
+          <w:szCs w:val="22"/>
+          <w:lang w:val="en-US"/>
+        </w:rPr>
+        <w:t>Station</w:t>
+      </w:r>
+      <w:r>
+        <w:rPr>
+          <w:rFonts w:ascii="Times New Roman" w:hAnsi="Times New Roman" w:cs="Times New Roman"/>
+          <w:sz w:val="22"/>
+          <w:szCs w:val="22"/>
+          <w:lang w:val="en-US"/>
+        </w:rPr>
+        <w:t>”</w:t>
+      </w:r>
+      <w:r>
+        <w:rPr>
+          <w:rFonts w:ascii="Times New Roman" w:hAnsi="Times New Roman" w:cs="Times New Roman"/>
+          <w:sz w:val="22"/>
+          <w:szCs w:val="22"/>
+          <w:lang w:val="en-US"/>
+        </w:rPr>
+        <w:t xml:space="preserve">, </w:t>
+      </w:r>
+      <w:r>
+        <w:rPr>
+          <w:rFonts w:ascii="Times New Roman" w:hAnsi="Times New Roman" w:cs="Times New Roman"/>
+          <w:sz w:val="22"/>
+          <w:szCs w:val="22"/>
+          <w:lang w:val="en-US"/>
+        </w:rPr>
+        <w:t>“</w:t>
+      </w:r>
+      <w:r>
+        <w:rPr>
+          <w:rFonts w:ascii="Times New Roman" w:hAnsi="Times New Roman" w:cs="Times New Roman"/>
+          <w:sz w:val="22"/>
+          <w:szCs w:val="22"/>
+          <w:lang w:val="en-US"/>
+        </w:rPr>
+        <w:t>Availability</w:t>
+      </w:r>
+      <w:r>
+        <w:rPr>
+          <w:rFonts w:ascii="Times New Roman" w:hAnsi="Times New Roman" w:cs="Times New Roman"/>
+          <w:sz w:val="22"/>
+          <w:szCs w:val="22"/>
+          <w:lang w:val="en-US"/>
+        </w:rPr>
+        <w:t>”</w:t>
+      </w:r>
+      <w:r>
+        <w:rPr>
+          <w:rFonts w:ascii="Times New Roman" w:hAnsi="Times New Roman" w:cs="Times New Roman"/>
+          <w:sz w:val="22"/>
+          <w:szCs w:val="22"/>
+          <w:lang w:val="en-US"/>
+        </w:rPr>
+        <w:t xml:space="preserve">, and </w:t>
+      </w:r>
+      <w:r>
+        <w:rPr>
+          <w:rFonts w:ascii="Times New Roman" w:hAnsi="Times New Roman" w:cs="Times New Roman"/>
+          <w:sz w:val="22"/>
+          <w:szCs w:val="22"/>
+          <w:lang w:val="en-US"/>
+        </w:rPr>
+        <w:t>“</w:t>
+      </w:r>
+      <w:r>
+        <w:rPr>
+          <w:rFonts w:ascii="Times New Roman" w:hAnsi="Times New Roman" w:cs="Times New Roman"/>
+          <w:sz w:val="22"/>
+          <w:szCs w:val="22"/>
+          <w:lang w:val="en-US"/>
+        </w:rPr>
+        <w:t>User</w:t>
+      </w:r>
+      <w:r>
+        <w:rPr>
+          <w:rFonts w:ascii="Times New Roman" w:hAnsi="Times New Roman" w:cs="Times New Roman"/>
+          <w:sz w:val="22"/>
+          <w:szCs w:val="22"/>
+          <w:lang w:val="en-US"/>
+        </w:rPr>
+        <w:t>”</w:t>
+      </w:r>
+      <w:r>
+        <w:rPr>
+          <w:rFonts w:ascii="Times New Roman" w:hAnsi="Times New Roman" w:cs="Times New Roman"/>
+          <w:sz w:val="22"/>
+          <w:szCs w:val="22"/>
+          <w:lang w:val="en-US"/>
+        </w:rPr>
+        <w:t xml:space="preserve">) are designed to capture the central concepts within our problem domain. We utilize strict structural associations, depicted by solid lines, to define the long-term, static relationships between these objects. For instance, the relationship between a </w:t>
+      </w:r>
+      <w:r>
+        <w:rPr>
+          <w:rFonts w:ascii="Times New Roman" w:hAnsi="Times New Roman" w:cs="Times New Roman"/>
+          <w:sz w:val="22"/>
+          <w:szCs w:val="22"/>
+          <w:lang w:val="en-US"/>
+        </w:rPr>
+        <w:t>“</w:t>
+      </w:r>
+      <w:r>
+        <w:rPr>
+          <w:rFonts w:ascii="Times New Roman" w:hAnsi="Times New Roman" w:cs="Times New Roman"/>
+          <w:sz w:val="22"/>
+          <w:szCs w:val="22"/>
+          <w:lang w:val="en-US"/>
+        </w:rPr>
+        <w:t>User</w:t>
+      </w:r>
+      <w:r>
+        <w:rPr>
+          <w:rFonts w:ascii="Times New Roman" w:hAnsi="Times New Roman" w:cs="Times New Roman"/>
+          <w:sz w:val="22"/>
+          <w:szCs w:val="22"/>
+          <w:lang w:val="en-US"/>
+        </w:rPr>
+        <w:t>”</w:t>
+      </w:r>
+      <w:r>
+        <w:rPr>
+          <w:rFonts w:ascii="Times New Roman" w:hAnsi="Times New Roman" w:cs="Times New Roman"/>
+          <w:sz w:val="22"/>
+          <w:szCs w:val="22"/>
+          <w:lang w:val="en-US"/>
+        </w:rPr>
+        <w:t xml:space="preserve"> and a </w:t>
+      </w:r>
+      <w:r>
+        <w:rPr>
+          <w:rFonts w:ascii="Times New Roman" w:hAnsi="Times New Roman" w:cs="Times New Roman"/>
+          <w:sz w:val="22"/>
+          <w:szCs w:val="22"/>
+          <w:lang w:val="en-US"/>
+        </w:rPr>
+        <w:t>“</w:t>
+      </w:r>
+      <w:r>
+        <w:rPr>
+          <w:rFonts w:ascii="Times New Roman" w:hAnsi="Times New Roman" w:cs="Times New Roman"/>
+          <w:sz w:val="22"/>
+          <w:szCs w:val="22"/>
+          <w:lang w:val="en-US"/>
+        </w:rPr>
+        <w:t>Session</w:t>
+      </w:r>
+      <w:r>
+        <w:rPr>
+          <w:rFonts w:ascii="Times New Roman" w:hAnsi="Times New Roman" w:cs="Times New Roman"/>
+          <w:sz w:val="22"/>
+          <w:szCs w:val="22"/>
+          <w:lang w:val="en-US"/>
+        </w:rPr>
+        <w:t>”</w:t>
+      </w:r>
+      <w:r>
+        <w:rPr>
+          <w:rFonts w:ascii="Times New Roman" w:hAnsi="Times New Roman" w:cs="Times New Roman"/>
+          <w:sz w:val="22"/>
+          <w:szCs w:val="22"/>
+          <w:lang w:val="en-US"/>
+        </w:rPr>
+        <w:t xml:space="preserve"> is modeled as a </w:t>
+      </w:r>
+      <w:r>
+        <w:rPr>
+          <w:rFonts w:ascii="Times New Roman" w:hAnsi="Times New Roman" w:cs="Times New Roman"/>
+          <w:sz w:val="22"/>
+          <w:szCs w:val="22"/>
+          <w:lang w:val="en-US"/>
+        </w:rPr>
+        <w:t>c</w:t>
+      </w:r>
+      <w:r>
+        <w:rPr>
+          <w:rFonts w:ascii="Times New Roman" w:hAnsi="Times New Roman" w:cs="Times New Roman"/>
+          <w:sz w:val="22"/>
+          <w:szCs w:val="22"/>
+          <w:lang w:val="en-US"/>
+        </w:rPr>
+        <w:t xml:space="preserve">omposition. </w:t>
+      </w:r>
+      <w:r>
+        <w:rPr>
+          <w:rFonts w:ascii="Times New Roman" w:hAnsi="Times New Roman" w:cs="Times New Roman"/>
+          <w:sz w:val="22"/>
+          <w:szCs w:val="22"/>
+          <w:lang w:val="en-US"/>
+        </w:rPr>
+        <w:t>I</w:t>
+      </w:r>
+      <w:r>
+        <w:rPr>
+          <w:rFonts w:ascii="Times New Roman" w:hAnsi="Times New Roman" w:cs="Times New Roman"/>
+          <w:sz w:val="22"/>
+          <w:szCs w:val="22"/>
+          <w:lang w:val="en-US"/>
+        </w:rPr>
+        <w:t xml:space="preserve">t semantically dictates that a session structurally belongs to a specific user, and its lifecycle is rigidly constrained by the user's existence. Conversely, the relationship between a </w:t>
+      </w:r>
+      <w:r>
+        <w:rPr>
+          <w:rFonts w:ascii="Times New Roman" w:hAnsi="Times New Roman" w:cs="Times New Roman"/>
+          <w:sz w:val="22"/>
+          <w:szCs w:val="22"/>
+          <w:lang w:val="en-US"/>
+        </w:rPr>
+        <w:t>“</w:t>
+      </w:r>
+      <w:r>
+        <w:rPr>
+          <w:rFonts w:ascii="Times New Roman" w:hAnsi="Times New Roman" w:cs="Times New Roman"/>
+          <w:sz w:val="22"/>
+          <w:szCs w:val="22"/>
+          <w:lang w:val="en-US"/>
+        </w:rPr>
+        <w:t>Station</w:t>
+      </w:r>
+      <w:r>
+        <w:rPr>
+          <w:rFonts w:ascii="Times New Roman" w:hAnsi="Times New Roman" w:cs="Times New Roman"/>
+          <w:sz w:val="22"/>
+          <w:szCs w:val="22"/>
+          <w:lang w:val="en-US"/>
+        </w:rPr>
+        <w:t>”</w:t>
+      </w:r>
+      <w:r>
+        <w:rPr>
+          <w:rFonts w:ascii="Times New Roman" w:hAnsi="Times New Roman" w:cs="Times New Roman"/>
+          <w:sz w:val="22"/>
+          <w:szCs w:val="22"/>
+          <w:lang w:val="en-US"/>
+        </w:rPr>
+        <w:t xml:space="preserve"> and its </w:t>
+      </w:r>
+      <w:r>
+        <w:rPr>
+          <w:rFonts w:ascii="Times New Roman" w:hAnsi="Times New Roman" w:cs="Times New Roman"/>
+          <w:sz w:val="22"/>
+          <w:szCs w:val="22"/>
+          <w:lang w:val="en-US"/>
+        </w:rPr>
+        <w:t>“</w:t>
+      </w:r>
+      <w:r>
+        <w:rPr>
+          <w:rFonts w:ascii="Times New Roman" w:hAnsi="Times New Roman" w:cs="Times New Roman"/>
+          <w:sz w:val="22"/>
+          <w:szCs w:val="22"/>
+          <w:lang w:val="en-US"/>
+        </w:rPr>
+        <w:t>Availability</w:t>
+      </w:r>
+      <w:r>
+        <w:rPr>
+          <w:rFonts w:ascii="Times New Roman" w:hAnsi="Times New Roman" w:cs="Times New Roman"/>
+          <w:sz w:val="22"/>
+          <w:szCs w:val="22"/>
+          <w:lang w:val="en-US"/>
+        </w:rPr>
+        <w:t>”</w:t>
+      </w:r>
+      <w:r>
+        <w:rPr>
+          <w:rFonts w:ascii="Times New Roman" w:hAnsi="Times New Roman" w:cs="Times New Roman"/>
+          <w:sz w:val="22"/>
+          <w:szCs w:val="22"/>
+          <w:lang w:val="en-US"/>
+        </w:rPr>
+        <w:t xml:space="preserve"> records is modeled as an </w:t>
       </w:r>
       <w:r>
         <w:rPr>
@@ -870,25 +945,7 @@
           <w:szCs w:val="22"/>
           <w:lang w:val="en-US"/>
         </w:rPr>
-        <w:t xml:space="preserve">rchitecture covering the three main </w:t>
-      </w:r>
-      <w:r>
-        <w:rPr>
-          <w:rFonts w:ascii="Times New Roman" w:hAnsi="Times New Roman" w:cs="Times New Roman"/>
-          <w:sz w:val="22"/>
-          <w:szCs w:val="22"/>
-          <w:lang w:val="en-US"/>
-        </w:rPr>
-        <w:t>functions</w:t>
-      </w:r>
-      <w:r>
-        <w:rPr>
-          <w:rFonts w:ascii="Times New Roman" w:hAnsi="Times New Roman" w:cs="Times New Roman"/>
-          <w:sz w:val="22"/>
-          <w:szCs w:val="22"/>
-          <w:lang w:val="en-US"/>
-        </w:rPr>
-        <w:t>.</w:t>
+        <w:t>ggregation. This signifies a "part-whole" dynamic where physical stations and their highly volatile, real-time availability metrics are inherently connected, yet a station entity logically retains its independence regardless of specific, transient availability records.</w:t>
       </w:r>
     </w:p>
     <w:p>
@@ -908,29 +965,67 @@
           <w:szCs w:val="22"/>
           <w:lang w:val="en-US"/>
         </w:rPr>
-        <w:t>Models (Domain Entities): Database-bound objects mapping our RDS tables, including our core domain (</w:t>
-      </w:r>
-      <w:r>
-        <w:rPr>
-          <w:rFonts w:ascii="Times New Roman" w:hAnsi="Times New Roman" w:cs="Times New Roman" w:hint="eastAsia"/>
+        <w:t xml:space="preserve">Operating above these entities is the </w:t>
+      </w:r>
+      <w:r>
+        <w:rPr>
+          <w:rFonts w:ascii="Times New Roman" w:hAnsi="Times New Roman" w:cs="Times New Roman"/>
+          <w:sz w:val="22"/>
+          <w:szCs w:val="22"/>
+          <w:lang w:val="en-US"/>
+        </w:rPr>
+        <w:t>s</w:t>
+      </w:r>
+      <w:r>
+        <w:rPr>
+          <w:rFonts w:ascii="Times New Roman" w:hAnsi="Times New Roman" w:cs="Times New Roman"/>
+          <w:sz w:val="22"/>
+          <w:szCs w:val="22"/>
+          <w:lang w:val="en-US"/>
+        </w:rPr>
+        <w:t xml:space="preserve">ervice </w:t>
+      </w:r>
+      <w:r>
+        <w:rPr>
+          <w:rFonts w:ascii="Times New Roman" w:hAnsi="Times New Roman" w:cs="Times New Roman"/>
+          <w:sz w:val="22"/>
+          <w:szCs w:val="22"/>
+          <w:lang w:val="en-US"/>
+        </w:rPr>
+        <w:t>l</w:t>
+      </w:r>
+      <w:r>
+        <w:rPr>
+          <w:rFonts w:ascii="Times New Roman" w:hAnsi="Times New Roman" w:cs="Times New Roman"/>
+          <w:sz w:val="22"/>
+          <w:szCs w:val="22"/>
+          <w:lang w:val="en-US"/>
+        </w:rPr>
+        <w:t xml:space="preserve">ayer. Service classes (such as </w:t>
+      </w:r>
+      <w:r>
+        <w:rPr>
+          <w:rFonts w:ascii="Times New Roman" w:hAnsi="Times New Roman" w:cs="Times New Roman"/>
           <w:sz w:val="22"/>
           <w:szCs w:val="22"/>
           <w:lang w:val="en-US"/>
         </w:rPr>
         <w:t>“</w:t>
       </w:r>
-      <w:r>
-        <w:rPr>
-          <w:rFonts w:ascii="Times New Roman" w:hAnsi="Times New Roman" w:cs="Times New Roman"/>
-          <w:sz w:val="22"/>
-          <w:szCs w:val="22"/>
-          <w:lang w:val="en-US"/>
-        </w:rPr>
-        <w:t>Station</w:t>
-      </w:r>
-      <w:r>
-        <w:rPr>
-          <w:rFonts w:ascii="Times New Roman" w:hAnsi="Times New Roman" w:cs="Times New Roman" w:hint="eastAsia"/>
+      <w:proofErr w:type="spellStart"/>
+      <w:r>
+        <w:rPr>
+          <w:rFonts w:ascii="Times New Roman" w:hAnsi="Times New Roman" w:cs="Times New Roman"/>
+          <w:sz w:val="22"/>
+          <w:szCs w:val="22"/>
+          <w:lang w:val="en-US"/>
+        </w:rPr>
+        <w:t>JourneyService</w:t>
+      </w:r>
+      <w:proofErr w:type="spellEnd"/>
+      <w:r>
+        <w:rPr>
+          <w:rFonts w:ascii="Times New Roman" w:hAnsi="Times New Roman" w:cs="Times New Roman"/>
           <w:sz w:val="22"/>
           <w:szCs w:val="22"/>
           <w:lang w:val="en-US"/>
@@ -944,29 +1039,31 @@
           <w:szCs w:val="22"/>
           <w:lang w:val="en-US"/>
         </w:rPr>
-        <w:t xml:space="preserve">, </w:t>
-      </w:r>
-      <w:r>
-        <w:rPr>
-          <w:rFonts w:ascii="Times New Roman" w:hAnsi="Times New Roman" w:cs="Times New Roman" w:hint="eastAsia"/>
+        <w:t xml:space="preserve"> and </w:t>
+      </w:r>
+      <w:r>
+        <w:rPr>
+          <w:rFonts w:ascii="Times New Roman" w:hAnsi="Times New Roman" w:cs="Times New Roman"/>
           <w:sz w:val="22"/>
           <w:szCs w:val="22"/>
           <w:lang w:val="en-US"/>
         </w:rPr>
         <w:t>“</w:t>
       </w:r>
-      <w:r>
-        <w:rPr>
-          <w:rFonts w:ascii="Times New Roman" w:hAnsi="Times New Roman" w:cs="Times New Roman"/>
-          <w:sz w:val="22"/>
-          <w:szCs w:val="22"/>
-          <w:lang w:val="en-US"/>
-        </w:rPr>
-        <w:t>Availability</w:t>
-      </w:r>
-      <w:r>
-        <w:rPr>
-          <w:rFonts w:ascii="Times New Roman" w:hAnsi="Times New Roman" w:cs="Times New Roman" w:hint="eastAsia"/>
+      <w:proofErr w:type="spellStart"/>
+      <w:r>
+        <w:rPr>
+          <w:rFonts w:ascii="Times New Roman" w:hAnsi="Times New Roman" w:cs="Times New Roman"/>
+          <w:sz w:val="22"/>
+          <w:szCs w:val="22"/>
+          <w:lang w:val="en-US"/>
+        </w:rPr>
+        <w:t>StationService</w:t>
+      </w:r>
+      <w:proofErr w:type="spellEnd"/>
+      <w:r>
+        <w:rPr>
+          <w:rFonts w:ascii="Times New Roman" w:hAnsi="Times New Roman" w:cs="Times New Roman"/>
           <w:sz w:val="22"/>
           <w:szCs w:val="22"/>
           <w:lang w:val="en-US"/>
@@ -980,155 +1077,61 @@
           <w:szCs w:val="22"/>
           <w:lang w:val="en-US"/>
         </w:rPr>
-        <w:t xml:space="preserve">, </w:t>
-      </w:r>
-      <w:r>
-        <w:rPr>
-          <w:rFonts w:ascii="Times New Roman" w:hAnsi="Times New Roman" w:cs="Times New Roman" w:hint="eastAsia"/>
-          <w:sz w:val="22"/>
-          <w:szCs w:val="22"/>
-          <w:lang w:val="en-US"/>
-        </w:rPr>
-        <w:t>“</w:t>
-      </w:r>
-      <w:proofErr w:type="spellStart"/>
-      <w:r>
-        <w:rPr>
-          <w:rFonts w:ascii="Times New Roman" w:hAnsi="Times New Roman" w:cs="Times New Roman"/>
-          <w:sz w:val="22"/>
-          <w:szCs w:val="22"/>
-          <w:lang w:val="en-US"/>
-        </w:rPr>
-        <w:t>WeatherForecast</w:t>
-      </w:r>
-      <w:proofErr w:type="spellEnd"/>
-      <w:r>
-        <w:rPr>
-          <w:rFonts w:ascii="Times New Roman" w:hAnsi="Times New Roman" w:cs="Times New Roman" w:hint="eastAsia"/>
-          <w:sz w:val="22"/>
-          <w:szCs w:val="22"/>
-          <w:lang w:val="en-US"/>
-        </w:rPr>
-        <w:t>”</w:t>
-      </w:r>
-      <w:r>
-        <w:rPr>
-          <w:rFonts w:ascii="Times New Roman" w:hAnsi="Times New Roman" w:cs="Times New Roman"/>
-          <w:sz w:val="22"/>
-          <w:szCs w:val="22"/>
-          <w:lang w:val="en-US"/>
-        </w:rPr>
-        <w:t>), alongside user and AI chat state logic (</w:t>
-      </w:r>
-      <w:r>
-        <w:rPr>
-          <w:rFonts w:ascii="Times New Roman" w:hAnsi="Times New Roman" w:cs="Times New Roman" w:hint="eastAsia"/>
-          <w:sz w:val="22"/>
-          <w:szCs w:val="22"/>
-          <w:lang w:val="en-US"/>
-        </w:rPr>
-        <w:t>“</w:t>
-      </w:r>
-      <w:r>
-        <w:rPr>
-          <w:rFonts w:ascii="Times New Roman" w:hAnsi="Times New Roman" w:cs="Times New Roman"/>
-          <w:sz w:val="22"/>
-          <w:szCs w:val="22"/>
-          <w:lang w:val="en-US"/>
-        </w:rPr>
-        <w:t>User</w:t>
-      </w:r>
-      <w:r>
-        <w:rPr>
-          <w:rFonts w:ascii="Times New Roman" w:hAnsi="Times New Roman" w:cs="Times New Roman" w:hint="eastAsia"/>
-          <w:sz w:val="22"/>
-          <w:szCs w:val="22"/>
-          <w:lang w:val="en-US"/>
-        </w:rPr>
-        <w:t>”</w:t>
-      </w:r>
-      <w:r>
-        <w:rPr>
-          <w:rFonts w:ascii="Times New Roman" w:hAnsi="Times New Roman" w:cs="Times New Roman"/>
-          <w:sz w:val="22"/>
-          <w:szCs w:val="22"/>
-          <w:lang w:val="en-US"/>
-        </w:rPr>
-        <w:t xml:space="preserve">, </w:t>
-      </w:r>
-      <w:r>
-        <w:rPr>
-          <w:rFonts w:ascii="Times New Roman" w:hAnsi="Times New Roman" w:cs="Times New Roman" w:hint="eastAsia"/>
-          <w:sz w:val="22"/>
-          <w:szCs w:val="22"/>
-          <w:lang w:val="en-US"/>
-        </w:rPr>
-        <w:t>“</w:t>
-      </w:r>
-      <w:r>
-        <w:rPr>
-          <w:rFonts w:ascii="Times New Roman" w:hAnsi="Times New Roman" w:cs="Times New Roman"/>
-          <w:sz w:val="22"/>
-          <w:szCs w:val="22"/>
-          <w:lang w:val="en-US"/>
-        </w:rPr>
-        <w:t>Session</w:t>
-      </w:r>
-      <w:r>
-        <w:rPr>
-          <w:rFonts w:ascii="Times New Roman" w:hAnsi="Times New Roman" w:cs="Times New Roman" w:hint="eastAsia"/>
-          <w:sz w:val="22"/>
-          <w:szCs w:val="22"/>
-          <w:lang w:val="en-US"/>
-        </w:rPr>
-        <w:t>”</w:t>
-      </w:r>
-      <w:r>
-        <w:rPr>
-          <w:rFonts w:ascii="Times New Roman" w:hAnsi="Times New Roman" w:cs="Times New Roman"/>
-          <w:sz w:val="22"/>
-          <w:szCs w:val="22"/>
-          <w:lang w:val="en-US"/>
-        </w:rPr>
-        <w:t xml:space="preserve">, </w:t>
-      </w:r>
-      <w:r>
-        <w:rPr>
-          <w:rFonts w:ascii="Times New Roman" w:hAnsi="Times New Roman" w:cs="Times New Roman" w:hint="eastAsia"/>
-          <w:sz w:val="22"/>
-          <w:szCs w:val="22"/>
-          <w:lang w:val="en-US"/>
-        </w:rPr>
-        <w:t>“</w:t>
-      </w:r>
-      <w:proofErr w:type="spellStart"/>
-      <w:r>
-        <w:rPr>
-          <w:rFonts w:ascii="Times New Roman" w:hAnsi="Times New Roman" w:cs="Times New Roman"/>
-          <w:sz w:val="22"/>
-          <w:szCs w:val="22"/>
-          <w:lang w:val="en-US"/>
-        </w:rPr>
-        <w:t>ChatHistory</w:t>
-      </w:r>
-      <w:proofErr w:type="spellEnd"/>
-      <w:r>
-        <w:rPr>
-          <w:rFonts w:ascii="Times New Roman" w:hAnsi="Times New Roman" w:cs="Times New Roman" w:hint="eastAsia"/>
-          <w:sz w:val="22"/>
-          <w:szCs w:val="22"/>
-          <w:lang w:val="en-US"/>
-        </w:rPr>
-        <w:t>”</w:t>
-      </w:r>
-      <w:r>
-        <w:rPr>
-          <w:rFonts w:ascii="Times New Roman" w:hAnsi="Times New Roman" w:cs="Times New Roman"/>
-          <w:sz w:val="22"/>
-          <w:szCs w:val="22"/>
-          <w:lang w:val="en-US"/>
-        </w:rPr>
-        <w:t>).</w:t>
+        <w:t>) reside purely within the software</w:t>
+      </w:r>
+      <w:r>
+        <w:rPr>
+          <w:rFonts w:ascii="Times New Roman" w:hAnsi="Times New Roman" w:cs="Times New Roman"/>
+          <w:sz w:val="22"/>
+          <w:szCs w:val="22"/>
+          <w:lang w:val="en-US"/>
+        </w:rPr>
+        <w:t xml:space="preserve">. </w:t>
+      </w:r>
+      <w:r>
+        <w:rPr>
+          <w:rFonts w:ascii="Times New Roman" w:hAnsi="Times New Roman" w:cs="Times New Roman"/>
+          <w:sz w:val="22"/>
+          <w:szCs w:val="22"/>
+          <w:lang w:val="en-US"/>
+        </w:rPr>
+        <w:t xml:space="preserve">Their primary responsibility is to orchestrate complex behaviors and algorithms that do not naturally belong to any single domain entity. To model the interactions within this layer, we made a deliberate design decision to extensively employ </w:t>
+      </w:r>
+      <w:r>
+        <w:rPr>
+          <w:rFonts w:ascii="Times New Roman" w:hAnsi="Times New Roman" w:cs="Times New Roman"/>
+          <w:sz w:val="22"/>
+          <w:szCs w:val="22"/>
+          <w:lang w:val="en-US"/>
+        </w:rPr>
+        <w:t>u</w:t>
+      </w:r>
+      <w:r>
+        <w:rPr>
+          <w:rFonts w:ascii="Times New Roman" w:hAnsi="Times New Roman" w:cs="Times New Roman"/>
+          <w:sz w:val="22"/>
+          <w:szCs w:val="22"/>
+          <w:lang w:val="en-US"/>
+        </w:rPr>
+        <w:t xml:space="preserve">se </w:t>
+      </w:r>
+      <w:r>
+        <w:rPr>
+          <w:rFonts w:ascii="Times New Roman" w:hAnsi="Times New Roman" w:cs="Times New Roman"/>
+          <w:sz w:val="22"/>
+          <w:szCs w:val="22"/>
+          <w:lang w:val="en-US"/>
+        </w:rPr>
+        <w:t>d</w:t>
+      </w:r>
+      <w:r>
+        <w:rPr>
+          <w:rFonts w:ascii="Times New Roman" w:hAnsi="Times New Roman" w:cs="Times New Roman"/>
+          <w:sz w:val="22"/>
+          <w:szCs w:val="22"/>
+          <w:lang w:val="en-US"/>
+        </w:rPr>
+        <w:t>ependencies.</w:t>
       </w:r>
     </w:p>
     <w:p>
@@ -1148,11 +1151,11 @@
           <w:szCs w:val="22"/>
           <w:lang w:val="en-US"/>
         </w:rPr>
-        <w:t xml:space="preserve">Services (/services): Business logic implementations explicitly separated: </w:t>
-      </w:r>
-      <w:r>
-        <w:rPr>
-          <w:rFonts w:ascii="Times New Roman" w:hAnsi="Times New Roman" w:cs="Times New Roman" w:hint="eastAsia"/>
+        <w:t xml:space="preserve">This design choice is crucial for demonstrating the underlying collaborative logic of the application. Taking the </w:t>
+      </w:r>
+      <w:r>
+        <w:rPr>
+          <w:rFonts w:ascii="Times New Roman" w:hAnsi="Times New Roman" w:cs="Times New Roman"/>
           <w:sz w:val="22"/>
           <w:szCs w:val="22"/>
           <w:lang w:val="en-US"/>
@@ -1167,12 +1170,12 @@
           <w:szCs w:val="22"/>
           <w:lang w:val="en-US"/>
         </w:rPr>
-        <w:t>UserService</w:t>
+        <w:t>JourneyService</w:t>
       </w:r>
       <w:proofErr w:type="spellEnd"/>
       <w:r>
         <w:rPr>
-          <w:rFonts w:ascii="Times New Roman" w:hAnsi="Times New Roman" w:cs="Times New Roman" w:hint="eastAsia"/>
+          <w:rFonts w:ascii="Times New Roman" w:hAnsi="Times New Roman" w:cs="Times New Roman"/>
           <w:sz w:val="22"/>
           <w:szCs w:val="22"/>
           <w:lang w:val="en-US"/>
@@ -1186,11 +1189,11 @@
           <w:szCs w:val="22"/>
           <w:lang w:val="en-US"/>
         </w:rPr>
-        <w:t xml:space="preserve"> (authentication), </w:t>
-      </w:r>
-      <w:r>
-        <w:rPr>
-          <w:rFonts w:ascii="Times New Roman" w:hAnsi="Times New Roman" w:cs="Times New Roman" w:hint="eastAsia"/>
+        <w:t xml:space="preserve"> as a prime example: it does not structurally own any station data. Its core mandate is to execute sophisticated pathfinding algorithms. However, to successfully complete a behavior like </w:t>
+      </w:r>
+      <w:r>
+        <w:rPr>
+          <w:rFonts w:ascii="Times New Roman" w:hAnsi="Times New Roman" w:cs="Times New Roman"/>
           <w:sz w:val="22"/>
           <w:szCs w:val="22"/>
           <w:lang w:val="en-US"/>
@@ -1205,12 +1208,41 @@
           <w:szCs w:val="22"/>
           <w:lang w:val="en-US"/>
         </w:rPr>
-        <w:t>JourneyService</w:t>
+        <w:t>find_best_</w:t>
+      </w:r>
+      <w:proofErr w:type="gramStart"/>
+      <w:r>
+        <w:rPr>
+          <w:rFonts w:ascii="Times New Roman" w:hAnsi="Times New Roman" w:cs="Times New Roman"/>
+          <w:sz w:val="22"/>
+          <w:szCs w:val="22"/>
+          <w:lang w:val="en-US"/>
+        </w:rPr>
+        <w:t>route</w:t>
       </w:r>
       <w:proofErr w:type="spellEnd"/>
       <w:r>
         <w:rPr>
-          <w:rFonts w:ascii="Times New Roman" w:hAnsi="Times New Roman" w:cs="Times New Roman" w:hint="eastAsia"/>
+          <w:rFonts w:ascii="Times New Roman" w:hAnsi="Times New Roman" w:cs="Times New Roman"/>
+          <w:sz w:val="22"/>
+          <w:szCs w:val="22"/>
+          <w:lang w:val="en-US"/>
+        </w:rPr>
+        <w:t>(</w:t>
+      </w:r>
+      <w:proofErr w:type="gramEnd"/>
+      <w:r>
+        <w:rPr>
+          <w:rFonts w:ascii="Times New Roman" w:hAnsi="Times New Roman" w:cs="Times New Roman"/>
+          <w:sz w:val="22"/>
+          <w:szCs w:val="22"/>
+          <w:lang w:val="en-US"/>
+        </w:rPr>
+        <w:t>)</w:t>
+      </w:r>
+      <w:r>
+        <w:rPr>
+          <w:rFonts w:ascii="Times New Roman" w:hAnsi="Times New Roman" w:cs="Times New Roman"/>
           <w:sz w:val="22"/>
           <w:szCs w:val="22"/>
           <w:lang w:val="en-US"/>
@@ -1224,11 +1256,11 @@
           <w:szCs w:val="22"/>
           <w:lang w:val="en-US"/>
         </w:rPr>
-        <w:t xml:space="preserve"> (route predictions), and </w:t>
-      </w:r>
-      <w:r>
-        <w:rPr>
-          <w:rFonts w:ascii="Times New Roman" w:hAnsi="Times New Roman" w:cs="Times New Roman" w:hint="eastAsia"/>
+        <w:t xml:space="preserve">, it must temporarily invoke the </w:t>
+      </w:r>
+      <w:r>
+        <w:rPr>
+          <w:rFonts w:ascii="Times New Roman" w:hAnsi="Times New Roman" w:cs="Times New Roman"/>
           <w:sz w:val="22"/>
           <w:szCs w:val="22"/>
           <w:lang w:val="en-US"/>
@@ -1243,12 +1275,12 @@
           <w:szCs w:val="22"/>
           <w:lang w:val="en-US"/>
         </w:rPr>
-        <w:t>ChatService</w:t>
+        <w:t>StationService</w:t>
       </w:r>
       <w:proofErr w:type="spellEnd"/>
       <w:r>
         <w:rPr>
-          <w:rFonts w:ascii="Times New Roman" w:hAnsi="Times New Roman" w:cs="Times New Roman" w:hint="eastAsia"/>
+          <w:rFonts w:ascii="Times New Roman" w:hAnsi="Times New Roman" w:cs="Times New Roman"/>
           <w:sz w:val="22"/>
           <w:szCs w:val="22"/>
           <w:lang w:val="en-US"/>
@@ -1262,7 +1294,43 @@
           <w:szCs w:val="22"/>
           <w:lang w:val="en-US"/>
         </w:rPr>
-        <w:t xml:space="preserve"> (message processing).</w:t>
+        <w:t xml:space="preserve"> to acquire the latest real-time station statuses. By mapping this as a dashed dependency rather than a solid structural association, we explicitly enforce the principle of </w:t>
+      </w:r>
+      <w:r>
+        <w:rPr>
+          <w:rFonts w:ascii="Times New Roman" w:hAnsi="Times New Roman" w:cs="Times New Roman"/>
+          <w:sz w:val="22"/>
+          <w:szCs w:val="22"/>
+          <w:lang w:val="en-US"/>
+        </w:rPr>
+        <w:t>s</w:t>
+      </w:r>
+      <w:r>
+        <w:rPr>
+          <w:rFonts w:ascii="Times New Roman" w:hAnsi="Times New Roman" w:cs="Times New Roman"/>
+          <w:sz w:val="22"/>
+          <w:szCs w:val="22"/>
+          <w:lang w:val="en-US"/>
+        </w:rPr>
+        <w:t xml:space="preserve">eparation of </w:t>
+      </w:r>
+      <w:r>
+        <w:rPr>
+          <w:rFonts w:ascii="Times New Roman" w:hAnsi="Times New Roman" w:cs="Times New Roman"/>
+          <w:sz w:val="22"/>
+          <w:szCs w:val="22"/>
+          <w:lang w:val="en-US"/>
+        </w:rPr>
+        <w:t>c</w:t>
+      </w:r>
+      <w:r>
+        <w:rPr>
+          <w:rFonts w:ascii="Times New Roman" w:hAnsi="Times New Roman" w:cs="Times New Roman"/>
+          <w:sz w:val="22"/>
+          <w:szCs w:val="22"/>
+          <w:lang w:val="en-US"/>
+        </w:rPr>
+        <w:t>oncerns. It illustrates a short-term, behavior-driven collaboration rather than structural ownership, thereby effectively minimizing tight coupling between independent software modules.</w:t>
       </w:r>
     </w:p>
     <w:p>
@@ -1275,167 +1343,6 @@
           <w:lang w:val="en-US"/>
         </w:rPr>
       </w:pPr>
-      <w:r>
-        <w:rPr>
-          <w:rFonts w:ascii="Times New Roman" w:hAnsi="Times New Roman" w:cs="Times New Roman"/>
-          <w:sz w:val="22"/>
-          <w:szCs w:val="22"/>
-          <w:lang w:val="en-US"/>
-        </w:rPr>
-        <w:t>Routes (/</w:t>
-      </w:r>
-      <w:proofErr w:type="spellStart"/>
-      <w:r>
-        <w:rPr>
-          <w:rFonts w:ascii="Times New Roman" w:hAnsi="Times New Roman" w:cs="Times New Roman"/>
-          <w:sz w:val="22"/>
-          <w:szCs w:val="22"/>
-          <w:lang w:val="en-US"/>
-        </w:rPr>
-        <w:t>api</w:t>
-      </w:r>
-      <w:proofErr w:type="spellEnd"/>
-      <w:r>
-        <w:rPr>
-          <w:rFonts w:ascii="Times New Roman" w:hAnsi="Times New Roman" w:cs="Times New Roman"/>
-          <w:sz w:val="22"/>
-          <w:szCs w:val="22"/>
-          <w:lang w:val="en-US"/>
-        </w:rPr>
-        <w:t>): The Flask routing layer intercepts specific domain requests (</w:t>
-      </w:r>
-      <w:r>
-        <w:rPr>
-          <w:rFonts w:ascii="Times New Roman" w:hAnsi="Times New Roman" w:cs="Times New Roman"/>
-          <w:sz w:val="22"/>
-          <w:szCs w:val="22"/>
-          <w:lang w:val="en-US"/>
-        </w:rPr>
-        <w:t>“</w:t>
-      </w:r>
-      <w:proofErr w:type="spellStart"/>
-      <w:r>
-        <w:rPr>
-          <w:rFonts w:ascii="Times New Roman" w:hAnsi="Times New Roman" w:cs="Times New Roman"/>
-          <w:sz w:val="22"/>
-          <w:szCs w:val="22"/>
-          <w:lang w:val="en-US"/>
-        </w:rPr>
-        <w:t>UserRoutes</w:t>
-      </w:r>
-      <w:proofErr w:type="spellEnd"/>
-      <w:r>
-        <w:rPr>
-          <w:rFonts w:ascii="Times New Roman" w:hAnsi="Times New Roman" w:cs="Times New Roman"/>
-          <w:sz w:val="22"/>
-          <w:szCs w:val="22"/>
-          <w:lang w:val="en-US"/>
-        </w:rPr>
-        <w:t>”</w:t>
-      </w:r>
-      <w:r>
-        <w:rPr>
-          <w:rFonts w:ascii="Times New Roman" w:hAnsi="Times New Roman" w:cs="Times New Roman"/>
-          <w:sz w:val="22"/>
-          <w:szCs w:val="22"/>
-          <w:lang w:val="en-US"/>
-        </w:rPr>
-        <w:t xml:space="preserve">, </w:t>
-      </w:r>
-      <w:r>
-        <w:rPr>
-          <w:rFonts w:ascii="Times New Roman" w:hAnsi="Times New Roman" w:cs="Times New Roman"/>
-          <w:sz w:val="22"/>
-          <w:szCs w:val="22"/>
-          <w:lang w:val="en-US"/>
-        </w:rPr>
-        <w:t>“</w:t>
-      </w:r>
-      <w:proofErr w:type="spellStart"/>
-      <w:r>
-        <w:rPr>
-          <w:rFonts w:ascii="Times New Roman" w:hAnsi="Times New Roman" w:cs="Times New Roman"/>
-          <w:sz w:val="22"/>
-          <w:szCs w:val="22"/>
-          <w:lang w:val="en-US"/>
-        </w:rPr>
-        <w:t>JourneyRoutes</w:t>
-      </w:r>
-      <w:proofErr w:type="spellEnd"/>
-      <w:r>
-        <w:rPr>
-          <w:rFonts w:ascii="Times New Roman" w:hAnsi="Times New Roman" w:cs="Times New Roman"/>
-          <w:sz w:val="22"/>
-          <w:szCs w:val="22"/>
-          <w:lang w:val="en-US"/>
-        </w:rPr>
-        <w:t>”</w:t>
-      </w:r>
-      <w:r>
-        <w:rPr>
-          <w:rFonts w:ascii="Times New Roman" w:hAnsi="Times New Roman" w:cs="Times New Roman"/>
-          <w:sz w:val="22"/>
-          <w:szCs w:val="22"/>
-          <w:lang w:val="en-US"/>
-        </w:rPr>
-        <w:t xml:space="preserve">, </w:t>
-      </w:r>
-      <w:r>
-        <w:rPr>
-          <w:rFonts w:ascii="Times New Roman" w:hAnsi="Times New Roman" w:cs="Times New Roman"/>
-          <w:sz w:val="22"/>
-          <w:szCs w:val="22"/>
-          <w:lang w:val="en-US"/>
-        </w:rPr>
-        <w:t>“</w:t>
-      </w:r>
-      <w:proofErr w:type="spellStart"/>
-      <w:r>
-        <w:rPr>
-          <w:rFonts w:ascii="Times New Roman" w:hAnsi="Times New Roman" w:cs="Times New Roman"/>
-          <w:sz w:val="22"/>
-          <w:szCs w:val="22"/>
-          <w:lang w:val="en-US"/>
-        </w:rPr>
-        <w:t>ChatRoutes</w:t>
-      </w:r>
-      <w:proofErr w:type="spellEnd"/>
-      <w:r>
-        <w:rPr>
-          <w:rFonts w:ascii="Times New Roman" w:hAnsi="Times New Roman" w:cs="Times New Roman"/>
-          <w:sz w:val="22"/>
-          <w:szCs w:val="22"/>
-          <w:lang w:val="en-US"/>
-        </w:rPr>
-        <w:t>”</w:t>
-      </w:r>
-      <w:r>
-        <w:rPr>
-          <w:rFonts w:ascii="Times New Roman" w:hAnsi="Times New Roman" w:cs="Times New Roman"/>
-          <w:sz w:val="22"/>
-          <w:szCs w:val="22"/>
-          <w:lang w:val="en-US"/>
-        </w:rPr>
-        <w:t xml:space="preserve">) and forwards the payload dictionaries into the respective </w:t>
-      </w:r>
-      <w:r>
-        <w:rPr>
-          <w:rFonts w:ascii="Times New Roman" w:hAnsi="Times New Roman" w:cs="Times New Roman"/>
-          <w:sz w:val="22"/>
-          <w:szCs w:val="22"/>
-          <w:lang w:val="en-US"/>
-        </w:rPr>
-        <w:t>s</w:t>
-      </w:r>
-      <w:r>
-        <w:rPr>
-          <w:rFonts w:ascii="Times New Roman" w:hAnsi="Times New Roman" w:cs="Times New Roman"/>
-          <w:sz w:val="22"/>
-          <w:szCs w:val="22"/>
-          <w:lang w:val="en-US"/>
-        </w:rPr>
-        <w:t>ervices without holding heavy calculation logic itself.</w:t>
-      </w:r>
     </w:p>
     <w:p>
       <w:pPr>
@@ -1454,214 +1361,37 @@
           <w:szCs w:val="22"/>
           <w:lang w:val="en-US"/>
         </w:rPr>
-        <w:t>React Frontend Subsystem: Outlines our front-end functional UI components (</w:t>
-      </w:r>
-      <w:r>
-        <w:rPr>
-          <w:rFonts w:ascii="Times New Roman" w:hAnsi="Times New Roman" w:cs="Times New Roman"/>
-          <w:sz w:val="22"/>
-          <w:szCs w:val="22"/>
-          <w:lang w:val="en-US"/>
-        </w:rPr>
-        <w:t>“</w:t>
-      </w:r>
-      <w:proofErr w:type="spellStart"/>
-      <w:r>
-        <w:rPr>
-          <w:rFonts w:ascii="Times New Roman" w:hAnsi="Times New Roman" w:cs="Times New Roman"/>
-          <w:sz w:val="22"/>
-          <w:szCs w:val="22"/>
-          <w:lang w:val="en-US"/>
-        </w:rPr>
-        <w:t>LoginPage</w:t>
-      </w:r>
-      <w:proofErr w:type="spellEnd"/>
-      <w:r>
-        <w:rPr>
-          <w:rFonts w:ascii="Times New Roman" w:hAnsi="Times New Roman" w:cs="Times New Roman"/>
-          <w:sz w:val="22"/>
-          <w:szCs w:val="22"/>
-          <w:lang w:val="en-US"/>
-        </w:rPr>
-        <w:t>”</w:t>
-      </w:r>
-      <w:r>
-        <w:rPr>
-          <w:rFonts w:ascii="Times New Roman" w:hAnsi="Times New Roman" w:cs="Times New Roman"/>
-          <w:sz w:val="22"/>
-          <w:szCs w:val="22"/>
-          <w:lang w:val="en-US"/>
-        </w:rPr>
-        <w:t xml:space="preserve">, </w:t>
-      </w:r>
-      <w:r>
-        <w:rPr>
-          <w:rFonts w:ascii="Times New Roman" w:hAnsi="Times New Roman" w:cs="Times New Roman"/>
-          <w:sz w:val="22"/>
-          <w:szCs w:val="22"/>
-          <w:lang w:val="en-US"/>
-        </w:rPr>
-        <w:t>“</w:t>
-      </w:r>
-      <w:proofErr w:type="spellStart"/>
-      <w:r>
-        <w:rPr>
-          <w:rFonts w:ascii="Times New Roman" w:hAnsi="Times New Roman" w:cs="Times New Roman"/>
-          <w:sz w:val="22"/>
-          <w:szCs w:val="22"/>
-          <w:lang w:val="en-US"/>
-        </w:rPr>
-        <w:t>SearchMapsPage</w:t>
-      </w:r>
-      <w:proofErr w:type="spellEnd"/>
-      <w:r>
-        <w:rPr>
-          <w:rFonts w:ascii="Times New Roman" w:hAnsi="Times New Roman" w:cs="Times New Roman"/>
-          <w:sz w:val="22"/>
-          <w:szCs w:val="22"/>
-          <w:lang w:val="en-US"/>
-        </w:rPr>
-        <w:t>”</w:t>
-      </w:r>
-      <w:r>
-        <w:rPr>
-          <w:rFonts w:ascii="Times New Roman" w:hAnsi="Times New Roman" w:cs="Times New Roman"/>
-          <w:sz w:val="22"/>
-          <w:szCs w:val="22"/>
-          <w:lang w:val="en-US"/>
-        </w:rPr>
-        <w:t xml:space="preserve">, </w:t>
-      </w:r>
-      <w:r>
-        <w:rPr>
-          <w:rFonts w:ascii="Times New Roman" w:hAnsi="Times New Roman" w:cs="Times New Roman"/>
-          <w:sz w:val="22"/>
-          <w:szCs w:val="22"/>
-          <w:lang w:val="en-US"/>
-        </w:rPr>
-        <w:t>“</w:t>
-      </w:r>
-      <w:proofErr w:type="spellStart"/>
-      <w:r>
-        <w:rPr>
-          <w:rFonts w:ascii="Times New Roman" w:hAnsi="Times New Roman" w:cs="Times New Roman"/>
-          <w:sz w:val="22"/>
-          <w:szCs w:val="22"/>
-          <w:lang w:val="en-US"/>
-        </w:rPr>
-        <w:t>ChatPage</w:t>
-      </w:r>
-      <w:proofErr w:type="spellEnd"/>
-      <w:r>
-        <w:rPr>
-          <w:rFonts w:ascii="Times New Roman" w:hAnsi="Times New Roman" w:cs="Times New Roman"/>
-          <w:sz w:val="22"/>
-          <w:szCs w:val="22"/>
-          <w:lang w:val="en-US"/>
-        </w:rPr>
-        <w:t>”</w:t>
-      </w:r>
-      <w:r>
-        <w:rPr>
-          <w:rFonts w:ascii="Times New Roman" w:hAnsi="Times New Roman" w:cs="Times New Roman"/>
-          <w:sz w:val="22"/>
-          <w:szCs w:val="22"/>
-          <w:lang w:val="en-US"/>
-        </w:rPr>
-        <w:t xml:space="preserve">) and how they trigger specific </w:t>
-      </w:r>
-      <w:r>
-        <w:rPr>
-          <w:rFonts w:ascii="Times New Roman" w:hAnsi="Times New Roman" w:cs="Times New Roman"/>
-          <w:sz w:val="22"/>
-          <w:szCs w:val="22"/>
-          <w:lang w:val="en-US"/>
-        </w:rPr>
-        <w:t>“</w:t>
-      </w:r>
-      <w:r>
-        <w:rPr>
-          <w:rFonts w:ascii="Times New Roman" w:hAnsi="Times New Roman" w:cs="Times New Roman"/>
-          <w:sz w:val="22"/>
-          <w:szCs w:val="22"/>
-          <w:lang w:val="en-US"/>
-        </w:rPr>
-        <w:t>HTTP POST/GET</w:t>
-      </w:r>
-      <w:r>
-        <w:rPr>
-          <w:rFonts w:ascii="Times New Roman" w:hAnsi="Times New Roman" w:cs="Times New Roman"/>
-          <w:sz w:val="22"/>
-          <w:szCs w:val="22"/>
-          <w:lang w:val="en-US"/>
-        </w:rPr>
-        <w:t>”</w:t>
-      </w:r>
-      <w:r>
-        <w:rPr>
-          <w:rFonts w:ascii="Times New Roman" w:hAnsi="Times New Roman" w:cs="Times New Roman"/>
-          <w:sz w:val="22"/>
-          <w:szCs w:val="22"/>
-          <w:lang w:val="en-US"/>
-        </w:rPr>
-        <w:t xml:space="preserve"> requests to their corresponding API branches in the Flask-App schema.</w:t>
+        <w:t xml:space="preserve">3.2.2 </w:t>
+      </w:r>
+      <w:r>
+        <w:rPr>
+          <w:rFonts w:ascii="Times New Roman" w:hAnsi="Times New Roman" w:cs="Times New Roman"/>
+          <w:sz w:val="22"/>
+          <w:szCs w:val="22"/>
+          <w:lang w:val="en-US"/>
+        </w:rPr>
+        <w:t xml:space="preserve">Frontend UI Components </w:t>
       </w:r>
     </w:p>
     <w:p>
       <w:pPr>
-        <w:spacing w:line="240" w:lineRule="auto"/>
-        <w:rPr>
-          <w:rFonts w:ascii="Times New Roman" w:hAnsi="Times New Roman" w:cs="Times New Roman"/>
-          <w:sz w:val="22"/>
-          <w:szCs w:val="22"/>
-          <w:lang w:val="en-US"/>
-        </w:rPr>
-      </w:pPr>
-    </w:p>
-    <w:p>
-      <w:pPr>
-        <w:spacing w:line="240" w:lineRule="auto"/>
-        <w:rPr>
-          <w:rFonts w:ascii="Times New Roman" w:hAnsi="Times New Roman" w:cs="Times New Roman"/>
-          <w:sz w:val="22"/>
-          <w:szCs w:val="22"/>
-        </w:rPr>
-      </w:pPr>
-      <w:r>
-        <w:rPr>
-          <w:rFonts w:ascii="Times New Roman" w:hAnsi="Times New Roman" w:cs="Times New Roman"/>
-          <w:sz w:val="22"/>
-          <w:szCs w:val="22"/>
-        </w:rPr>
-        <w:t xml:space="preserve">3.3 </w:t>
-      </w:r>
-      <w:r>
-        <w:rPr>
-          <w:rFonts w:ascii="Times New Roman" w:hAnsi="Times New Roman" w:cs="Times New Roman"/>
-          <w:sz w:val="22"/>
-          <w:szCs w:val="22"/>
-        </w:rPr>
-        <w:t>Sequence Diagrams of Core Use Cases</w:t>
-      </w:r>
-    </w:p>
-    <w:p>
-      <w:pPr>
         <w:keepNext/>
         <w:spacing w:line="240" w:lineRule="auto"/>
       </w:pPr>
       <w:r>
         <w:rPr>
-          <w:rFonts w:ascii="Times New Roman" w:hAnsi="Times New Roman" w:cs="Times New Roman" w:hint="eastAsia"/>
+          <w:rFonts w:ascii="Times New Roman" w:hAnsi="Times New Roman" w:cs="Times New Roman"/>
           <w:noProof/>
           <w:sz w:val="22"/>
           <w:szCs w:val="22"/>
+          <w:lang w:val="en-US"/>
         </w:rPr>
         <w:lastRenderedPageBreak/>
         <w:drawing>
-          <wp:inline distT="0" distB="0" distL="0" distR="0" wp14:anchorId="48DBAD8C" wp14:editId="43584043">
-            <wp:extent cx="5731510" cy="3265496"/>
-            <wp:effectExtent l="0" t="0" r="0" b="0"/>
-            <wp:docPr id="702740495" name="Picture 5"/>
+          <wp:inline distT="0" distB="0" distL="0" distR="0" wp14:anchorId="5A2084E0" wp14:editId="2C967505">
+            <wp:extent cx="5731510" cy="3183890"/>
+            <wp:effectExtent l="0" t="0" r="0" b="3810"/>
+            <wp:docPr id="755986024" name="Picture 15"/>
             <wp:cNvGraphicFramePr>
               <a:graphicFrameLocks xmlns:a="http://schemas.openxmlformats.org/drawingml/2006/main" noChangeAspect="1"/>
             </wp:cNvGraphicFramePr>
@@ -1669,7 +1399,7 @@
               <a:graphicData uri="http://schemas.openxmlformats.org/drawingml/2006/picture">
                 <pic:pic xmlns:pic="http://schemas.openxmlformats.org/drawingml/2006/picture">
                   <pic:nvPicPr>
-                    <pic:cNvPr id="702740495" name="Picture 5"/>
+                    <pic:cNvPr id="755986024" name="Picture 755986024"/>
                     <pic:cNvPicPr/>
                   </pic:nvPicPr>
                   <pic:blipFill>
@@ -1681,7 +1411,7 @@
                   <pic:spPr>
                     <a:xfrm>
                       <a:off x="0" y="0"/>
-                      <a:ext cx="5731510" cy="3265496"/>
+                      <a:ext cx="5731510" cy="3183890"/>
                     </a:xfrm>
                     <a:prstGeom prst="rect">
                       <a:avLst/>
@@ -1702,27 +1432,47 @@
           <w:rFonts w:ascii="Times New Roman" w:hAnsi="Times New Roman" w:cs="Times New Roman"/>
           <w:sz w:val="22"/>
           <w:szCs w:val="22"/>
+          <w:lang w:val="en-US"/>
         </w:rPr>
       </w:pPr>
       <w:r>
         <w:t xml:space="preserve">Figure </w:t>
       </w:r>
-      <w:fldSimple w:instr=" SEQ Figure \* ARABIC ">
-        <w:r>
-          <w:rPr>
-            <w:noProof/>
-          </w:rPr>
-          <w:t>3</w:t>
-        </w:r>
-      </w:fldSimple>
-      <w:r>
-        <w:t xml:space="preserve"> User Login </w:t>
-      </w:r>
-      <w:r>
-        <w:t>and</w:t>
-      </w:r>
-      <w:r>
-        <w:t xml:space="preserve"> Session Creation</w:t>
+      <w:r>
+        <w:rPr>
+          <w:rFonts w:hint="eastAsia"/>
+        </w:rPr>
+        <w:t>3.</w:t>
+      </w:r>
+      <w:r>
+        <w:fldChar w:fldCharType="begin"/>
+      </w:r>
+      <w:r>
+        <w:instrText xml:space="preserve"> SEQ Figure \* ARABIC </w:instrText>
+      </w:r>
+      <w:r>
+        <w:fldChar w:fldCharType="separate"/>
+      </w:r>
+      <w:r>
+        <w:rPr>
+          <w:noProof/>
+        </w:rPr>
+        <w:t>3</w:t>
+      </w:r>
+      <w:r>
+        <w:fldChar w:fldCharType="end"/>
+      </w:r>
+      <w:r>
+        <w:rPr>
+          <w:rFonts w:hint="eastAsia"/>
+        </w:rPr>
+        <w:t xml:space="preserve"> Frontend</w:t>
+      </w:r>
+      <w:r>
+        <w:rPr>
+          <w:lang w:val="en-US"/>
+        </w:rPr>
+        <w:t xml:space="preserve"> </w:t>
       </w:r>
     </w:p>
     <w:p>
@@ -1732,37 +1482,42 @@
           <w:rFonts w:ascii="Times New Roman" w:hAnsi="Times New Roman" w:cs="Times New Roman"/>
           <w:sz w:val="22"/>
           <w:szCs w:val="22"/>
-        </w:rPr>
-      </w:pPr>
-      <w:r>
-        <w:rPr>
-          <w:rFonts w:ascii="Times New Roman" w:hAnsi="Times New Roman" w:cs="Times New Roman"/>
-          <w:sz w:val="22"/>
-          <w:szCs w:val="22"/>
-        </w:rPr>
-        <w:t>User Login</w:t>
-      </w:r>
-      <w:r>
-        <w:rPr>
-          <w:rFonts w:ascii="Times New Roman" w:hAnsi="Times New Roman" w:cs="Times New Roman"/>
-          <w:sz w:val="22"/>
-          <w:szCs w:val="22"/>
-        </w:rPr>
-        <w:t xml:space="preserve"> (Figure 3): </w:t>
-      </w:r>
-      <w:r>
-        <w:rPr>
-          <w:rFonts w:ascii="Times New Roman" w:hAnsi="Times New Roman" w:cs="Times New Roman"/>
-          <w:sz w:val="22"/>
-          <w:szCs w:val="22"/>
-        </w:rPr>
-        <w:t xml:space="preserve">Details the flow from the React </w:t>
-      </w:r>
-      <w:r>
-        <w:rPr>
-          <w:rFonts w:ascii="Times New Roman" w:hAnsi="Times New Roman" w:cs="Times New Roman" w:hint="eastAsia"/>
-          <w:sz w:val="22"/>
-          <w:szCs w:val="22"/>
+          <w:lang w:val="en-US"/>
+        </w:rPr>
+      </w:pPr>
+      <w:r>
+        <w:rPr>
+          <w:rFonts w:ascii="Times New Roman" w:hAnsi="Times New Roman" w:cs="Times New Roman"/>
+          <w:sz w:val="22"/>
+          <w:szCs w:val="22"/>
+          <w:lang w:val="en-US"/>
+        </w:rPr>
+        <w:t>Rather than visualizing</w:t>
+      </w:r>
+      <w:r>
+        <w:rPr>
+          <w:rFonts w:ascii="Times New Roman" w:hAnsi="Times New Roman" w:cs="Times New Roman"/>
+          <w:sz w:val="22"/>
+          <w:szCs w:val="22"/>
+          <w:lang w:val="en-US"/>
+        </w:rPr>
+        <w:t xml:space="preserve"> (Figure 3.3)</w:t>
+      </w:r>
+      <w:r>
+        <w:rPr>
+          <w:rFonts w:ascii="Times New Roman" w:hAnsi="Times New Roman" w:cs="Times New Roman"/>
+          <w:sz w:val="22"/>
+          <w:szCs w:val="22"/>
+          <w:lang w:val="en-US"/>
+        </w:rPr>
+        <w:t xml:space="preserve"> the frontend as an ambiguous monolith, each core page (such as </w:t>
+      </w:r>
+      <w:r>
+        <w:rPr>
+          <w:rFonts w:ascii="Times New Roman" w:hAnsi="Times New Roman" w:cs="Times New Roman"/>
+          <w:sz w:val="22"/>
+          <w:szCs w:val="22"/>
+          <w:lang w:val="en-US"/>
         </w:rPr>
         <w:t>“</w:t>
       </w:r>
@@ -1772,15 +1527,17 @@
           <w:rFonts w:ascii="Times New Roman" w:hAnsi="Times New Roman" w:cs="Times New Roman"/>
           <w:sz w:val="22"/>
           <w:szCs w:val="22"/>
-        </w:rPr>
-        <w:t>LoginPage</w:t>
+          <w:lang w:val="en-US"/>
+        </w:rPr>
+        <w:t>SearchMapsPage</w:t>
       </w:r>
       <w:proofErr w:type="spellEnd"/>
       <w:r>
         <w:rPr>
-          <w:rFonts w:ascii="Times New Roman" w:hAnsi="Times New Roman" w:cs="Times New Roman" w:hint="eastAsia"/>
-          <w:sz w:val="22"/>
-          <w:szCs w:val="22"/>
+          <w:rFonts w:ascii="Times New Roman" w:hAnsi="Times New Roman" w:cs="Times New Roman"/>
+          <w:sz w:val="22"/>
+          <w:szCs w:val="22"/>
+          <w:lang w:val="en-US"/>
         </w:rPr>
         <w:t>”</w:t>
       </w:r>
@@ -1789,14 +1546,16 @@
           <w:rFonts w:ascii="Times New Roman" w:hAnsi="Times New Roman" w:cs="Times New Roman"/>
           <w:sz w:val="22"/>
           <w:szCs w:val="22"/>
-        </w:rPr>
-        <w:t xml:space="preserve"> to the generation of JWT auth keys in the </w:t>
-      </w:r>
-      <w:r>
-        <w:rPr>
-          <w:rFonts w:ascii="Times New Roman" w:hAnsi="Times New Roman" w:cs="Times New Roman" w:hint="eastAsia"/>
-          <w:sz w:val="22"/>
-          <w:szCs w:val="22"/>
+          <w:lang w:val="en-US"/>
+        </w:rPr>
+        <w:t xml:space="preserve"> or </w:t>
+      </w:r>
+      <w:r>
+        <w:rPr>
+          <w:rFonts w:ascii="Times New Roman" w:hAnsi="Times New Roman" w:cs="Times New Roman"/>
+          <w:sz w:val="22"/>
+          <w:szCs w:val="22"/>
+          <w:lang w:val="en-US"/>
         </w:rPr>
         <w:t>“</w:t>
       </w:r>
@@ -1806,15 +1565,17 @@
           <w:rFonts w:ascii="Times New Roman" w:hAnsi="Times New Roman" w:cs="Times New Roman"/>
           <w:sz w:val="22"/>
           <w:szCs w:val="22"/>
-        </w:rPr>
-        <w:t>UserService</w:t>
+          <w:lang w:val="en-US"/>
+        </w:rPr>
+        <w:t>ChatPage</w:t>
       </w:r>
       <w:proofErr w:type="spellEnd"/>
       <w:r>
         <w:rPr>
-          <w:rFonts w:ascii="Times New Roman" w:hAnsi="Times New Roman" w:cs="Times New Roman" w:hint="eastAsia"/>
-          <w:sz w:val="22"/>
-          <w:szCs w:val="22"/>
+          <w:rFonts w:ascii="Times New Roman" w:hAnsi="Times New Roman" w:cs="Times New Roman"/>
+          <w:sz w:val="22"/>
+          <w:szCs w:val="22"/>
+          <w:lang w:val="en-US"/>
         </w:rPr>
         <w:t>”</w:t>
       </w:r>
@@ -1823,8 +1584,47 @@
           <w:rFonts w:ascii="Times New Roman" w:hAnsi="Times New Roman" w:cs="Times New Roman"/>
           <w:sz w:val="22"/>
           <w:szCs w:val="22"/>
-        </w:rPr>
-        <w:t xml:space="preserve">, concluding with the issuance of stateless JWT access and refresh tokens back to the client interface. </w:t>
+          <w:lang w:val="en-US"/>
+        </w:rPr>
+        <w:t>) is represented as an isolated, self-contained class. These UI components strictly encapsulate their local React states as private properties (for example,</w:t>
+      </w:r>
+      <w:r>
+        <w:rPr>
+          <w:rFonts w:ascii="Times New Roman" w:hAnsi="Times New Roman" w:cs="Times New Roman"/>
+          <w:sz w:val="22"/>
+          <w:szCs w:val="22"/>
+          <w:lang w:val="en-US"/>
+        </w:rPr>
+        <w:t xml:space="preserve"> “</w:t>
+      </w:r>
+      <w:proofErr w:type="spellStart"/>
+      <w:r>
+        <w:rPr>
+          <w:rFonts w:ascii="Times New Roman" w:hAnsi="Times New Roman" w:cs="Times New Roman"/>
+          <w:sz w:val="22"/>
+          <w:szCs w:val="22"/>
+          <w:lang w:val="en-US"/>
+        </w:rPr>
+        <w:t>mapInstance</w:t>
+      </w:r>
+      <w:proofErr w:type="spellEnd"/>
+      <w:r>
+        <w:rPr>
+          <w:rFonts w:ascii="Times New Roman" w:hAnsi="Times New Roman" w:cs="Times New Roman"/>
+          <w:sz w:val="22"/>
+          <w:szCs w:val="22"/>
+          <w:lang w:val="en-US"/>
+        </w:rPr>
+        <w:t>”</w:t>
+      </w:r>
+      <w:r>
+        <w:rPr>
+          <w:rFonts w:ascii="Times New Roman" w:hAnsi="Times New Roman" w:cs="Times New Roman"/>
+          <w:sz w:val="22"/>
+          <w:szCs w:val="22"/>
+          <w:lang w:val="en-US"/>
+        </w:rPr>
+        <w:t xml:space="preserve"> within the mapping component) while exposing their specific event handlers as public methods.</w:t>
       </w:r>
     </w:p>
     <w:p>
@@ -1834,26 +1634,111 @@
           <w:rFonts w:ascii="Times New Roman" w:hAnsi="Times New Roman" w:cs="Times New Roman"/>
           <w:sz w:val="22"/>
           <w:szCs w:val="22"/>
-        </w:rPr>
-      </w:pPr>
+          <w:lang w:val="en-US"/>
+        </w:rPr>
+      </w:pPr>
+      <w:r>
+        <w:rPr>
+          <w:rFonts w:ascii="Times New Roman" w:hAnsi="Times New Roman" w:cs="Times New Roman"/>
+          <w:sz w:val="22"/>
+          <w:szCs w:val="22"/>
+          <w:lang w:val="en-US"/>
+        </w:rPr>
+        <w:t xml:space="preserve">Furthermore, to cleanly map the user's operational flow throughout the Web application, we utilized </w:t>
+      </w:r>
+      <w:r>
+        <w:rPr>
+          <w:rFonts w:ascii="Times New Roman" w:hAnsi="Times New Roman" w:cs="Times New Roman"/>
+          <w:sz w:val="22"/>
+          <w:szCs w:val="22"/>
+          <w:lang w:val="en-US"/>
+        </w:rPr>
+        <w:t>“</w:t>
+      </w:r>
+      <w:r>
+        <w:rPr>
+          <w:rFonts w:ascii="Times New Roman" w:hAnsi="Times New Roman" w:cs="Times New Roman"/>
+          <w:sz w:val="22"/>
+          <w:szCs w:val="22"/>
+          <w:lang w:val="en-US"/>
+        </w:rPr>
+        <w:t>&lt;&lt;navigate&gt;&gt;</w:t>
+      </w:r>
+      <w:r>
+        <w:rPr>
+          <w:rFonts w:ascii="Times New Roman" w:hAnsi="Times New Roman" w:cs="Times New Roman"/>
+          <w:sz w:val="22"/>
+          <w:szCs w:val="22"/>
+          <w:lang w:val="en-US"/>
+        </w:rPr>
+        <w:t>”</w:t>
+      </w:r>
+      <w:r>
+        <w:rPr>
+          <w:rFonts w:ascii="Times New Roman" w:hAnsi="Times New Roman" w:cs="Times New Roman"/>
+          <w:sz w:val="22"/>
+          <w:szCs w:val="22"/>
+          <w:lang w:val="en-US"/>
+        </w:rPr>
+        <w:t xml:space="preserve"> dependency arrows between these UI classes. This approach provides a clear, high-level blueprint of how a user transitions from the landing dashboard into deeper application features, entirely avoiding the anti-pattern of cluttering the class diagram with HTTP routing mechanics or network implementation details.</w:t>
+      </w:r>
     </w:p>
     <w:p>
       <w:pPr>
+        <w:spacing w:line="240" w:lineRule="auto"/>
+        <w:rPr>
+          <w:rFonts w:ascii="Times New Roman" w:hAnsi="Times New Roman" w:cs="Times New Roman"/>
+          <w:sz w:val="22"/>
+          <w:szCs w:val="22"/>
+          <w:lang w:val="en-US"/>
+        </w:rPr>
+      </w:pPr>
+    </w:p>
+    <w:p>
+      <w:pPr>
+        <w:spacing w:line="240" w:lineRule="auto"/>
+        <w:rPr>
+          <w:rFonts w:ascii="Times New Roman" w:hAnsi="Times New Roman" w:cs="Times New Roman"/>
+          <w:sz w:val="22"/>
+          <w:szCs w:val="22"/>
+        </w:rPr>
+      </w:pPr>
+      <w:r>
+        <w:rPr>
+          <w:rFonts w:ascii="Times New Roman" w:hAnsi="Times New Roman" w:cs="Times New Roman"/>
+          <w:sz w:val="22"/>
+          <w:szCs w:val="22"/>
+        </w:rPr>
+        <w:t xml:space="preserve">3.3 </w:t>
+      </w:r>
+      <w:r>
+        <w:rPr>
+          <w:rFonts w:ascii="Times New Roman" w:hAnsi="Times New Roman" w:cs="Times New Roman"/>
+          <w:sz w:val="22"/>
+          <w:szCs w:val="22"/>
+        </w:rPr>
+        <w:t>Sequence Diagrams of Core Use Cases</w:t>
+      </w:r>
+    </w:p>
+    <w:p>
+      <w:pPr>
         <w:keepNext/>
         <w:spacing w:line="240" w:lineRule="auto"/>
-      </w:pPr>
-      <w:r>
-        <w:rPr>
-          <w:rFonts w:ascii="Times New Roman" w:hAnsi="Times New Roman" w:cs="Times New Roman"/>
+        <w:rPr>
+          <w:lang w:val="en-US"/>
+        </w:rPr>
+      </w:pPr>
+      <w:r>
+        <w:rPr>
           <w:noProof/>
-          <w:sz w:val="22"/>
-          <w:szCs w:val="22"/>
-        </w:rPr>
+          <w:lang w:val="en-US"/>
+        </w:rPr>
+        <w:lastRenderedPageBreak/>
         <w:drawing>
-          <wp:inline distT="0" distB="0" distL="0" distR="0" wp14:anchorId="1FD1E834" wp14:editId="22254F19">
-            <wp:extent cx="5731317" cy="2529205"/>
-            <wp:effectExtent l="0" t="0" r="0" b="0"/>
-            <wp:docPr id="672823115" name="Picture 6"/>
+          <wp:inline distT="0" distB="0" distL="0" distR="0" wp14:anchorId="0B3F9838" wp14:editId="1B4862D1">
+            <wp:extent cx="5731510" cy="3820795"/>
+            <wp:effectExtent l="0" t="0" r="0" b="1905"/>
+            <wp:docPr id="632404261" name="Picture 16"/>
             <wp:cNvGraphicFramePr>
               <a:graphicFrameLocks xmlns:a="http://schemas.openxmlformats.org/drawingml/2006/main" noChangeAspect="1"/>
             </wp:cNvGraphicFramePr>
@@ -1861,7 +1746,7 @@
               <a:graphicData uri="http://schemas.openxmlformats.org/drawingml/2006/picture">
                 <pic:pic xmlns:pic="http://schemas.openxmlformats.org/drawingml/2006/picture">
                   <pic:nvPicPr>
-                    <pic:cNvPr id="672823115" name="Picture 6"/>
+                    <pic:cNvPr id="632404261" name="Picture 632404261"/>
                     <pic:cNvPicPr/>
                   </pic:nvPicPr>
                   <pic:blipFill>
@@ -1873,7 +1758,7 @@
                   <pic:spPr>
                     <a:xfrm>
                       <a:off x="0" y="0"/>
-                      <a:ext cx="5731317" cy="2529205"/>
+                      <a:ext cx="5731510" cy="3820795"/>
                     </a:xfrm>
                     <a:prstGeom prst="rect">
                       <a:avLst/>
@@ -1899,55 +1784,185 @@
       <w:r>
         <w:t xml:space="preserve">Figure </w:t>
       </w:r>
-      <w:fldSimple w:instr=" SEQ Figure \* ARABIC ">
-        <w:r>
-          <w:rPr>
-            <w:noProof/>
-          </w:rPr>
-          <w:t>4</w:t>
-        </w:r>
-      </w:fldSimple>
-      <w:r>
-        <w:rPr>
-          <w:rFonts w:hint="eastAsia"/>
-        </w:rPr>
-        <w:t xml:space="preserve"> Journey Planner</w:t>
+      <w:r>
+        <w:t>3.</w:t>
+      </w:r>
+      <w:r>
+        <w:fldChar w:fldCharType="begin"/>
+      </w:r>
+      <w:r>
+        <w:instrText xml:space="preserve"> SEQ Figure \* ARABIC </w:instrText>
+      </w:r>
+      <w:r>
+        <w:fldChar w:fldCharType="separate"/>
+      </w:r>
+      <w:r>
+        <w:rPr>
+          <w:noProof/>
+        </w:rPr>
+        <w:t>4</w:t>
+      </w:r>
+      <w:r>
+        <w:rPr>
+          <w:noProof/>
+        </w:rPr>
+        <w:fldChar w:fldCharType="end"/>
+      </w:r>
+      <w:r>
+        <w:t xml:space="preserve"> User Login </w:t>
+      </w:r>
+      <w:r>
+        <w:t>and</w:t>
+      </w:r>
+      <w:r>
+        <w:t xml:space="preserve"> Session Creation</w:t>
       </w:r>
     </w:p>
     <w:p>
       <w:pPr>
         <w:spacing w:line="240" w:lineRule="auto"/>
         <w:rPr>
-          <w:rFonts w:ascii="Times New Roman" w:hAnsi="Times New Roman" w:cs="Times New Roman"/>
-          <w:sz w:val="22"/>
-          <w:szCs w:val="22"/>
-          <w:lang w:val="en-US"/>
-        </w:rPr>
-      </w:pPr>
-      <w:r>
-        <w:rPr>
-          <w:rFonts w:ascii="Times New Roman" w:hAnsi="Times New Roman" w:cs="Times New Roman"/>
-          <w:sz w:val="22"/>
-          <w:szCs w:val="22"/>
-          <w:lang w:val="en-US"/>
-        </w:rPr>
-        <w:t>Journey Planner (</w:t>
-      </w:r>
-      <w:r>
-        <w:rPr>
-          <w:rFonts w:ascii="Times New Roman" w:hAnsi="Times New Roman" w:cs="Times New Roman"/>
-          <w:sz w:val="22"/>
-          <w:szCs w:val="22"/>
-          <w:lang w:val="en-US"/>
-        </w:rPr>
-        <w:t>Figure 4</w:t>
-      </w:r>
-      <w:r>
-        <w:rPr>
           <w:rFonts w:ascii="Times New Roman" w:hAnsi="Times New Roman" w:cs="Times New Roman" w:hint="eastAsia"/>
           <w:sz w:val="22"/>
           <w:szCs w:val="22"/>
-          <w:lang w:val="en-US"/>
+        </w:rPr>
+      </w:pPr>
+      <w:r>
+        <w:rPr>
+          <w:rFonts w:ascii="Times New Roman" w:hAnsi="Times New Roman" w:cs="Times New Roman"/>
+          <w:sz w:val="22"/>
+          <w:szCs w:val="22"/>
+        </w:rPr>
+        <w:t>User Login</w:t>
+      </w:r>
+      <w:r>
+        <w:rPr>
+          <w:rFonts w:ascii="Times New Roman" w:hAnsi="Times New Roman" w:cs="Times New Roman"/>
+          <w:sz w:val="22"/>
+          <w:szCs w:val="22"/>
+        </w:rPr>
+        <w:t xml:space="preserve"> (Figure </w:t>
+      </w:r>
+      <w:r>
+        <w:rPr>
+          <w:rFonts w:ascii="Times New Roman" w:hAnsi="Times New Roman" w:cs="Times New Roman"/>
+          <w:sz w:val="22"/>
+          <w:szCs w:val="22"/>
+        </w:rPr>
+        <w:t>3.</w:t>
+      </w:r>
+      <w:r>
+        <w:rPr>
+          <w:rFonts w:ascii="Times New Roman" w:hAnsi="Times New Roman" w:cs="Times New Roman" w:hint="eastAsia"/>
+          <w:sz w:val="22"/>
+          <w:szCs w:val="22"/>
+        </w:rPr>
+        <w:t>4</w:t>
+      </w:r>
+      <w:r>
+        <w:rPr>
+          <w:rFonts w:ascii="Times New Roman" w:hAnsi="Times New Roman" w:cs="Times New Roman"/>
+          <w:sz w:val="22"/>
+          <w:szCs w:val="22"/>
+        </w:rPr>
+        <w:t xml:space="preserve">): </w:t>
+      </w:r>
+      <w:r>
+        <w:rPr>
+          <w:rFonts w:ascii="Times New Roman" w:hAnsi="Times New Roman" w:cs="Times New Roman"/>
+          <w:sz w:val="22"/>
+          <w:szCs w:val="22"/>
+        </w:rPr>
+        <w:t>Details the flow starting from the UI instance (</w:t>
+      </w:r>
+      <w:r>
+        <w:rPr>
+          <w:rFonts w:ascii="Times New Roman" w:hAnsi="Times New Roman" w:cs="Times New Roman"/>
+          <w:sz w:val="22"/>
+          <w:szCs w:val="22"/>
+          <w:lang w:val="en-US"/>
+        </w:rPr>
+        <w:t>“</w:t>
+      </w:r>
+      <w:proofErr w:type="spellStart"/>
+      <w:r>
+        <w:rPr>
+          <w:rFonts w:ascii="Times New Roman" w:hAnsi="Times New Roman" w:cs="Times New Roman"/>
+          <w:sz w:val="22"/>
+          <w:szCs w:val="22"/>
+        </w:rPr>
+        <w:t>loginPage</w:t>
+      </w:r>
+      <w:proofErr w:type="spellEnd"/>
+      <w:r>
+        <w:rPr>
+          <w:rFonts w:ascii="Times New Roman" w:hAnsi="Times New Roman" w:cs="Times New Roman"/>
+          <w:sz w:val="22"/>
+          <w:szCs w:val="22"/>
+        </w:rPr>
+        <w:t xml:space="preserve">: </w:t>
+      </w:r>
+      <w:proofErr w:type="spellStart"/>
+      <w:r>
+        <w:rPr>
+          <w:rFonts w:ascii="Times New Roman" w:hAnsi="Times New Roman" w:cs="Times New Roman"/>
+          <w:sz w:val="22"/>
+          <w:szCs w:val="22"/>
+        </w:rPr>
+        <w:t>LoginPage</w:t>
+      </w:r>
+      <w:proofErr w:type="spellEnd"/>
+      <w:r>
+        <w:rPr>
+          <w:rFonts w:ascii="Times New Roman" w:hAnsi="Times New Roman" w:cs="Times New Roman"/>
+          <w:sz w:val="22"/>
+          <w:szCs w:val="22"/>
+          <w:lang w:val="en-US"/>
+        </w:rPr>
+        <w:t>”</w:t>
+      </w:r>
+      <w:r>
+        <w:rPr>
+          <w:rFonts w:ascii="Times New Roman" w:hAnsi="Times New Roman" w:cs="Times New Roman"/>
+          <w:sz w:val="22"/>
+          <w:szCs w:val="22"/>
+        </w:rPr>
+        <w:t xml:space="preserve">) capturing user input via </w:t>
+      </w:r>
+      <w:r>
+        <w:rPr>
+          <w:rFonts w:ascii="Times New Roman" w:hAnsi="Times New Roman" w:cs="Times New Roman"/>
+          <w:sz w:val="22"/>
+          <w:szCs w:val="22"/>
+          <w:lang w:val="en-US"/>
+        </w:rPr>
+        <w:t>“</w:t>
+      </w:r>
+      <w:proofErr w:type="spellStart"/>
+      <w:proofErr w:type="gramStart"/>
+      <w:r>
+        <w:rPr>
+          <w:rFonts w:ascii="Times New Roman" w:hAnsi="Times New Roman" w:cs="Times New Roman"/>
+          <w:sz w:val="22"/>
+          <w:szCs w:val="22"/>
+        </w:rPr>
+        <w:t>submitCredentials</w:t>
+      </w:r>
+      <w:proofErr w:type="spellEnd"/>
+      <w:r>
+        <w:rPr>
+          <w:rFonts w:ascii="Times New Roman" w:hAnsi="Times New Roman" w:cs="Times New Roman"/>
+          <w:sz w:val="22"/>
+          <w:szCs w:val="22"/>
+        </w:rPr>
+        <w:t>(</w:t>
+      </w:r>
+      <w:proofErr w:type="gramEnd"/>
+      <w:r>
+        <w:rPr>
+          <w:rFonts w:ascii="Times New Roman" w:hAnsi="Times New Roman" w:cs="Times New Roman"/>
+          <w:sz w:val="22"/>
+          <w:szCs w:val="22"/>
         </w:rPr>
         <w:t>)</w:t>
       </w:r>
@@ -1956,16 +1971,40 @@
           <w:rFonts w:ascii="Times New Roman" w:hAnsi="Times New Roman" w:cs="Times New Roman"/>
           <w:sz w:val="22"/>
           <w:szCs w:val="22"/>
-          <w:lang w:val="en-US"/>
-        </w:rPr>
-        <w:t xml:space="preserve">: Initiated from </w:t>
-      </w:r>
-      <w:r>
-        <w:rPr>
-          <w:rFonts w:ascii="Times New Roman" w:hAnsi="Times New Roman" w:cs="Times New Roman"/>
-          <w:sz w:val="22"/>
-          <w:szCs w:val="22"/>
-          <w:lang w:val="en-US"/>
+        </w:rPr>
+        <w:t>”</w:t>
+      </w:r>
+      <w:r>
+        <w:rPr>
+          <w:rFonts w:ascii="Times New Roman" w:hAnsi="Times New Roman" w:cs="Times New Roman"/>
+          <w:sz w:val="22"/>
+          <w:szCs w:val="22"/>
+        </w:rPr>
+        <w:t xml:space="preserve">. The payload routes through </w:t>
+      </w:r>
+      <w:proofErr w:type="spellStart"/>
+      <w:r>
+        <w:rPr>
+          <w:rFonts w:ascii="Times New Roman" w:hAnsi="Times New Roman" w:cs="Times New Roman"/>
+          <w:sz w:val="22"/>
+          <w:szCs w:val="22"/>
+        </w:rPr>
+        <w:t>userService</w:t>
+      </w:r>
+      <w:proofErr w:type="spellEnd"/>
+      <w:r>
+        <w:rPr>
+          <w:rFonts w:ascii="Times New Roman" w:hAnsi="Times New Roman" w:cs="Times New Roman"/>
+          <w:sz w:val="22"/>
+          <w:szCs w:val="22"/>
+        </w:rPr>
+        <w:t xml:space="preserve"> which executes </w:t>
+      </w:r>
+      <w:r>
+        <w:rPr>
+          <w:rFonts w:ascii="Times New Roman" w:hAnsi="Times New Roman" w:cs="Times New Roman"/>
+          <w:sz w:val="22"/>
+          <w:szCs w:val="22"/>
         </w:rPr>
         <w:t>“</w:t>
       </w:r>
@@ -1975,9 +2014,17 @@
           <w:rFonts w:ascii="Times New Roman" w:hAnsi="Times New Roman" w:cs="Times New Roman"/>
           <w:sz w:val="22"/>
           <w:szCs w:val="22"/>
-          <w:lang w:val="en-US"/>
-        </w:rPr>
-        <w:t>SearchMapsPage</w:t>
+        </w:rPr>
+        <w:t>login_</w:t>
+      </w:r>
+      <w:proofErr w:type="gramStart"/>
+      <w:r>
+        <w:rPr>
+          <w:rFonts w:ascii="Times New Roman" w:hAnsi="Times New Roman" w:cs="Times New Roman"/>
+          <w:sz w:val="22"/>
+          <w:szCs w:val="22"/>
+        </w:rPr>
+        <w:t>user</w:t>
       </w:r>
       <w:proofErr w:type="spellEnd"/>
       <w:r>
@@ -1985,7 +2032,23 @@
           <w:rFonts w:ascii="Times New Roman" w:hAnsi="Times New Roman" w:cs="Times New Roman"/>
           <w:sz w:val="22"/>
           <w:szCs w:val="22"/>
-          <w:lang w:val="en-US"/>
+        </w:rPr>
+        <w:t>(</w:t>
+      </w:r>
+      <w:proofErr w:type="gramEnd"/>
+      <w:r>
+        <w:rPr>
+          <w:rFonts w:ascii="Times New Roman" w:hAnsi="Times New Roman" w:cs="Times New Roman"/>
+          <w:sz w:val="22"/>
+          <w:szCs w:val="22"/>
+        </w:rPr>
+        <w:t>)</w:t>
+      </w:r>
+      <w:r>
+        <w:rPr>
+          <w:rFonts w:ascii="Times New Roman" w:hAnsi="Times New Roman" w:cs="Times New Roman"/>
+          <w:sz w:val="22"/>
+          <w:szCs w:val="22"/>
         </w:rPr>
         <w:t>”</w:t>
       </w:r>
@@ -1994,16 +2057,14 @@
           <w:rFonts w:ascii="Times New Roman" w:hAnsi="Times New Roman" w:cs="Times New Roman"/>
           <w:sz w:val="22"/>
           <w:szCs w:val="22"/>
-          <w:lang w:val="en-US"/>
-        </w:rPr>
-        <w:t xml:space="preserve">, the </w:t>
-      </w:r>
-      <w:r>
-        <w:rPr>
-          <w:rFonts w:ascii="Times New Roman" w:hAnsi="Times New Roman" w:cs="Times New Roman"/>
-          <w:sz w:val="22"/>
-          <w:szCs w:val="22"/>
-          <w:lang w:val="en-US"/>
+        </w:rPr>
+        <w:t xml:space="preserve">, queries the database via the </w:t>
+      </w:r>
+      <w:r>
+        <w:rPr>
+          <w:rFonts w:ascii="Times New Roman" w:hAnsi="Times New Roman" w:cs="Times New Roman"/>
+          <w:sz w:val="22"/>
+          <w:szCs w:val="22"/>
         </w:rPr>
         <w:t>“</w:t>
       </w:r>
@@ -2013,9 +2074,8 @@
           <w:rFonts w:ascii="Times New Roman" w:hAnsi="Times New Roman" w:cs="Times New Roman"/>
           <w:sz w:val="22"/>
           <w:szCs w:val="22"/>
-          <w:lang w:val="en-US"/>
-        </w:rPr>
-        <w:t>JourneyService</w:t>
+        </w:rPr>
+        <w:t>userRecord</w:t>
       </w:r>
       <w:proofErr w:type="spellEnd"/>
       <w:r>
@@ -2023,7 +2083,14 @@
           <w:rFonts w:ascii="Times New Roman" w:hAnsi="Times New Roman" w:cs="Times New Roman"/>
           <w:sz w:val="22"/>
           <w:szCs w:val="22"/>
-          <w:lang w:val="en-US"/>
+        </w:rPr>
+        <w:t>: User</w:t>
+      </w:r>
+      <w:r>
+        <w:rPr>
+          <w:rFonts w:ascii="Times New Roman" w:hAnsi="Times New Roman" w:cs="Times New Roman"/>
+          <w:sz w:val="22"/>
+          <w:szCs w:val="22"/>
         </w:rPr>
         <w:t>”</w:t>
       </w:r>
@@ -2032,9 +2099,16 @@
           <w:rFonts w:ascii="Times New Roman" w:hAnsi="Times New Roman" w:cs="Times New Roman"/>
           <w:sz w:val="22"/>
           <w:szCs w:val="22"/>
-          <w:lang w:val="en-US"/>
-        </w:rPr>
-        <w:t xml:space="preserve"> </w:t>
+        </w:rPr>
+        <w:t xml:space="preserve"> instance's </w:t>
+      </w:r>
+      <w:r>
+        <w:rPr>
+          <w:rFonts w:ascii="Times New Roman" w:hAnsi="Times New Roman" w:cs="Times New Roman"/>
+          <w:sz w:val="22"/>
+          <w:szCs w:val="22"/>
+        </w:rPr>
+        <w:t>“</w:t>
       </w:r>
       <w:proofErr w:type="spellStart"/>
       <w:r>
@@ -2042,27 +2116,17 @@
           <w:rFonts w:ascii="Times New Roman" w:hAnsi="Times New Roman" w:cs="Times New Roman"/>
           <w:sz w:val="22"/>
           <w:szCs w:val="22"/>
-          <w:lang w:val="en-US"/>
-        </w:rPr>
-        <w:t>utili</w:t>
-      </w:r>
-      <w:r>
-        <w:rPr>
-          <w:rFonts w:ascii="Times New Roman" w:hAnsi="Times New Roman" w:cs="Times New Roman"/>
-          <w:sz w:val="22"/>
-          <w:szCs w:val="22"/>
-          <w:lang w:val="en-US"/>
-        </w:rPr>
-        <w:t>s</w:t>
-      </w:r>
-      <w:r>
-        <w:rPr>
-          <w:rFonts w:ascii="Times New Roman" w:hAnsi="Times New Roman" w:cs="Times New Roman"/>
-          <w:sz w:val="22"/>
-          <w:szCs w:val="22"/>
-          <w:lang w:val="en-US"/>
-        </w:rPr>
-        <w:t>es</w:t>
+        </w:rPr>
+        <w:t>query_by_</w:t>
+      </w:r>
+      <w:proofErr w:type="gramStart"/>
+      <w:r>
+        <w:rPr>
+          <w:rFonts w:ascii="Times New Roman" w:hAnsi="Times New Roman" w:cs="Times New Roman"/>
+          <w:sz w:val="22"/>
+          <w:szCs w:val="22"/>
+        </w:rPr>
+        <w:t>email</w:t>
       </w:r>
       <w:proofErr w:type="spellEnd"/>
       <w:r>
@@ -2070,19 +2134,51 @@
           <w:rFonts w:ascii="Times New Roman" w:hAnsi="Times New Roman" w:cs="Times New Roman"/>
           <w:sz w:val="22"/>
           <w:szCs w:val="22"/>
-          <w:lang w:val="en-US"/>
-        </w:rPr>
-        <w:t xml:space="preserve"> matrix computations directly against the </w:t>
+        </w:rPr>
+        <w:t>(</w:t>
+      </w:r>
+      <w:proofErr w:type="gramEnd"/>
+      <w:r>
+        <w:rPr>
+          <w:rFonts w:ascii="Times New Roman" w:hAnsi="Times New Roman" w:cs="Times New Roman"/>
+          <w:sz w:val="22"/>
+          <w:szCs w:val="22"/>
+        </w:rPr>
+        <w:t>)</w:t>
+      </w:r>
+      <w:r>
+        <w:rPr>
+          <w:rFonts w:ascii="Times New Roman" w:hAnsi="Times New Roman" w:cs="Times New Roman"/>
+          <w:sz w:val="22"/>
+          <w:szCs w:val="22"/>
+        </w:rPr>
+        <w:t>”</w:t>
+      </w:r>
+      <w:r>
+        <w:rPr>
+          <w:rFonts w:ascii="Times New Roman" w:hAnsi="Times New Roman" w:cs="Times New Roman"/>
+          <w:sz w:val="22"/>
+          <w:szCs w:val="22"/>
+        </w:rPr>
+        <w:t xml:space="preserve"> method, verifies passwords internally, and concludes with the UI instance calling </w:t>
+      </w:r>
+      <w:r>
+        <w:rPr>
+          <w:rFonts w:ascii="Times New Roman" w:hAnsi="Times New Roman" w:cs="Times New Roman"/>
+          <w:sz w:val="22"/>
+          <w:szCs w:val="22"/>
+        </w:rPr>
+        <w:t>“</w:t>
       </w:r>
       <w:proofErr w:type="spellStart"/>
-      <w:r>
-        <w:rPr>
-          <w:rFonts w:ascii="Times New Roman" w:hAnsi="Times New Roman" w:cs="Times New Roman"/>
-          <w:sz w:val="22"/>
-          <w:szCs w:val="22"/>
-          <w:lang w:val="en-US"/>
-        </w:rPr>
-        <w:t>GoogleMaps</w:t>
+      <w:proofErr w:type="gramStart"/>
+      <w:r>
+        <w:rPr>
+          <w:rFonts w:ascii="Times New Roman" w:hAnsi="Times New Roman" w:cs="Times New Roman"/>
+          <w:sz w:val="22"/>
+          <w:szCs w:val="22"/>
+        </w:rPr>
+        <w:t>storeTokensLocal</w:t>
       </w:r>
       <w:proofErr w:type="spellEnd"/>
       <w:r>
@@ -2090,38 +2186,51 @@
           <w:rFonts w:ascii="Times New Roman" w:hAnsi="Times New Roman" w:cs="Times New Roman"/>
           <w:sz w:val="22"/>
           <w:szCs w:val="22"/>
-          <w:lang w:val="en-US"/>
-        </w:rPr>
-        <w:t xml:space="preserve"> API (</w:t>
-      </w:r>
-      <w:r>
-        <w:rPr>
-          <w:rFonts w:ascii="Times New Roman" w:hAnsi="Times New Roman" w:cs="Times New Roman"/>
-          <w:sz w:val="22"/>
-          <w:szCs w:val="22"/>
-          <w:lang w:val="en-US"/>
+        </w:rPr>
+        <w:t>(</w:t>
+      </w:r>
+      <w:proofErr w:type="gramEnd"/>
+      <w:r>
+        <w:rPr>
+          <w:rFonts w:ascii="Times New Roman" w:hAnsi="Times New Roman" w:cs="Times New Roman"/>
+          <w:sz w:val="22"/>
+          <w:szCs w:val="22"/>
+        </w:rPr>
+        <w:t>)</w:t>
+      </w:r>
+      <w:r>
+        <w:rPr>
+          <w:rFonts w:ascii="Times New Roman" w:hAnsi="Times New Roman" w:cs="Times New Roman"/>
+          <w:sz w:val="22"/>
+          <w:szCs w:val="22"/>
+        </w:rPr>
+        <w:t>”</w:t>
+      </w:r>
+      <w:r>
+        <w:rPr>
+          <w:rFonts w:ascii="Times New Roman" w:hAnsi="Times New Roman" w:cs="Times New Roman"/>
+          <w:sz w:val="22"/>
+          <w:szCs w:val="22"/>
+        </w:rPr>
+        <w:t xml:space="preserve"> and </w:t>
+      </w:r>
+      <w:r>
+        <w:rPr>
+          <w:rFonts w:ascii="Times New Roman" w:hAnsi="Times New Roman" w:cs="Times New Roman"/>
+          <w:sz w:val="22"/>
+          <w:szCs w:val="22"/>
         </w:rPr>
         <w:t>“</w:t>
       </w:r>
       <w:proofErr w:type="spellStart"/>
-      <w:r>
-        <w:rPr>
-          <w:rFonts w:ascii="Times New Roman" w:hAnsi="Times New Roman" w:cs="Times New Roman"/>
-          <w:sz w:val="22"/>
-          <w:szCs w:val="22"/>
-          <w:lang w:val="en-US"/>
-        </w:rPr>
-        <w:t>get_matrix_</w:t>
-      </w:r>
       <w:proofErr w:type="gramStart"/>
       <w:r>
         <w:rPr>
           <w:rFonts w:ascii="Times New Roman" w:hAnsi="Times New Roman" w:cs="Times New Roman"/>
           <w:sz w:val="22"/>
           <w:szCs w:val="22"/>
-          <w:lang w:val="en-US"/>
-        </w:rPr>
-        <w:t>durations</w:t>
+        </w:rPr>
+        <w:t>navigateToDashboard</w:t>
       </w:r>
       <w:proofErr w:type="spellEnd"/>
       <w:r>
@@ -2129,7 +2238,6 @@
           <w:rFonts w:ascii="Times New Roman" w:hAnsi="Times New Roman" w:cs="Times New Roman"/>
           <w:sz w:val="22"/>
           <w:szCs w:val="22"/>
-          <w:lang w:val="en-US"/>
         </w:rPr>
         <w:t>(</w:t>
       </w:r>
@@ -2139,7 +2247,6 @@
           <w:rFonts w:ascii="Times New Roman" w:hAnsi="Times New Roman" w:cs="Times New Roman"/>
           <w:sz w:val="22"/>
           <w:szCs w:val="22"/>
-          <w:lang w:val="en-US"/>
         </w:rPr>
         <w:t>)</w:t>
       </w:r>
@@ -2148,7 +2255,6 @@
           <w:rFonts w:ascii="Times New Roman" w:hAnsi="Times New Roman" w:cs="Times New Roman"/>
           <w:sz w:val="22"/>
           <w:szCs w:val="22"/>
-          <w:lang w:val="en-US"/>
         </w:rPr>
         <w:t>”</w:t>
       </w:r>
@@ -2157,9 +2263,8 @@
           <w:rFonts w:ascii="Times New Roman" w:hAnsi="Times New Roman" w:cs="Times New Roman"/>
           <w:sz w:val="22"/>
           <w:szCs w:val="22"/>
-          <w:lang w:val="en-US"/>
-        </w:rPr>
-        <w:t>), combining optimal cycling and walking computations geographically.</w:t>
+        </w:rPr>
+        <w:t>.</w:t>
       </w:r>
     </w:p>
     <w:p>
@@ -2169,7 +2274,6 @@
           <w:rFonts w:ascii="Times New Roman" w:hAnsi="Times New Roman" w:cs="Times New Roman"/>
           <w:sz w:val="22"/>
           <w:szCs w:val="22"/>
-          <w:lang w:val="en-US"/>
         </w:rPr>
       </w:pPr>
     </w:p>
@@ -2177,20 +2281,16 @@
       <w:pPr>
         <w:keepNext/>
         <w:spacing w:line="240" w:lineRule="auto"/>
-        <w:rPr>
-          <w:lang w:val="en-US"/>
-        </w:rPr>
       </w:pPr>
       <w:r>
         <w:rPr>
           <w:noProof/>
         </w:rPr>
-        <w:lastRenderedPageBreak/>
         <w:drawing>
-          <wp:inline distT="0" distB="0" distL="0" distR="0" wp14:anchorId="6B62F5DD" wp14:editId="58B0D290">
-            <wp:extent cx="5731510" cy="3770630"/>
-            <wp:effectExtent l="0" t="0" r="0" b="1270"/>
-            <wp:docPr id="638631755" name="Picture 8"/>
+          <wp:inline distT="0" distB="0" distL="0" distR="0" wp14:anchorId="602532E4" wp14:editId="639BD87A">
+            <wp:extent cx="5731510" cy="3248660"/>
+            <wp:effectExtent l="0" t="0" r="0" b="2540"/>
+            <wp:docPr id="1116570210" name="Picture 17"/>
             <wp:cNvGraphicFramePr>
               <a:graphicFrameLocks xmlns:a="http://schemas.openxmlformats.org/drawingml/2006/main" noChangeAspect="1"/>
             </wp:cNvGraphicFramePr>
@@ -2198,7 +2298,7 @@
               <a:graphicData uri="http://schemas.openxmlformats.org/drawingml/2006/picture">
                 <pic:pic xmlns:pic="http://schemas.openxmlformats.org/drawingml/2006/picture">
                   <pic:nvPicPr>
-                    <pic:cNvPr id="638631755" name="Picture 638631755"/>
+                    <pic:cNvPr id="1116570210" name="Picture 1116570210"/>
                     <pic:cNvPicPr/>
                   </pic:nvPicPr>
                   <pic:blipFill>
@@ -2210,7 +2310,7 @@
                   <pic:spPr>
                     <a:xfrm>
                       <a:off x="0" y="0"/>
-                      <a:ext cx="5731510" cy="3770630"/>
+                      <a:ext cx="5731510" cy="3248660"/>
                     </a:xfrm>
                     <a:prstGeom prst="rect">
                       <a:avLst/>
@@ -2227,20 +2327,44 @@
       <w:pPr>
         <w:pStyle w:val="Caption"/>
         <w:jc w:val="center"/>
+        <w:rPr>
+          <w:rFonts w:ascii="Times New Roman" w:hAnsi="Times New Roman" w:cs="Times New Roman"/>
+          <w:sz w:val="22"/>
+          <w:szCs w:val="22"/>
+        </w:rPr>
       </w:pPr>
       <w:r>
         <w:t xml:space="preserve">Figure </w:t>
       </w:r>
-      <w:fldSimple w:instr=" SEQ Figure \* ARABIC ">
-        <w:r>
-          <w:rPr>
-            <w:noProof/>
-          </w:rPr>
-          <w:t>5</w:t>
-        </w:r>
-      </w:fldSimple>
-      <w:r>
-        <w:t xml:space="preserve"> AI Chatbot</w:t>
+      <w:r>
+        <w:t>3.</w:t>
+      </w:r>
+      <w:r>
+        <w:fldChar w:fldCharType="begin"/>
+      </w:r>
+      <w:r>
+        <w:instrText xml:space="preserve"> SEQ Figure \* ARABIC </w:instrText>
+      </w:r>
+      <w:r>
+        <w:fldChar w:fldCharType="separate"/>
+      </w:r>
+      <w:r>
+        <w:rPr>
+          <w:noProof/>
+        </w:rPr>
+        <w:t>5</w:t>
+      </w:r>
+      <w:r>
+        <w:rPr>
+          <w:noProof/>
+        </w:rPr>
+        <w:fldChar w:fldCharType="end"/>
+      </w:r>
+      <w:r>
+        <w:rPr>
+          <w:rFonts w:hint="eastAsia"/>
+        </w:rPr>
+        <w:t xml:space="preserve"> Journey Planner</w:t>
       </w:r>
     </w:p>
     <w:p>
@@ -2250,15 +2374,81 @@
           <w:rFonts w:ascii="Times New Roman" w:hAnsi="Times New Roman" w:cs="Times New Roman"/>
           <w:sz w:val="22"/>
           <w:szCs w:val="22"/>
-        </w:rPr>
-      </w:pPr>
-      <w:r>
-        <w:rPr>
-          <w:rFonts w:ascii="Times New Roman" w:hAnsi="Times New Roman" w:cs="Times New Roman"/>
-          <w:sz w:val="22"/>
-          <w:szCs w:val="22"/>
-        </w:rPr>
-        <w:t>AI Chatbot (Figure 5): The message passes structural auth checks (“_</w:t>
+          <w:lang w:val="en-US"/>
+        </w:rPr>
+      </w:pPr>
+      <w:r>
+        <w:rPr>
+          <w:rFonts w:ascii="Times New Roman" w:hAnsi="Times New Roman" w:cs="Times New Roman"/>
+          <w:sz w:val="22"/>
+          <w:szCs w:val="22"/>
+          <w:lang w:val="en-US"/>
+        </w:rPr>
+        <w:lastRenderedPageBreak/>
+        <w:t>Journey Planner (</w:t>
+      </w:r>
+      <w:r>
+        <w:rPr>
+          <w:rFonts w:ascii="Times New Roman" w:hAnsi="Times New Roman" w:cs="Times New Roman"/>
+          <w:sz w:val="22"/>
+          <w:szCs w:val="22"/>
+          <w:lang w:val="en-US"/>
+        </w:rPr>
+        <w:t xml:space="preserve">Figure </w:t>
+      </w:r>
+      <w:r>
+        <w:rPr>
+          <w:rFonts w:ascii="Times New Roman" w:hAnsi="Times New Roman" w:cs="Times New Roman"/>
+          <w:sz w:val="22"/>
+          <w:szCs w:val="22"/>
+          <w:lang w:val="en-US"/>
+        </w:rPr>
+        <w:t>3.</w:t>
+      </w:r>
+      <w:r>
+        <w:rPr>
+          <w:rFonts w:ascii="Times New Roman" w:hAnsi="Times New Roman" w:cs="Times New Roman" w:hint="eastAsia"/>
+          <w:sz w:val="22"/>
+          <w:szCs w:val="22"/>
+          <w:lang w:val="en-US"/>
+        </w:rPr>
+        <w:t>5</w:t>
+      </w:r>
+      <w:r>
+        <w:rPr>
+          <w:rFonts w:ascii="Times New Roman" w:hAnsi="Times New Roman" w:cs="Times New Roman" w:hint="eastAsia"/>
+          <w:sz w:val="22"/>
+          <w:szCs w:val="22"/>
+          <w:lang w:val="en-US"/>
+        </w:rPr>
+        <w:t>)</w:t>
+      </w:r>
+      <w:r>
+        <w:rPr>
+          <w:rFonts w:ascii="Times New Roman" w:hAnsi="Times New Roman" w:cs="Times New Roman"/>
+          <w:sz w:val="22"/>
+          <w:szCs w:val="22"/>
+          <w:lang w:val="en-US"/>
+        </w:rPr>
+        <w:t xml:space="preserve">: </w:t>
+      </w:r>
+      <w:r>
+        <w:rPr>
+          <w:rFonts w:ascii="Times New Roman" w:hAnsi="Times New Roman" w:cs="Times New Roman"/>
+          <w:sz w:val="22"/>
+          <w:szCs w:val="22"/>
+          <w:lang w:val="en-US"/>
+        </w:rPr>
+        <w:t xml:space="preserve">Initiated from </w:t>
+      </w:r>
+      <w:r>
+        <w:rPr>
+          <w:rFonts w:ascii="Times New Roman" w:hAnsi="Times New Roman" w:cs="Times New Roman"/>
+          <w:sz w:val="22"/>
+          <w:szCs w:val="22"/>
+          <w:lang w:val="en-US"/>
+        </w:rPr>
+        <w:t>“</w:t>
       </w:r>
       <w:proofErr w:type="spellStart"/>
       <w:r>
@@ -2266,8 +2456,152 @@
           <w:rFonts w:ascii="Times New Roman" w:hAnsi="Times New Roman" w:cs="Times New Roman"/>
           <w:sz w:val="22"/>
           <w:szCs w:val="22"/>
-        </w:rPr>
-        <w:t>require_</w:t>
+          <w:lang w:val="en-US"/>
+        </w:rPr>
+        <w:t>mapsPage</w:t>
+      </w:r>
+      <w:proofErr w:type="spellEnd"/>
+      <w:r>
+        <w:rPr>
+          <w:rFonts w:ascii="Times New Roman" w:hAnsi="Times New Roman" w:cs="Times New Roman"/>
+          <w:sz w:val="22"/>
+          <w:szCs w:val="22"/>
+          <w:lang w:val="en-US"/>
+        </w:rPr>
+        <w:t xml:space="preserve">: </w:t>
+      </w:r>
+      <w:proofErr w:type="spellStart"/>
+      <w:r>
+        <w:rPr>
+          <w:rFonts w:ascii="Times New Roman" w:hAnsi="Times New Roman" w:cs="Times New Roman"/>
+          <w:sz w:val="22"/>
+          <w:szCs w:val="22"/>
+          <w:lang w:val="en-US"/>
+        </w:rPr>
+        <w:t>SearchMapsPage</w:t>
+      </w:r>
+      <w:proofErr w:type="spellEnd"/>
+      <w:r>
+        <w:rPr>
+          <w:rFonts w:ascii="Times New Roman" w:hAnsi="Times New Roman" w:cs="Times New Roman"/>
+          <w:sz w:val="22"/>
+          <w:szCs w:val="22"/>
+          <w:lang w:val="en-US"/>
+        </w:rPr>
+        <w:t>”</w:t>
+      </w:r>
+      <w:r>
+        <w:rPr>
+          <w:rFonts w:ascii="Times New Roman" w:hAnsi="Times New Roman" w:cs="Times New Roman"/>
+          <w:sz w:val="22"/>
+          <w:szCs w:val="22"/>
+          <w:lang w:val="en-US"/>
+        </w:rPr>
+        <w:t xml:space="preserve">, the </w:t>
+      </w:r>
+      <w:r>
+        <w:rPr>
+          <w:rFonts w:ascii="Times New Roman" w:hAnsi="Times New Roman" w:cs="Times New Roman"/>
+          <w:sz w:val="22"/>
+          <w:szCs w:val="22"/>
+          <w:lang w:val="en-US"/>
+        </w:rPr>
+        <w:t>“</w:t>
+      </w:r>
+      <w:proofErr w:type="spellStart"/>
+      <w:r>
+        <w:rPr>
+          <w:rFonts w:ascii="Times New Roman" w:hAnsi="Times New Roman" w:cs="Times New Roman"/>
+          <w:sz w:val="22"/>
+          <w:szCs w:val="22"/>
+          <w:lang w:val="en-US"/>
+        </w:rPr>
+        <w:t>journeyService</w:t>
+      </w:r>
+      <w:proofErr w:type="spellEnd"/>
+      <w:r>
+        <w:rPr>
+          <w:rFonts w:ascii="Times New Roman" w:hAnsi="Times New Roman" w:cs="Times New Roman"/>
+          <w:sz w:val="22"/>
+          <w:szCs w:val="22"/>
+          <w:lang w:val="en-US"/>
+        </w:rPr>
+        <w:t>”</w:t>
+      </w:r>
+      <w:r>
+        <w:rPr>
+          <w:rFonts w:ascii="Times New Roman" w:hAnsi="Times New Roman" w:cs="Times New Roman"/>
+          <w:sz w:val="22"/>
+          <w:szCs w:val="22"/>
+          <w:lang w:val="en-US"/>
+        </w:rPr>
+        <w:t xml:space="preserve"> instance coordinates complex routing. It leverages the </w:t>
+      </w:r>
+      <w:r>
+        <w:rPr>
+          <w:rFonts w:ascii="Times New Roman" w:hAnsi="Times New Roman" w:cs="Times New Roman"/>
+          <w:sz w:val="22"/>
+          <w:szCs w:val="22"/>
+          <w:lang w:val="en-US"/>
+        </w:rPr>
+        <w:t>“</w:t>
+      </w:r>
+      <w:proofErr w:type="spellStart"/>
+      <w:r>
+        <w:rPr>
+          <w:rFonts w:ascii="Times New Roman" w:hAnsi="Times New Roman" w:cs="Times New Roman"/>
+          <w:sz w:val="22"/>
+          <w:szCs w:val="22"/>
+          <w:lang w:val="en-US"/>
+        </w:rPr>
+        <w:t>stationService</w:t>
+      </w:r>
+      <w:proofErr w:type="spellEnd"/>
+      <w:r>
+        <w:rPr>
+          <w:rFonts w:ascii="Times New Roman" w:hAnsi="Times New Roman" w:cs="Times New Roman"/>
+          <w:sz w:val="22"/>
+          <w:szCs w:val="22"/>
+          <w:lang w:val="en-US"/>
+        </w:rPr>
+        <w:t>”</w:t>
+      </w:r>
+      <w:r>
+        <w:rPr>
+          <w:rFonts w:ascii="Times New Roman" w:hAnsi="Times New Roman" w:cs="Times New Roman"/>
+          <w:sz w:val="22"/>
+          <w:szCs w:val="22"/>
+          <w:lang w:val="en-US"/>
+        </w:rPr>
+        <w:t xml:space="preserve"> to fetch active stations, uses self-messages like </w:t>
+      </w:r>
+      <w:r>
+        <w:rPr>
+          <w:rFonts w:ascii="Times New Roman" w:hAnsi="Times New Roman" w:cs="Times New Roman"/>
+          <w:sz w:val="22"/>
+          <w:szCs w:val="22"/>
+          <w:lang w:val="en-US"/>
+        </w:rPr>
+        <w:t>“</w:t>
+      </w:r>
+      <w:r>
+        <w:rPr>
+          <w:rFonts w:ascii="Times New Roman" w:hAnsi="Times New Roman" w:cs="Times New Roman"/>
+          <w:sz w:val="22"/>
+          <w:szCs w:val="22"/>
+          <w:lang w:val="en-US"/>
+        </w:rPr>
+        <w:t>_</w:t>
+      </w:r>
+      <w:proofErr w:type="spellStart"/>
+      <w:r>
+        <w:rPr>
+          <w:rFonts w:ascii="Times New Roman" w:hAnsi="Times New Roman" w:cs="Times New Roman"/>
+          <w:sz w:val="22"/>
+          <w:szCs w:val="22"/>
+          <w:lang w:val="en-US"/>
+        </w:rPr>
+        <w:t>filter_closest_</w:t>
       </w:r>
       <w:proofErr w:type="gramStart"/>
       <w:r>
@@ -2275,8 +2609,9 @@
           <w:rFonts w:ascii="Times New Roman" w:hAnsi="Times New Roman" w:cs="Times New Roman"/>
           <w:sz w:val="22"/>
           <w:szCs w:val="22"/>
-        </w:rPr>
-        <w:t>auth</w:t>
+          <w:lang w:val="en-US"/>
+        </w:rPr>
+        <w:t>stations</w:t>
       </w:r>
       <w:proofErr w:type="spellEnd"/>
       <w:r>
@@ -2284,6 +2619,7 @@
           <w:rFonts w:ascii="Times New Roman" w:hAnsi="Times New Roman" w:cs="Times New Roman"/>
           <w:sz w:val="22"/>
           <w:szCs w:val="22"/>
+          <w:lang w:val="en-US"/>
         </w:rPr>
         <w:t>(</w:t>
       </w:r>
@@ -2293,8 +2629,36 @@
           <w:rFonts w:ascii="Times New Roman" w:hAnsi="Times New Roman" w:cs="Times New Roman"/>
           <w:sz w:val="22"/>
           <w:szCs w:val="22"/>
-        </w:rPr>
-        <w:t>)”) and persists domain state via “</w:t>
+          <w:lang w:val="en-US"/>
+        </w:rPr>
+        <w:t>)</w:t>
+      </w:r>
+      <w:r>
+        <w:rPr>
+          <w:rFonts w:ascii="Times New Roman" w:hAnsi="Times New Roman" w:cs="Times New Roman"/>
+          <w:sz w:val="22"/>
+          <w:szCs w:val="22"/>
+          <w:lang w:val="en-US"/>
+        </w:rPr>
+        <w:t>”</w:t>
+      </w:r>
+      <w:r>
+        <w:rPr>
+          <w:rFonts w:ascii="Times New Roman" w:hAnsi="Times New Roman" w:cs="Times New Roman"/>
+          <w:sz w:val="22"/>
+          <w:szCs w:val="22"/>
+          <w:lang w:val="en-US"/>
+        </w:rPr>
+        <w:t xml:space="preserve"> for internal calculations, and performs matrix computations against </w:t>
+      </w:r>
+      <w:r>
+        <w:rPr>
+          <w:rFonts w:ascii="Times New Roman" w:hAnsi="Times New Roman" w:cs="Times New Roman"/>
+          <w:sz w:val="22"/>
+          <w:szCs w:val="22"/>
+          <w:lang w:val="en-US"/>
+        </w:rPr>
+        <w:t>“</w:t>
       </w:r>
       <w:proofErr w:type="spellStart"/>
       <w:r>
@@ -2302,17 +2666,68 @@
           <w:rFonts w:ascii="Times New Roman" w:hAnsi="Times New Roman" w:cs="Times New Roman"/>
           <w:sz w:val="22"/>
           <w:szCs w:val="22"/>
-        </w:rPr>
-        <w:t>ensure_</w:t>
-      </w:r>
+          <w:lang w:val="en-US"/>
+        </w:rPr>
+        <w:t>gmapsClient</w:t>
+      </w:r>
+      <w:proofErr w:type="spellEnd"/>
+      <w:r>
+        <w:rPr>
+          <w:rFonts w:ascii="Times New Roman" w:hAnsi="Times New Roman" w:cs="Times New Roman"/>
+          <w:sz w:val="22"/>
+          <w:szCs w:val="22"/>
+          <w:lang w:val="en-US"/>
+        </w:rPr>
+        <w:t xml:space="preserve">: </w:t>
+      </w:r>
+      <w:proofErr w:type="spellStart"/>
+      <w:r>
+        <w:rPr>
+          <w:rFonts w:ascii="Times New Roman" w:hAnsi="Times New Roman" w:cs="Times New Roman"/>
+          <w:sz w:val="22"/>
+          <w:szCs w:val="22"/>
+          <w:lang w:val="en-US"/>
+        </w:rPr>
+        <w:t>GoogleMapsAPI</w:t>
+      </w:r>
+      <w:proofErr w:type="spellEnd"/>
+      <w:r>
+        <w:rPr>
+          <w:rFonts w:ascii="Times New Roman" w:hAnsi="Times New Roman" w:cs="Times New Roman"/>
+          <w:sz w:val="22"/>
+          <w:szCs w:val="22"/>
+          <w:lang w:val="en-US"/>
+        </w:rPr>
+        <w:t>”</w:t>
+      </w:r>
+      <w:r>
+        <w:rPr>
+          <w:rFonts w:ascii="Times New Roman" w:hAnsi="Times New Roman" w:cs="Times New Roman"/>
+          <w:sz w:val="22"/>
+          <w:szCs w:val="22"/>
+          <w:lang w:val="en-US"/>
+        </w:rPr>
+        <w:t xml:space="preserve">. Finally, the UI instance calls </w:t>
+      </w:r>
+      <w:r>
+        <w:rPr>
+          <w:rFonts w:ascii="Times New Roman" w:hAnsi="Times New Roman" w:cs="Times New Roman"/>
+          <w:sz w:val="22"/>
+          <w:szCs w:val="22"/>
+          <w:lang w:val="en-US"/>
+        </w:rPr>
+        <w:t>“</w:t>
+      </w:r>
+      <w:proofErr w:type="spellStart"/>
       <w:proofErr w:type="gramStart"/>
       <w:r>
         <w:rPr>
           <w:rFonts w:ascii="Times New Roman" w:hAnsi="Times New Roman" w:cs="Times New Roman"/>
           <w:sz w:val="22"/>
           <w:szCs w:val="22"/>
-        </w:rPr>
-        <w:t>session</w:t>
+          <w:lang w:val="en-US"/>
+        </w:rPr>
+        <w:t>parseRouteData</w:t>
       </w:r>
       <w:proofErr w:type="spellEnd"/>
       <w:r>
@@ -2320,6 +2735,7 @@
           <w:rFonts w:ascii="Times New Roman" w:hAnsi="Times New Roman" w:cs="Times New Roman"/>
           <w:sz w:val="22"/>
           <w:szCs w:val="22"/>
+          <w:lang w:val="en-US"/>
         </w:rPr>
         <w:t>(</w:t>
       </w:r>
@@ -2329,17 +2745,47 @@
           <w:rFonts w:ascii="Times New Roman" w:hAnsi="Times New Roman" w:cs="Times New Roman"/>
           <w:sz w:val="22"/>
           <w:szCs w:val="22"/>
-        </w:rPr>
-        <w:t>)”, referencing the “Session” metadata table. The “</w:t>
+          <w:lang w:val="en-US"/>
+        </w:rPr>
+        <w:t>)</w:t>
+      </w:r>
+      <w:r>
+        <w:rPr>
+          <w:rFonts w:ascii="Times New Roman" w:hAnsi="Times New Roman" w:cs="Times New Roman"/>
+          <w:sz w:val="22"/>
+          <w:szCs w:val="22"/>
+          <w:lang w:val="en-US"/>
+        </w:rPr>
+        <w:t>”</w:t>
+      </w:r>
+      <w:r>
+        <w:rPr>
+          <w:rFonts w:ascii="Times New Roman" w:hAnsi="Times New Roman" w:cs="Times New Roman"/>
+          <w:sz w:val="22"/>
+          <w:szCs w:val="22"/>
+          <w:lang w:val="en-US"/>
+        </w:rPr>
+        <w:t xml:space="preserve"> and </w:t>
+      </w:r>
+      <w:r>
+        <w:rPr>
+          <w:rFonts w:ascii="Times New Roman" w:hAnsi="Times New Roman" w:cs="Times New Roman"/>
+          <w:sz w:val="22"/>
+          <w:szCs w:val="22"/>
+          <w:lang w:val="en-US"/>
+        </w:rPr>
+        <w:t>“</w:t>
       </w:r>
       <w:proofErr w:type="spellStart"/>
-      <w:r>
-        <w:rPr>
-          <w:rFonts w:ascii="Times New Roman" w:hAnsi="Times New Roman" w:cs="Times New Roman"/>
-          <w:sz w:val="22"/>
-          <w:szCs w:val="22"/>
-        </w:rPr>
-        <w:t>ChatService</w:t>
+      <w:proofErr w:type="gramStart"/>
+      <w:r>
+        <w:rPr>
+          <w:rFonts w:ascii="Times New Roman" w:hAnsi="Times New Roman" w:cs="Times New Roman"/>
+          <w:sz w:val="22"/>
+          <w:szCs w:val="22"/>
+          <w:lang w:val="en-US"/>
+        </w:rPr>
+        <w:t>renderRoutePolylines</w:t>
       </w:r>
       <w:proofErr w:type="spellEnd"/>
       <w:r>
@@ -2347,51 +2793,7 @@
           <w:rFonts w:ascii="Times New Roman" w:hAnsi="Times New Roman" w:cs="Times New Roman"/>
           <w:sz w:val="22"/>
           <w:szCs w:val="22"/>
-        </w:rPr>
-        <w:t>” fetches interaction context (“</w:t>
-      </w:r>
-      <w:proofErr w:type="spellStart"/>
-      <w:r>
-        <w:rPr>
-          <w:rFonts w:ascii="Times New Roman" w:hAnsi="Times New Roman" w:cs="Times New Roman"/>
-          <w:sz w:val="22"/>
-          <w:szCs w:val="22"/>
-        </w:rPr>
-        <w:t>ChatHistory</w:t>
-      </w:r>
-      <w:proofErr w:type="spellEnd"/>
-      <w:r>
-        <w:rPr>
-          <w:rFonts w:ascii="Times New Roman" w:hAnsi="Times New Roman" w:cs="Times New Roman"/>
-          <w:sz w:val="22"/>
-          <w:szCs w:val="22"/>
-        </w:rPr>
-        <w:t>”) prior to transmitting prompts to the external LLM provider, while dynamically utilising the LLM (“_</w:t>
-      </w:r>
-      <w:proofErr w:type="spellStart"/>
-      <w:r>
-        <w:rPr>
-          <w:rFonts w:ascii="Times New Roman" w:hAnsi="Times New Roman" w:cs="Times New Roman"/>
-          <w:sz w:val="22"/>
-          <w:szCs w:val="22"/>
-        </w:rPr>
-        <w:t>generate_</w:t>
-      </w:r>
-      <w:proofErr w:type="gramStart"/>
-      <w:r>
-        <w:rPr>
-          <w:rFonts w:ascii="Times New Roman" w:hAnsi="Times New Roman" w:cs="Times New Roman"/>
-          <w:sz w:val="22"/>
-          <w:szCs w:val="22"/>
-        </w:rPr>
-        <w:t>title</w:t>
-      </w:r>
-      <w:proofErr w:type="spellEnd"/>
-      <w:r>
-        <w:rPr>
-          <w:rFonts w:ascii="Times New Roman" w:hAnsi="Times New Roman" w:cs="Times New Roman"/>
-          <w:sz w:val="22"/>
-          <w:szCs w:val="22"/>
+          <w:lang w:val="en-US"/>
         </w:rPr>
         <w:t>(</w:t>
       </w:r>
@@ -2401,13 +2803,36 @@
           <w:rFonts w:ascii="Times New Roman" w:hAnsi="Times New Roman" w:cs="Times New Roman"/>
           <w:sz w:val="22"/>
           <w:szCs w:val="22"/>
-        </w:rPr>
-        <w:t>)”) to auto-classify a chat topic title on initial interaction.</w:t>
+          <w:lang w:val="en-US"/>
+        </w:rPr>
+        <w:t>)</w:t>
+      </w:r>
+      <w:r>
+        <w:rPr>
+          <w:rFonts w:ascii="Times New Roman" w:hAnsi="Times New Roman" w:cs="Times New Roman"/>
+          <w:sz w:val="22"/>
+          <w:szCs w:val="22"/>
+          <w:lang w:val="en-US"/>
+        </w:rPr>
+        <w:t>”</w:t>
+      </w:r>
+      <w:r>
+        <w:rPr>
+          <w:rFonts w:ascii="Times New Roman" w:hAnsi="Times New Roman" w:cs="Times New Roman"/>
+          <w:sz w:val="22"/>
+          <w:szCs w:val="22"/>
+          <w:lang w:val="en-US"/>
+        </w:rPr>
+        <w:t xml:space="preserve"> to display the map.</w:t>
       </w:r>
     </w:p>
     <w:p>
       <w:pPr>
-        <w:rPr>
+        <w:spacing w:line="240" w:lineRule="auto"/>
+        <w:rPr>
+          <w:rFonts w:ascii="Times New Roman" w:hAnsi="Times New Roman" w:cs="Times New Roman"/>
+          <w:sz w:val="22"/>
+          <w:szCs w:val="22"/>
           <w:lang w:val="en-US"/>
         </w:rPr>
       </w:pPr>
@@ -2415,18 +2840,21 @@
     <w:p>
       <w:pPr>
         <w:keepNext/>
-      </w:pPr>
-      <w:r>
-        <w:rPr>
-          <w:rFonts w:hint="eastAsia"/>
+        <w:spacing w:line="240" w:lineRule="auto"/>
+        <w:rPr>
+          <w:lang w:val="en-US"/>
+        </w:rPr>
+      </w:pPr>
+      <w:r>
+        <w:rPr>
           <w:noProof/>
           <w:lang w:val="en-US"/>
         </w:rPr>
         <w:drawing>
-          <wp:inline distT="0" distB="0" distL="0" distR="0" wp14:anchorId="515733E0" wp14:editId="0D3B0133">
-            <wp:extent cx="5731510" cy="2350770"/>
+          <wp:inline distT="0" distB="0" distL="0" distR="0" wp14:anchorId="64B7FFC3" wp14:editId="6AD44C7D">
+            <wp:extent cx="5731510" cy="3331210"/>
             <wp:effectExtent l="0" t="0" r="0" b="0"/>
-            <wp:docPr id="171242604" name="Picture 9"/>
+            <wp:docPr id="1030016748" name="Picture 18"/>
             <wp:cNvGraphicFramePr>
               <a:graphicFrameLocks xmlns:a="http://schemas.openxmlformats.org/drawingml/2006/main" noChangeAspect="1"/>
             </wp:cNvGraphicFramePr>
@@ -2434,7 +2862,7 @@
               <a:graphicData uri="http://schemas.openxmlformats.org/drawingml/2006/picture">
                 <pic:pic xmlns:pic="http://schemas.openxmlformats.org/drawingml/2006/picture">
                   <pic:nvPicPr>
-                    <pic:cNvPr id="171242604" name="Picture 171242604"/>
+                    <pic:cNvPr id="1030016748" name="Picture 1030016748"/>
                     <pic:cNvPicPr/>
                   </pic:nvPicPr>
                   <pic:blipFill>
@@ -2446,7 +2874,7 @@
                   <pic:spPr>
                     <a:xfrm>
                       <a:off x="0" y="0"/>
-                      <a:ext cx="5731510" cy="2350770"/>
+                      <a:ext cx="5731510" cy="3331210"/>
                     </a:xfrm>
                     <a:prstGeom prst="rect">
                       <a:avLst/>
@@ -2463,59 +2891,104 @@
       <w:pPr>
         <w:pStyle w:val="Caption"/>
         <w:jc w:val="center"/>
-        <w:rPr>
-          <w:lang w:val="en-US"/>
-        </w:rPr>
       </w:pPr>
       <w:r>
         <w:t xml:space="preserve">Figure </w:t>
       </w:r>
-      <w:fldSimple w:instr=" SEQ Figure \* ARABIC ">
-        <w:r>
-          <w:rPr>
-            <w:noProof/>
-          </w:rPr>
-          <w:t>6</w:t>
-        </w:r>
-      </w:fldSimple>
-      <w:r>
-        <w:rPr>
-          <w:rFonts w:hint="eastAsia"/>
-        </w:rPr>
-        <w:t xml:space="preserve"> </w:t>
-      </w:r>
-      <w:r>
-        <w:t>Bike</w:t>
-      </w:r>
-      <w:r>
-        <w:rPr>
-          <w:lang w:val="en-US"/>
-        </w:rPr>
-        <w:t xml:space="preserve"> Availability Prediction</w:t>
+      <w:r>
+        <w:t>3.</w:t>
+      </w:r>
+      <w:r>
+        <w:fldChar w:fldCharType="begin"/>
+      </w:r>
+      <w:r>
+        <w:instrText xml:space="preserve"> SEQ Figure \* ARABIC </w:instrText>
+      </w:r>
+      <w:r>
+        <w:fldChar w:fldCharType="separate"/>
+      </w:r>
+      <w:r>
+        <w:rPr>
+          <w:noProof/>
+        </w:rPr>
+        <w:t>6</w:t>
+      </w:r>
+      <w:r>
+        <w:rPr>
+          <w:noProof/>
+        </w:rPr>
+        <w:fldChar w:fldCharType="end"/>
+      </w:r>
+      <w:r>
+        <w:t xml:space="preserve"> AI Chatbot</w:t>
       </w:r>
     </w:p>
     <w:p>
       <w:pPr>
-        <w:rPr>
-          <w:lang w:val="en-US"/>
-        </w:rPr>
-      </w:pPr>
-      <w:r>
-        <w:rPr>
-          <w:rFonts w:ascii="Times New Roman" w:hAnsi="Times New Roman" w:cs="Times New Roman"/>
-          <w:sz w:val="22"/>
-          <w:szCs w:val="22"/>
-        </w:rPr>
-        <w:t>Bike Availability Prediction (Figure 6): The request flows from “</w:t>
+        <w:spacing w:line="240" w:lineRule="auto"/>
+        <w:rPr>
+          <w:rFonts w:ascii="Times New Roman" w:hAnsi="Times New Roman" w:cs="Times New Roman"/>
+          <w:sz w:val="22"/>
+          <w:szCs w:val="22"/>
+        </w:rPr>
+      </w:pPr>
+      <w:r>
+        <w:rPr>
+          <w:rFonts w:ascii="Times New Roman" w:hAnsi="Times New Roman" w:cs="Times New Roman"/>
+          <w:sz w:val="22"/>
+          <w:szCs w:val="22"/>
+        </w:rPr>
+        <w:t xml:space="preserve">AI Chatbot (Figure </w:t>
+      </w:r>
+      <w:r>
+        <w:rPr>
+          <w:rFonts w:ascii="Times New Roman" w:hAnsi="Times New Roman" w:cs="Times New Roman"/>
+          <w:sz w:val="22"/>
+          <w:szCs w:val="22"/>
+        </w:rPr>
+        <w:t>3.</w:t>
+      </w:r>
+      <w:r>
+        <w:rPr>
+          <w:rFonts w:ascii="Times New Roman" w:hAnsi="Times New Roman" w:cs="Times New Roman" w:hint="eastAsia"/>
+          <w:sz w:val="22"/>
+          <w:szCs w:val="22"/>
+        </w:rPr>
+        <w:t>6</w:t>
+      </w:r>
+      <w:r>
+        <w:rPr>
+          <w:rFonts w:ascii="Times New Roman" w:hAnsi="Times New Roman" w:cs="Times New Roman"/>
+          <w:sz w:val="22"/>
+          <w:szCs w:val="22"/>
+        </w:rPr>
+        <w:t xml:space="preserve">): </w:t>
+      </w:r>
+      <w:r>
+        <w:rPr>
+          <w:rFonts w:ascii="Times New Roman" w:hAnsi="Times New Roman" w:cs="Times New Roman"/>
+          <w:sz w:val="22"/>
+          <w:szCs w:val="22"/>
+        </w:rPr>
+        <w:t xml:space="preserve">The user triggers </w:t>
+      </w:r>
+      <w:r>
+        <w:rPr>
+          <w:rFonts w:ascii="Times New Roman" w:hAnsi="Times New Roman" w:cs="Times New Roman"/>
+          <w:sz w:val="22"/>
+          <w:szCs w:val="22"/>
+        </w:rPr>
+        <w:t>“</w:t>
       </w:r>
       <w:proofErr w:type="spellStart"/>
-      <w:r>
-        <w:rPr>
-          <w:rFonts w:ascii="Times New Roman" w:hAnsi="Times New Roman" w:cs="Times New Roman"/>
-          <w:sz w:val="22"/>
-          <w:szCs w:val="22"/>
-        </w:rPr>
-        <w:t>StationRoutes</w:t>
+      <w:proofErr w:type="gramStart"/>
+      <w:r>
+        <w:rPr>
+          <w:rFonts w:ascii="Times New Roman" w:hAnsi="Times New Roman" w:cs="Times New Roman"/>
+          <w:sz w:val="22"/>
+          <w:szCs w:val="22"/>
+        </w:rPr>
+        <w:t>submitMessage</w:t>
       </w:r>
       <w:proofErr w:type="spellEnd"/>
       <w:r>
@@ -2524,7 +2997,40 @@
           <w:sz w:val="22"/>
           <w:szCs w:val="22"/>
         </w:rPr>
-        <w:t>” down to the “</w:t>
+        <w:t>(</w:t>
+      </w:r>
+      <w:proofErr w:type="gramEnd"/>
+      <w:r>
+        <w:rPr>
+          <w:rFonts w:ascii="Times New Roman" w:hAnsi="Times New Roman" w:cs="Times New Roman"/>
+          <w:sz w:val="22"/>
+          <w:szCs w:val="22"/>
+        </w:rPr>
+        <w:t>)</w:t>
+      </w:r>
+      <w:r>
+        <w:rPr>
+          <w:rFonts w:ascii="Times New Roman" w:hAnsi="Times New Roman" w:cs="Times New Roman"/>
+          <w:sz w:val="22"/>
+          <w:szCs w:val="22"/>
+        </w:rPr>
+        <w:t>”</w:t>
+      </w:r>
+      <w:r>
+        <w:rPr>
+          <w:rFonts w:ascii="Times New Roman" w:hAnsi="Times New Roman" w:cs="Times New Roman"/>
+          <w:sz w:val="22"/>
+          <w:szCs w:val="22"/>
+        </w:rPr>
+        <w:t xml:space="preserve">. The </w:t>
+      </w:r>
+      <w:r>
+        <w:rPr>
+          <w:rFonts w:ascii="Times New Roman" w:hAnsi="Times New Roman" w:cs="Times New Roman"/>
+          <w:sz w:val="22"/>
+          <w:szCs w:val="22"/>
+        </w:rPr>
+        <w:t>“</w:t>
       </w:r>
       <w:proofErr w:type="spellStart"/>
       <w:r>
@@ -2533,7 +3039,7 @@
           <w:sz w:val="22"/>
           <w:szCs w:val="22"/>
         </w:rPr>
-        <w:t>PredictionService</w:t>
+        <w:t>chatService</w:t>
       </w:r>
       <w:proofErr w:type="spellEnd"/>
       <w:r>
@@ -2542,7 +3048,23 @@
           <w:sz w:val="22"/>
           <w:szCs w:val="22"/>
         </w:rPr>
-        <w:t>”, appending contextual features mapped from “</w:t>
+        <w:t>”</w:t>
+      </w:r>
+      <w:r>
+        <w:rPr>
+          <w:rFonts w:ascii="Times New Roman" w:hAnsi="Times New Roman" w:cs="Times New Roman"/>
+          <w:sz w:val="22"/>
+          <w:szCs w:val="22"/>
+        </w:rPr>
+        <w:t xml:space="preserve"> invokes methods on the </w:t>
+      </w:r>
+      <w:r>
+        <w:rPr>
+          <w:rFonts w:ascii="Times New Roman" w:hAnsi="Times New Roman" w:cs="Times New Roman"/>
+          <w:sz w:val="22"/>
+          <w:szCs w:val="22"/>
+        </w:rPr>
+        <w:t>“</w:t>
       </w:r>
       <w:proofErr w:type="spellStart"/>
       <w:r>
@@ -2551,7 +3073,7 @@
           <w:sz w:val="22"/>
           <w:szCs w:val="22"/>
         </w:rPr>
-        <w:t>WeatherService</w:t>
+        <w:t>sessionRecord</w:t>
       </w:r>
       <w:proofErr w:type="spellEnd"/>
       <w:r>
@@ -2560,7 +3082,31 @@
           <w:sz w:val="22"/>
           <w:szCs w:val="22"/>
         </w:rPr>
-        <w:t>” against the local “Database” cache before engaging the predictive memory-bound “</w:t>
+        <w:t>: Session</w:t>
+      </w:r>
+      <w:r>
+        <w:rPr>
+          <w:rFonts w:ascii="Times New Roman" w:hAnsi="Times New Roman" w:cs="Times New Roman"/>
+          <w:sz w:val="22"/>
+          <w:szCs w:val="22"/>
+        </w:rPr>
+        <w:t>”</w:t>
+      </w:r>
+      <w:r>
+        <w:rPr>
+          <w:rFonts w:ascii="Times New Roman" w:hAnsi="Times New Roman" w:cs="Times New Roman"/>
+          <w:sz w:val="22"/>
+          <w:szCs w:val="22"/>
+        </w:rPr>
+        <w:t xml:space="preserve"> (</w:t>
+      </w:r>
+      <w:r>
+        <w:rPr>
+          <w:rFonts w:ascii="Times New Roman" w:hAnsi="Times New Roman" w:cs="Times New Roman"/>
+          <w:sz w:val="22"/>
+          <w:szCs w:val="22"/>
+        </w:rPr>
+        <w:t>“</w:t>
       </w:r>
       <w:proofErr w:type="spellStart"/>
       <w:r>
@@ -2569,7 +3115,16 @@
           <w:sz w:val="22"/>
           <w:szCs w:val="22"/>
         </w:rPr>
-        <w:t>RandomForestRegressor</w:t>
+        <w:t>find_or_</w:t>
+      </w:r>
+      <w:proofErr w:type="gramStart"/>
+      <w:r>
+        <w:rPr>
+          <w:rFonts w:ascii="Times New Roman" w:hAnsi="Times New Roman" w:cs="Times New Roman"/>
+          <w:sz w:val="22"/>
+          <w:szCs w:val="22"/>
+        </w:rPr>
+        <w:t>create</w:t>
       </w:r>
       <w:proofErr w:type="spellEnd"/>
       <w:r>
@@ -2578,33 +3133,267 @@
           <w:sz w:val="22"/>
           <w:szCs w:val="22"/>
         </w:rPr>
-        <w:t>”.</w:t>
-      </w:r>
-      <w:r>
-        <w:rPr>
-          <w:rFonts w:ascii="Times New Roman" w:hAnsi="Times New Roman" w:cs="Times New Roman" w:hint="eastAsia"/>
+        <w:t>(</w:t>
+      </w:r>
+      <w:proofErr w:type="gramEnd"/>
+      <w:r>
+        <w:rPr>
+          <w:rFonts w:ascii="Times New Roman" w:hAnsi="Times New Roman" w:cs="Times New Roman"/>
+          <w:sz w:val="22"/>
+          <w:szCs w:val="22"/>
+        </w:rPr>
+        <w:t>)</w:t>
+      </w:r>
+      <w:r>
+        <w:rPr>
+          <w:rFonts w:ascii="Times New Roman" w:hAnsi="Times New Roman" w:cs="Times New Roman"/>
+          <w:sz w:val="22"/>
+          <w:szCs w:val="22"/>
+        </w:rPr>
+        <w:t>”</w:t>
+      </w:r>
+      <w:r>
+        <w:rPr>
+          <w:rFonts w:ascii="Times New Roman" w:hAnsi="Times New Roman" w:cs="Times New Roman"/>
+          <w:sz w:val="22"/>
+          <w:szCs w:val="22"/>
+        </w:rPr>
+        <w:t>)</w:t>
+      </w:r>
+      <w:r>
+        <w:rPr>
+          <w:rFonts w:ascii="Times New Roman" w:hAnsi="Times New Roman" w:cs="Times New Roman"/>
+          <w:sz w:val="22"/>
+          <w:szCs w:val="22"/>
+        </w:rPr>
+        <w:t xml:space="preserve"> and </w:t>
+      </w:r>
+      <w:r>
+        <w:rPr>
+          <w:rFonts w:ascii="Times New Roman" w:hAnsi="Times New Roman" w:cs="Times New Roman"/>
+          <w:sz w:val="22"/>
+          <w:szCs w:val="22"/>
+        </w:rPr>
+        <w:t>“</w:t>
+      </w:r>
+      <w:proofErr w:type="spellStart"/>
+      <w:r>
+        <w:rPr>
+          <w:rFonts w:ascii="Times New Roman" w:hAnsi="Times New Roman" w:cs="Times New Roman"/>
+          <w:sz w:val="22"/>
+          <w:szCs w:val="22"/>
+        </w:rPr>
+        <w:t>historyRecord</w:t>
+      </w:r>
+      <w:proofErr w:type="spellEnd"/>
+      <w:r>
+        <w:rPr>
+          <w:rFonts w:ascii="Times New Roman" w:hAnsi="Times New Roman" w:cs="Times New Roman"/>
+          <w:sz w:val="22"/>
+          <w:szCs w:val="22"/>
+        </w:rPr>
+        <w:t xml:space="preserve">: </w:t>
+      </w:r>
+      <w:proofErr w:type="spellStart"/>
+      <w:r>
+        <w:rPr>
+          <w:rFonts w:ascii="Times New Roman" w:hAnsi="Times New Roman" w:cs="Times New Roman"/>
+          <w:sz w:val="22"/>
+          <w:szCs w:val="22"/>
+        </w:rPr>
+        <w:t>ChatHistory</w:t>
+      </w:r>
+      <w:proofErr w:type="spellEnd"/>
+      <w:r>
+        <w:rPr>
+          <w:rFonts w:ascii="Times New Roman" w:hAnsi="Times New Roman" w:cs="Times New Roman"/>
+          <w:sz w:val="22"/>
+          <w:szCs w:val="22"/>
+        </w:rPr>
+        <w:t>”</w:t>
+      </w:r>
+      <w:r>
+        <w:rPr>
+          <w:rFonts w:ascii="Times New Roman" w:hAnsi="Times New Roman" w:cs="Times New Roman"/>
+          <w:sz w:val="22"/>
+          <w:szCs w:val="22"/>
+        </w:rPr>
+        <w:t xml:space="preserve"> (</w:t>
+      </w:r>
+      <w:r>
+        <w:rPr>
+          <w:rFonts w:ascii="Times New Roman" w:hAnsi="Times New Roman" w:cs="Times New Roman"/>
+          <w:sz w:val="22"/>
+          <w:szCs w:val="22"/>
+        </w:rPr>
+        <w:t>“</w:t>
+      </w:r>
+      <w:r>
+        <w:rPr>
+          <w:rFonts w:ascii="Times New Roman" w:hAnsi="Times New Roman" w:cs="Times New Roman"/>
+          <w:sz w:val="22"/>
+          <w:szCs w:val="22"/>
+        </w:rPr>
+        <w:t>save</w:t>
+      </w:r>
+      <w:r>
+        <w:rPr>
+          <w:rFonts w:ascii="Times New Roman" w:hAnsi="Times New Roman" w:cs="Times New Roman"/>
+          <w:sz w:val="22"/>
+          <w:szCs w:val="22"/>
+          <w:lang w:val="en-US"/>
+        </w:rPr>
+        <w:t>_</w:t>
+      </w:r>
+      <w:proofErr w:type="gramStart"/>
+      <w:r>
+        <w:rPr>
+          <w:rFonts w:ascii="Times New Roman" w:hAnsi="Times New Roman" w:cs="Times New Roman"/>
+          <w:sz w:val="22"/>
+          <w:szCs w:val="22"/>
+          <w:lang w:val="en-US"/>
+        </w:rPr>
+        <w:t>m</w:t>
+      </w:r>
+      <w:proofErr w:type="spellStart"/>
+      <w:r>
+        <w:rPr>
+          <w:rFonts w:ascii="Times New Roman" w:hAnsi="Times New Roman" w:cs="Times New Roman"/>
+          <w:sz w:val="22"/>
+          <w:szCs w:val="22"/>
+        </w:rPr>
+        <w:t>essage</w:t>
+      </w:r>
+      <w:proofErr w:type="spellEnd"/>
+      <w:r>
+        <w:rPr>
+          <w:rFonts w:ascii="Times New Roman" w:hAnsi="Times New Roman" w:cs="Times New Roman"/>
+          <w:sz w:val="22"/>
+          <w:szCs w:val="22"/>
+        </w:rPr>
+        <w:t>(</w:t>
+      </w:r>
+      <w:proofErr w:type="gramEnd"/>
+      <w:r>
+        <w:rPr>
+          <w:rFonts w:ascii="Times New Roman" w:hAnsi="Times New Roman" w:cs="Times New Roman"/>
+          <w:sz w:val="22"/>
+          <w:szCs w:val="22"/>
+        </w:rPr>
+        <w:t>)</w:t>
+      </w:r>
+      <w:r>
+        <w:rPr>
+          <w:rFonts w:ascii="Times New Roman" w:hAnsi="Times New Roman" w:cs="Times New Roman"/>
+          <w:sz w:val="22"/>
+          <w:szCs w:val="22"/>
+        </w:rPr>
+        <w:t>”</w:t>
+      </w:r>
+      <w:r>
+        <w:rPr>
+          <w:rFonts w:ascii="Times New Roman" w:hAnsi="Times New Roman" w:cs="Times New Roman"/>
+          <w:sz w:val="22"/>
+          <w:szCs w:val="22"/>
+        </w:rPr>
+        <w:t xml:space="preserve">, </w:t>
+      </w:r>
+      <w:r>
+        <w:rPr>
+          <w:rFonts w:ascii="Times New Roman" w:hAnsi="Times New Roman" w:cs="Times New Roman"/>
+          <w:sz w:val="22"/>
+          <w:szCs w:val="22"/>
+        </w:rPr>
+        <w:t>“</w:t>
+      </w:r>
+      <w:proofErr w:type="spellStart"/>
+      <w:r>
+        <w:rPr>
+          <w:rFonts w:ascii="Times New Roman" w:hAnsi="Times New Roman" w:cs="Times New Roman"/>
+          <w:sz w:val="22"/>
+          <w:szCs w:val="22"/>
+        </w:rPr>
+        <w:t>get_messages_by_</w:t>
+      </w:r>
+      <w:proofErr w:type="gramStart"/>
+      <w:r>
+        <w:rPr>
+          <w:rFonts w:ascii="Times New Roman" w:hAnsi="Times New Roman" w:cs="Times New Roman"/>
+          <w:sz w:val="22"/>
+          <w:szCs w:val="22"/>
+        </w:rPr>
+        <w:t>session</w:t>
+      </w:r>
+      <w:proofErr w:type="spellEnd"/>
+      <w:r>
+        <w:rPr>
+          <w:rFonts w:ascii="Times New Roman" w:hAnsi="Times New Roman" w:cs="Times New Roman"/>
+          <w:sz w:val="22"/>
+          <w:szCs w:val="22"/>
+        </w:rPr>
+        <w:t>(</w:t>
+      </w:r>
+      <w:proofErr w:type="gramEnd"/>
+      <w:r>
+        <w:rPr>
+          <w:rFonts w:ascii="Times New Roman" w:hAnsi="Times New Roman" w:cs="Times New Roman"/>
+          <w:sz w:val="22"/>
+          <w:szCs w:val="22"/>
+        </w:rPr>
+        <w:t>)</w:t>
+      </w:r>
+      <w:r>
+        <w:rPr>
+          <w:rFonts w:ascii="Times New Roman" w:hAnsi="Times New Roman" w:cs="Times New Roman"/>
+          <w:sz w:val="22"/>
+          <w:szCs w:val="22"/>
+        </w:rPr>
+        <w:t>”</w:t>
+      </w:r>
+      <w:r>
+        <w:rPr>
+          <w:rFonts w:ascii="Times New Roman" w:hAnsi="Times New Roman" w:cs="Times New Roman"/>
+          <w:sz w:val="22"/>
+          <w:szCs w:val="22"/>
+        </w:rPr>
+        <w:t xml:space="preserve">) objects to manage state. The context is passed to the </w:t>
+      </w:r>
+      <w:r>
+        <w:rPr>
+          <w:rFonts w:ascii="Times New Roman" w:hAnsi="Times New Roman" w:cs="Times New Roman"/>
+          <w:sz w:val="22"/>
+          <w:szCs w:val="22"/>
+        </w:rPr>
+        <w:t>“</w:t>
+      </w:r>
+      <w:proofErr w:type="spellStart"/>
+      <w:proofErr w:type="gramStart"/>
+      <w:r>
+        <w:rPr>
+          <w:rFonts w:ascii="Times New Roman" w:hAnsi="Times New Roman" w:cs="Times New Roman"/>
+          <w:sz w:val="22"/>
+          <w:szCs w:val="22"/>
+        </w:rPr>
+        <w:t>llmClient</w:t>
+      </w:r>
+      <w:proofErr w:type="spellEnd"/>
+      <w:r>
+        <w:rPr>
+          <w:rFonts w:ascii="Times New Roman" w:hAnsi="Times New Roman" w:cs="Times New Roman"/>
+          <w:sz w:val="22"/>
+          <w:szCs w:val="22"/>
+        </w:rPr>
+        <w:t xml:space="preserve"> :</w:t>
+      </w:r>
+      <w:proofErr w:type="gramEnd"/>
+      <w:r>
+        <w:rPr>
+          <w:rFonts w:ascii="Times New Roman" w:hAnsi="Times New Roman" w:cs="Times New Roman"/>
           <w:sz w:val="22"/>
           <w:szCs w:val="22"/>
         </w:rPr>
         <w:t xml:space="preserve"> </w:t>
       </w:r>
-      <w:r>
-        <w:rPr>
-          <w:rFonts w:ascii="Times New Roman" w:hAnsi="Times New Roman" w:cs="Times New Roman"/>
-          <w:sz w:val="22"/>
-          <w:szCs w:val="22"/>
-        </w:rPr>
-        <w:t xml:space="preserve">To </w:t>
-      </w:r>
-      <w:r>
-        <w:rPr>
-          <w:rFonts w:ascii="Times New Roman" w:hAnsi="Times New Roman" w:cs="Times New Roman"/>
-          <w:sz w:val="22"/>
-          <w:szCs w:val="22"/>
-        </w:rPr>
-        <w:lastRenderedPageBreak/>
-        <w:t xml:space="preserve">address typical initial cold-start latencies inherent to ML </w:t>
-      </w:r>
       <w:proofErr w:type="spellStart"/>
       <w:r>
         <w:rPr>
@@ -2612,7 +3401,7 @@
           <w:sz w:val="22"/>
           <w:szCs w:val="22"/>
         </w:rPr>
-        <w:t>modeling</w:t>
+        <w:t>LangChainLLM</w:t>
       </w:r>
       <w:proofErr w:type="spellEnd"/>
       <w:r>
@@ -2621,29 +3410,97 @@
           <w:sz w:val="22"/>
           <w:szCs w:val="22"/>
         </w:rPr>
-        <w:t xml:space="preserve">, the </w:t>
-      </w:r>
-      <w:r>
-        <w:rPr>
-          <w:rFonts w:ascii="Times New Roman" w:hAnsi="Times New Roman" w:cs="Times New Roman" w:hint="eastAsia"/>
+        <w:t>”</w:t>
+      </w:r>
+      <w:r>
+        <w:rPr>
+          <w:rFonts w:ascii="Times New Roman" w:hAnsi="Times New Roman" w:cs="Times New Roman"/>
+          <w:sz w:val="22"/>
+          <w:szCs w:val="22"/>
+        </w:rPr>
+        <w:t xml:space="preserve"> via </w:t>
+      </w:r>
+      <w:r>
+        <w:rPr>
+          <w:rFonts w:ascii="Times New Roman" w:hAnsi="Times New Roman" w:cs="Times New Roman"/>
           <w:sz w:val="22"/>
           <w:szCs w:val="22"/>
         </w:rPr>
         <w:t>“</w:t>
       </w:r>
+      <w:proofErr w:type="gramStart"/>
+      <w:r>
+        <w:rPr>
+          <w:rFonts w:ascii="Times New Roman" w:hAnsi="Times New Roman" w:cs="Times New Roman"/>
+          <w:sz w:val="22"/>
+          <w:szCs w:val="22"/>
+        </w:rPr>
+        <w:t>invoke(</w:t>
+      </w:r>
+      <w:proofErr w:type="gramEnd"/>
+      <w:r>
+        <w:rPr>
+          <w:rFonts w:ascii="Times New Roman" w:hAnsi="Times New Roman" w:cs="Times New Roman"/>
+          <w:sz w:val="22"/>
+          <w:szCs w:val="22"/>
+        </w:rPr>
+        <w:t>)</w:t>
+      </w:r>
+      <w:r>
+        <w:rPr>
+          <w:rFonts w:ascii="Times New Roman" w:hAnsi="Times New Roman" w:cs="Times New Roman"/>
+          <w:sz w:val="22"/>
+          <w:szCs w:val="22"/>
+        </w:rPr>
+        <w:t>”</w:t>
+      </w:r>
+      <w:r>
+        <w:rPr>
+          <w:rFonts w:ascii="Times New Roman" w:hAnsi="Times New Roman" w:cs="Times New Roman"/>
+          <w:sz w:val="22"/>
+          <w:szCs w:val="22"/>
+        </w:rPr>
+        <w:t xml:space="preserve">, ending with the UI instance executing </w:t>
+      </w:r>
+      <w:r>
+        <w:rPr>
+          <w:rFonts w:ascii="Times New Roman" w:hAnsi="Times New Roman" w:cs="Times New Roman"/>
+          <w:sz w:val="22"/>
+          <w:szCs w:val="22"/>
+        </w:rPr>
+        <w:t>“</w:t>
+      </w:r>
       <w:proofErr w:type="spellStart"/>
-      <w:r>
-        <w:rPr>
-          <w:rFonts w:ascii="Times New Roman" w:hAnsi="Times New Roman" w:cs="Times New Roman"/>
-          <w:sz w:val="22"/>
-          <w:szCs w:val="22"/>
-        </w:rPr>
-        <w:t>PredictionModel</w:t>
+      <w:proofErr w:type="gramStart"/>
+      <w:r>
+        <w:rPr>
+          <w:rFonts w:ascii="Times New Roman" w:hAnsi="Times New Roman" w:cs="Times New Roman"/>
+          <w:sz w:val="22"/>
+          <w:szCs w:val="22"/>
+        </w:rPr>
+        <w:t>appendMessageToUI</w:t>
       </w:r>
       <w:proofErr w:type="spellEnd"/>
       <w:r>
         <w:rPr>
-          <w:rFonts w:ascii="Times New Roman" w:hAnsi="Times New Roman" w:cs="Times New Roman" w:hint="eastAsia"/>
+          <w:rFonts w:ascii="Times New Roman" w:hAnsi="Times New Roman" w:cs="Times New Roman"/>
+          <w:sz w:val="22"/>
+          <w:szCs w:val="22"/>
+        </w:rPr>
+        <w:t>(</w:t>
+      </w:r>
+      <w:proofErr w:type="gramEnd"/>
+      <w:r>
+        <w:rPr>
+          <w:rFonts w:ascii="Times New Roman" w:hAnsi="Times New Roman" w:cs="Times New Roman"/>
+          <w:sz w:val="22"/>
+          <w:szCs w:val="22"/>
+        </w:rPr>
+        <w:t>)</w:t>
+      </w:r>
+      <w:r>
+        <w:rPr>
+          <w:rFonts w:ascii="Times New Roman" w:hAnsi="Times New Roman" w:cs="Times New Roman"/>
           <w:sz w:val="22"/>
           <w:szCs w:val="22"/>
         </w:rPr>
@@ -2655,7 +3512,7 @@
           <w:sz w:val="22"/>
           <w:szCs w:val="22"/>
         </w:rPr>
-        <w:t xml:space="preserve"> referenced in the prediction sequence is pre-loaded directly into Flask's memory upon initialization.</w:t>
+        <w:t>.</w:t>
       </w:r>
     </w:p>
     <w:p>
@@ -2667,61 +3524,17 @@
     </w:p>
     <w:p>
       <w:pPr>
-        <w:spacing w:line="240" w:lineRule="auto"/>
-        <w:rPr>
-          <w:rFonts w:ascii="Times New Roman" w:hAnsi="Times New Roman" w:cs="Times New Roman"/>
-          <w:sz w:val="22"/>
-          <w:szCs w:val="22"/>
-        </w:rPr>
-      </w:pPr>
-      <w:r>
-        <w:rPr>
-          <w:rFonts w:ascii="Times New Roman" w:hAnsi="Times New Roman" w:cs="Times New Roman"/>
-          <w:sz w:val="22"/>
-          <w:szCs w:val="22"/>
-        </w:rPr>
-        <w:t>3.</w:t>
-      </w:r>
-      <w:r>
-        <w:rPr>
-          <w:rFonts w:ascii="Times New Roman" w:hAnsi="Times New Roman" w:cs="Times New Roman" w:hint="eastAsia"/>
-          <w:sz w:val="22"/>
-          <w:szCs w:val="22"/>
-        </w:rPr>
-        <w:t>4</w:t>
-      </w:r>
-      <w:r>
-        <w:rPr>
-          <w:rFonts w:ascii="Times New Roman" w:hAnsi="Times New Roman" w:cs="Times New Roman"/>
-          <w:sz w:val="22"/>
-          <w:szCs w:val="22"/>
-        </w:rPr>
-        <w:t xml:space="preserve"> </w:t>
-      </w:r>
-      <w:r>
-        <w:rPr>
-          <w:rFonts w:ascii="Times New Roman" w:hAnsi="Times New Roman" w:cs="Times New Roman"/>
-          <w:sz w:val="22"/>
-          <w:szCs w:val="22"/>
-        </w:rPr>
-        <w:t>Database Design and Design Choices</w:t>
-      </w:r>
-    </w:p>
-    <w:p>
-      <w:pPr>
         <w:keepNext/>
-        <w:jc w:val="center"/>
       </w:pPr>
       <w:r>
         <w:rPr>
           <w:noProof/>
-          <w:lang w:val="en-US"/>
         </w:rPr>
         <w:drawing>
-          <wp:inline distT="0" distB="0" distL="0" distR="0" wp14:anchorId="1CA5590D" wp14:editId="5AB65E4A">
-            <wp:extent cx="3086100" cy="2552288"/>
-            <wp:effectExtent l="0" t="0" r="0" b="635"/>
-            <wp:docPr id="888699969" name="Picture 11"/>
+          <wp:inline distT="0" distB="0" distL="0" distR="0" wp14:anchorId="7615634C" wp14:editId="0C04B641">
+            <wp:extent cx="5731510" cy="2128520"/>
+            <wp:effectExtent l="0" t="0" r="0" b="5080"/>
+            <wp:docPr id="305334703" name="Picture 19"/>
             <wp:cNvGraphicFramePr>
               <a:graphicFrameLocks xmlns:a="http://schemas.openxmlformats.org/drawingml/2006/main" noChangeAspect="1"/>
             </wp:cNvGraphicFramePr>
@@ -2729,7 +3542,7 @@
               <a:graphicData uri="http://schemas.openxmlformats.org/drawingml/2006/picture">
                 <pic:pic xmlns:pic="http://schemas.openxmlformats.org/drawingml/2006/picture">
                   <pic:nvPicPr>
-                    <pic:cNvPr id="888699969" name="Picture 888699969"/>
+                    <pic:cNvPr id="305334703" name="Picture 305334703"/>
                     <pic:cNvPicPr/>
                   </pic:nvPicPr>
                   <pic:blipFill>
@@ -2741,7 +3554,7 @@
                   <pic:spPr>
                     <a:xfrm>
                       <a:off x="0" y="0"/>
-                      <a:ext cx="3115775" cy="2576830"/>
+                      <a:ext cx="5731510" cy="2128520"/>
                     </a:xfrm>
                     <a:prstGeom prst="rect">
                       <a:avLst/>
@@ -2765,25 +3578,44 @@
       <w:r>
         <w:t xml:space="preserve">Figure </w:t>
       </w:r>
-      <w:fldSimple w:instr=" SEQ Figure \* ARABIC ">
-        <w:r>
-          <w:rPr>
-            <w:noProof/>
-          </w:rPr>
-          <w:t>7</w:t>
-        </w:r>
-      </w:fldSimple>
+      <w:r>
+        <w:t>3.</w:t>
+      </w:r>
+      <w:r>
+        <w:fldChar w:fldCharType="begin"/>
+      </w:r>
+      <w:r>
+        <w:instrText xml:space="preserve"> SEQ Figure \* ARABIC </w:instrText>
+      </w:r>
+      <w:r>
+        <w:fldChar w:fldCharType="separate"/>
+      </w:r>
+      <w:r>
+        <w:rPr>
+          <w:noProof/>
+        </w:rPr>
+        <w:t>7</w:t>
+      </w:r>
+      <w:r>
+        <w:rPr>
+          <w:noProof/>
+        </w:rPr>
+        <w:fldChar w:fldCharType="end"/>
+      </w:r>
       <w:r>
         <w:rPr>
           <w:rFonts w:hint="eastAsia"/>
         </w:rPr>
-        <w:t xml:space="preserve"> Entity R</w:t>
-      </w:r>
-      <w:r>
-        <w:rPr>
-          <w:lang w:val="en-US"/>
-        </w:rPr>
-        <w:t>elationship</w:t>
+        <w:t xml:space="preserve"> </w:t>
+      </w:r>
+      <w:r>
+        <w:t>Bike</w:t>
+      </w:r>
+      <w:r>
+        <w:rPr>
+          <w:lang w:val="en-US"/>
+        </w:rPr>
+        <w:t xml:space="preserve"> Availability Prediction</w:t>
       </w:r>
     </w:p>
     <w:p>
@@ -2792,6 +3624,1237 @@
           <w:lang w:val="en-US"/>
         </w:rPr>
       </w:pPr>
+      <w:r>
+        <w:rPr>
+          <w:rFonts w:ascii="Times New Roman" w:hAnsi="Times New Roman" w:cs="Times New Roman"/>
+          <w:sz w:val="22"/>
+          <w:szCs w:val="22"/>
+        </w:rPr>
+        <w:lastRenderedPageBreak/>
+        <w:t xml:space="preserve">Bike Availability Prediction (Figure </w:t>
+      </w:r>
+      <w:r>
+        <w:rPr>
+          <w:rFonts w:ascii="Times New Roman" w:hAnsi="Times New Roman" w:cs="Times New Roman"/>
+          <w:sz w:val="22"/>
+          <w:szCs w:val="22"/>
+        </w:rPr>
+        <w:t>3.</w:t>
+      </w:r>
+      <w:r>
+        <w:rPr>
+          <w:rFonts w:ascii="Times New Roman" w:hAnsi="Times New Roman" w:cs="Times New Roman" w:hint="eastAsia"/>
+          <w:sz w:val="22"/>
+          <w:szCs w:val="22"/>
+        </w:rPr>
+        <w:t>7</w:t>
+      </w:r>
+      <w:r>
+        <w:rPr>
+          <w:rFonts w:ascii="Times New Roman" w:hAnsi="Times New Roman" w:cs="Times New Roman"/>
+          <w:sz w:val="22"/>
+          <w:szCs w:val="22"/>
+        </w:rPr>
+        <w:t xml:space="preserve">): </w:t>
+      </w:r>
+      <w:r>
+        <w:rPr>
+          <w:rFonts w:ascii="Times New Roman" w:hAnsi="Times New Roman" w:cs="Times New Roman"/>
+          <w:sz w:val="22"/>
+          <w:szCs w:val="22"/>
+        </w:rPr>
+        <w:t xml:space="preserve">Outlines the Machine Learning inference loop triggered by </w:t>
+      </w:r>
+      <w:r>
+        <w:rPr>
+          <w:rFonts w:ascii="Times New Roman" w:hAnsi="Times New Roman" w:cs="Times New Roman"/>
+          <w:sz w:val="22"/>
+          <w:szCs w:val="22"/>
+        </w:rPr>
+        <w:t>“</w:t>
+      </w:r>
+      <w:proofErr w:type="spellStart"/>
+      <w:proofErr w:type="gramStart"/>
+      <w:r>
+        <w:rPr>
+          <w:rFonts w:ascii="Times New Roman" w:hAnsi="Times New Roman" w:cs="Times New Roman"/>
+          <w:sz w:val="22"/>
+          <w:szCs w:val="22"/>
+        </w:rPr>
+        <w:t>clickStationMarker</w:t>
+      </w:r>
+      <w:proofErr w:type="spellEnd"/>
+      <w:r>
+        <w:rPr>
+          <w:rFonts w:ascii="Times New Roman" w:hAnsi="Times New Roman" w:cs="Times New Roman"/>
+          <w:sz w:val="22"/>
+          <w:szCs w:val="22"/>
+        </w:rPr>
+        <w:t>(</w:t>
+      </w:r>
+      <w:proofErr w:type="gramEnd"/>
+      <w:r>
+        <w:rPr>
+          <w:rFonts w:ascii="Times New Roman" w:hAnsi="Times New Roman" w:cs="Times New Roman"/>
+          <w:sz w:val="22"/>
+          <w:szCs w:val="22"/>
+        </w:rPr>
+        <w:t>)</w:t>
+      </w:r>
+      <w:r>
+        <w:rPr>
+          <w:rFonts w:ascii="Times New Roman" w:hAnsi="Times New Roman" w:cs="Times New Roman"/>
+          <w:sz w:val="22"/>
+          <w:szCs w:val="22"/>
+        </w:rPr>
+        <w:t>”</w:t>
+      </w:r>
+      <w:r>
+        <w:rPr>
+          <w:rFonts w:ascii="Times New Roman" w:hAnsi="Times New Roman" w:cs="Times New Roman"/>
+          <w:sz w:val="22"/>
+          <w:szCs w:val="22"/>
+        </w:rPr>
+        <w:t xml:space="preserve">. The </w:t>
+      </w:r>
+      <w:r>
+        <w:rPr>
+          <w:rFonts w:ascii="Times New Roman" w:hAnsi="Times New Roman" w:cs="Times New Roman"/>
+          <w:sz w:val="22"/>
+          <w:szCs w:val="22"/>
+        </w:rPr>
+        <w:t>“</w:t>
+      </w:r>
+      <w:proofErr w:type="spellStart"/>
+      <w:r>
+        <w:rPr>
+          <w:rFonts w:ascii="Times New Roman" w:hAnsi="Times New Roman" w:cs="Times New Roman"/>
+          <w:sz w:val="22"/>
+          <w:szCs w:val="22"/>
+        </w:rPr>
+        <w:t>predictionService</w:t>
+      </w:r>
+      <w:proofErr w:type="spellEnd"/>
+      <w:r>
+        <w:rPr>
+          <w:rFonts w:ascii="Times New Roman" w:hAnsi="Times New Roman" w:cs="Times New Roman"/>
+          <w:sz w:val="22"/>
+          <w:szCs w:val="22"/>
+        </w:rPr>
+        <w:t>”</w:t>
+      </w:r>
+      <w:r>
+        <w:rPr>
+          <w:rFonts w:ascii="Times New Roman" w:hAnsi="Times New Roman" w:cs="Times New Roman"/>
+          <w:sz w:val="22"/>
+          <w:szCs w:val="22"/>
+        </w:rPr>
+        <w:t xml:space="preserve"> queries the </w:t>
+      </w:r>
+      <w:r>
+        <w:rPr>
+          <w:rFonts w:ascii="Times New Roman" w:hAnsi="Times New Roman" w:cs="Times New Roman"/>
+          <w:sz w:val="22"/>
+          <w:szCs w:val="22"/>
+        </w:rPr>
+        <w:t>“</w:t>
+      </w:r>
+      <w:proofErr w:type="spellStart"/>
+      <w:r>
+        <w:rPr>
+          <w:rFonts w:ascii="Times New Roman" w:hAnsi="Times New Roman" w:cs="Times New Roman"/>
+          <w:sz w:val="22"/>
+          <w:szCs w:val="22"/>
+        </w:rPr>
+        <w:t>weatherRecord</w:t>
+      </w:r>
+      <w:proofErr w:type="spellEnd"/>
+      <w:r>
+        <w:rPr>
+          <w:rFonts w:ascii="Times New Roman" w:hAnsi="Times New Roman" w:cs="Times New Roman"/>
+          <w:sz w:val="22"/>
+          <w:szCs w:val="22"/>
+        </w:rPr>
+        <w:t xml:space="preserve">: </w:t>
+      </w:r>
+      <w:proofErr w:type="spellStart"/>
+      <w:r>
+        <w:rPr>
+          <w:rFonts w:ascii="Times New Roman" w:hAnsi="Times New Roman" w:cs="Times New Roman"/>
+          <w:sz w:val="22"/>
+          <w:szCs w:val="22"/>
+        </w:rPr>
+        <w:t>WeatherForecast</w:t>
+      </w:r>
+      <w:proofErr w:type="spellEnd"/>
+      <w:r>
+        <w:rPr>
+          <w:rFonts w:ascii="Times New Roman" w:hAnsi="Times New Roman" w:cs="Times New Roman"/>
+          <w:sz w:val="22"/>
+          <w:szCs w:val="22"/>
+        </w:rPr>
+        <w:t xml:space="preserve"> </w:t>
+      </w:r>
+      <w:r>
+        <w:rPr>
+          <w:rFonts w:ascii="Times New Roman" w:hAnsi="Times New Roman" w:cs="Times New Roman"/>
+          <w:sz w:val="22"/>
+          <w:szCs w:val="22"/>
+        </w:rPr>
+        <w:t>“</w:t>
+      </w:r>
+      <w:r>
+        <w:rPr>
+          <w:rFonts w:ascii="Times New Roman" w:hAnsi="Times New Roman" w:cs="Times New Roman"/>
+          <w:sz w:val="22"/>
+          <w:szCs w:val="22"/>
+        </w:rPr>
+        <w:t xml:space="preserve">via </w:t>
+      </w:r>
+      <w:r>
+        <w:rPr>
+          <w:rFonts w:ascii="Times New Roman" w:hAnsi="Times New Roman" w:cs="Times New Roman"/>
+          <w:sz w:val="22"/>
+          <w:szCs w:val="22"/>
+        </w:rPr>
+        <w:t>“</w:t>
+      </w:r>
+      <w:proofErr w:type="spellStart"/>
+      <w:r>
+        <w:rPr>
+          <w:rFonts w:ascii="Times New Roman" w:hAnsi="Times New Roman" w:cs="Times New Roman"/>
+          <w:sz w:val="22"/>
+          <w:szCs w:val="22"/>
+        </w:rPr>
+        <w:t>get_upcoming_</w:t>
+      </w:r>
+      <w:proofErr w:type="gramStart"/>
+      <w:r>
+        <w:rPr>
+          <w:rFonts w:ascii="Times New Roman" w:hAnsi="Times New Roman" w:cs="Times New Roman"/>
+          <w:sz w:val="22"/>
+          <w:szCs w:val="22"/>
+        </w:rPr>
+        <w:t>forecast</w:t>
+      </w:r>
+      <w:proofErr w:type="spellEnd"/>
+      <w:r>
+        <w:rPr>
+          <w:rFonts w:ascii="Times New Roman" w:hAnsi="Times New Roman" w:cs="Times New Roman"/>
+          <w:sz w:val="22"/>
+          <w:szCs w:val="22"/>
+        </w:rPr>
+        <w:t>(</w:t>
+      </w:r>
+      <w:proofErr w:type="gramEnd"/>
+      <w:r>
+        <w:rPr>
+          <w:rFonts w:ascii="Times New Roman" w:hAnsi="Times New Roman" w:cs="Times New Roman"/>
+          <w:sz w:val="22"/>
+          <w:szCs w:val="22"/>
+        </w:rPr>
+        <w:t>)</w:t>
+      </w:r>
+      <w:r>
+        <w:rPr>
+          <w:rFonts w:ascii="Times New Roman" w:hAnsi="Times New Roman" w:cs="Times New Roman"/>
+          <w:sz w:val="22"/>
+          <w:szCs w:val="22"/>
+        </w:rPr>
+        <w:t>”</w:t>
+      </w:r>
+      <w:r>
+        <w:rPr>
+          <w:rFonts w:ascii="Times New Roman" w:hAnsi="Times New Roman" w:cs="Times New Roman"/>
+          <w:sz w:val="22"/>
+          <w:szCs w:val="22"/>
+        </w:rPr>
+        <w:t xml:space="preserve"> and </w:t>
+      </w:r>
+      <w:r>
+        <w:rPr>
+          <w:rFonts w:ascii="Times New Roman" w:hAnsi="Times New Roman" w:cs="Times New Roman"/>
+          <w:sz w:val="22"/>
+          <w:szCs w:val="22"/>
+        </w:rPr>
+        <w:t>“</w:t>
+      </w:r>
+      <w:proofErr w:type="spellStart"/>
+      <w:r>
+        <w:rPr>
+          <w:rFonts w:ascii="Times New Roman" w:hAnsi="Times New Roman" w:cs="Times New Roman"/>
+          <w:sz w:val="22"/>
+          <w:szCs w:val="22"/>
+        </w:rPr>
+        <w:t>availabilityRecord</w:t>
+      </w:r>
+      <w:proofErr w:type="spellEnd"/>
+      <w:r>
+        <w:rPr>
+          <w:rFonts w:ascii="Times New Roman" w:hAnsi="Times New Roman" w:cs="Times New Roman"/>
+          <w:sz w:val="22"/>
+          <w:szCs w:val="22"/>
+        </w:rPr>
+        <w:t>: Availability</w:t>
+      </w:r>
+      <w:r>
+        <w:rPr>
+          <w:rFonts w:ascii="Times New Roman" w:hAnsi="Times New Roman" w:cs="Times New Roman"/>
+          <w:sz w:val="22"/>
+          <w:szCs w:val="22"/>
+        </w:rPr>
+        <w:t>”</w:t>
+      </w:r>
+      <w:r>
+        <w:rPr>
+          <w:rFonts w:ascii="Times New Roman" w:hAnsi="Times New Roman" w:cs="Times New Roman"/>
+          <w:sz w:val="22"/>
+          <w:szCs w:val="22"/>
+        </w:rPr>
+        <w:t xml:space="preserve"> via </w:t>
+      </w:r>
+      <w:r>
+        <w:rPr>
+          <w:rFonts w:ascii="Times New Roman" w:hAnsi="Times New Roman" w:cs="Times New Roman"/>
+          <w:sz w:val="22"/>
+          <w:szCs w:val="22"/>
+        </w:rPr>
+        <w:t>“</w:t>
+      </w:r>
+      <w:proofErr w:type="spellStart"/>
+      <w:r>
+        <w:rPr>
+          <w:rFonts w:ascii="Times New Roman" w:hAnsi="Times New Roman" w:cs="Times New Roman"/>
+          <w:sz w:val="22"/>
+          <w:szCs w:val="22"/>
+        </w:rPr>
+        <w:t>get_recent_</w:t>
+      </w:r>
+      <w:proofErr w:type="gramStart"/>
+      <w:r>
+        <w:rPr>
+          <w:rFonts w:ascii="Times New Roman" w:hAnsi="Times New Roman" w:cs="Times New Roman"/>
+          <w:sz w:val="22"/>
+          <w:szCs w:val="22"/>
+        </w:rPr>
+        <w:t>history</w:t>
+      </w:r>
+      <w:proofErr w:type="spellEnd"/>
+      <w:r>
+        <w:rPr>
+          <w:rFonts w:ascii="Times New Roman" w:hAnsi="Times New Roman" w:cs="Times New Roman"/>
+          <w:sz w:val="22"/>
+          <w:szCs w:val="22"/>
+        </w:rPr>
+        <w:t>(</w:t>
+      </w:r>
+      <w:proofErr w:type="gramEnd"/>
+      <w:r>
+        <w:rPr>
+          <w:rFonts w:ascii="Times New Roman" w:hAnsi="Times New Roman" w:cs="Times New Roman"/>
+          <w:sz w:val="22"/>
+          <w:szCs w:val="22"/>
+        </w:rPr>
+        <w:t>)</w:t>
+      </w:r>
+      <w:r>
+        <w:rPr>
+          <w:rFonts w:ascii="Times New Roman" w:hAnsi="Times New Roman" w:cs="Times New Roman"/>
+          <w:sz w:val="22"/>
+          <w:szCs w:val="22"/>
+        </w:rPr>
+        <w:t>”</w:t>
+      </w:r>
+      <w:r>
+        <w:rPr>
+          <w:rFonts w:ascii="Times New Roman" w:hAnsi="Times New Roman" w:cs="Times New Roman"/>
+          <w:sz w:val="22"/>
+          <w:szCs w:val="22"/>
+        </w:rPr>
+        <w:t xml:space="preserve">. It then utilizes a self-message </w:t>
+      </w:r>
+      <w:r>
+        <w:rPr>
+          <w:rFonts w:ascii="Times New Roman" w:hAnsi="Times New Roman" w:cs="Times New Roman"/>
+          <w:sz w:val="22"/>
+          <w:szCs w:val="22"/>
+        </w:rPr>
+        <w:t>“</w:t>
+      </w:r>
+      <w:r>
+        <w:rPr>
+          <w:rFonts w:ascii="Times New Roman" w:hAnsi="Times New Roman" w:cs="Times New Roman"/>
+          <w:sz w:val="22"/>
+          <w:szCs w:val="22"/>
+        </w:rPr>
+        <w:t>_</w:t>
+      </w:r>
+      <w:proofErr w:type="spellStart"/>
+      <w:r>
+        <w:rPr>
+          <w:rFonts w:ascii="Times New Roman" w:hAnsi="Times New Roman" w:cs="Times New Roman"/>
+          <w:sz w:val="22"/>
+          <w:szCs w:val="22"/>
+        </w:rPr>
+        <w:t>construct_features_array</w:t>
+      </w:r>
+      <w:proofErr w:type="spellEnd"/>
+      <w:r>
+        <w:rPr>
+          <w:rFonts w:ascii="Times New Roman" w:hAnsi="Times New Roman" w:cs="Times New Roman"/>
+          <w:sz w:val="22"/>
+          <w:szCs w:val="22"/>
+        </w:rPr>
+        <w:t>()</w:t>
+      </w:r>
+      <w:r>
+        <w:rPr>
+          <w:rFonts w:ascii="Times New Roman" w:hAnsi="Times New Roman" w:cs="Times New Roman"/>
+          <w:sz w:val="22"/>
+          <w:szCs w:val="22"/>
+        </w:rPr>
+        <w:t>”</w:t>
+      </w:r>
+      <w:r>
+        <w:rPr>
+          <w:rFonts w:ascii="Times New Roman" w:hAnsi="Times New Roman" w:cs="Times New Roman"/>
+          <w:sz w:val="22"/>
+          <w:szCs w:val="22"/>
+        </w:rPr>
+        <w:t xml:space="preserve"> to format the data before passing it to the </w:t>
+      </w:r>
+      <w:r>
+        <w:rPr>
+          <w:rFonts w:ascii="Times New Roman" w:hAnsi="Times New Roman" w:cs="Times New Roman"/>
+          <w:sz w:val="22"/>
+          <w:szCs w:val="22"/>
+        </w:rPr>
+        <w:t>“</w:t>
+      </w:r>
+      <w:proofErr w:type="spellStart"/>
+      <w:r>
+        <w:rPr>
+          <w:rFonts w:ascii="Times New Roman" w:hAnsi="Times New Roman" w:cs="Times New Roman"/>
+          <w:sz w:val="22"/>
+          <w:szCs w:val="22"/>
+        </w:rPr>
+        <w:t>rfModel</w:t>
+      </w:r>
+      <w:proofErr w:type="spellEnd"/>
+      <w:r>
+        <w:rPr>
+          <w:rFonts w:ascii="Times New Roman" w:hAnsi="Times New Roman" w:cs="Times New Roman"/>
+          <w:sz w:val="22"/>
+          <w:szCs w:val="22"/>
+        </w:rPr>
+        <w:t xml:space="preserve">: </w:t>
+      </w:r>
+      <w:proofErr w:type="spellStart"/>
+      <w:r>
+        <w:rPr>
+          <w:rFonts w:ascii="Times New Roman" w:hAnsi="Times New Roman" w:cs="Times New Roman"/>
+          <w:sz w:val="22"/>
+          <w:szCs w:val="22"/>
+        </w:rPr>
+        <w:t>RandomForestRegressor</w:t>
+      </w:r>
+      <w:proofErr w:type="spellEnd"/>
+      <w:r>
+        <w:rPr>
+          <w:rFonts w:ascii="Times New Roman" w:hAnsi="Times New Roman" w:cs="Times New Roman"/>
+          <w:sz w:val="22"/>
+          <w:szCs w:val="22"/>
+        </w:rPr>
+        <w:t>”</w:t>
+      </w:r>
+      <w:r>
+        <w:rPr>
+          <w:rFonts w:ascii="Times New Roman" w:hAnsi="Times New Roman" w:cs="Times New Roman"/>
+          <w:sz w:val="22"/>
+          <w:szCs w:val="22"/>
+        </w:rPr>
+        <w:t xml:space="preserve"> instance's </w:t>
+      </w:r>
+      <w:r>
+        <w:rPr>
+          <w:rFonts w:ascii="Times New Roman" w:hAnsi="Times New Roman" w:cs="Times New Roman"/>
+          <w:sz w:val="22"/>
+          <w:szCs w:val="22"/>
+        </w:rPr>
+        <w:t>“</w:t>
+      </w:r>
+      <w:r>
+        <w:rPr>
+          <w:rFonts w:ascii="Times New Roman" w:hAnsi="Times New Roman" w:cs="Times New Roman"/>
+          <w:sz w:val="22"/>
+          <w:szCs w:val="22"/>
+        </w:rPr>
+        <w:t>predict()</w:t>
+      </w:r>
+      <w:r>
+        <w:rPr>
+          <w:rFonts w:ascii="Times New Roman" w:hAnsi="Times New Roman" w:cs="Times New Roman"/>
+          <w:sz w:val="22"/>
+          <w:szCs w:val="22"/>
+        </w:rPr>
+        <w:t>”</w:t>
+      </w:r>
+      <w:r>
+        <w:rPr>
+          <w:rFonts w:ascii="Times New Roman" w:hAnsi="Times New Roman" w:cs="Times New Roman"/>
+          <w:sz w:val="22"/>
+          <w:szCs w:val="22"/>
+        </w:rPr>
+        <w:t xml:space="preserve"> method, concluding with the UI executing </w:t>
+      </w:r>
+      <w:r>
+        <w:rPr>
+          <w:rFonts w:ascii="Times New Roman" w:hAnsi="Times New Roman" w:cs="Times New Roman"/>
+          <w:sz w:val="22"/>
+          <w:szCs w:val="22"/>
+        </w:rPr>
+        <w:t>“</w:t>
+      </w:r>
+      <w:proofErr w:type="spellStart"/>
+      <w:r>
+        <w:rPr>
+          <w:rFonts w:ascii="Times New Roman" w:hAnsi="Times New Roman" w:cs="Times New Roman"/>
+          <w:sz w:val="22"/>
+          <w:szCs w:val="22"/>
+        </w:rPr>
+        <w:t>renderDataChart</w:t>
+      </w:r>
+      <w:proofErr w:type="spellEnd"/>
+      <w:r>
+        <w:rPr>
+          <w:rFonts w:ascii="Times New Roman" w:hAnsi="Times New Roman" w:cs="Times New Roman"/>
+          <w:sz w:val="22"/>
+          <w:szCs w:val="22"/>
+        </w:rPr>
+        <w:t>()</w:t>
+      </w:r>
+      <w:r>
+        <w:rPr>
+          <w:rFonts w:ascii="Times New Roman" w:hAnsi="Times New Roman" w:cs="Times New Roman"/>
+          <w:sz w:val="22"/>
+          <w:szCs w:val="22"/>
+        </w:rPr>
+        <w:t>”</w:t>
+      </w:r>
+      <w:r>
+        <w:rPr>
+          <w:rFonts w:ascii="Times New Roman" w:hAnsi="Times New Roman" w:cs="Times New Roman"/>
+          <w:sz w:val="22"/>
+          <w:szCs w:val="22"/>
+        </w:rPr>
+        <w:t>.</w:t>
+      </w:r>
+      <w:r>
+        <w:rPr>
+          <w:rFonts w:ascii="Times New Roman" w:hAnsi="Times New Roman" w:cs="Times New Roman"/>
+          <w:sz w:val="22"/>
+          <w:szCs w:val="22"/>
+        </w:rPr>
+        <w:t>To address typical initial cold-start latencies inherent to ML mode</w:t>
+      </w:r>
+      <w:r>
+        <w:rPr>
+          <w:rFonts w:ascii="Times New Roman" w:hAnsi="Times New Roman" w:cs="Times New Roman"/>
+          <w:sz w:val="22"/>
+          <w:szCs w:val="22"/>
+        </w:rPr>
+        <w:t>l</w:t>
+      </w:r>
+      <w:r>
+        <w:rPr>
+          <w:rFonts w:ascii="Times New Roman" w:hAnsi="Times New Roman" w:cs="Times New Roman"/>
+          <w:sz w:val="22"/>
+          <w:szCs w:val="22"/>
+        </w:rPr>
+        <w:t xml:space="preserve">ling, the </w:t>
+      </w:r>
+      <w:r>
+        <w:rPr>
+          <w:rFonts w:ascii="Times New Roman" w:hAnsi="Times New Roman" w:cs="Times New Roman"/>
+          <w:sz w:val="22"/>
+          <w:szCs w:val="22"/>
+          <w:lang w:val="en-US"/>
+        </w:rPr>
+        <w:t>“</w:t>
+      </w:r>
+      <w:proofErr w:type="spellStart"/>
+      <w:r>
+        <w:rPr>
+          <w:rFonts w:ascii="Times New Roman" w:hAnsi="Times New Roman" w:cs="Times New Roman"/>
+          <w:sz w:val="22"/>
+          <w:szCs w:val="22"/>
+        </w:rPr>
+        <w:t>PredictionModel</w:t>
+      </w:r>
+      <w:proofErr w:type="spellEnd"/>
+      <w:r>
+        <w:rPr>
+          <w:rFonts w:ascii="Times New Roman" w:hAnsi="Times New Roman" w:cs="Times New Roman"/>
+          <w:sz w:val="22"/>
+          <w:szCs w:val="22"/>
+          <w:lang w:val="en-US"/>
+        </w:rPr>
+        <w:t>”</w:t>
+      </w:r>
+      <w:r>
+        <w:rPr>
+          <w:rFonts w:ascii="Times New Roman" w:hAnsi="Times New Roman" w:cs="Times New Roman"/>
+          <w:sz w:val="22"/>
+          <w:szCs w:val="22"/>
+        </w:rPr>
+        <w:t xml:space="preserve"> referenced in the prediction sequence is pre-loaded directly into Flask's memory upon initialization.</w:t>
+      </w:r>
+    </w:p>
+    <w:p>
+      <w:pPr>
+        <w:rPr>
+          <w:lang w:val="en-US"/>
+        </w:rPr>
+      </w:pPr>
+    </w:p>
+    <w:p>
+      <w:pPr>
+        <w:spacing w:line="240" w:lineRule="auto"/>
+        <w:rPr>
+          <w:rFonts w:ascii="Times New Roman" w:hAnsi="Times New Roman" w:cs="Times New Roman"/>
+          <w:sz w:val="22"/>
+          <w:szCs w:val="22"/>
+        </w:rPr>
+      </w:pPr>
+      <w:r>
+        <w:rPr>
+          <w:rFonts w:ascii="Times New Roman" w:hAnsi="Times New Roman" w:cs="Times New Roman"/>
+          <w:sz w:val="22"/>
+          <w:szCs w:val="22"/>
+        </w:rPr>
+        <w:t>3.</w:t>
+      </w:r>
+      <w:r>
+        <w:rPr>
+          <w:rFonts w:ascii="Times New Roman" w:hAnsi="Times New Roman" w:cs="Times New Roman" w:hint="eastAsia"/>
+          <w:sz w:val="22"/>
+          <w:szCs w:val="22"/>
+        </w:rPr>
+        <w:t>4</w:t>
+      </w:r>
+      <w:r>
+        <w:rPr>
+          <w:rFonts w:ascii="Times New Roman" w:hAnsi="Times New Roman" w:cs="Times New Roman"/>
+          <w:sz w:val="22"/>
+          <w:szCs w:val="22"/>
+        </w:rPr>
+        <w:t xml:space="preserve"> </w:t>
+      </w:r>
+      <w:r>
+        <w:rPr>
+          <w:rFonts w:ascii="Times New Roman" w:hAnsi="Times New Roman" w:cs="Times New Roman"/>
+          <w:sz w:val="22"/>
+          <w:szCs w:val="22"/>
+        </w:rPr>
+        <w:t>Database Design and Design Choices</w:t>
+      </w:r>
+    </w:p>
+    <w:p>
+      <w:pPr>
+        <w:keepNext/>
+        <w:jc w:val="center"/>
+        <w:rPr>
+          <w:rFonts w:hint="eastAsia"/>
+          <w:lang w:val="en-US"/>
+        </w:rPr>
+      </w:pPr>
+      <w:r>
+        <w:rPr>
+          <w:noProof/>
+        </w:rPr>
+        <w:drawing>
+          <wp:inline distT="0" distB="0" distL="0" distR="0" wp14:anchorId="717BB39C" wp14:editId="1DE9D4A0">
+            <wp:extent cx="5731510" cy="1196340"/>
+            <wp:effectExtent l="0" t="0" r="0" b="0"/>
+            <wp:docPr id="425098003" name="Picture 2"/>
+            <wp:cNvGraphicFramePr>
+              <a:graphicFrameLocks xmlns:a="http://schemas.openxmlformats.org/drawingml/2006/main" noChangeAspect="1"/>
+            </wp:cNvGraphicFramePr>
+            <a:graphic xmlns:a="http://schemas.openxmlformats.org/drawingml/2006/main">
+              <a:graphicData uri="http://schemas.openxmlformats.org/drawingml/2006/picture">
+                <pic:pic xmlns:pic="http://schemas.openxmlformats.org/drawingml/2006/picture">
+                  <pic:nvPicPr>
+                    <pic:cNvPr id="425098003" name="Picture 425098003"/>
+                    <pic:cNvPicPr/>
+                  </pic:nvPicPr>
+                  <pic:blipFill>
+                    <a:blip r:embed="rId12"/>
+                    <a:stretch>
+                      <a:fillRect/>
+                    </a:stretch>
+                  </pic:blipFill>
+                  <pic:spPr>
+                    <a:xfrm>
+                      <a:off x="0" y="0"/>
+                      <a:ext cx="5731510" cy="1196340"/>
+                    </a:xfrm>
+                    <a:prstGeom prst="rect">
+                      <a:avLst/>
+                    </a:prstGeom>
+                  </pic:spPr>
+                </pic:pic>
+              </a:graphicData>
+            </a:graphic>
+          </wp:inline>
+        </w:drawing>
+      </w:r>
+    </w:p>
+    <w:p>
+      <w:pPr>
+        <w:pStyle w:val="Caption"/>
+        <w:jc w:val="center"/>
+        <w:rPr>
+          <w:lang w:val="en-US"/>
+        </w:rPr>
+      </w:pPr>
+      <w:r>
+        <w:t xml:space="preserve">Figure </w:t>
+      </w:r>
+      <w:r>
+        <w:t>3.</w:t>
+      </w:r>
+      <w:r>
+        <w:fldChar w:fldCharType="begin"/>
+      </w:r>
+      <w:r>
+        <w:instrText xml:space="preserve"> SEQ Figure \* ARABIC </w:instrText>
+      </w:r>
+      <w:r>
+        <w:fldChar w:fldCharType="separate"/>
+      </w:r>
+      <w:r>
+        <w:rPr>
+          <w:noProof/>
+        </w:rPr>
+        <w:t>8</w:t>
+      </w:r>
+      <w:r>
+        <w:rPr>
+          <w:noProof/>
+        </w:rPr>
+        <w:fldChar w:fldCharType="end"/>
+      </w:r>
+      <w:r>
+        <w:rPr>
+          <w:rFonts w:hint="eastAsia"/>
+        </w:rPr>
+        <w:t xml:space="preserve"> Entity </w:t>
+      </w:r>
+      <w:r>
+        <w:t>Relationship</w:t>
+      </w:r>
+    </w:p>
+    <w:p>
+      <w:pPr>
+        <w:spacing w:line="240" w:lineRule="auto"/>
+        <w:rPr>
+          <w:rFonts w:ascii="Times New Roman" w:hAnsi="Times New Roman" w:cs="Times New Roman"/>
+          <w:sz w:val="22"/>
+          <w:szCs w:val="22"/>
+        </w:rPr>
+      </w:pPr>
+      <w:r>
+        <w:rPr>
+          <w:rFonts w:ascii="Times New Roman" w:hAnsi="Times New Roman" w:cs="Times New Roman"/>
+          <w:sz w:val="22"/>
+          <w:szCs w:val="22"/>
+        </w:rPr>
+        <w:t>Managed AWS RDS (Relational Cloud SQL):</w:t>
+      </w:r>
+      <w:r>
+        <w:rPr>
+          <w:rFonts w:ascii="Times New Roman" w:hAnsi="Times New Roman" w:cs="Times New Roman" w:hint="eastAsia"/>
+          <w:sz w:val="22"/>
+          <w:szCs w:val="22"/>
+        </w:rPr>
+        <w:t xml:space="preserve"> </w:t>
+      </w:r>
+      <w:r>
+        <w:rPr>
+          <w:rFonts w:ascii="Times New Roman" w:hAnsi="Times New Roman" w:cs="Times New Roman"/>
+          <w:sz w:val="22"/>
+          <w:szCs w:val="22"/>
+        </w:rPr>
+        <w:t>We opted for a cloud-managed Relational Database (AWS RDS for MySQL) rather than a local SQLite file or NoSQL. Shared bike systems and meteorological data are highly structured datasets. Given that the Machine Learning model</w:t>
+      </w:r>
+      <w:r>
+        <w:rPr>
+          <w:rFonts w:ascii="Times New Roman" w:hAnsi="Times New Roman" w:cs="Times New Roman"/>
+          <w:sz w:val="22"/>
+          <w:szCs w:val="22"/>
+        </w:rPr>
+        <w:t>l</w:t>
+      </w:r>
+      <w:r>
+        <w:rPr>
+          <w:rFonts w:ascii="Times New Roman" w:hAnsi="Times New Roman" w:cs="Times New Roman"/>
+          <w:sz w:val="22"/>
+          <w:szCs w:val="22"/>
+        </w:rPr>
+        <w:t xml:space="preserve">ing pipeline requires performing time-series transformations and heavy </w:t>
+      </w:r>
+      <w:r>
+        <w:rPr>
+          <w:rFonts w:ascii="Times New Roman" w:hAnsi="Times New Roman" w:cs="Times New Roman" w:hint="eastAsia"/>
+          <w:sz w:val="22"/>
+          <w:szCs w:val="22"/>
+        </w:rPr>
+        <w:t>“</w:t>
+      </w:r>
+      <w:r>
+        <w:rPr>
+          <w:rFonts w:ascii="Times New Roman" w:hAnsi="Times New Roman" w:cs="Times New Roman"/>
+          <w:sz w:val="22"/>
+          <w:szCs w:val="22"/>
+        </w:rPr>
+        <w:t>JOIN</w:t>
+      </w:r>
+      <w:r>
+        <w:rPr>
+          <w:rFonts w:ascii="Times New Roman" w:hAnsi="Times New Roman" w:cs="Times New Roman" w:hint="eastAsia"/>
+          <w:sz w:val="22"/>
+          <w:szCs w:val="22"/>
+        </w:rPr>
+        <w:t>”</w:t>
+      </w:r>
+      <w:r>
+        <w:rPr>
+          <w:rFonts w:ascii="Times New Roman" w:hAnsi="Times New Roman" w:cs="Times New Roman"/>
+          <w:sz w:val="22"/>
+          <w:szCs w:val="22"/>
+        </w:rPr>
+        <w:t xml:space="preserve"> operations across station IDs and timestamps, a robust cloud SQL environment was naturally the correct fit.</w:t>
+      </w:r>
+    </w:p>
+    <w:p>
+      <w:pPr>
+        <w:spacing w:line="240" w:lineRule="auto"/>
+        <w:rPr>
+          <w:rFonts w:ascii="Times New Roman" w:hAnsi="Times New Roman" w:cs="Times New Roman"/>
+          <w:sz w:val="22"/>
+          <w:szCs w:val="22"/>
+        </w:rPr>
+      </w:pPr>
+      <w:r>
+        <w:rPr>
+          <w:rFonts w:ascii="Times New Roman" w:hAnsi="Times New Roman" w:cs="Times New Roman"/>
+          <w:sz w:val="22"/>
+          <w:szCs w:val="22"/>
+        </w:rPr>
+        <w:t xml:space="preserve">Data </w:t>
+      </w:r>
+      <w:r>
+        <w:rPr>
+          <w:rFonts w:ascii="Times New Roman" w:hAnsi="Times New Roman" w:cs="Times New Roman" w:hint="eastAsia"/>
+          <w:sz w:val="22"/>
+          <w:szCs w:val="22"/>
+        </w:rPr>
+        <w:t>n</w:t>
+      </w:r>
+      <w:r>
+        <w:rPr>
+          <w:rFonts w:ascii="Times New Roman" w:hAnsi="Times New Roman" w:cs="Times New Roman"/>
+          <w:sz w:val="22"/>
+          <w:szCs w:val="22"/>
+        </w:rPr>
+        <w:t>ormalization</w:t>
+      </w:r>
+      <w:r>
+        <w:rPr>
+          <w:rFonts w:ascii="Times New Roman" w:hAnsi="Times New Roman" w:cs="Times New Roman"/>
+          <w:sz w:val="22"/>
+          <w:szCs w:val="22"/>
+        </w:rPr>
+        <w:t xml:space="preserve"> (Figure 3.</w:t>
+      </w:r>
+      <w:r>
+        <w:rPr>
+          <w:rFonts w:ascii="Times New Roman" w:hAnsi="Times New Roman" w:cs="Times New Roman" w:hint="eastAsia"/>
+          <w:sz w:val="22"/>
+          <w:szCs w:val="22"/>
+        </w:rPr>
+        <w:t>8</w:t>
+      </w:r>
+      <w:r>
+        <w:rPr>
+          <w:rFonts w:ascii="Times New Roman" w:hAnsi="Times New Roman" w:cs="Times New Roman"/>
+          <w:sz w:val="22"/>
+          <w:szCs w:val="22"/>
+        </w:rPr>
+        <w:t>)</w:t>
+      </w:r>
+      <w:r>
+        <w:rPr>
+          <w:rFonts w:ascii="Times New Roman" w:hAnsi="Times New Roman" w:cs="Times New Roman"/>
+          <w:sz w:val="22"/>
+          <w:szCs w:val="22"/>
+        </w:rPr>
+        <w:t>: Static factors like a station's latitude, longitude, and internal naming (</w:t>
+      </w:r>
+      <w:r>
+        <w:rPr>
+          <w:rFonts w:ascii="Times New Roman" w:hAnsi="Times New Roman" w:cs="Times New Roman" w:hint="eastAsia"/>
+          <w:sz w:val="22"/>
+          <w:szCs w:val="22"/>
+        </w:rPr>
+        <w:t>“</w:t>
+      </w:r>
+      <w:r>
+        <w:rPr>
+          <w:rFonts w:ascii="Times New Roman" w:hAnsi="Times New Roman" w:cs="Times New Roman"/>
+          <w:sz w:val="22"/>
+          <w:szCs w:val="22"/>
+        </w:rPr>
+        <w:t>station</w:t>
+      </w:r>
+      <w:r>
+        <w:rPr>
+          <w:rFonts w:ascii="Times New Roman" w:hAnsi="Times New Roman" w:cs="Times New Roman" w:hint="eastAsia"/>
+          <w:sz w:val="22"/>
+          <w:szCs w:val="22"/>
+        </w:rPr>
+        <w:t>”</w:t>
+      </w:r>
+      <w:r>
+        <w:rPr>
+          <w:rFonts w:ascii="Times New Roman" w:hAnsi="Times New Roman" w:cs="Times New Roman"/>
+          <w:sz w:val="22"/>
+          <w:szCs w:val="22"/>
+        </w:rPr>
+        <w:t xml:space="preserve">) remain constant. Instead of redundantly saving these details with every availability check, they are separated. The </w:t>
+      </w:r>
+      <w:r>
+        <w:rPr>
+          <w:rFonts w:ascii="Times New Roman" w:hAnsi="Times New Roman" w:cs="Times New Roman" w:hint="eastAsia"/>
+          <w:sz w:val="22"/>
+          <w:szCs w:val="22"/>
+        </w:rPr>
+        <w:t>“</w:t>
+      </w:r>
+      <w:r>
+        <w:rPr>
+          <w:rFonts w:ascii="Times New Roman" w:hAnsi="Times New Roman" w:cs="Times New Roman"/>
+          <w:sz w:val="22"/>
+          <w:szCs w:val="22"/>
+        </w:rPr>
+        <w:t>availability</w:t>
+      </w:r>
+      <w:r>
+        <w:rPr>
+          <w:rFonts w:ascii="Times New Roman" w:hAnsi="Times New Roman" w:cs="Times New Roman" w:hint="eastAsia"/>
+          <w:sz w:val="22"/>
+          <w:szCs w:val="22"/>
+        </w:rPr>
+        <w:t>”</w:t>
+      </w:r>
+      <w:r>
+        <w:rPr>
+          <w:rFonts w:ascii="Times New Roman" w:hAnsi="Times New Roman" w:cs="Times New Roman"/>
+          <w:sz w:val="22"/>
+          <w:szCs w:val="22"/>
+        </w:rPr>
+        <w:t xml:space="preserve"> records highly volatile factors (every 5-10 minutes) leveraging Foreign Keys mapping back to the static tables, reducing storage footprint and read redundancy.</w:t>
+      </w:r>
+    </w:p>
+    <w:p>
+      <w:pPr>
+        <w:spacing w:line="240" w:lineRule="auto"/>
+        <w:rPr>
+          <w:rFonts w:ascii="Times New Roman" w:hAnsi="Times New Roman" w:cs="Times New Roman"/>
+          <w:sz w:val="22"/>
+          <w:szCs w:val="22"/>
+        </w:rPr>
+      </w:pPr>
+      <w:r>
+        <w:rPr>
+          <w:rFonts w:ascii="Times New Roman" w:hAnsi="Times New Roman" w:cs="Times New Roman"/>
+          <w:sz w:val="22"/>
+          <w:szCs w:val="22"/>
+        </w:rPr>
+        <w:t>Indexing</w:t>
+      </w:r>
+      <w:r>
+        <w:rPr>
+          <w:rFonts w:ascii="Times New Roman" w:hAnsi="Times New Roman" w:cs="Times New Roman"/>
+          <w:sz w:val="22"/>
+          <w:szCs w:val="22"/>
+        </w:rPr>
+        <w:t xml:space="preserve"> </w:t>
+      </w:r>
+      <w:r>
+        <w:rPr>
+          <w:rFonts w:ascii="Times New Roman" w:hAnsi="Times New Roman" w:cs="Times New Roman"/>
+          <w:sz w:val="22"/>
+          <w:szCs w:val="22"/>
+        </w:rPr>
+        <w:t>(Figure 3.</w:t>
+      </w:r>
+      <w:r>
+        <w:rPr>
+          <w:rFonts w:ascii="Times New Roman" w:hAnsi="Times New Roman" w:cs="Times New Roman" w:hint="eastAsia"/>
+          <w:sz w:val="22"/>
+          <w:szCs w:val="22"/>
+        </w:rPr>
+        <w:t>8</w:t>
+      </w:r>
+      <w:r>
+        <w:rPr>
+          <w:rFonts w:ascii="Times New Roman" w:hAnsi="Times New Roman" w:cs="Times New Roman"/>
+          <w:sz w:val="22"/>
+          <w:szCs w:val="22"/>
+        </w:rPr>
+        <w:t>)</w:t>
+      </w:r>
+      <w:r>
+        <w:rPr>
+          <w:rFonts w:ascii="Times New Roman" w:hAnsi="Times New Roman" w:cs="Times New Roman"/>
+          <w:sz w:val="22"/>
+          <w:szCs w:val="22"/>
+        </w:rPr>
+        <w:t>:</w:t>
+      </w:r>
+      <w:r>
+        <w:rPr>
+          <w:rFonts w:ascii="Times New Roman" w:hAnsi="Times New Roman" w:cs="Times New Roman" w:hint="eastAsia"/>
+          <w:sz w:val="22"/>
+          <w:szCs w:val="22"/>
+        </w:rPr>
+        <w:t xml:space="preserve"> </w:t>
+      </w:r>
+      <w:r>
+        <w:rPr>
+          <w:rFonts w:ascii="Times New Roman" w:hAnsi="Times New Roman" w:cs="Times New Roman"/>
+          <w:sz w:val="22"/>
+          <w:szCs w:val="22"/>
+        </w:rPr>
+        <w:t xml:space="preserve">Because querying time-aligned weather logs and bike availability histories spans millions of rows, we introduced specific database indexing on the </w:t>
+      </w:r>
+      <w:r>
+        <w:rPr>
+          <w:rFonts w:ascii="Times New Roman" w:hAnsi="Times New Roman" w:cs="Times New Roman" w:hint="eastAsia"/>
+          <w:sz w:val="22"/>
+          <w:szCs w:val="22"/>
+        </w:rPr>
+        <w:t>“</w:t>
+      </w:r>
+      <w:r>
+        <w:rPr>
+          <w:rFonts w:ascii="Times New Roman" w:hAnsi="Times New Roman" w:cs="Times New Roman"/>
+          <w:sz w:val="22"/>
+          <w:szCs w:val="22"/>
+        </w:rPr>
+        <w:t>timestamp</w:t>
+      </w:r>
+      <w:r>
+        <w:rPr>
+          <w:rFonts w:ascii="Times New Roman" w:hAnsi="Times New Roman" w:cs="Times New Roman" w:hint="eastAsia"/>
+          <w:sz w:val="22"/>
+          <w:szCs w:val="22"/>
+        </w:rPr>
+        <w:t>”</w:t>
+      </w:r>
+      <w:r>
+        <w:rPr>
+          <w:rFonts w:ascii="Times New Roman" w:hAnsi="Times New Roman" w:cs="Times New Roman"/>
+          <w:sz w:val="22"/>
+          <w:szCs w:val="22"/>
+        </w:rPr>
+        <w:t xml:space="preserve"> and </w:t>
+      </w:r>
+      <w:r>
+        <w:rPr>
+          <w:rFonts w:ascii="Times New Roman" w:hAnsi="Times New Roman" w:cs="Times New Roman" w:hint="eastAsia"/>
+          <w:sz w:val="22"/>
+          <w:szCs w:val="22"/>
+        </w:rPr>
+        <w:t>“</w:t>
+      </w:r>
+      <w:r>
+        <w:rPr>
+          <w:rFonts w:ascii="Times New Roman" w:hAnsi="Times New Roman" w:cs="Times New Roman"/>
+          <w:sz w:val="22"/>
+          <w:szCs w:val="22"/>
+        </w:rPr>
+        <w:t>number</w:t>
+      </w:r>
+      <w:r>
+        <w:rPr>
+          <w:rFonts w:ascii="Times New Roman" w:hAnsi="Times New Roman" w:cs="Times New Roman" w:hint="eastAsia"/>
+          <w:sz w:val="22"/>
+          <w:szCs w:val="22"/>
+        </w:rPr>
+        <w:t>”</w:t>
+      </w:r>
+      <w:r>
+        <w:rPr>
+          <w:rFonts w:ascii="Times New Roman" w:hAnsi="Times New Roman" w:cs="Times New Roman"/>
+          <w:sz w:val="22"/>
+          <w:szCs w:val="22"/>
+        </w:rPr>
+        <w:t xml:space="preserve"> columns. This design drastically diminished query delays when compiling features to refresh our predictive Random Forest classifiers.</w:t>
+      </w:r>
+    </w:p>
+    <w:p>
+      <w:pPr>
+        <w:spacing w:line="240" w:lineRule="auto"/>
+        <w:rPr>
+          <w:rFonts w:ascii="Times New Roman" w:hAnsi="Times New Roman" w:cs="Times New Roman"/>
+          <w:sz w:val="22"/>
+          <w:szCs w:val="22"/>
+        </w:rPr>
+      </w:pPr>
+      <w:r>
+        <w:rPr>
+          <w:rFonts w:ascii="Times New Roman" w:hAnsi="Times New Roman" w:cs="Times New Roman"/>
+          <w:sz w:val="22"/>
+          <w:szCs w:val="22"/>
+        </w:rPr>
+        <w:t xml:space="preserve">Stateful LLM </w:t>
+      </w:r>
+      <w:r>
+        <w:rPr>
+          <w:rFonts w:ascii="Times New Roman" w:hAnsi="Times New Roman" w:cs="Times New Roman" w:hint="eastAsia"/>
+          <w:sz w:val="22"/>
+          <w:szCs w:val="22"/>
+        </w:rPr>
+        <w:t>p</w:t>
+      </w:r>
+      <w:r>
+        <w:rPr>
+          <w:rFonts w:ascii="Times New Roman" w:hAnsi="Times New Roman" w:cs="Times New Roman"/>
+          <w:sz w:val="22"/>
+          <w:szCs w:val="22"/>
+        </w:rPr>
+        <w:t>ersistence &amp; a</w:t>
+      </w:r>
+      <w:r>
+        <w:rPr>
+          <w:rFonts w:ascii="Times New Roman" w:hAnsi="Times New Roman" w:cs="Times New Roman" w:hint="eastAsia"/>
+          <w:sz w:val="22"/>
+          <w:szCs w:val="22"/>
+        </w:rPr>
+        <w:t>u</w:t>
+      </w:r>
+      <w:r>
+        <w:rPr>
+          <w:rFonts w:ascii="Times New Roman" w:hAnsi="Times New Roman" w:cs="Times New Roman"/>
+          <w:sz w:val="22"/>
+          <w:szCs w:val="22"/>
+        </w:rPr>
+        <w:t>th isolation</w:t>
+      </w:r>
+      <w:r>
+        <w:rPr>
+          <w:rFonts w:ascii="Times New Roman" w:hAnsi="Times New Roman" w:cs="Times New Roman"/>
+          <w:sz w:val="22"/>
+          <w:szCs w:val="22"/>
+        </w:rPr>
+        <w:t xml:space="preserve"> </w:t>
+      </w:r>
+      <w:r>
+        <w:rPr>
+          <w:rFonts w:ascii="Times New Roman" w:hAnsi="Times New Roman" w:cs="Times New Roman"/>
+          <w:sz w:val="22"/>
+          <w:szCs w:val="22"/>
+        </w:rPr>
+        <w:t>(Figure 3.</w:t>
+      </w:r>
+      <w:r>
+        <w:rPr>
+          <w:rFonts w:ascii="Times New Roman" w:hAnsi="Times New Roman" w:cs="Times New Roman" w:hint="eastAsia"/>
+          <w:sz w:val="22"/>
+          <w:szCs w:val="22"/>
+        </w:rPr>
+        <w:t>8</w:t>
+      </w:r>
+      <w:r>
+        <w:rPr>
+          <w:rFonts w:ascii="Times New Roman" w:hAnsi="Times New Roman" w:cs="Times New Roman"/>
+          <w:sz w:val="22"/>
+          <w:szCs w:val="22"/>
+        </w:rPr>
+        <w:t>)</w:t>
+      </w:r>
+      <w:r>
+        <w:rPr>
+          <w:rFonts w:ascii="Times New Roman" w:hAnsi="Times New Roman" w:cs="Times New Roman"/>
+          <w:sz w:val="22"/>
+          <w:szCs w:val="22"/>
+        </w:rPr>
+        <w:t>:</w:t>
+      </w:r>
+      <w:r>
+        <w:rPr>
+          <w:rFonts w:ascii="Times New Roman" w:hAnsi="Times New Roman" w:cs="Times New Roman"/>
+          <w:sz w:val="22"/>
+          <w:szCs w:val="22"/>
+        </w:rPr>
+        <w:t>: To securely expand the application beyond public bike metrics, we isolated authentication and Chatbot states via the “user”, “sessions”, and “</w:t>
+      </w:r>
+      <w:proofErr w:type="spellStart"/>
+      <w:r>
+        <w:rPr>
+          <w:rFonts w:ascii="Times New Roman" w:hAnsi="Times New Roman" w:cs="Times New Roman"/>
+          <w:sz w:val="22"/>
+          <w:szCs w:val="22"/>
+        </w:rPr>
+        <w:t>message_store</w:t>
+      </w:r>
+      <w:proofErr w:type="spellEnd"/>
+      <w:r>
+        <w:rPr>
+          <w:rFonts w:ascii="Times New Roman" w:hAnsi="Times New Roman" w:cs="Times New Roman"/>
+          <w:sz w:val="22"/>
+          <w:szCs w:val="22"/>
+        </w:rPr>
+        <w:t xml:space="preserve">” tables. The “user” records enforce robust identity and JWT validations, mapped via foreign key explicitly to Chatbot metadata (“sessions”). To accommodate the vast, unpredictable text structure characteristic of Large Language Models via </w:t>
+      </w:r>
+      <w:proofErr w:type="spellStart"/>
+      <w:r>
+        <w:rPr>
+          <w:rFonts w:ascii="Times New Roman" w:hAnsi="Times New Roman" w:cs="Times New Roman"/>
+          <w:sz w:val="22"/>
+          <w:szCs w:val="22"/>
+        </w:rPr>
+        <w:t>LangChain</w:t>
+      </w:r>
+      <w:proofErr w:type="spellEnd"/>
+      <w:r>
+        <w:rPr>
+          <w:rFonts w:ascii="Times New Roman" w:hAnsi="Times New Roman" w:cs="Times New Roman"/>
+          <w:sz w:val="22"/>
+          <w:szCs w:val="22"/>
+        </w:rPr>
+        <w:t>, the “</w:t>
+      </w:r>
+      <w:proofErr w:type="spellStart"/>
+      <w:r>
+        <w:rPr>
+          <w:rFonts w:ascii="Times New Roman" w:hAnsi="Times New Roman" w:cs="Times New Roman"/>
+          <w:sz w:val="22"/>
+          <w:szCs w:val="22"/>
+        </w:rPr>
+        <w:t>message_store</w:t>
+      </w:r>
+      <w:proofErr w:type="spellEnd"/>
+      <w:r>
+        <w:rPr>
+          <w:rFonts w:ascii="Times New Roman" w:hAnsi="Times New Roman" w:cs="Times New Roman"/>
+          <w:sz w:val="22"/>
+          <w:szCs w:val="22"/>
+        </w:rPr>
+        <w:t>” table purposefully archives deep ongoing chat interactions leveraging native JSON columns.</w:t>
+      </w:r>
     </w:p>
     <w:p/>
     <w:p>
@@ -2805,77 +4868,19 @@
       </w:pPr>
       <w:r>
         <w:rPr>
-          <w:rFonts w:ascii="Times New Roman" w:hAnsi="Times New Roman" w:cs="Times New Roman"/>
-          <w:sz w:val="22"/>
-          <w:szCs w:val="22"/>
-        </w:rPr>
-        <w:t>Managed AWS RDS (Relational Cloud SQL):</w:t>
-      </w:r>
-      <w:r>
-        <w:rPr>
           <w:rFonts w:ascii="Times New Roman" w:hAnsi="Times New Roman" w:cs="Times New Roman" w:hint="eastAsia"/>
           <w:sz w:val="22"/>
           <w:szCs w:val="22"/>
         </w:rPr>
-        <w:t xml:space="preserve"> </w:t>
-      </w:r>
-      <w:r>
-        <w:rPr>
-          <w:rFonts w:ascii="Times New Roman" w:hAnsi="Times New Roman" w:cs="Times New Roman"/>
-          <w:sz w:val="22"/>
-          <w:szCs w:val="22"/>
-        </w:rPr>
-        <w:t xml:space="preserve">We opted for a cloud-managed Relational Database (AWS RDS for MySQL) rather than a local SQLite file or NoSQL. Shared bike systems and meteorological data are highly structured datasets. Given that the Machine Learning </w:t>
-      </w:r>
-      <w:proofErr w:type="spellStart"/>
-      <w:r>
-        <w:rPr>
-          <w:rFonts w:ascii="Times New Roman" w:hAnsi="Times New Roman" w:cs="Times New Roman"/>
-          <w:sz w:val="22"/>
-          <w:szCs w:val="22"/>
-        </w:rPr>
-        <w:t>modeling</w:t>
-      </w:r>
-      <w:proofErr w:type="spellEnd"/>
-      <w:r>
-        <w:rPr>
-          <w:rFonts w:ascii="Times New Roman" w:hAnsi="Times New Roman" w:cs="Times New Roman"/>
-          <w:sz w:val="22"/>
-          <w:szCs w:val="22"/>
-        </w:rPr>
-        <w:t xml:space="preserve"> pipeline requires performing time-series transformations and heavy </w:t>
-      </w:r>
-      <w:r>
-        <w:rPr>
-          <w:rFonts w:ascii="Times New Roman" w:hAnsi="Times New Roman" w:cs="Times New Roman" w:hint="eastAsia"/>
-          <w:sz w:val="22"/>
-          <w:szCs w:val="22"/>
-        </w:rPr>
-        <w:t>“</w:t>
-      </w:r>
-      <w:r>
-        <w:rPr>
-          <w:rFonts w:ascii="Times New Roman" w:hAnsi="Times New Roman" w:cs="Times New Roman"/>
-          <w:sz w:val="22"/>
-          <w:szCs w:val="22"/>
-        </w:rPr>
-        <w:t>JOIN</w:t>
-      </w:r>
-      <w:r>
-        <w:rPr>
-          <w:rFonts w:ascii="Times New Roman" w:hAnsi="Times New Roman" w:cs="Times New Roman" w:hint="eastAsia"/>
-          <w:sz w:val="22"/>
-          <w:szCs w:val="22"/>
-        </w:rPr>
-        <w:t>”</w:t>
-      </w:r>
-      <w:r>
-        <w:rPr>
-          <w:rFonts w:ascii="Times New Roman" w:hAnsi="Times New Roman" w:cs="Times New Roman"/>
-          <w:sz w:val="22"/>
-          <w:szCs w:val="22"/>
-        </w:rPr>
-        <w:t xml:space="preserve"> operations across station IDs and timestamps, a robust cloud SQL environment was naturally the correct fit.</w:t>
+        <w:t xml:space="preserve">3.5 </w:t>
+      </w:r>
+      <w:r>
+        <w:rPr>
+          <w:rFonts w:ascii="Times New Roman" w:hAnsi="Times New Roman" w:cs="Times New Roman"/>
+          <w:sz w:val="22"/>
+          <w:szCs w:val="22"/>
+        </w:rPr>
+        <w:t>Additional Material</w:t>
       </w:r>
     </w:p>
     <w:p>
@@ -2893,7 +4898,7 @@
           <w:sz w:val="22"/>
           <w:szCs w:val="22"/>
         </w:rPr>
-        <w:t xml:space="preserve">Data </w:t>
+        <w:t>All original UML</w:t>
       </w:r>
       <w:r>
         <w:rPr>
@@ -2901,15 +4906,15 @@
           <w:sz w:val="22"/>
           <w:szCs w:val="22"/>
         </w:rPr>
-        <w:t>n</w:t>
-      </w:r>
-      <w:r>
-        <w:rPr>
-          <w:rFonts w:ascii="Times New Roman" w:hAnsi="Times New Roman" w:cs="Times New Roman"/>
-          <w:sz w:val="22"/>
-          <w:szCs w:val="22"/>
-        </w:rPr>
-        <w:t>ormalization: Static factors like a station's latitude, longitude, and internal naming (</w:t>
+        <w:t xml:space="preserve"> files</w:t>
+      </w:r>
+      <w:r>
+        <w:rPr>
+          <w:rFonts w:ascii="Times New Roman" w:hAnsi="Times New Roman" w:cs="Times New Roman"/>
+          <w:sz w:val="22"/>
+          <w:szCs w:val="22"/>
+        </w:rPr>
+        <w:t xml:space="preserve"> are securely tracked in our GitHub repository</w:t>
       </w:r>
       <w:r>
         <w:rPr>
@@ -2917,343 +4922,9 @@
           <w:sz w:val="22"/>
           <w:szCs w:val="22"/>
         </w:rPr>
-        <w:t>“</w:t>
-      </w:r>
-      <w:proofErr w:type="spellStart"/>
-      <w:r>
-        <w:rPr>
-          <w:rFonts w:ascii="Times New Roman" w:hAnsi="Times New Roman" w:cs="Times New Roman"/>
-          <w:sz w:val="22"/>
-          <w:szCs w:val="22"/>
-        </w:rPr>
-        <w:t>station_info</w:t>
-      </w:r>
-      <w:proofErr w:type="spellEnd"/>
-      <w:r>
-        <w:rPr>
-          <w:rFonts w:ascii="Times New Roman" w:hAnsi="Times New Roman" w:cs="Times New Roman" w:hint="eastAsia"/>
-          <w:sz w:val="22"/>
-          <w:szCs w:val="22"/>
-        </w:rPr>
-        <w:t>”</w:t>
-      </w:r>
-      <w:r>
-        <w:rPr>
-          <w:rFonts w:ascii="Times New Roman" w:hAnsi="Times New Roman" w:cs="Times New Roman"/>
-          <w:sz w:val="22"/>
-          <w:szCs w:val="22"/>
-        </w:rPr>
-        <w:t xml:space="preserve">) remain constant. Instead of redundantly saving these details with every availability check, they are separated. The </w:t>
-      </w:r>
-      <w:r>
-        <w:rPr>
-          <w:rFonts w:ascii="Times New Roman" w:hAnsi="Times New Roman" w:cs="Times New Roman" w:hint="eastAsia"/>
-          <w:sz w:val="22"/>
-          <w:szCs w:val="22"/>
-        </w:rPr>
-        <w:t>“</w:t>
-      </w:r>
-      <w:proofErr w:type="spellStart"/>
-      <w:r>
-        <w:rPr>
-          <w:rFonts w:ascii="Times New Roman" w:hAnsi="Times New Roman" w:cs="Times New Roman"/>
-          <w:sz w:val="22"/>
-          <w:szCs w:val="22"/>
-        </w:rPr>
-        <w:t>availability_log</w:t>
-      </w:r>
-      <w:proofErr w:type="spellEnd"/>
-      <w:r>
-        <w:rPr>
-          <w:rFonts w:ascii="Times New Roman" w:hAnsi="Times New Roman" w:cs="Times New Roman" w:hint="eastAsia"/>
-          <w:sz w:val="22"/>
-          <w:szCs w:val="22"/>
-        </w:rPr>
-        <w:t>”</w:t>
-      </w:r>
-      <w:r>
-        <w:rPr>
-          <w:rFonts w:ascii="Times New Roman" w:hAnsi="Times New Roman" w:cs="Times New Roman"/>
-          <w:sz w:val="22"/>
-          <w:szCs w:val="22"/>
-        </w:rPr>
-        <w:t xml:space="preserve"> records highly volatile factors (every 5-10 minutes) leveraging Foreign Keys mapping back to the static tables, reducing storage footprint and read redundancy.</w:t>
-      </w:r>
-    </w:p>
-    <w:p>
-      <w:pPr>
-        <w:spacing w:line="240" w:lineRule="auto"/>
-        <w:rPr>
-          <w:rFonts w:ascii="Times New Roman" w:hAnsi="Times New Roman" w:cs="Times New Roman"/>
-          <w:sz w:val="22"/>
-          <w:szCs w:val="22"/>
-        </w:rPr>
-      </w:pPr>
-      <w:r>
-        <w:rPr>
-          <w:rFonts w:ascii="Times New Roman" w:hAnsi="Times New Roman" w:cs="Times New Roman"/>
-          <w:sz w:val="22"/>
-          <w:szCs w:val="22"/>
-        </w:rPr>
-        <w:t>Indexing:</w:t>
-      </w:r>
-      <w:r>
-        <w:rPr>
-          <w:rFonts w:ascii="Times New Roman" w:hAnsi="Times New Roman" w:cs="Times New Roman" w:hint="eastAsia"/>
-          <w:sz w:val="22"/>
-          <w:szCs w:val="22"/>
-        </w:rPr>
         <w:t xml:space="preserve"> </w:t>
       </w:r>
-      <w:r>
-        <w:rPr>
-          <w:rFonts w:ascii="Times New Roman" w:hAnsi="Times New Roman" w:cs="Times New Roman"/>
-          <w:sz w:val="22"/>
-          <w:szCs w:val="22"/>
-        </w:rPr>
-        <w:t xml:space="preserve">Because querying time-aligned weather logs and bike availability histories spans millions of rows, we introduced specific database indexing on the </w:t>
-      </w:r>
-      <w:r>
-        <w:rPr>
-          <w:rFonts w:ascii="Times New Roman" w:hAnsi="Times New Roman" w:cs="Times New Roman" w:hint="eastAsia"/>
-          <w:sz w:val="22"/>
-          <w:szCs w:val="22"/>
-        </w:rPr>
-        <w:t>“</w:t>
-      </w:r>
-      <w:r>
-        <w:rPr>
-          <w:rFonts w:ascii="Times New Roman" w:hAnsi="Times New Roman" w:cs="Times New Roman"/>
-          <w:sz w:val="22"/>
-          <w:szCs w:val="22"/>
-        </w:rPr>
-        <w:t>timestamp</w:t>
-      </w:r>
-      <w:r>
-        <w:rPr>
-          <w:rFonts w:ascii="Times New Roman" w:hAnsi="Times New Roman" w:cs="Times New Roman" w:hint="eastAsia"/>
-          <w:sz w:val="22"/>
-          <w:szCs w:val="22"/>
-        </w:rPr>
-        <w:t>”</w:t>
-      </w:r>
-      <w:r>
-        <w:rPr>
-          <w:rFonts w:ascii="Times New Roman" w:hAnsi="Times New Roman" w:cs="Times New Roman"/>
-          <w:sz w:val="22"/>
-          <w:szCs w:val="22"/>
-        </w:rPr>
-        <w:t xml:space="preserve"> and </w:t>
-      </w:r>
-      <w:r>
-        <w:rPr>
-          <w:rFonts w:ascii="Times New Roman" w:hAnsi="Times New Roman" w:cs="Times New Roman" w:hint="eastAsia"/>
-          <w:sz w:val="22"/>
-          <w:szCs w:val="22"/>
-        </w:rPr>
-        <w:t>“</w:t>
-      </w:r>
-      <w:proofErr w:type="spellStart"/>
-      <w:r>
-        <w:rPr>
-          <w:rFonts w:ascii="Times New Roman" w:hAnsi="Times New Roman" w:cs="Times New Roman"/>
-          <w:sz w:val="22"/>
-          <w:szCs w:val="22"/>
-        </w:rPr>
-        <w:t>station_number</w:t>
-      </w:r>
-      <w:proofErr w:type="spellEnd"/>
-      <w:r>
-        <w:rPr>
-          <w:rFonts w:ascii="Times New Roman" w:hAnsi="Times New Roman" w:cs="Times New Roman" w:hint="eastAsia"/>
-          <w:sz w:val="22"/>
-          <w:szCs w:val="22"/>
-        </w:rPr>
-        <w:t>”</w:t>
-      </w:r>
-      <w:r>
-        <w:rPr>
-          <w:rFonts w:ascii="Times New Roman" w:hAnsi="Times New Roman" w:cs="Times New Roman"/>
-          <w:sz w:val="22"/>
-          <w:szCs w:val="22"/>
-        </w:rPr>
-        <w:t xml:space="preserve"> columns. This design drastically diminished query delays when compiling features to refresh our predictive Random Forest classifiers.</w:t>
-      </w:r>
-    </w:p>
-    <w:p>
-      <w:pPr>
-        <w:spacing w:line="240" w:lineRule="auto"/>
-        <w:rPr>
-          <w:rFonts w:ascii="Times New Roman" w:hAnsi="Times New Roman" w:cs="Times New Roman"/>
-          <w:sz w:val="22"/>
-          <w:szCs w:val="22"/>
-        </w:rPr>
-      </w:pPr>
-      <w:r>
-        <w:rPr>
-          <w:rFonts w:ascii="Times New Roman" w:hAnsi="Times New Roman" w:cs="Times New Roman"/>
-          <w:sz w:val="22"/>
-          <w:szCs w:val="22"/>
-        </w:rPr>
-        <w:t xml:space="preserve">Stateful LLM </w:t>
-      </w:r>
-      <w:r>
-        <w:rPr>
-          <w:rFonts w:ascii="Times New Roman" w:hAnsi="Times New Roman" w:cs="Times New Roman" w:hint="eastAsia"/>
-          <w:sz w:val="22"/>
-          <w:szCs w:val="22"/>
-        </w:rPr>
-        <w:t>p</w:t>
-      </w:r>
-      <w:r>
-        <w:rPr>
-          <w:rFonts w:ascii="Times New Roman" w:hAnsi="Times New Roman" w:cs="Times New Roman"/>
-          <w:sz w:val="22"/>
-          <w:szCs w:val="22"/>
-        </w:rPr>
-        <w:t>ersistence &amp; a</w:t>
-      </w:r>
-      <w:r>
-        <w:rPr>
-          <w:rFonts w:ascii="Times New Roman" w:hAnsi="Times New Roman" w:cs="Times New Roman" w:hint="eastAsia"/>
-          <w:sz w:val="22"/>
-          <w:szCs w:val="22"/>
-        </w:rPr>
-        <w:t>u</w:t>
-      </w:r>
-      <w:r>
-        <w:rPr>
-          <w:rFonts w:ascii="Times New Roman" w:hAnsi="Times New Roman" w:cs="Times New Roman"/>
-          <w:sz w:val="22"/>
-          <w:szCs w:val="22"/>
-        </w:rPr>
-        <w:t>th isolation: To securely expand the application beyond public bike metrics, we isolated authentication and Chatbot states via the “user”, “sessions”, and “</w:t>
-      </w:r>
-      <w:proofErr w:type="spellStart"/>
-      <w:r>
-        <w:rPr>
-          <w:rFonts w:ascii="Times New Roman" w:hAnsi="Times New Roman" w:cs="Times New Roman"/>
-          <w:sz w:val="22"/>
-          <w:szCs w:val="22"/>
-        </w:rPr>
-        <w:t>message_store</w:t>
-      </w:r>
-      <w:proofErr w:type="spellEnd"/>
-      <w:r>
-        <w:rPr>
-          <w:rFonts w:ascii="Times New Roman" w:hAnsi="Times New Roman" w:cs="Times New Roman"/>
-          <w:sz w:val="22"/>
-          <w:szCs w:val="22"/>
-        </w:rPr>
-        <w:t xml:space="preserve">” tables. The “user” records enforce robust identity and JWT validations, mapped via foreign key explicitly to Chatbot metadata (“sessions”). To accommodate the vast, unpredictable text structure characteristic of Large Language Models via </w:t>
-      </w:r>
-      <w:proofErr w:type="spellStart"/>
-      <w:r>
-        <w:rPr>
-          <w:rFonts w:ascii="Times New Roman" w:hAnsi="Times New Roman" w:cs="Times New Roman"/>
-          <w:sz w:val="22"/>
-          <w:szCs w:val="22"/>
-        </w:rPr>
-        <w:t>LangChain</w:t>
-      </w:r>
-      <w:proofErr w:type="spellEnd"/>
-      <w:r>
-        <w:rPr>
-          <w:rFonts w:ascii="Times New Roman" w:hAnsi="Times New Roman" w:cs="Times New Roman"/>
-          <w:sz w:val="22"/>
-          <w:szCs w:val="22"/>
-        </w:rPr>
-        <w:t>, the “</w:t>
-      </w:r>
-      <w:proofErr w:type="spellStart"/>
-      <w:r>
-        <w:rPr>
-          <w:rFonts w:ascii="Times New Roman" w:hAnsi="Times New Roman" w:cs="Times New Roman"/>
-          <w:sz w:val="22"/>
-          <w:szCs w:val="22"/>
-        </w:rPr>
-        <w:t>message_store</w:t>
-      </w:r>
-      <w:proofErr w:type="spellEnd"/>
-      <w:r>
-        <w:rPr>
-          <w:rFonts w:ascii="Times New Roman" w:hAnsi="Times New Roman" w:cs="Times New Roman"/>
-          <w:sz w:val="22"/>
-          <w:szCs w:val="22"/>
-        </w:rPr>
-        <w:t>” table purposefully archives deep ongoing chat interactions leveraging native JSON columns.</w:t>
-      </w:r>
-    </w:p>
-    <w:p/>
-    <w:p>
-      <w:pPr>
-        <w:spacing w:line="240" w:lineRule="auto"/>
-        <w:rPr>
-          <w:rFonts w:ascii="Times New Roman" w:hAnsi="Times New Roman" w:cs="Times New Roman"/>
-          <w:sz w:val="22"/>
-          <w:szCs w:val="22"/>
-        </w:rPr>
-      </w:pPr>
-      <w:r>
-        <w:rPr>
-          <w:rFonts w:ascii="Times New Roman" w:hAnsi="Times New Roman" w:cs="Times New Roman" w:hint="eastAsia"/>
-          <w:sz w:val="22"/>
-          <w:szCs w:val="22"/>
-        </w:rPr>
-        <w:lastRenderedPageBreak/>
-        <w:t xml:space="preserve">3.5 </w:t>
-      </w:r>
-      <w:r>
-        <w:rPr>
-          <w:rFonts w:ascii="Times New Roman" w:hAnsi="Times New Roman" w:cs="Times New Roman"/>
-          <w:sz w:val="22"/>
-          <w:szCs w:val="22"/>
-        </w:rPr>
-        <w:t>Additional Material</w:t>
-      </w:r>
-    </w:p>
-    <w:p>
-      <w:pPr>
-        <w:spacing w:line="240" w:lineRule="auto"/>
-        <w:rPr>
-          <w:rFonts w:ascii="Times New Roman" w:hAnsi="Times New Roman" w:cs="Times New Roman" w:hint="eastAsia"/>
-          <w:sz w:val="22"/>
-          <w:szCs w:val="22"/>
-        </w:rPr>
-      </w:pPr>
-      <w:r>
-        <w:rPr>
-          <w:rFonts w:ascii="Times New Roman" w:hAnsi="Times New Roman" w:cs="Times New Roman"/>
-          <w:sz w:val="22"/>
-          <w:szCs w:val="22"/>
-        </w:rPr>
-        <w:t>All original UML</w:t>
-      </w:r>
-      <w:r>
-        <w:rPr>
-          <w:rFonts w:ascii="Times New Roman" w:hAnsi="Times New Roman" w:cs="Times New Roman" w:hint="eastAsia"/>
-          <w:sz w:val="22"/>
-          <w:szCs w:val="22"/>
-        </w:rPr>
-        <w:t xml:space="preserve"> files</w:t>
-      </w:r>
-      <w:r>
-        <w:rPr>
-          <w:rFonts w:ascii="Times New Roman" w:hAnsi="Times New Roman" w:cs="Times New Roman"/>
-          <w:sz w:val="22"/>
-          <w:szCs w:val="22"/>
-        </w:rPr>
-        <w:t xml:space="preserve"> are securely tracked in our GitHub repository</w:t>
-      </w:r>
-      <w:r>
-        <w:rPr>
-          <w:rFonts w:ascii="Times New Roman" w:hAnsi="Times New Roman" w:cs="Times New Roman" w:hint="eastAsia"/>
-          <w:sz w:val="22"/>
-          <w:szCs w:val="22"/>
-        </w:rPr>
-        <w:t xml:space="preserve"> </w:t>
-      </w:r>
-      <w:hyperlink r:id="rId12" w:history="1">
+      <w:hyperlink r:id="rId13" w:history="1">
         <w:r>
           <w:rPr>
             <w:rStyle w:val="Hyperlink"/>
@@ -4044,7 +5715,6 @@
   <w:style w:type="character" w:default="1" w:styleId="DefaultParagraphFont">
     <w:name w:val="Default Paragraph Font"/>
     <w:uiPriority w:val="1"/>
-    <w:semiHidden/>
     <w:unhideWhenUsed/>
   </w:style>
   <w:style w:type="table" w:default="1" w:styleId="TableNormal">

--- a/Report Architecture and Design .docx
+++ b/Report Architecture and Design .docx
@@ -445,10 +445,10 @@
           <w:lang w:val="en-US"/>
         </w:rPr>
         <w:drawing>
-          <wp:inline distT="0" distB="0" distL="0" distR="0" wp14:anchorId="3E89E8E0" wp14:editId="4BB7BA2F">
-            <wp:extent cx="5731510" cy="1993900"/>
+          <wp:inline distT="0" distB="0" distL="0" distR="0" wp14:anchorId="4AD71B68" wp14:editId="385913B1">
+            <wp:extent cx="5731510" cy="3470275"/>
             <wp:effectExtent l="0" t="0" r="0" b="0"/>
-            <wp:docPr id="2146988715" name="Picture 14"/>
+            <wp:docPr id="1846167725" name="Picture 9"/>
             <wp:cNvGraphicFramePr>
               <a:graphicFrameLocks xmlns:a="http://schemas.openxmlformats.org/drawingml/2006/main" noChangeAspect="1"/>
             </wp:cNvGraphicFramePr>
@@ -456,7 +456,7 @@
               <a:graphicData uri="http://schemas.openxmlformats.org/drawingml/2006/picture">
                 <pic:pic xmlns:pic="http://schemas.openxmlformats.org/drawingml/2006/picture">
                   <pic:nvPicPr>
-                    <pic:cNvPr id="2146988715" name="Picture 2146988715"/>
+                    <pic:cNvPr id="1846167725" name="Picture 1846167725"/>
                     <pic:cNvPicPr/>
                   </pic:nvPicPr>
                   <pic:blipFill>
@@ -468,7 +468,7 @@
                   <pic:spPr>
                     <a:xfrm>
                       <a:off x="0" y="0"/>
-                      <a:ext cx="5731510" cy="1993900"/>
+                      <a:ext cx="5731510" cy="3470275"/>
                     </a:xfrm>
                     <a:prstGeom prst="rect">
                       <a:avLst/>
@@ -525,7 +525,13 @@
         <w:rPr>
           <w:lang w:val="en-US"/>
         </w:rPr>
-        <w:t>Web Application Class Diagram</w:t>
+        <w:t>Backend</w:t>
+      </w:r>
+      <w:r>
+        <w:rPr>
+          <w:lang w:val="en-US"/>
+        </w:rPr>
+        <w:t xml:space="preserve"> Class Diagram</w:t>
       </w:r>
     </w:p>
     <w:p>
@@ -569,20 +575,20 @@
       </w:r>
       <w:r>
         <w:rPr>
+          <w:rFonts w:ascii="Times New Roman" w:hAnsi="Times New Roman" w:cs="Times New Roman"/>
+          <w:sz w:val="22"/>
+          <w:szCs w:val="22"/>
+          <w:lang w:val="en-US"/>
+        </w:rPr>
+        <w:t>(</w:t>
+      </w:r>
+      <w:r>
+        <w:rPr>
           <w:rFonts w:ascii="Times New Roman" w:hAnsi="Times New Roman" w:cs="Times New Roman" w:hint="eastAsia"/>
           <w:sz w:val="22"/>
           <w:szCs w:val="22"/>
           <w:lang w:val="en-US"/>
         </w:rPr>
-        <w:t>（</w:t>
-      </w:r>
-      <w:r>
-        <w:rPr>
-          <w:rFonts w:ascii="Times New Roman" w:hAnsi="Times New Roman" w:cs="Times New Roman" w:hint="eastAsia"/>
-          <w:sz w:val="22"/>
-          <w:szCs w:val="22"/>
-          <w:lang w:val="en-US"/>
-        </w:rPr>
         <w:t>F</w:t>
       </w:r>
       <w:r>
@@ -596,12 +602,12 @@
       </w:r>
       <w:r>
         <w:rPr>
-          <w:rFonts w:ascii="Times New Roman" w:hAnsi="Times New Roman" w:cs="Times New Roman" w:hint="eastAsia"/>
-          <w:sz w:val="22"/>
-          <w:szCs w:val="22"/>
-          <w:lang w:val="en-US"/>
-        </w:rPr>
-        <w:t>）</w:t>
+          <w:rFonts w:ascii="Times New Roman" w:hAnsi="Times New Roman" w:cs="Times New Roman"/>
+          <w:sz w:val="22"/>
+          <w:szCs w:val="22"/>
+          <w:lang w:val="en-US"/>
+        </w:rPr>
+        <w:t>)</w:t>
       </w:r>
       <w:r>
         <w:rPr>
@@ -1370,7 +1376,25 @@
           <w:szCs w:val="22"/>
           <w:lang w:val="en-US"/>
         </w:rPr>
-        <w:t xml:space="preserve">Frontend UI Components </w:t>
+        <w:t xml:space="preserve">Frontend </w:t>
+      </w:r>
+      <w:r>
+        <w:rPr>
+          <w:rFonts w:ascii="Times New Roman" w:hAnsi="Times New Roman" w:cs="Times New Roman" w:hint="eastAsia"/>
+          <w:sz w:val="22"/>
+          <w:szCs w:val="22"/>
+          <w:lang w:val="en-US"/>
+        </w:rPr>
+        <w:t>React</w:t>
+      </w:r>
+      <w:r>
+        <w:rPr>
+          <w:rFonts w:ascii="Times New Roman" w:hAnsi="Times New Roman" w:cs="Times New Roman"/>
+          <w:sz w:val="22"/>
+          <w:szCs w:val="22"/>
+          <w:lang w:val="en-US"/>
+        </w:rPr>
+        <w:t xml:space="preserve"> Components </w:t>
       </w:r>
     </w:p>
     <w:p>
@@ -1380,18 +1404,13 @@
       </w:pPr>
       <w:r>
         <w:rPr>
-          <w:rFonts w:ascii="Times New Roman" w:hAnsi="Times New Roman" w:cs="Times New Roman"/>
           <w:noProof/>
-          <w:sz w:val="22"/>
-          <w:szCs w:val="22"/>
-          <w:lang w:val="en-US"/>
-        </w:rPr>
-        <w:lastRenderedPageBreak/>
+        </w:rPr>
         <w:drawing>
-          <wp:inline distT="0" distB="0" distL="0" distR="0" wp14:anchorId="5A2084E0" wp14:editId="2C967505">
-            <wp:extent cx="5731510" cy="3183890"/>
-            <wp:effectExtent l="0" t="0" r="0" b="3810"/>
-            <wp:docPr id="755986024" name="Picture 15"/>
+          <wp:inline distT="0" distB="0" distL="0" distR="0" wp14:anchorId="3B408239" wp14:editId="60FC2F43">
+            <wp:extent cx="5731510" cy="2644775"/>
+            <wp:effectExtent l="0" t="0" r="0" b="0"/>
+            <wp:docPr id="267734171" name="Picture 10"/>
             <wp:cNvGraphicFramePr>
               <a:graphicFrameLocks xmlns:a="http://schemas.openxmlformats.org/drawingml/2006/main" noChangeAspect="1"/>
             </wp:cNvGraphicFramePr>
@@ -1399,7 +1418,7 @@
               <a:graphicData uri="http://schemas.openxmlformats.org/drawingml/2006/picture">
                 <pic:pic xmlns:pic="http://schemas.openxmlformats.org/drawingml/2006/picture">
                   <pic:nvPicPr>
-                    <pic:cNvPr id="755986024" name="Picture 755986024"/>
+                    <pic:cNvPr id="267734171" name="Picture 267734171"/>
                     <pic:cNvPicPr/>
                   </pic:nvPicPr>
                   <pic:blipFill>
@@ -1411,7 +1430,7 @@
                   <pic:spPr>
                     <a:xfrm>
                       <a:off x="0" y="0"/>
-                      <a:ext cx="5731510" cy="3183890"/>
+                      <a:ext cx="5731510" cy="2644775"/>
                     </a:xfrm>
                     <a:prstGeom prst="rect">
                       <a:avLst/>
@@ -1474,6 +1493,12 @@
         </w:rPr>
         <w:t xml:space="preserve"> </w:t>
       </w:r>
+      <w:r>
+        <w:rPr>
+          <w:lang w:val="en-US"/>
+        </w:rPr>
+        <w:t>Class Diagram</w:t>
+      </w:r>
     </w:p>
     <w:p>
       <w:pPr>
@@ -1521,6 +1546,123 @@
         </w:rPr>
         <w:t>“</w:t>
       </w:r>
+      <w:r>
+        <w:rPr>
+          <w:rFonts w:ascii="Times New Roman" w:hAnsi="Times New Roman" w:cs="Times New Roman"/>
+          <w:sz w:val="22"/>
+          <w:szCs w:val="22"/>
+          <w:lang w:val="en-US"/>
+        </w:rPr>
+        <w:t>Maps</w:t>
+      </w:r>
+      <w:r>
+        <w:rPr>
+          <w:rFonts w:ascii="Times New Roman" w:hAnsi="Times New Roman" w:cs="Times New Roman"/>
+          <w:sz w:val="22"/>
+          <w:szCs w:val="22"/>
+          <w:lang w:val="en-US"/>
+        </w:rPr>
+        <w:t>”</w:t>
+      </w:r>
+      <w:r>
+        <w:rPr>
+          <w:rFonts w:ascii="Times New Roman" w:hAnsi="Times New Roman" w:cs="Times New Roman"/>
+          <w:sz w:val="22"/>
+          <w:szCs w:val="22"/>
+          <w:lang w:val="en-US"/>
+        </w:rPr>
+        <w:t xml:space="preserve"> or </w:t>
+      </w:r>
+      <w:r>
+        <w:rPr>
+          <w:rFonts w:ascii="Times New Roman" w:hAnsi="Times New Roman" w:cs="Times New Roman"/>
+          <w:sz w:val="22"/>
+          <w:szCs w:val="22"/>
+          <w:lang w:val="en-US"/>
+        </w:rPr>
+        <w:t>“</w:t>
+      </w:r>
+      <w:r>
+        <w:rPr>
+          <w:rFonts w:ascii="Times New Roman" w:hAnsi="Times New Roman" w:cs="Times New Roman"/>
+          <w:sz w:val="22"/>
+          <w:szCs w:val="22"/>
+          <w:lang w:val="en-US"/>
+        </w:rPr>
+        <w:t>Chat</w:t>
+      </w:r>
+      <w:r>
+        <w:rPr>
+          <w:rFonts w:ascii="Times New Roman" w:hAnsi="Times New Roman" w:cs="Times New Roman"/>
+          <w:sz w:val="22"/>
+          <w:szCs w:val="22"/>
+          <w:lang w:val="en-US"/>
+        </w:rPr>
+        <w:t>”</w:t>
+      </w:r>
+      <w:r>
+        <w:rPr>
+          <w:rFonts w:ascii="Times New Roman" w:hAnsi="Times New Roman" w:cs="Times New Roman"/>
+          <w:sz w:val="22"/>
+          <w:szCs w:val="22"/>
+          <w:lang w:val="en-US"/>
+        </w:rPr>
+        <w:t xml:space="preserve">) is represented as an isolated, self-contained </w:t>
+      </w:r>
+      <w:r>
+        <w:rPr>
+          <w:rFonts w:ascii="Times New Roman" w:hAnsi="Times New Roman" w:cs="Times New Roman" w:hint="eastAsia"/>
+          <w:sz w:val="22"/>
+          <w:szCs w:val="22"/>
+          <w:lang w:val="en-US"/>
+        </w:rPr>
+        <w:t>functional</w:t>
+      </w:r>
+      <w:r>
+        <w:rPr>
+          <w:rFonts w:ascii="Times New Roman" w:hAnsi="Times New Roman" w:cs="Times New Roman"/>
+          <w:sz w:val="22"/>
+          <w:szCs w:val="22"/>
+          <w:lang w:val="en-US"/>
+        </w:rPr>
+        <w:t xml:space="preserve"> component</w:t>
+      </w:r>
+      <w:r>
+        <w:rPr>
+          <w:rFonts w:ascii="Times New Roman" w:hAnsi="Times New Roman" w:cs="Times New Roman"/>
+          <w:sz w:val="22"/>
+          <w:szCs w:val="22"/>
+          <w:lang w:val="en-US"/>
+        </w:rPr>
+        <w:t>. These components strictly encapsulate their local React states as private properties (</w:t>
+      </w:r>
+      <w:r>
+        <w:rPr>
+          <w:rFonts w:ascii="Times New Roman" w:hAnsi="Times New Roman" w:cs="Times New Roman"/>
+          <w:sz w:val="22"/>
+          <w:szCs w:val="22"/>
+          <w:lang w:val="en-US"/>
+        </w:rPr>
+        <w:t xml:space="preserve">for example, </w:t>
+      </w:r>
+      <w:r>
+        <w:rPr>
+          <w:rFonts w:ascii="Times New Roman" w:hAnsi="Times New Roman" w:cs="Times New Roman"/>
+          <w:sz w:val="22"/>
+          <w:szCs w:val="22"/>
+          <w:lang w:val="en-US"/>
+        </w:rPr>
+        <w:t>“</w:t>
+      </w:r>
+      <w:r>
+        <w:rPr>
+          <w:rFonts w:ascii="Times New Roman" w:hAnsi="Times New Roman" w:cs="Times New Roman"/>
+          <w:sz w:val="22"/>
+          <w:szCs w:val="22"/>
+          <w:lang w:val="en-US"/>
+        </w:rPr>
+        <w:t>-</w:t>
+      </w:r>
       <w:proofErr w:type="spellStart"/>
       <w:r>
         <w:rPr>
@@ -1529,7 +1671,7 @@
           <w:szCs w:val="22"/>
           <w:lang w:val="en-US"/>
         </w:rPr>
-        <w:t>SearchMapsPage</w:t>
+        <w:t>mapInstance</w:t>
       </w:r>
       <w:proofErr w:type="spellEnd"/>
       <w:r>
@@ -1539,6 +1681,15 @@
           <w:szCs w:val="22"/>
           <w:lang w:val="en-US"/>
         </w:rPr>
+        <w:t xml:space="preserve"> [State]</w:t>
+      </w:r>
+      <w:r>
+        <w:rPr>
+          <w:rFonts w:ascii="Times New Roman" w:hAnsi="Times New Roman" w:cs="Times New Roman"/>
+          <w:sz w:val="22"/>
+          <w:szCs w:val="22"/>
+          <w:lang w:val="en-US"/>
+        </w:rPr>
         <w:t>”</w:t>
       </w:r>
       <w:r>
@@ -1548,7 +1699,25 @@
           <w:szCs w:val="22"/>
           <w:lang w:val="en-US"/>
         </w:rPr>
-        <w:t xml:space="preserve"> or </w:t>
+        <w:t xml:space="preserve"> within the mapping component</w:t>
+      </w:r>
+      <w:r>
+        <w:rPr>
+          <w:rFonts w:ascii="Times New Roman" w:hAnsi="Times New Roman" w:cs="Times New Roman"/>
+          <w:sz w:val="22"/>
+          <w:szCs w:val="22"/>
+          <w:lang w:val="en-US"/>
+        </w:rPr>
+        <w:t xml:space="preserve">) </w:t>
+      </w:r>
+      <w:r>
+        <w:rPr>
+          <w:rFonts w:ascii="Times New Roman" w:hAnsi="Times New Roman" w:cs="Times New Roman"/>
+          <w:sz w:val="22"/>
+          <w:szCs w:val="22"/>
+          <w:lang w:val="en-US"/>
+        </w:rPr>
+        <w:t xml:space="preserve">while explicitly declaring their core event handlers (e.g., </w:t>
       </w:r>
       <w:r>
         <w:rPr>
@@ -1567,7 +1736,7 @@
           <w:szCs w:val="22"/>
           <w:lang w:val="en-US"/>
         </w:rPr>
-        <w:t>ChatPage</w:t>
+        <w:t>handleSubmit</w:t>
       </w:r>
       <w:proofErr w:type="spellEnd"/>
       <w:r>
@@ -1586,16 +1755,16 @@
           <w:szCs w:val="22"/>
           <w:lang w:val="en-US"/>
         </w:rPr>
-        <w:t>) is represented as an isolated, self-contained class. These UI components strictly encapsulate their local React states as private properties (for example,</w:t>
-      </w:r>
-      <w:r>
-        <w:rPr>
-          <w:rFonts w:ascii="Times New Roman" w:hAnsi="Times New Roman" w:cs="Times New Roman"/>
-          <w:sz w:val="22"/>
-          <w:szCs w:val="22"/>
-          <w:lang w:val="en-US"/>
-        </w:rPr>
-        <w:t xml:space="preserve"> “</w:t>
+        <w:t xml:space="preserve">, </w:t>
+      </w:r>
+      <w:r>
+        <w:rPr>
+          <w:rFonts w:ascii="Times New Roman" w:hAnsi="Times New Roman" w:cs="Times New Roman"/>
+          <w:sz w:val="22"/>
+          <w:szCs w:val="22"/>
+          <w:lang w:val="en-US"/>
+        </w:rPr>
+        <w:t>“</w:t>
       </w:r>
       <w:proofErr w:type="spellStart"/>
       <w:r>
@@ -1605,7 +1774,7 @@
           <w:szCs w:val="22"/>
           <w:lang w:val="en-US"/>
         </w:rPr>
-        <w:t>mapInstance</w:t>
+        <w:t>handleRouteSearch</w:t>
       </w:r>
       <w:proofErr w:type="spellEnd"/>
       <w:r>
@@ -1624,7 +1793,16 @@
           <w:szCs w:val="22"/>
           <w:lang w:val="en-US"/>
         </w:rPr>
-        <w:t xml:space="preserve"> within the mapping component) while exposing their specific event handlers as public methods.</w:t>
+        <w:t>) as public methods.</w:t>
+      </w:r>
+      <w:r>
+        <w:rPr>
+          <w:rFonts w:ascii="Times New Roman" w:hAnsi="Times New Roman" w:cs="Times New Roman"/>
+          <w:sz w:val="22"/>
+          <w:szCs w:val="22"/>
+          <w:lang w:val="en-US"/>
+        </w:rPr>
+        <w:t xml:space="preserve"> </w:t>
       </w:r>
     </w:p>
     <w:p>
@@ -1644,7 +1822,25 @@
           <w:szCs w:val="22"/>
           <w:lang w:val="en-US"/>
         </w:rPr>
-        <w:t xml:space="preserve">Furthermore, to cleanly map the user's operational flow throughout the Web application, we utilized </w:t>
+        <w:t xml:space="preserve">Furthermore, to cleanly map the user's operational flow throughout the </w:t>
+      </w:r>
+      <w:r>
+        <w:rPr>
+          <w:rFonts w:ascii="Times New Roman" w:hAnsi="Times New Roman" w:cs="Times New Roman"/>
+          <w:sz w:val="22"/>
+          <w:szCs w:val="22"/>
+          <w:lang w:val="en-US"/>
+        </w:rPr>
+        <w:t>w</w:t>
+      </w:r>
+      <w:r>
+        <w:rPr>
+          <w:rFonts w:ascii="Times New Roman" w:hAnsi="Times New Roman" w:cs="Times New Roman"/>
+          <w:sz w:val="22"/>
+          <w:szCs w:val="22"/>
+          <w:lang w:val="en-US"/>
+        </w:rPr>
+        <w:t xml:space="preserve">eb application, we utilized </w:t>
       </w:r>
       <w:r>
         <w:rPr>
@@ -1662,7 +1858,7 @@
           <w:szCs w:val="22"/>
           <w:lang w:val="en-US"/>
         </w:rPr>
-        <w:t>&lt;&lt;navigate&gt;&gt;</w:t>
+        <w:t>navigate</w:t>
       </w:r>
       <w:r>
         <w:rPr>
@@ -1680,7 +1876,25 @@
           <w:szCs w:val="22"/>
           <w:lang w:val="en-US"/>
         </w:rPr>
-        <w:t xml:space="preserve"> dependency arrows between these UI classes. This approach provides a clear, high-level blueprint of how a user transitions from the landing dashboard into deeper application features, entirely avoiding the anti-pattern of cluttering the class diagram with HTTP routing mechanics or network implementation details.</w:t>
+        <w:t xml:space="preserve"> dependency arrows between these </w:t>
+      </w:r>
+      <w:r>
+        <w:rPr>
+          <w:rFonts w:ascii="Times New Roman" w:hAnsi="Times New Roman" w:cs="Times New Roman"/>
+          <w:sz w:val="22"/>
+          <w:szCs w:val="22"/>
+          <w:lang w:val="en-US"/>
+        </w:rPr>
+        <w:t>components</w:t>
+      </w:r>
+      <w:r>
+        <w:rPr>
+          <w:rFonts w:ascii="Times New Roman" w:hAnsi="Times New Roman" w:cs="Times New Roman"/>
+          <w:sz w:val="22"/>
+          <w:szCs w:val="22"/>
+          <w:lang w:val="en-US"/>
+        </w:rPr>
+        <w:t>. This approach provides a clear, high-level blueprint of how a user transitions from the landing dashboard into deeper application features, entirely avoiding the anti-pattern of cluttering the class diagram with HTTP routing mechanics or network implementation details.</w:t>
       </w:r>
     </w:p>
     <w:p>
@@ -1735,10 +1949,10 @@
         </w:rPr>
         <w:lastRenderedPageBreak/>
         <w:drawing>
-          <wp:inline distT="0" distB="0" distL="0" distR="0" wp14:anchorId="0B3F9838" wp14:editId="1B4862D1">
-            <wp:extent cx="5731510" cy="3820795"/>
-            <wp:effectExtent l="0" t="0" r="0" b="1905"/>
-            <wp:docPr id="632404261" name="Picture 16"/>
+          <wp:inline distT="0" distB="0" distL="0" distR="0" wp14:anchorId="1298B2E1" wp14:editId="00CADCD5">
+            <wp:extent cx="5731510" cy="4065270"/>
+            <wp:effectExtent l="0" t="0" r="0" b="0"/>
+            <wp:docPr id="1997461265" name="Picture 11"/>
             <wp:cNvGraphicFramePr>
               <a:graphicFrameLocks xmlns:a="http://schemas.openxmlformats.org/drawingml/2006/main" noChangeAspect="1"/>
             </wp:cNvGraphicFramePr>
@@ -1746,7 +1960,7 @@
               <a:graphicData uri="http://schemas.openxmlformats.org/drawingml/2006/picture">
                 <pic:pic xmlns:pic="http://schemas.openxmlformats.org/drawingml/2006/picture">
                   <pic:nvPicPr>
-                    <pic:cNvPr id="632404261" name="Picture 632404261"/>
+                    <pic:cNvPr id="1997461265" name="Picture 1997461265"/>
                     <pic:cNvPicPr/>
                   </pic:nvPicPr>
                   <pic:blipFill>
@@ -1758,7 +1972,7 @@
                   <pic:spPr>
                     <a:xfrm>
                       <a:off x="0" y="0"/>
-                      <a:ext cx="5731510" cy="3820795"/>
+                      <a:ext cx="5731510" cy="4065270"/>
                     </a:xfrm>
                     <a:prstGeom prst="rect">
                       <a:avLst/>
@@ -1822,41 +2036,41 @@
       <w:pPr>
         <w:spacing w:line="240" w:lineRule="auto"/>
         <w:rPr>
+          <w:rFonts w:ascii="Times New Roman" w:hAnsi="Times New Roman" w:cs="Times New Roman"/>
+          <w:sz w:val="22"/>
+          <w:szCs w:val="22"/>
+        </w:rPr>
+      </w:pPr>
+      <w:r>
+        <w:rPr>
+          <w:rFonts w:ascii="Times New Roman" w:hAnsi="Times New Roman" w:cs="Times New Roman"/>
+          <w:sz w:val="22"/>
+          <w:szCs w:val="22"/>
+        </w:rPr>
+        <w:t>User Login</w:t>
+      </w:r>
+      <w:r>
+        <w:rPr>
+          <w:rFonts w:ascii="Times New Roman" w:hAnsi="Times New Roman" w:cs="Times New Roman"/>
+          <w:sz w:val="22"/>
+          <w:szCs w:val="22"/>
+        </w:rPr>
+        <w:t xml:space="preserve"> (Figure </w:t>
+      </w:r>
+      <w:r>
+        <w:rPr>
+          <w:rFonts w:ascii="Times New Roman" w:hAnsi="Times New Roman" w:cs="Times New Roman"/>
+          <w:sz w:val="22"/>
+          <w:szCs w:val="22"/>
+        </w:rPr>
+        <w:t>3.</w:t>
+      </w:r>
+      <w:r>
+        <w:rPr>
           <w:rFonts w:ascii="Times New Roman" w:hAnsi="Times New Roman" w:cs="Times New Roman" w:hint="eastAsia"/>
           <w:sz w:val="22"/>
           <w:szCs w:val="22"/>
         </w:rPr>
-      </w:pPr>
-      <w:r>
-        <w:rPr>
-          <w:rFonts w:ascii="Times New Roman" w:hAnsi="Times New Roman" w:cs="Times New Roman"/>
-          <w:sz w:val="22"/>
-          <w:szCs w:val="22"/>
-        </w:rPr>
-        <w:t>User Login</w:t>
-      </w:r>
-      <w:r>
-        <w:rPr>
-          <w:rFonts w:ascii="Times New Roman" w:hAnsi="Times New Roman" w:cs="Times New Roman"/>
-          <w:sz w:val="22"/>
-          <w:szCs w:val="22"/>
-        </w:rPr>
-        <w:t xml:space="preserve"> (Figure </w:t>
-      </w:r>
-      <w:r>
-        <w:rPr>
-          <w:rFonts w:ascii="Times New Roman" w:hAnsi="Times New Roman" w:cs="Times New Roman"/>
-          <w:sz w:val="22"/>
-          <w:szCs w:val="22"/>
-        </w:rPr>
-        <w:t>3.</w:t>
-      </w:r>
-      <w:r>
-        <w:rPr>
-          <w:rFonts w:ascii="Times New Roman" w:hAnsi="Times New Roman" w:cs="Times New Roman" w:hint="eastAsia"/>
-          <w:sz w:val="22"/>
-          <w:szCs w:val="22"/>
-        </w:rPr>
         <w:t>4</w:t>
       </w:r>
       <w:r>
@@ -1900,18 +2114,8 @@
           <w:sz w:val="22"/>
           <w:szCs w:val="22"/>
         </w:rPr>
-        <w:t xml:space="preserve">: </w:t>
-      </w:r>
-      <w:proofErr w:type="spellStart"/>
-      <w:r>
-        <w:rPr>
-          <w:rFonts w:ascii="Times New Roman" w:hAnsi="Times New Roman" w:cs="Times New Roman"/>
-          <w:sz w:val="22"/>
-          <w:szCs w:val="22"/>
-        </w:rPr>
-        <w:t>LoginPage</w:t>
-      </w:r>
-      <w:proofErr w:type="spellEnd"/>
+        <w:t>: Login</w:t>
+      </w:r>
       <w:r>
         <w:rPr>
           <w:rFonts w:ascii="Times New Roman" w:hAnsi="Times New Roman" w:cs="Times New Roman"/>
@@ -1946,7 +2150,7 @@
           <w:sz w:val="22"/>
           <w:szCs w:val="22"/>
         </w:rPr>
-        <w:t>submitCredentials</w:t>
+        <w:t>handleSubmit</w:t>
       </w:r>
       <w:proofErr w:type="spellEnd"/>
       <w:r>
@@ -1982,6 +2186,15 @@
         </w:rPr>
         <w:t xml:space="preserve">. The payload routes through </w:t>
       </w:r>
+      <w:r>
+        <w:rPr>
+          <w:rFonts w:ascii="Times New Roman" w:hAnsi="Times New Roman" w:cs="Times New Roman"/>
+          <w:sz w:val="22"/>
+          <w:szCs w:val="22"/>
+          <w:lang w:val="en-US"/>
+        </w:rPr>
+        <w:t>“</w:t>
+      </w:r>
       <w:proofErr w:type="spellStart"/>
       <w:r>
         <w:rPr>
@@ -1998,6 +2211,14 @@
           <w:sz w:val="22"/>
           <w:szCs w:val="22"/>
         </w:rPr>
+        <w:t>”</w:t>
+      </w:r>
+      <w:r>
+        <w:rPr>
+          <w:rFonts w:ascii="Times New Roman" w:hAnsi="Times New Roman" w:cs="Times New Roman"/>
+          <w:sz w:val="22"/>
+          <w:szCs w:val="22"/>
+        </w:rPr>
         <w:t xml:space="preserve"> which executes </w:t>
       </w:r>
       <w:r>
@@ -2058,109 +2279,15 @@
           <w:sz w:val="22"/>
           <w:szCs w:val="22"/>
         </w:rPr>
-        <w:t xml:space="preserve">, queries the database via the </w:t>
-      </w:r>
-      <w:r>
-        <w:rPr>
-          <w:rFonts w:ascii="Times New Roman" w:hAnsi="Times New Roman" w:cs="Times New Roman"/>
-          <w:sz w:val="22"/>
-          <w:szCs w:val="22"/>
-        </w:rPr>
-        <w:t>“</w:t>
-      </w:r>
-      <w:proofErr w:type="spellStart"/>
-      <w:r>
-        <w:rPr>
-          <w:rFonts w:ascii="Times New Roman" w:hAnsi="Times New Roman" w:cs="Times New Roman"/>
-          <w:sz w:val="22"/>
-          <w:szCs w:val="22"/>
-        </w:rPr>
-        <w:t>userRecord</w:t>
-      </w:r>
-      <w:proofErr w:type="spellEnd"/>
-      <w:r>
-        <w:rPr>
-          <w:rFonts w:ascii="Times New Roman" w:hAnsi="Times New Roman" w:cs="Times New Roman"/>
-          <w:sz w:val="22"/>
-          <w:szCs w:val="22"/>
-        </w:rPr>
-        <w:t>: User</w:t>
-      </w:r>
-      <w:r>
-        <w:rPr>
-          <w:rFonts w:ascii="Times New Roman" w:hAnsi="Times New Roman" w:cs="Times New Roman"/>
-          <w:sz w:val="22"/>
-          <w:szCs w:val="22"/>
-        </w:rPr>
-        <w:t>”</w:t>
-      </w:r>
-      <w:r>
-        <w:rPr>
-          <w:rFonts w:ascii="Times New Roman" w:hAnsi="Times New Roman" w:cs="Times New Roman"/>
-          <w:sz w:val="22"/>
-          <w:szCs w:val="22"/>
-        </w:rPr>
-        <w:t xml:space="preserve"> instance's </w:t>
-      </w:r>
-      <w:r>
-        <w:rPr>
-          <w:rFonts w:ascii="Times New Roman" w:hAnsi="Times New Roman" w:cs="Times New Roman"/>
-          <w:sz w:val="22"/>
-          <w:szCs w:val="22"/>
-        </w:rPr>
-        <w:t>“</w:t>
-      </w:r>
-      <w:proofErr w:type="spellStart"/>
-      <w:r>
-        <w:rPr>
-          <w:rFonts w:ascii="Times New Roman" w:hAnsi="Times New Roman" w:cs="Times New Roman"/>
-          <w:sz w:val="22"/>
-          <w:szCs w:val="22"/>
-        </w:rPr>
-        <w:t>query_by_</w:t>
-      </w:r>
-      <w:proofErr w:type="gramStart"/>
-      <w:r>
-        <w:rPr>
-          <w:rFonts w:ascii="Times New Roman" w:hAnsi="Times New Roman" w:cs="Times New Roman"/>
-          <w:sz w:val="22"/>
-          <w:szCs w:val="22"/>
-        </w:rPr>
-        <w:t>email</w:t>
-      </w:r>
-      <w:proofErr w:type="spellEnd"/>
-      <w:r>
-        <w:rPr>
-          <w:rFonts w:ascii="Times New Roman" w:hAnsi="Times New Roman" w:cs="Times New Roman"/>
-          <w:sz w:val="22"/>
-          <w:szCs w:val="22"/>
-        </w:rPr>
-        <w:t>(</w:t>
-      </w:r>
-      <w:proofErr w:type="gramEnd"/>
-      <w:r>
-        <w:rPr>
-          <w:rFonts w:ascii="Times New Roman" w:hAnsi="Times New Roman" w:cs="Times New Roman"/>
-          <w:sz w:val="22"/>
-          <w:szCs w:val="22"/>
-        </w:rPr>
-        <w:t>)</w:t>
-      </w:r>
-      <w:r>
-        <w:rPr>
-          <w:rFonts w:ascii="Times New Roman" w:hAnsi="Times New Roman" w:cs="Times New Roman"/>
-          <w:sz w:val="22"/>
-          <w:szCs w:val="22"/>
-        </w:rPr>
-        <w:t>”</w:t>
-      </w:r>
-      <w:r>
-        <w:rPr>
-          <w:rFonts w:ascii="Times New Roman" w:hAnsi="Times New Roman" w:cs="Times New Roman"/>
-          <w:sz w:val="22"/>
-          <w:szCs w:val="22"/>
-        </w:rPr>
-        <w:t xml:space="preserve"> method, verifies passwords internally, and concludes with the UI instance calling </w:t>
+        <w:t xml:space="preserve">, </w:t>
+      </w:r>
+      <w:r>
+        <w:rPr>
+          <w:rFonts w:ascii="Times New Roman" w:hAnsi="Times New Roman" w:cs="Times New Roman"/>
+          <w:sz w:val="22"/>
+          <w:szCs w:val="22"/>
+        </w:rPr>
+        <w:t xml:space="preserve">performs an inline database query to retrieve the user record, verifies passwords using the </w:t>
       </w:r>
       <w:r>
         <w:rPr>
@@ -2178,17 +2305,9 @@
           <w:sz w:val="22"/>
           <w:szCs w:val="22"/>
         </w:rPr>
-        <w:t>storeTokensLocal</w:t>
+        <w:t>werkzeug.security</w:t>
       </w:r>
       <w:proofErr w:type="spellEnd"/>
-      <w:r>
-        <w:rPr>
-          <w:rFonts w:ascii="Times New Roman" w:hAnsi="Times New Roman" w:cs="Times New Roman"/>
-          <w:sz w:val="22"/>
-          <w:szCs w:val="22"/>
-        </w:rPr>
-        <w:t>(</w:t>
-      </w:r>
       <w:proofErr w:type="gramEnd"/>
       <w:r>
         <w:rPr>
@@ -2196,14 +2315,6 @@
           <w:sz w:val="22"/>
           <w:szCs w:val="22"/>
         </w:rPr>
-        <w:t>)</w:t>
-      </w:r>
-      <w:r>
-        <w:rPr>
-          <w:rFonts w:ascii="Times New Roman" w:hAnsi="Times New Roman" w:cs="Times New Roman"/>
-          <w:sz w:val="22"/>
-          <w:szCs w:val="22"/>
-        </w:rPr>
         <w:t>”</w:t>
       </w:r>
       <w:r>
@@ -2212,7 +2323,15 @@
           <w:sz w:val="22"/>
           <w:szCs w:val="22"/>
         </w:rPr>
-        <w:t xml:space="preserve"> and </w:t>
+        <w:t xml:space="preserve"> library,</w:t>
+      </w:r>
+      <w:r>
+        <w:rPr>
+          <w:rFonts w:ascii="Times New Roman" w:hAnsi="Times New Roman" w:cs="Times New Roman"/>
+          <w:sz w:val="22"/>
+          <w:szCs w:val="22"/>
+        </w:rPr>
+        <w:t xml:space="preserve"> and concludes with the UI instance calling </w:t>
       </w:r>
       <w:r>
         <w:rPr>
@@ -2230,7 +2349,7 @@
           <w:sz w:val="22"/>
           <w:szCs w:val="22"/>
         </w:rPr>
-        <w:t>navigateToDashboard</w:t>
+        <w:t>setAuthTokens</w:t>
       </w:r>
       <w:proofErr w:type="spellEnd"/>
       <w:r>
@@ -2249,6 +2368,38 @@
           <w:szCs w:val="22"/>
         </w:rPr>
         <w:t>)</w:t>
+      </w:r>
+      <w:r>
+        <w:rPr>
+          <w:rFonts w:ascii="Times New Roman" w:hAnsi="Times New Roman" w:cs="Times New Roman"/>
+          <w:sz w:val="22"/>
+          <w:szCs w:val="22"/>
+        </w:rPr>
+        <w:t>”</w:t>
+      </w:r>
+      <w:r>
+        <w:rPr>
+          <w:rFonts w:ascii="Times New Roman" w:hAnsi="Times New Roman" w:cs="Times New Roman"/>
+          <w:sz w:val="22"/>
+          <w:szCs w:val="22"/>
+        </w:rPr>
+        <w:t xml:space="preserve"> and </w:t>
+      </w:r>
+      <w:r>
+        <w:rPr>
+          <w:rFonts w:ascii="Times New Roman" w:hAnsi="Times New Roman" w:cs="Times New Roman"/>
+          <w:sz w:val="22"/>
+          <w:szCs w:val="22"/>
+        </w:rPr>
+        <w:t>“</w:t>
+      </w:r>
+      <w:r>
+        <w:rPr>
+          <w:rFonts w:ascii="Times New Roman" w:hAnsi="Times New Roman" w:cs="Times New Roman"/>
+          <w:sz w:val="22"/>
+          <w:szCs w:val="22"/>
+        </w:rPr>
+        <w:t>navigate('/profile')</w:t>
       </w:r>
       <w:r>
         <w:rPr>
@@ -2287,10 +2438,10 @@
           <w:noProof/>
         </w:rPr>
         <w:drawing>
-          <wp:inline distT="0" distB="0" distL="0" distR="0" wp14:anchorId="602532E4" wp14:editId="639BD87A">
-            <wp:extent cx="5731510" cy="3248660"/>
-            <wp:effectExtent l="0" t="0" r="0" b="2540"/>
-            <wp:docPr id="1116570210" name="Picture 17"/>
+          <wp:inline distT="0" distB="0" distL="0" distR="0" wp14:anchorId="5B565632" wp14:editId="1961BCF5">
+            <wp:extent cx="5731510" cy="2714625"/>
+            <wp:effectExtent l="0" t="0" r="0" b="3175"/>
+            <wp:docPr id="1360179268" name="Picture 12"/>
             <wp:cNvGraphicFramePr>
               <a:graphicFrameLocks xmlns:a="http://schemas.openxmlformats.org/drawingml/2006/main" noChangeAspect="1"/>
             </wp:cNvGraphicFramePr>
@@ -2298,7 +2449,7 @@
               <a:graphicData uri="http://schemas.openxmlformats.org/drawingml/2006/picture">
                 <pic:pic xmlns:pic="http://schemas.openxmlformats.org/drawingml/2006/picture">
                   <pic:nvPicPr>
-                    <pic:cNvPr id="1116570210" name="Picture 1116570210"/>
+                    <pic:cNvPr id="1360179268" name="Picture 1360179268"/>
                     <pic:cNvPicPr/>
                   </pic:nvPicPr>
                   <pic:blipFill>
@@ -2310,7 +2461,7 @@
                   <pic:spPr>
                     <a:xfrm>
                       <a:off x="0" y="0"/>
-                      <a:ext cx="5731510" cy="3248660"/>
+                      <a:ext cx="5731510" cy="2714625"/>
                     </a:xfrm>
                     <a:prstGeom prst="rect">
                       <a:avLst/>
@@ -2468,6 +2619,194 @@
           <w:szCs w:val="22"/>
           <w:lang w:val="en-US"/>
         </w:rPr>
+        <w:t>: Maps</w:t>
+      </w:r>
+      <w:r>
+        <w:rPr>
+          <w:rFonts w:ascii="Times New Roman" w:hAnsi="Times New Roman" w:cs="Times New Roman"/>
+          <w:sz w:val="22"/>
+          <w:szCs w:val="22"/>
+          <w:lang w:val="en-US"/>
+        </w:rPr>
+        <w:t>”</w:t>
+      </w:r>
+      <w:r>
+        <w:rPr>
+          <w:rFonts w:ascii="Times New Roman" w:hAnsi="Times New Roman" w:cs="Times New Roman"/>
+          <w:sz w:val="22"/>
+          <w:szCs w:val="22"/>
+          <w:lang w:val="en-US"/>
+        </w:rPr>
+        <w:t xml:space="preserve">, the </w:t>
+      </w:r>
+      <w:r>
+        <w:rPr>
+          <w:rFonts w:ascii="Times New Roman" w:hAnsi="Times New Roman" w:cs="Times New Roman"/>
+          <w:sz w:val="22"/>
+          <w:szCs w:val="22"/>
+          <w:lang w:val="en-US"/>
+        </w:rPr>
+        <w:t>“</w:t>
+      </w:r>
+      <w:proofErr w:type="spellStart"/>
+      <w:r>
+        <w:rPr>
+          <w:rFonts w:ascii="Times New Roman" w:hAnsi="Times New Roman" w:cs="Times New Roman"/>
+          <w:sz w:val="22"/>
+          <w:szCs w:val="22"/>
+          <w:lang w:val="en-US"/>
+        </w:rPr>
+        <w:t>journeyService</w:t>
+      </w:r>
+      <w:proofErr w:type="spellEnd"/>
+      <w:r>
+        <w:rPr>
+          <w:rFonts w:ascii="Times New Roman" w:hAnsi="Times New Roman" w:cs="Times New Roman"/>
+          <w:sz w:val="22"/>
+          <w:szCs w:val="22"/>
+          <w:lang w:val="en-US"/>
+        </w:rPr>
+        <w:t>”</w:t>
+      </w:r>
+      <w:r>
+        <w:rPr>
+          <w:rFonts w:ascii="Times New Roman" w:hAnsi="Times New Roman" w:cs="Times New Roman"/>
+          <w:sz w:val="22"/>
+          <w:szCs w:val="22"/>
+          <w:lang w:val="en-US"/>
+        </w:rPr>
+        <w:t xml:space="preserve"> instance coordinates complex routing. It leverages the </w:t>
+      </w:r>
+      <w:r>
+        <w:rPr>
+          <w:rFonts w:ascii="Times New Roman" w:hAnsi="Times New Roman" w:cs="Times New Roman"/>
+          <w:sz w:val="22"/>
+          <w:szCs w:val="22"/>
+          <w:lang w:val="en-US"/>
+        </w:rPr>
+        <w:t>“</w:t>
+      </w:r>
+      <w:proofErr w:type="spellStart"/>
+      <w:r>
+        <w:rPr>
+          <w:rFonts w:ascii="Times New Roman" w:hAnsi="Times New Roman" w:cs="Times New Roman"/>
+          <w:sz w:val="22"/>
+          <w:szCs w:val="22"/>
+          <w:lang w:val="en-US"/>
+        </w:rPr>
+        <w:t>stationService</w:t>
+      </w:r>
+      <w:proofErr w:type="spellEnd"/>
+      <w:r>
+        <w:rPr>
+          <w:rFonts w:ascii="Times New Roman" w:hAnsi="Times New Roman" w:cs="Times New Roman"/>
+          <w:sz w:val="22"/>
+          <w:szCs w:val="22"/>
+          <w:lang w:val="en-US"/>
+        </w:rPr>
+        <w:t>”</w:t>
+      </w:r>
+      <w:r>
+        <w:rPr>
+          <w:rFonts w:ascii="Times New Roman" w:hAnsi="Times New Roman" w:cs="Times New Roman"/>
+          <w:sz w:val="22"/>
+          <w:szCs w:val="22"/>
+          <w:lang w:val="en-US"/>
+        </w:rPr>
+        <w:t xml:space="preserve"> to fetch active stations, </w:t>
+      </w:r>
+      <w:r>
+        <w:rPr>
+          <w:rFonts w:ascii="Times New Roman" w:hAnsi="Times New Roman" w:cs="Times New Roman"/>
+          <w:sz w:val="22"/>
+          <w:szCs w:val="22"/>
+          <w:lang w:val="en-US"/>
+        </w:rPr>
+        <w:t>executes inline algorithmic self-messages to filter top stations via Haversine distance</w:t>
+      </w:r>
+      <w:r>
+        <w:rPr>
+          <w:rFonts w:ascii="Times New Roman" w:hAnsi="Times New Roman" w:cs="Times New Roman" w:hint="eastAsia"/>
+          <w:sz w:val="22"/>
+          <w:szCs w:val="22"/>
+          <w:lang w:val="en-US"/>
+        </w:rPr>
+        <w:t xml:space="preserve"> </w:t>
+      </w:r>
+      <w:r>
+        <w:rPr>
+          <w:rFonts w:ascii="Times New Roman" w:hAnsi="Times New Roman" w:cs="Times New Roman"/>
+          <w:sz w:val="22"/>
+          <w:szCs w:val="22"/>
+          <w:lang w:val="en-US"/>
+        </w:rPr>
+        <w:t>(“</w:t>
+      </w:r>
+      <w:proofErr w:type="spellStart"/>
+      <w:r>
+        <w:rPr>
+          <w:rFonts w:ascii="Times New Roman" w:hAnsi="Times New Roman" w:cs="Times New Roman"/>
+          <w:sz w:val="22"/>
+          <w:szCs w:val="22"/>
+          <w:lang w:val="en-US"/>
+        </w:rPr>
+        <w:t>calculate_disrance</w:t>
+      </w:r>
+      <w:proofErr w:type="spellEnd"/>
+      <w:r>
+        <w:rPr>
+          <w:rFonts w:ascii="Times New Roman" w:hAnsi="Times New Roman" w:cs="Times New Roman"/>
+          <w:sz w:val="22"/>
+          <w:szCs w:val="22"/>
+          <w:lang w:val="en-US"/>
+        </w:rPr>
+        <w:t>”)</w:t>
+      </w:r>
+      <w:r>
+        <w:rPr>
+          <w:rFonts w:ascii="Times New Roman" w:hAnsi="Times New Roman" w:cs="Times New Roman"/>
+          <w:sz w:val="22"/>
+          <w:szCs w:val="22"/>
+          <w:lang w:val="en-US"/>
+        </w:rPr>
+        <w:t xml:space="preserve"> and evaluate 25 matrix combinations for the global minimum time</w:t>
+      </w:r>
+      <w:r>
+        <w:rPr>
+          <w:rFonts w:ascii="Times New Roman" w:hAnsi="Times New Roman" w:cs="Times New Roman"/>
+          <w:sz w:val="22"/>
+          <w:szCs w:val="22"/>
+          <w:lang w:val="en-US"/>
+        </w:rPr>
+        <w:t xml:space="preserve">, and performs matrix computations against </w:t>
+      </w:r>
+      <w:r>
+        <w:rPr>
+          <w:rFonts w:ascii="Times New Roman" w:hAnsi="Times New Roman" w:cs="Times New Roman"/>
+          <w:sz w:val="22"/>
+          <w:szCs w:val="22"/>
+          <w:lang w:val="en-US"/>
+        </w:rPr>
+        <w:t>“</w:t>
+      </w:r>
+      <w:proofErr w:type="spellStart"/>
+      <w:r>
+        <w:rPr>
+          <w:rFonts w:ascii="Times New Roman" w:hAnsi="Times New Roman" w:cs="Times New Roman"/>
+          <w:sz w:val="22"/>
+          <w:szCs w:val="22"/>
+          <w:lang w:val="en-US"/>
+        </w:rPr>
+        <w:t>gmapsClient</w:t>
+      </w:r>
+      <w:proofErr w:type="spellEnd"/>
+      <w:r>
+        <w:rPr>
+          <w:rFonts w:ascii="Times New Roman" w:hAnsi="Times New Roman" w:cs="Times New Roman"/>
+          <w:sz w:val="22"/>
+          <w:szCs w:val="22"/>
+          <w:lang w:val="en-US"/>
+        </w:rPr>
         <w:t xml:space="preserve">: </w:t>
       </w:r>
       <w:proofErr w:type="spellStart"/>
@@ -2478,7 +2817,7 @@
           <w:szCs w:val="22"/>
           <w:lang w:val="en-US"/>
         </w:rPr>
-        <w:t>SearchMapsPage</w:t>
+        <w:t>GoogleMapsAPI</w:t>
       </w:r>
       <w:proofErr w:type="spellEnd"/>
       <w:r>
@@ -2497,217 +2836,16 @@
           <w:szCs w:val="22"/>
           <w:lang w:val="en-US"/>
         </w:rPr>
-        <w:t xml:space="preserve">, the </w:t>
-      </w:r>
-      <w:r>
-        <w:rPr>
-          <w:rFonts w:ascii="Times New Roman" w:hAnsi="Times New Roman" w:cs="Times New Roman"/>
-          <w:sz w:val="22"/>
-          <w:szCs w:val="22"/>
-          <w:lang w:val="en-US"/>
-        </w:rPr>
-        <w:t>“</w:t>
-      </w:r>
-      <w:proofErr w:type="spellStart"/>
-      <w:r>
-        <w:rPr>
-          <w:rFonts w:ascii="Times New Roman" w:hAnsi="Times New Roman" w:cs="Times New Roman"/>
-          <w:sz w:val="22"/>
-          <w:szCs w:val="22"/>
-          <w:lang w:val="en-US"/>
-        </w:rPr>
-        <w:t>journeyService</w:t>
-      </w:r>
-      <w:proofErr w:type="spellEnd"/>
-      <w:r>
-        <w:rPr>
-          <w:rFonts w:ascii="Times New Roman" w:hAnsi="Times New Roman" w:cs="Times New Roman"/>
-          <w:sz w:val="22"/>
-          <w:szCs w:val="22"/>
-          <w:lang w:val="en-US"/>
-        </w:rPr>
-        <w:t>”</w:t>
-      </w:r>
-      <w:r>
-        <w:rPr>
-          <w:rFonts w:ascii="Times New Roman" w:hAnsi="Times New Roman" w:cs="Times New Roman"/>
-          <w:sz w:val="22"/>
-          <w:szCs w:val="22"/>
-          <w:lang w:val="en-US"/>
-        </w:rPr>
-        <w:t xml:space="preserve"> instance coordinates complex routing. It leverages the </w:t>
-      </w:r>
-      <w:r>
-        <w:rPr>
-          <w:rFonts w:ascii="Times New Roman" w:hAnsi="Times New Roman" w:cs="Times New Roman"/>
-          <w:sz w:val="22"/>
-          <w:szCs w:val="22"/>
-          <w:lang w:val="en-US"/>
-        </w:rPr>
-        <w:t>“</w:t>
-      </w:r>
-      <w:proofErr w:type="spellStart"/>
-      <w:r>
-        <w:rPr>
-          <w:rFonts w:ascii="Times New Roman" w:hAnsi="Times New Roman" w:cs="Times New Roman"/>
-          <w:sz w:val="22"/>
-          <w:szCs w:val="22"/>
-          <w:lang w:val="en-US"/>
-        </w:rPr>
-        <w:t>stationService</w:t>
-      </w:r>
-      <w:proofErr w:type="spellEnd"/>
-      <w:r>
-        <w:rPr>
-          <w:rFonts w:ascii="Times New Roman" w:hAnsi="Times New Roman" w:cs="Times New Roman"/>
-          <w:sz w:val="22"/>
-          <w:szCs w:val="22"/>
-          <w:lang w:val="en-US"/>
-        </w:rPr>
-        <w:t>”</w:t>
-      </w:r>
-      <w:r>
-        <w:rPr>
-          <w:rFonts w:ascii="Times New Roman" w:hAnsi="Times New Roman" w:cs="Times New Roman"/>
-          <w:sz w:val="22"/>
-          <w:szCs w:val="22"/>
-          <w:lang w:val="en-US"/>
-        </w:rPr>
-        <w:t xml:space="preserve"> to fetch active stations, uses self-messages like </w:t>
-      </w:r>
-      <w:r>
-        <w:rPr>
-          <w:rFonts w:ascii="Times New Roman" w:hAnsi="Times New Roman" w:cs="Times New Roman"/>
-          <w:sz w:val="22"/>
-          <w:szCs w:val="22"/>
-          <w:lang w:val="en-US"/>
-        </w:rPr>
-        <w:t>“</w:t>
-      </w:r>
-      <w:r>
-        <w:rPr>
-          <w:rFonts w:ascii="Times New Roman" w:hAnsi="Times New Roman" w:cs="Times New Roman"/>
-          <w:sz w:val="22"/>
-          <w:szCs w:val="22"/>
-          <w:lang w:val="en-US"/>
-        </w:rPr>
-        <w:t>_</w:t>
-      </w:r>
-      <w:proofErr w:type="spellStart"/>
-      <w:r>
-        <w:rPr>
-          <w:rFonts w:ascii="Times New Roman" w:hAnsi="Times New Roman" w:cs="Times New Roman"/>
-          <w:sz w:val="22"/>
-          <w:szCs w:val="22"/>
-          <w:lang w:val="en-US"/>
-        </w:rPr>
-        <w:t>filter_closest_</w:t>
-      </w:r>
-      <w:proofErr w:type="gramStart"/>
-      <w:r>
-        <w:rPr>
-          <w:rFonts w:ascii="Times New Roman" w:hAnsi="Times New Roman" w:cs="Times New Roman"/>
-          <w:sz w:val="22"/>
-          <w:szCs w:val="22"/>
-          <w:lang w:val="en-US"/>
-        </w:rPr>
-        <w:t>stations</w:t>
-      </w:r>
-      <w:proofErr w:type="spellEnd"/>
-      <w:r>
-        <w:rPr>
-          <w:rFonts w:ascii="Times New Roman" w:hAnsi="Times New Roman" w:cs="Times New Roman"/>
-          <w:sz w:val="22"/>
-          <w:szCs w:val="22"/>
-          <w:lang w:val="en-US"/>
-        </w:rPr>
-        <w:t>(</w:t>
-      </w:r>
-      <w:proofErr w:type="gramEnd"/>
-      <w:r>
-        <w:rPr>
-          <w:rFonts w:ascii="Times New Roman" w:hAnsi="Times New Roman" w:cs="Times New Roman"/>
-          <w:sz w:val="22"/>
-          <w:szCs w:val="22"/>
-          <w:lang w:val="en-US"/>
-        </w:rPr>
-        <w:t>)</w:t>
-      </w:r>
-      <w:r>
-        <w:rPr>
-          <w:rFonts w:ascii="Times New Roman" w:hAnsi="Times New Roman" w:cs="Times New Roman"/>
-          <w:sz w:val="22"/>
-          <w:szCs w:val="22"/>
-          <w:lang w:val="en-US"/>
-        </w:rPr>
-        <w:t>”</w:t>
-      </w:r>
-      <w:r>
-        <w:rPr>
-          <w:rFonts w:ascii="Times New Roman" w:hAnsi="Times New Roman" w:cs="Times New Roman"/>
-          <w:sz w:val="22"/>
-          <w:szCs w:val="22"/>
-          <w:lang w:val="en-US"/>
-        </w:rPr>
-        <w:t xml:space="preserve"> for internal calculations, and performs matrix computations against </w:t>
-      </w:r>
-      <w:r>
-        <w:rPr>
-          <w:rFonts w:ascii="Times New Roman" w:hAnsi="Times New Roman" w:cs="Times New Roman"/>
-          <w:sz w:val="22"/>
-          <w:szCs w:val="22"/>
-          <w:lang w:val="en-US"/>
-        </w:rPr>
-        <w:t>“</w:t>
-      </w:r>
-      <w:proofErr w:type="spellStart"/>
-      <w:r>
-        <w:rPr>
-          <w:rFonts w:ascii="Times New Roman" w:hAnsi="Times New Roman" w:cs="Times New Roman"/>
-          <w:sz w:val="22"/>
-          <w:szCs w:val="22"/>
-          <w:lang w:val="en-US"/>
-        </w:rPr>
-        <w:t>gmapsClient</w:t>
-      </w:r>
-      <w:proofErr w:type="spellEnd"/>
-      <w:r>
-        <w:rPr>
-          <w:rFonts w:ascii="Times New Roman" w:hAnsi="Times New Roman" w:cs="Times New Roman"/>
-          <w:sz w:val="22"/>
-          <w:szCs w:val="22"/>
-          <w:lang w:val="en-US"/>
-        </w:rPr>
-        <w:t xml:space="preserve">: </w:t>
-      </w:r>
-      <w:proofErr w:type="spellStart"/>
-      <w:r>
-        <w:rPr>
-          <w:rFonts w:ascii="Times New Roman" w:hAnsi="Times New Roman" w:cs="Times New Roman"/>
-          <w:sz w:val="22"/>
-          <w:szCs w:val="22"/>
-          <w:lang w:val="en-US"/>
-        </w:rPr>
-        <w:t>GoogleMapsAPI</w:t>
-      </w:r>
-      <w:proofErr w:type="spellEnd"/>
-      <w:r>
-        <w:rPr>
-          <w:rFonts w:ascii="Times New Roman" w:hAnsi="Times New Roman" w:cs="Times New Roman"/>
-          <w:sz w:val="22"/>
-          <w:szCs w:val="22"/>
-          <w:lang w:val="en-US"/>
-        </w:rPr>
-        <w:t>”</w:t>
-      </w:r>
-      <w:r>
-        <w:rPr>
-          <w:rFonts w:ascii="Times New Roman" w:hAnsi="Times New Roman" w:cs="Times New Roman"/>
-          <w:sz w:val="22"/>
-          <w:szCs w:val="22"/>
-          <w:lang w:val="en-US"/>
-        </w:rPr>
-        <w:t xml:space="preserve">. Finally, the UI instance calls </w:t>
+        <w:t xml:space="preserve">. </w:t>
+      </w:r>
+      <w:r>
+        <w:rPr>
+          <w:rFonts w:ascii="Times New Roman" w:hAnsi="Times New Roman" w:cs="Times New Roman"/>
+          <w:sz w:val="22"/>
+          <w:szCs w:val="22"/>
+          <w:lang w:val="en-US"/>
+        </w:rPr>
+        <w:t xml:space="preserve">Finally, the UI instance calls </w:t>
       </w:r>
       <w:r>
         <w:rPr>
@@ -2727,7 +2865,7 @@
           <w:szCs w:val="22"/>
           <w:lang w:val="en-US"/>
         </w:rPr>
-        <w:t>parseRouteData</w:t>
+        <w:t>setJourneyResult</w:t>
       </w:r>
       <w:proofErr w:type="spellEnd"/>
       <w:r>
@@ -2765,72 +2903,14 @@
           <w:szCs w:val="22"/>
           <w:lang w:val="en-US"/>
         </w:rPr>
-        <w:t xml:space="preserve"> and </w:t>
-      </w:r>
-      <w:r>
-        <w:rPr>
-          <w:rFonts w:ascii="Times New Roman" w:hAnsi="Times New Roman" w:cs="Times New Roman"/>
-          <w:sz w:val="22"/>
-          <w:szCs w:val="22"/>
-          <w:lang w:val="en-US"/>
-        </w:rPr>
-        <w:t>“</w:t>
-      </w:r>
-      <w:proofErr w:type="spellStart"/>
-      <w:proofErr w:type="gramStart"/>
-      <w:r>
-        <w:rPr>
-          <w:rFonts w:ascii="Times New Roman" w:hAnsi="Times New Roman" w:cs="Times New Roman"/>
-          <w:sz w:val="22"/>
-          <w:szCs w:val="22"/>
-          <w:lang w:val="en-US"/>
-        </w:rPr>
-        <w:t>renderRoutePolylines</w:t>
-      </w:r>
-      <w:proofErr w:type="spellEnd"/>
-      <w:r>
-        <w:rPr>
-          <w:rFonts w:ascii="Times New Roman" w:hAnsi="Times New Roman" w:cs="Times New Roman"/>
-          <w:sz w:val="22"/>
-          <w:szCs w:val="22"/>
-          <w:lang w:val="en-US"/>
-        </w:rPr>
-        <w:t>(</w:t>
-      </w:r>
-      <w:proofErr w:type="gramEnd"/>
-      <w:r>
-        <w:rPr>
-          <w:rFonts w:ascii="Times New Roman" w:hAnsi="Times New Roman" w:cs="Times New Roman"/>
-          <w:sz w:val="22"/>
-          <w:szCs w:val="22"/>
-          <w:lang w:val="en-US"/>
-        </w:rPr>
-        <w:t>)</w:t>
-      </w:r>
-      <w:r>
-        <w:rPr>
-          <w:rFonts w:ascii="Times New Roman" w:hAnsi="Times New Roman" w:cs="Times New Roman"/>
-          <w:sz w:val="22"/>
-          <w:szCs w:val="22"/>
-          <w:lang w:val="en-US"/>
-        </w:rPr>
-        <w:t>”</w:t>
-      </w:r>
-      <w:r>
-        <w:rPr>
-          <w:rFonts w:ascii="Times New Roman" w:hAnsi="Times New Roman" w:cs="Times New Roman"/>
-          <w:sz w:val="22"/>
-          <w:szCs w:val="22"/>
-          <w:lang w:val="en-US"/>
-        </w:rPr>
-        <w:t xml:space="preserve"> to display the map.</w:t>
+        <w:t xml:space="preserve"> to declaratively render the map polylines.</w:t>
       </w:r>
     </w:p>
     <w:p>
       <w:pPr>
         <w:spacing w:line="240" w:lineRule="auto"/>
         <w:rPr>
-          <w:rFonts w:ascii="Times New Roman" w:hAnsi="Times New Roman" w:cs="Times New Roman"/>
+          <w:rFonts w:ascii="Times New Roman" w:hAnsi="Times New Roman" w:cs="Times New Roman" w:hint="eastAsia"/>
           <w:sz w:val="22"/>
           <w:szCs w:val="22"/>
           <w:lang w:val="en-US"/>
@@ -2842,19 +2922,21 @@
         <w:keepNext/>
         <w:spacing w:line="240" w:lineRule="auto"/>
         <w:rPr>
-          <w:lang w:val="en-US"/>
-        </w:rPr>
-      </w:pPr>
-      <w:r>
-        <w:rPr>
+          <w:rFonts w:hint="eastAsia"/>
+          <w:lang w:val="en-US"/>
+        </w:rPr>
+      </w:pPr>
+      <w:r>
+        <w:rPr>
+          <w:rFonts w:hint="eastAsia"/>
           <w:noProof/>
           <w:lang w:val="en-US"/>
         </w:rPr>
         <w:drawing>
-          <wp:inline distT="0" distB="0" distL="0" distR="0" wp14:anchorId="64B7FFC3" wp14:editId="6AD44C7D">
-            <wp:extent cx="5731510" cy="3331210"/>
-            <wp:effectExtent l="0" t="0" r="0" b="0"/>
-            <wp:docPr id="1030016748" name="Picture 18"/>
+          <wp:inline distT="0" distB="0" distL="0" distR="0" wp14:anchorId="03931518" wp14:editId="27703020">
+            <wp:extent cx="5731510" cy="2510790"/>
+            <wp:effectExtent l="0" t="0" r="0" b="3810"/>
+            <wp:docPr id="2057983724" name="Picture 13"/>
             <wp:cNvGraphicFramePr>
               <a:graphicFrameLocks xmlns:a="http://schemas.openxmlformats.org/drawingml/2006/main" noChangeAspect="1"/>
             </wp:cNvGraphicFramePr>
@@ -2862,7 +2944,7 @@
               <a:graphicData uri="http://schemas.openxmlformats.org/drawingml/2006/picture">
                 <pic:pic xmlns:pic="http://schemas.openxmlformats.org/drawingml/2006/picture">
                   <pic:nvPicPr>
-                    <pic:cNvPr id="1030016748" name="Picture 1030016748"/>
+                    <pic:cNvPr id="2057983724" name="Picture 2057983724"/>
                     <pic:cNvPicPr/>
                   </pic:nvPicPr>
                   <pic:blipFill>
@@ -2874,7 +2956,7 @@
                   <pic:spPr>
                     <a:xfrm>
                       <a:off x="0" y="0"/>
-                      <a:ext cx="5731510" cy="3331210"/>
+                      <a:ext cx="5731510" cy="2510790"/>
                     </a:xfrm>
                     <a:prstGeom prst="rect">
                       <a:avLst/>
@@ -3022,16 +3104,65 @@
           <w:sz w:val="22"/>
           <w:szCs w:val="22"/>
         </w:rPr>
-        <w:t xml:space="preserve">. The </w:t>
-      </w:r>
-      <w:r>
-        <w:rPr>
-          <w:rFonts w:ascii="Times New Roman" w:hAnsi="Times New Roman" w:cs="Times New Roman"/>
-          <w:sz w:val="22"/>
-          <w:szCs w:val="22"/>
+        <w:t xml:space="preserve">. </w:t>
+      </w:r>
+      <w:r>
+        <w:rPr>
+          <w:rFonts w:ascii="Times New Roman" w:hAnsi="Times New Roman" w:cs="Times New Roman"/>
+          <w:sz w:val="22"/>
+          <w:szCs w:val="22"/>
+        </w:rPr>
+        <w:t xml:space="preserve">The API explicitly validates identity by parsing the </w:t>
+      </w:r>
+      <w:r>
+        <w:rPr>
+          <w:rFonts w:ascii="Times New Roman" w:hAnsi="Times New Roman" w:cs="Times New Roman"/>
+          <w:sz w:val="22"/>
+          <w:szCs w:val="22"/>
+          <w:lang w:val="en-US"/>
         </w:rPr>
         <w:t>“</w:t>
       </w:r>
+      <w:r>
+        <w:rPr>
+          <w:rFonts w:ascii="Times New Roman" w:hAnsi="Times New Roman" w:cs="Times New Roman"/>
+          <w:sz w:val="22"/>
+          <w:szCs w:val="22"/>
+        </w:rPr>
+        <w:t>Authorization Bearer</w:t>
+      </w:r>
+      <w:r>
+        <w:rPr>
+          <w:rFonts w:ascii="Times New Roman" w:hAnsi="Times New Roman" w:cs="Times New Roman"/>
+          <w:sz w:val="22"/>
+          <w:szCs w:val="22"/>
+        </w:rPr>
+        <w:t>”</w:t>
+      </w:r>
+      <w:r>
+        <w:rPr>
+          <w:rFonts w:ascii="Times New Roman" w:hAnsi="Times New Roman" w:cs="Times New Roman"/>
+          <w:sz w:val="22"/>
+          <w:szCs w:val="22"/>
+        </w:rPr>
+        <w:t xml:space="preserve"> HTTP header via </w:t>
+      </w:r>
+      <w:r>
+        <w:rPr>
+          <w:rFonts w:ascii="Times New Roman" w:hAnsi="Times New Roman" w:cs="Times New Roman"/>
+          <w:sz w:val="22"/>
+          <w:szCs w:val="22"/>
+        </w:rPr>
+        <w:t>“</w:t>
+      </w:r>
+      <w:r>
+        <w:rPr>
+          <w:rFonts w:ascii="Times New Roman" w:hAnsi="Times New Roman" w:cs="Times New Roman"/>
+          <w:sz w:val="22"/>
+          <w:szCs w:val="22"/>
+        </w:rPr>
+        <w:t>_</w:t>
+      </w:r>
       <w:proofErr w:type="spellStart"/>
       <w:r>
         <w:rPr>
@@ -3039,6 +3170,56 @@
           <w:sz w:val="22"/>
           <w:szCs w:val="22"/>
         </w:rPr>
+        <w:t>require_auth</w:t>
+      </w:r>
+      <w:proofErr w:type="spellEnd"/>
+      <w:r>
+        <w:rPr>
+          <w:rFonts w:ascii="Times New Roman" w:hAnsi="Times New Roman" w:cs="Times New Roman"/>
+          <w:sz w:val="22"/>
+          <w:szCs w:val="22"/>
+        </w:rPr>
+        <w:t>()</w:t>
+      </w:r>
+      <w:r>
+        <w:rPr>
+          <w:rFonts w:ascii="Times New Roman" w:hAnsi="Times New Roman" w:cs="Times New Roman"/>
+          <w:sz w:val="22"/>
+          <w:szCs w:val="22"/>
+        </w:rPr>
+        <w:t>”</w:t>
+      </w:r>
+      <w:r>
+        <w:rPr>
+          <w:rFonts w:ascii="Times New Roman" w:hAnsi="Times New Roman" w:cs="Times New Roman"/>
+          <w:sz w:val="22"/>
+          <w:szCs w:val="22"/>
+        </w:rPr>
+        <w:t>.</w:t>
+      </w:r>
+      <w:r>
+        <w:rPr>
+          <w:rFonts w:ascii="Times New Roman" w:hAnsi="Times New Roman" w:cs="Times New Roman"/>
+          <w:sz w:val="22"/>
+          <w:szCs w:val="22"/>
+        </w:rPr>
+        <w:t xml:space="preserve">The </w:t>
+      </w:r>
+      <w:r>
+        <w:rPr>
+          <w:rFonts w:ascii="Times New Roman" w:hAnsi="Times New Roman" w:cs="Times New Roman"/>
+          <w:sz w:val="22"/>
+          <w:szCs w:val="22"/>
+        </w:rPr>
+        <w:t>“</w:t>
+      </w:r>
+      <w:proofErr w:type="spellStart"/>
+      <w:r>
+        <w:rPr>
+          <w:rFonts w:ascii="Times New Roman" w:hAnsi="Times New Roman" w:cs="Times New Roman"/>
+          <w:sz w:val="22"/>
+          <w:szCs w:val="22"/>
+        </w:rPr>
         <w:t>chatService</w:t>
       </w:r>
       <w:proofErr w:type="spellEnd"/>
@@ -3056,7 +3237,41 @@
           <w:sz w:val="22"/>
           <w:szCs w:val="22"/>
         </w:rPr>
-        <w:t xml:space="preserve"> invokes methods on the </w:t>
+        <w:t xml:space="preserve"> executes inline </w:t>
+      </w:r>
+      <w:proofErr w:type="spellStart"/>
+      <w:r>
+        <w:rPr>
+          <w:rFonts w:ascii="Times New Roman" w:hAnsi="Times New Roman" w:cs="Times New Roman"/>
+          <w:sz w:val="22"/>
+          <w:szCs w:val="22"/>
+        </w:rPr>
+        <w:t>SQLAlchemy</w:t>
+      </w:r>
+      <w:proofErr w:type="spellEnd"/>
+      <w:r>
+        <w:rPr>
+          <w:rFonts w:ascii="Times New Roman" w:hAnsi="Times New Roman" w:cs="Times New Roman"/>
+          <w:sz w:val="22"/>
+          <w:szCs w:val="22"/>
+        </w:rPr>
+        <w:t xml:space="preserve"> database operations to ensure session continuity, and then passes context</w:t>
+      </w:r>
+      <w:r>
+        <w:rPr>
+          <w:rFonts w:ascii="Times New Roman" w:hAnsi="Times New Roman" w:cs="Times New Roman"/>
+          <w:sz w:val="22"/>
+          <w:szCs w:val="22"/>
+        </w:rPr>
+        <w:t xml:space="preserve"> </w:t>
+      </w:r>
+      <w:r>
+        <w:rPr>
+          <w:rFonts w:ascii="Times New Roman" w:hAnsi="Times New Roman" w:cs="Times New Roman"/>
+          <w:sz w:val="22"/>
+          <w:szCs w:val="22"/>
+        </w:rPr>
+        <w:t xml:space="preserve">to the </w:t>
       </w:r>
       <w:r>
         <w:rPr>
@@ -3073,7 +3288,7 @@
           <w:sz w:val="22"/>
           <w:szCs w:val="22"/>
         </w:rPr>
-        <w:t>sessionRecord</w:t>
+        <w:t>llmClient</w:t>
       </w:r>
       <w:proofErr w:type="spellEnd"/>
       <w:r>
@@ -3082,8 +3297,18 @@
           <w:sz w:val="22"/>
           <w:szCs w:val="22"/>
         </w:rPr>
-        <w:t>: Session</w:t>
-      </w:r>
+        <w:t xml:space="preserve">: </w:t>
+      </w:r>
+      <w:proofErr w:type="spellStart"/>
+      <w:r>
+        <w:rPr>
+          <w:rFonts w:ascii="Times New Roman" w:hAnsi="Times New Roman" w:cs="Times New Roman"/>
+          <w:sz w:val="22"/>
+          <w:szCs w:val="22"/>
+        </w:rPr>
+        <w:t>LangChainLLM</w:t>
+      </w:r>
+      <w:proofErr w:type="spellEnd"/>
       <w:r>
         <w:rPr>
           <w:rFonts w:ascii="Times New Roman" w:hAnsi="Times New Roman" w:cs="Times New Roman"/>
@@ -3098,7 +3323,7 @@
           <w:sz w:val="22"/>
           <w:szCs w:val="22"/>
         </w:rPr>
-        <w:t xml:space="preserve"> (</w:t>
+        <w:t xml:space="preserve"> via </w:t>
       </w:r>
       <w:r>
         <w:rPr>
@@ -3108,6 +3333,46 @@
         </w:rPr>
         <w:t>“</w:t>
       </w:r>
+      <w:r>
+        <w:rPr>
+          <w:rFonts w:ascii="Times New Roman" w:hAnsi="Times New Roman" w:cs="Times New Roman"/>
+          <w:sz w:val="22"/>
+          <w:szCs w:val="22"/>
+        </w:rPr>
+        <w:t>invoke()</w:t>
+      </w:r>
+      <w:r>
+        <w:rPr>
+          <w:rFonts w:ascii="Times New Roman" w:hAnsi="Times New Roman" w:cs="Times New Roman"/>
+          <w:sz w:val="22"/>
+          <w:szCs w:val="22"/>
+        </w:rPr>
+        <w:t>”</w:t>
+      </w:r>
+      <w:r>
+        <w:rPr>
+          <w:rFonts w:ascii="Times New Roman" w:hAnsi="Times New Roman" w:cs="Times New Roman"/>
+          <w:sz w:val="22"/>
+          <w:szCs w:val="22"/>
+        </w:rPr>
+        <w:t xml:space="preserve">, </w:t>
+      </w:r>
+      <w:r>
+        <w:rPr>
+          <w:rFonts w:ascii="Times New Roman" w:hAnsi="Times New Roman" w:cs="Times New Roman"/>
+          <w:sz w:val="22"/>
+          <w:szCs w:val="22"/>
+        </w:rPr>
+        <w:t xml:space="preserve">which internally utilizes </w:t>
+      </w:r>
+      <w:r>
+        <w:rPr>
+          <w:rFonts w:ascii="Times New Roman" w:hAnsi="Times New Roman" w:cs="Times New Roman"/>
+          <w:sz w:val="22"/>
+          <w:szCs w:val="22"/>
+        </w:rPr>
+        <w:t>“</w:t>
+      </w:r>
       <w:proofErr w:type="spellStart"/>
       <w:r>
         <w:rPr>
@@ -3115,16 +3380,7 @@
           <w:sz w:val="22"/>
           <w:szCs w:val="22"/>
         </w:rPr>
-        <w:t>find_or_</w:t>
-      </w:r>
-      <w:proofErr w:type="gramStart"/>
-      <w:r>
-        <w:rPr>
-          <w:rFonts w:ascii="Times New Roman" w:hAnsi="Times New Roman" w:cs="Times New Roman"/>
-          <w:sz w:val="22"/>
-          <w:szCs w:val="22"/>
-        </w:rPr>
-        <w:t>create</w:t>
+        <w:t>SQLChatMessageHistory</w:t>
       </w:r>
       <w:proofErr w:type="spellEnd"/>
       <w:r>
@@ -3133,23 +3389,6 @@
           <w:sz w:val="22"/>
           <w:szCs w:val="22"/>
         </w:rPr>
-        <w:t>(</w:t>
-      </w:r>
-      <w:proofErr w:type="gramEnd"/>
-      <w:r>
-        <w:rPr>
-          <w:rFonts w:ascii="Times New Roman" w:hAnsi="Times New Roman" w:cs="Times New Roman"/>
-          <w:sz w:val="22"/>
-          <w:szCs w:val="22"/>
-        </w:rPr>
-        <w:t>)</w:t>
-      </w:r>
-      <w:r>
-        <w:rPr>
-          <w:rFonts w:ascii="Times New Roman" w:hAnsi="Times New Roman" w:cs="Times New Roman"/>
-          <w:sz w:val="22"/>
-          <w:szCs w:val="22"/>
-        </w:rPr>
         <w:t>”</w:t>
       </w:r>
       <w:r>
@@ -3158,15 +3397,15 @@
           <w:sz w:val="22"/>
           <w:szCs w:val="22"/>
         </w:rPr>
-        <w:t>)</w:t>
-      </w:r>
-      <w:r>
-        <w:rPr>
-          <w:rFonts w:ascii="Times New Roman" w:hAnsi="Times New Roman" w:cs="Times New Roman"/>
-          <w:sz w:val="22"/>
-          <w:szCs w:val="22"/>
-        </w:rPr>
-        <w:t xml:space="preserve"> and </w:t>
+        <w:t xml:space="preserve"> to seamlessly save and load dialogue state, </w:t>
+      </w:r>
+      <w:r>
+        <w:rPr>
+          <w:rFonts w:ascii="Times New Roman" w:hAnsi="Times New Roman" w:cs="Times New Roman"/>
+          <w:sz w:val="22"/>
+          <w:szCs w:val="22"/>
+        </w:rPr>
+        <w:t xml:space="preserve">ending with the UI component updating state via </w:t>
       </w:r>
       <w:r>
         <w:rPr>
@@ -3183,7 +3422,7 @@
           <w:sz w:val="22"/>
           <w:szCs w:val="22"/>
         </w:rPr>
-        <w:t>historyRecord</w:t>
+        <w:t>setMessages</w:t>
       </w:r>
       <w:proofErr w:type="spellEnd"/>
       <w:r>
@@ -3192,311 +3431,7 @@
           <w:sz w:val="22"/>
           <w:szCs w:val="22"/>
         </w:rPr>
-        <w:t xml:space="preserve">: </w:t>
-      </w:r>
-      <w:proofErr w:type="spellStart"/>
-      <w:r>
-        <w:rPr>
-          <w:rFonts w:ascii="Times New Roman" w:hAnsi="Times New Roman" w:cs="Times New Roman"/>
-          <w:sz w:val="22"/>
-          <w:szCs w:val="22"/>
-        </w:rPr>
-        <w:t>ChatHistory</w:t>
-      </w:r>
-      <w:proofErr w:type="spellEnd"/>
-      <w:r>
-        <w:rPr>
-          <w:rFonts w:ascii="Times New Roman" w:hAnsi="Times New Roman" w:cs="Times New Roman"/>
-          <w:sz w:val="22"/>
-          <w:szCs w:val="22"/>
-        </w:rPr>
-        <w:t>”</w:t>
-      </w:r>
-      <w:r>
-        <w:rPr>
-          <w:rFonts w:ascii="Times New Roman" w:hAnsi="Times New Roman" w:cs="Times New Roman"/>
-          <w:sz w:val="22"/>
-          <w:szCs w:val="22"/>
-        </w:rPr>
-        <w:t xml:space="preserve"> (</w:t>
-      </w:r>
-      <w:r>
-        <w:rPr>
-          <w:rFonts w:ascii="Times New Roman" w:hAnsi="Times New Roman" w:cs="Times New Roman"/>
-          <w:sz w:val="22"/>
-          <w:szCs w:val="22"/>
-        </w:rPr>
-        <w:t>“</w:t>
-      </w:r>
-      <w:r>
-        <w:rPr>
-          <w:rFonts w:ascii="Times New Roman" w:hAnsi="Times New Roman" w:cs="Times New Roman"/>
-          <w:sz w:val="22"/>
-          <w:szCs w:val="22"/>
-        </w:rPr>
-        <w:t>save</w:t>
-      </w:r>
-      <w:r>
-        <w:rPr>
-          <w:rFonts w:ascii="Times New Roman" w:hAnsi="Times New Roman" w:cs="Times New Roman"/>
-          <w:sz w:val="22"/>
-          <w:szCs w:val="22"/>
-          <w:lang w:val="en-US"/>
-        </w:rPr>
-        <w:t>_</w:t>
-      </w:r>
-      <w:proofErr w:type="gramStart"/>
-      <w:r>
-        <w:rPr>
-          <w:rFonts w:ascii="Times New Roman" w:hAnsi="Times New Roman" w:cs="Times New Roman"/>
-          <w:sz w:val="22"/>
-          <w:szCs w:val="22"/>
-          <w:lang w:val="en-US"/>
-        </w:rPr>
-        <w:t>m</w:t>
-      </w:r>
-      <w:proofErr w:type="spellStart"/>
-      <w:r>
-        <w:rPr>
-          <w:rFonts w:ascii="Times New Roman" w:hAnsi="Times New Roman" w:cs="Times New Roman"/>
-          <w:sz w:val="22"/>
-          <w:szCs w:val="22"/>
-        </w:rPr>
-        <w:t>essage</w:t>
-      </w:r>
-      <w:proofErr w:type="spellEnd"/>
-      <w:r>
-        <w:rPr>
-          <w:rFonts w:ascii="Times New Roman" w:hAnsi="Times New Roman" w:cs="Times New Roman"/>
-          <w:sz w:val="22"/>
-          <w:szCs w:val="22"/>
-        </w:rPr>
-        <w:t>(</w:t>
-      </w:r>
-      <w:proofErr w:type="gramEnd"/>
-      <w:r>
-        <w:rPr>
-          <w:rFonts w:ascii="Times New Roman" w:hAnsi="Times New Roman" w:cs="Times New Roman"/>
-          <w:sz w:val="22"/>
-          <w:szCs w:val="22"/>
-        </w:rPr>
-        <w:t>)</w:t>
-      </w:r>
-      <w:r>
-        <w:rPr>
-          <w:rFonts w:ascii="Times New Roman" w:hAnsi="Times New Roman" w:cs="Times New Roman"/>
-          <w:sz w:val="22"/>
-          <w:szCs w:val="22"/>
-        </w:rPr>
-        <w:t>”</w:t>
-      </w:r>
-      <w:r>
-        <w:rPr>
-          <w:rFonts w:ascii="Times New Roman" w:hAnsi="Times New Roman" w:cs="Times New Roman"/>
-          <w:sz w:val="22"/>
-          <w:szCs w:val="22"/>
-        </w:rPr>
-        <w:t xml:space="preserve">, </w:t>
-      </w:r>
-      <w:r>
-        <w:rPr>
-          <w:rFonts w:ascii="Times New Roman" w:hAnsi="Times New Roman" w:cs="Times New Roman"/>
-          <w:sz w:val="22"/>
-          <w:szCs w:val="22"/>
-        </w:rPr>
-        <w:t>“</w:t>
-      </w:r>
-      <w:proofErr w:type="spellStart"/>
-      <w:r>
-        <w:rPr>
-          <w:rFonts w:ascii="Times New Roman" w:hAnsi="Times New Roman" w:cs="Times New Roman"/>
-          <w:sz w:val="22"/>
-          <w:szCs w:val="22"/>
-        </w:rPr>
-        <w:t>get_messages_by_</w:t>
-      </w:r>
-      <w:proofErr w:type="gramStart"/>
-      <w:r>
-        <w:rPr>
-          <w:rFonts w:ascii="Times New Roman" w:hAnsi="Times New Roman" w:cs="Times New Roman"/>
-          <w:sz w:val="22"/>
-          <w:szCs w:val="22"/>
-        </w:rPr>
-        <w:t>session</w:t>
-      </w:r>
-      <w:proofErr w:type="spellEnd"/>
-      <w:r>
-        <w:rPr>
-          <w:rFonts w:ascii="Times New Roman" w:hAnsi="Times New Roman" w:cs="Times New Roman"/>
-          <w:sz w:val="22"/>
-          <w:szCs w:val="22"/>
-        </w:rPr>
-        <w:t>(</w:t>
-      </w:r>
-      <w:proofErr w:type="gramEnd"/>
-      <w:r>
-        <w:rPr>
-          <w:rFonts w:ascii="Times New Roman" w:hAnsi="Times New Roman" w:cs="Times New Roman"/>
-          <w:sz w:val="22"/>
-          <w:szCs w:val="22"/>
-        </w:rPr>
-        <w:t>)</w:t>
-      </w:r>
-      <w:r>
-        <w:rPr>
-          <w:rFonts w:ascii="Times New Roman" w:hAnsi="Times New Roman" w:cs="Times New Roman"/>
-          <w:sz w:val="22"/>
-          <w:szCs w:val="22"/>
-        </w:rPr>
-        <w:t>”</w:t>
-      </w:r>
-      <w:r>
-        <w:rPr>
-          <w:rFonts w:ascii="Times New Roman" w:hAnsi="Times New Roman" w:cs="Times New Roman"/>
-          <w:sz w:val="22"/>
-          <w:szCs w:val="22"/>
-        </w:rPr>
-        <w:t xml:space="preserve">) objects to manage state. The context is passed to the </w:t>
-      </w:r>
-      <w:r>
-        <w:rPr>
-          <w:rFonts w:ascii="Times New Roman" w:hAnsi="Times New Roman" w:cs="Times New Roman"/>
-          <w:sz w:val="22"/>
-          <w:szCs w:val="22"/>
-        </w:rPr>
-        <w:t>“</w:t>
-      </w:r>
-      <w:proofErr w:type="spellStart"/>
-      <w:proofErr w:type="gramStart"/>
-      <w:r>
-        <w:rPr>
-          <w:rFonts w:ascii="Times New Roman" w:hAnsi="Times New Roman" w:cs="Times New Roman"/>
-          <w:sz w:val="22"/>
-          <w:szCs w:val="22"/>
-        </w:rPr>
-        <w:t>llmClient</w:t>
-      </w:r>
-      <w:proofErr w:type="spellEnd"/>
-      <w:r>
-        <w:rPr>
-          <w:rFonts w:ascii="Times New Roman" w:hAnsi="Times New Roman" w:cs="Times New Roman"/>
-          <w:sz w:val="22"/>
-          <w:szCs w:val="22"/>
-        </w:rPr>
-        <w:t xml:space="preserve"> :</w:t>
-      </w:r>
-      <w:proofErr w:type="gramEnd"/>
-      <w:r>
-        <w:rPr>
-          <w:rFonts w:ascii="Times New Roman" w:hAnsi="Times New Roman" w:cs="Times New Roman"/>
-          <w:sz w:val="22"/>
-          <w:szCs w:val="22"/>
-        </w:rPr>
-        <w:t xml:space="preserve"> </w:t>
-      </w:r>
-      <w:proofErr w:type="spellStart"/>
-      <w:r>
-        <w:rPr>
-          <w:rFonts w:ascii="Times New Roman" w:hAnsi="Times New Roman" w:cs="Times New Roman"/>
-          <w:sz w:val="22"/>
-          <w:szCs w:val="22"/>
-        </w:rPr>
-        <w:t>LangChainLLM</w:t>
-      </w:r>
-      <w:proofErr w:type="spellEnd"/>
-      <w:r>
-        <w:rPr>
-          <w:rFonts w:ascii="Times New Roman" w:hAnsi="Times New Roman" w:cs="Times New Roman"/>
-          <w:sz w:val="22"/>
-          <w:szCs w:val="22"/>
-        </w:rPr>
-        <w:t>”</w:t>
-      </w:r>
-      <w:r>
-        <w:rPr>
-          <w:rFonts w:ascii="Times New Roman" w:hAnsi="Times New Roman" w:cs="Times New Roman"/>
-          <w:sz w:val="22"/>
-          <w:szCs w:val="22"/>
-        </w:rPr>
-        <w:t xml:space="preserve"> via </w:t>
-      </w:r>
-      <w:r>
-        <w:rPr>
-          <w:rFonts w:ascii="Times New Roman" w:hAnsi="Times New Roman" w:cs="Times New Roman"/>
-          <w:sz w:val="22"/>
-          <w:szCs w:val="22"/>
-        </w:rPr>
-        <w:t>“</w:t>
-      </w:r>
-      <w:proofErr w:type="gramStart"/>
-      <w:r>
-        <w:rPr>
-          <w:rFonts w:ascii="Times New Roman" w:hAnsi="Times New Roman" w:cs="Times New Roman"/>
-          <w:sz w:val="22"/>
-          <w:szCs w:val="22"/>
-        </w:rPr>
-        <w:t>invoke(</w:t>
-      </w:r>
-      <w:proofErr w:type="gramEnd"/>
-      <w:r>
-        <w:rPr>
-          <w:rFonts w:ascii="Times New Roman" w:hAnsi="Times New Roman" w:cs="Times New Roman"/>
-          <w:sz w:val="22"/>
-          <w:szCs w:val="22"/>
-        </w:rPr>
-        <w:t>)</w:t>
-      </w:r>
-      <w:r>
-        <w:rPr>
-          <w:rFonts w:ascii="Times New Roman" w:hAnsi="Times New Roman" w:cs="Times New Roman"/>
-          <w:sz w:val="22"/>
-          <w:szCs w:val="22"/>
-        </w:rPr>
-        <w:t>”</w:t>
-      </w:r>
-      <w:r>
-        <w:rPr>
-          <w:rFonts w:ascii="Times New Roman" w:hAnsi="Times New Roman" w:cs="Times New Roman"/>
-          <w:sz w:val="22"/>
-          <w:szCs w:val="22"/>
-        </w:rPr>
-        <w:t xml:space="preserve">, ending with the UI instance executing </w:t>
-      </w:r>
-      <w:r>
-        <w:rPr>
-          <w:rFonts w:ascii="Times New Roman" w:hAnsi="Times New Roman" w:cs="Times New Roman"/>
-          <w:sz w:val="22"/>
-          <w:szCs w:val="22"/>
-        </w:rPr>
-        <w:t>“</w:t>
-      </w:r>
-      <w:proofErr w:type="spellStart"/>
-      <w:proofErr w:type="gramStart"/>
-      <w:r>
-        <w:rPr>
-          <w:rFonts w:ascii="Times New Roman" w:hAnsi="Times New Roman" w:cs="Times New Roman"/>
-          <w:sz w:val="22"/>
-          <w:szCs w:val="22"/>
-        </w:rPr>
-        <w:t>appendMessageToUI</w:t>
-      </w:r>
-      <w:proofErr w:type="spellEnd"/>
-      <w:r>
-        <w:rPr>
-          <w:rFonts w:ascii="Times New Roman" w:hAnsi="Times New Roman" w:cs="Times New Roman"/>
-          <w:sz w:val="22"/>
-          <w:szCs w:val="22"/>
-        </w:rPr>
-        <w:t>(</w:t>
-      </w:r>
-      <w:proofErr w:type="gramEnd"/>
-      <w:r>
-        <w:rPr>
-          <w:rFonts w:ascii="Times New Roman" w:hAnsi="Times New Roman" w:cs="Times New Roman"/>
-          <w:sz w:val="22"/>
-          <w:szCs w:val="22"/>
-        </w:rPr>
-        <w:t>)</w:t>
+        <w:t>()</w:t>
       </w:r>
       <w:r>
         <w:rPr>
@@ -3517,6 +3452,7 @@
     </w:p>
     <w:p>
       <w:pPr>
+        <w:spacing w:line="240" w:lineRule="auto"/>
         <w:rPr>
           <w:lang w:val="en-US"/>
         </w:rPr>
@@ -3525,16 +3461,20 @@
     <w:p>
       <w:pPr>
         <w:keepNext/>
-      </w:pPr>
-      <w:r>
-        <w:rPr>
+        <w:rPr>
+          <w:rFonts w:hint="eastAsia"/>
+        </w:rPr>
+      </w:pPr>
+      <w:r>
+        <w:rPr>
+          <w:rFonts w:hint="eastAsia"/>
           <w:noProof/>
         </w:rPr>
         <w:drawing>
-          <wp:inline distT="0" distB="0" distL="0" distR="0" wp14:anchorId="7615634C" wp14:editId="0C04B641">
-            <wp:extent cx="5731510" cy="2128520"/>
-            <wp:effectExtent l="0" t="0" r="0" b="5080"/>
-            <wp:docPr id="305334703" name="Picture 19"/>
+          <wp:inline distT="0" distB="0" distL="0" distR="0" wp14:anchorId="280CC7B8" wp14:editId="0C87DEBD">
+            <wp:extent cx="5731510" cy="2225675"/>
+            <wp:effectExtent l="0" t="0" r="0" b="0"/>
+            <wp:docPr id="317334160" name="Picture 14"/>
             <wp:cNvGraphicFramePr>
               <a:graphicFrameLocks xmlns:a="http://schemas.openxmlformats.org/drawingml/2006/main" noChangeAspect="1"/>
             </wp:cNvGraphicFramePr>
@@ -3542,7 +3482,7 @@
               <a:graphicData uri="http://schemas.openxmlformats.org/drawingml/2006/picture">
                 <pic:pic xmlns:pic="http://schemas.openxmlformats.org/drawingml/2006/picture">
                   <pic:nvPicPr>
-                    <pic:cNvPr id="305334703" name="Picture 305334703"/>
+                    <pic:cNvPr id="317334160" name="Picture 317334160"/>
                     <pic:cNvPicPr/>
                   </pic:nvPicPr>
                   <pic:blipFill>
@@ -3554,7 +3494,7 @@
                   <pic:spPr>
                     <a:xfrm>
                       <a:off x="0" y="0"/>
-                      <a:ext cx="5731510" cy="2128520"/>
+                      <a:ext cx="5731510" cy="2225675"/>
                     </a:xfrm>
                     <a:prstGeom prst="rect">
                       <a:avLst/>
@@ -3621,16 +3561,17 @@
     <w:p>
       <w:pPr>
         <w:rPr>
-          <w:lang w:val="en-US"/>
-        </w:rPr>
-      </w:pPr>
-      <w:r>
-        <w:rPr>
-          <w:rFonts w:ascii="Times New Roman" w:hAnsi="Times New Roman" w:cs="Times New Roman"/>
-          <w:sz w:val="22"/>
-          <w:szCs w:val="22"/>
-        </w:rPr>
-        <w:lastRenderedPageBreak/>
+          <w:rFonts w:ascii="Times New Roman" w:hAnsi="Times New Roman" w:cs="Times New Roman"/>
+          <w:sz w:val="22"/>
+          <w:szCs w:val="22"/>
+        </w:rPr>
+      </w:pPr>
+      <w:r>
+        <w:rPr>
+          <w:rFonts w:ascii="Times New Roman" w:hAnsi="Times New Roman" w:cs="Times New Roman"/>
+          <w:sz w:val="22"/>
+          <w:szCs w:val="22"/>
+        </w:rPr>
         <w:t xml:space="preserve">Bike Availability Prediction (Figure </w:t>
       </w:r>
       <w:r>
@@ -3749,13 +3690,22 @@
           <w:sz w:val="22"/>
           <w:szCs w:val="22"/>
         </w:rPr>
-        <w:t xml:space="preserve"> queries the </w:t>
-      </w:r>
-      <w:r>
-        <w:rPr>
-          <w:rFonts w:ascii="Times New Roman" w:hAnsi="Times New Roman" w:cs="Times New Roman"/>
-          <w:sz w:val="22"/>
-          <w:szCs w:val="22"/>
+        <w:t xml:space="preserve"> queries </w:t>
+      </w:r>
+      <w:r>
+        <w:rPr>
+          <w:rFonts w:ascii="Times New Roman" w:hAnsi="Times New Roman" w:cs="Times New Roman"/>
+          <w:sz w:val="22"/>
+          <w:szCs w:val="22"/>
+        </w:rPr>
+        <w:t xml:space="preserve">the </w:t>
+      </w:r>
+      <w:r>
+        <w:rPr>
+          <w:rFonts w:ascii="Times New Roman" w:hAnsi="Times New Roman" w:cs="Times New Roman"/>
+          <w:sz w:val="22"/>
+          <w:szCs w:val="22"/>
+          <w:lang w:val="en-US"/>
         </w:rPr>
         <w:t>“</w:t>
       </w:r>
@@ -3766,6 +3716,50 @@
           <w:sz w:val="22"/>
           <w:szCs w:val="22"/>
         </w:rPr>
+        <w:t>stationRecord</w:t>
+      </w:r>
+      <w:proofErr w:type="spellEnd"/>
+      <w:r>
+        <w:rPr>
+          <w:rFonts w:ascii="Times New Roman" w:hAnsi="Times New Roman" w:cs="Times New Roman"/>
+          <w:sz w:val="22"/>
+          <w:szCs w:val="22"/>
+        </w:rPr>
+        <w:t>: Station</w:t>
+      </w:r>
+      <w:r>
+        <w:rPr>
+          <w:rFonts w:ascii="Times New Roman" w:hAnsi="Times New Roman" w:cs="Times New Roman"/>
+          <w:sz w:val="22"/>
+          <w:szCs w:val="22"/>
+          <w:lang w:val="en-US"/>
+        </w:rPr>
+        <w:t>”</w:t>
+      </w:r>
+      <w:r>
+        <w:rPr>
+          <w:rFonts w:ascii="Times New Roman" w:hAnsi="Times New Roman" w:cs="Times New Roman"/>
+          <w:sz w:val="22"/>
+          <w:szCs w:val="22"/>
+        </w:rPr>
+        <w:t xml:space="preserve"> for static capacities and the </w:t>
+      </w:r>
+      <w:r>
+        <w:rPr>
+          <w:rFonts w:ascii="Times New Roman" w:hAnsi="Times New Roman" w:cs="Times New Roman"/>
+          <w:sz w:val="22"/>
+          <w:szCs w:val="22"/>
+          <w:lang w:val="en-US"/>
+        </w:rPr>
+        <w:t>“</w:t>
+      </w:r>
+      <w:proofErr w:type="spellStart"/>
+      <w:r>
+        <w:rPr>
+          <w:rFonts w:ascii="Times New Roman" w:hAnsi="Times New Roman" w:cs="Times New Roman"/>
+          <w:sz w:val="22"/>
+          <w:szCs w:val="22"/>
+        </w:rPr>
         <w:t>weatherRecord</w:t>
       </w:r>
       <w:proofErr w:type="spellEnd"/>
@@ -3792,6 +3786,23 @@
           <w:rFonts w:ascii="Times New Roman" w:hAnsi="Times New Roman" w:cs="Times New Roman"/>
           <w:sz w:val="22"/>
           <w:szCs w:val="22"/>
+          <w:lang w:val="en-US"/>
+        </w:rPr>
+        <w:t>”</w:t>
+      </w:r>
+      <w:r>
+        <w:rPr>
+          <w:rFonts w:ascii="Times New Roman" w:hAnsi="Times New Roman" w:cs="Times New Roman"/>
+          <w:sz w:val="22"/>
+          <w:szCs w:val="22"/>
+        </w:rPr>
+        <w:t xml:space="preserve"> for future meteorological data.</w:t>
+      </w:r>
+      <w:r>
+        <w:rPr>
+          <w:rFonts w:ascii="Times New Roman" w:hAnsi="Times New Roman" w:cs="Times New Roman" w:hint="eastAsia"/>
+          <w:sz w:val="22"/>
+          <w:szCs w:val="22"/>
         </w:rPr>
         <w:t xml:space="preserve"> </w:t>
       </w:r>
@@ -3801,15 +3812,108 @@
           <w:sz w:val="22"/>
           <w:szCs w:val="22"/>
         </w:rPr>
+        <w:t xml:space="preserve">It executes an </w:t>
+      </w:r>
+      <w:r>
+        <w:rPr>
+          <w:rFonts w:ascii="Times New Roman" w:hAnsi="Times New Roman" w:cs="Times New Roman"/>
+          <w:sz w:val="22"/>
+          <w:szCs w:val="22"/>
+        </w:rPr>
+        <w:lastRenderedPageBreak/>
+        <w:t xml:space="preserve">inline process to format a Pandas </w:t>
+      </w:r>
+      <w:r>
+        <w:rPr>
+          <w:rFonts w:ascii="Times New Roman" w:hAnsi="Times New Roman" w:cs="Times New Roman"/>
+          <w:sz w:val="22"/>
+          <w:szCs w:val="22"/>
+        </w:rPr>
+        <w:t>d</w:t>
+      </w:r>
+      <w:r>
+        <w:rPr>
+          <w:rFonts w:ascii="Times New Roman" w:hAnsi="Times New Roman" w:cs="Times New Roman"/>
+          <w:sz w:val="22"/>
+          <w:szCs w:val="22"/>
+        </w:rPr>
+        <w:t>ata</w:t>
+      </w:r>
+      <w:r>
+        <w:rPr>
+          <w:rFonts w:ascii="Times New Roman" w:hAnsi="Times New Roman" w:cs="Times New Roman"/>
+          <w:sz w:val="22"/>
+          <w:szCs w:val="22"/>
+        </w:rPr>
+        <w:t>f</w:t>
+      </w:r>
+      <w:r>
+        <w:rPr>
+          <w:rFonts w:ascii="Times New Roman" w:hAnsi="Times New Roman" w:cs="Times New Roman"/>
+          <w:sz w:val="22"/>
+          <w:szCs w:val="22"/>
+        </w:rPr>
+        <w:t>rame feature array (combining time, weather, and station metrics)</w:t>
+      </w:r>
+      <w:r>
+        <w:rPr>
+          <w:rFonts w:ascii="Times New Roman" w:hAnsi="Times New Roman" w:cs="Times New Roman"/>
+          <w:sz w:val="22"/>
+          <w:szCs w:val="22"/>
+        </w:rPr>
+        <w:t xml:space="preserve"> before passing it to the </w:t>
+      </w:r>
+      <w:r>
+        <w:rPr>
+          <w:rFonts w:ascii="Times New Roman" w:hAnsi="Times New Roman" w:cs="Times New Roman"/>
+          <w:sz w:val="22"/>
+          <w:szCs w:val="22"/>
+        </w:rPr>
         <w:t>“</w:t>
       </w:r>
-      <w:r>
-        <w:rPr>
-          <w:rFonts w:ascii="Times New Roman" w:hAnsi="Times New Roman" w:cs="Times New Roman"/>
-          <w:sz w:val="22"/>
-          <w:szCs w:val="22"/>
-        </w:rPr>
-        <w:t xml:space="preserve">via </w:t>
+      <w:proofErr w:type="spellStart"/>
+      <w:r>
+        <w:rPr>
+          <w:rFonts w:ascii="Times New Roman" w:hAnsi="Times New Roman" w:cs="Times New Roman"/>
+          <w:sz w:val="22"/>
+          <w:szCs w:val="22"/>
+        </w:rPr>
+        <w:t>rfModel</w:t>
+      </w:r>
+      <w:proofErr w:type="spellEnd"/>
+      <w:r>
+        <w:rPr>
+          <w:rFonts w:ascii="Times New Roman" w:hAnsi="Times New Roman" w:cs="Times New Roman"/>
+          <w:sz w:val="22"/>
+          <w:szCs w:val="22"/>
+        </w:rPr>
+        <w:t xml:space="preserve">: </w:t>
+      </w:r>
+      <w:proofErr w:type="spellStart"/>
+      <w:r>
+        <w:rPr>
+          <w:rFonts w:ascii="Times New Roman" w:hAnsi="Times New Roman" w:cs="Times New Roman"/>
+          <w:sz w:val="22"/>
+          <w:szCs w:val="22"/>
+        </w:rPr>
+        <w:t>RandomForestRegressor</w:t>
+      </w:r>
+      <w:proofErr w:type="spellEnd"/>
+      <w:r>
+        <w:rPr>
+          <w:rFonts w:ascii="Times New Roman" w:hAnsi="Times New Roman" w:cs="Times New Roman"/>
+          <w:sz w:val="22"/>
+          <w:szCs w:val="22"/>
+        </w:rPr>
+        <w:t>”</w:t>
+      </w:r>
+      <w:r>
+        <w:rPr>
+          <w:rFonts w:ascii="Times New Roman" w:hAnsi="Times New Roman" w:cs="Times New Roman"/>
+          <w:sz w:val="22"/>
+          <w:szCs w:val="22"/>
+        </w:rPr>
+        <w:t xml:space="preserve"> instance's </w:t>
       </w:r>
       <w:r>
         <w:rPr>
@@ -3819,6 +3923,56 @@
         </w:rPr>
         <w:t>“</w:t>
       </w:r>
+      <w:proofErr w:type="gramStart"/>
+      <w:r>
+        <w:rPr>
+          <w:rFonts w:ascii="Times New Roman" w:hAnsi="Times New Roman" w:cs="Times New Roman"/>
+          <w:sz w:val="22"/>
+          <w:szCs w:val="22"/>
+        </w:rPr>
+        <w:t>predict(</w:t>
+      </w:r>
+      <w:proofErr w:type="gramEnd"/>
+      <w:r>
+        <w:rPr>
+          <w:rFonts w:ascii="Times New Roman" w:hAnsi="Times New Roman" w:cs="Times New Roman"/>
+          <w:sz w:val="22"/>
+          <w:szCs w:val="22"/>
+        </w:rPr>
+        <w:t>)</w:t>
+      </w:r>
+      <w:r>
+        <w:rPr>
+          <w:rFonts w:ascii="Times New Roman" w:hAnsi="Times New Roman" w:cs="Times New Roman"/>
+          <w:sz w:val="22"/>
+          <w:szCs w:val="22"/>
+        </w:rPr>
+        <w:t>”</w:t>
+      </w:r>
+      <w:r>
+        <w:rPr>
+          <w:rFonts w:ascii="Times New Roman" w:hAnsi="Times New Roman" w:cs="Times New Roman"/>
+          <w:sz w:val="22"/>
+          <w:szCs w:val="22"/>
+        </w:rPr>
+        <w:t xml:space="preserve"> method, </w:t>
+      </w:r>
+      <w:r>
+        <w:rPr>
+          <w:rFonts w:ascii="Times New Roman" w:hAnsi="Times New Roman" w:cs="Times New Roman"/>
+          <w:sz w:val="22"/>
+          <w:szCs w:val="22"/>
+        </w:rPr>
+        <w:t xml:space="preserve">concluding with the UI updating state via </w:t>
+      </w:r>
+      <w:r>
+        <w:rPr>
+          <w:rFonts w:ascii="Times New Roman" w:hAnsi="Times New Roman" w:cs="Times New Roman"/>
+          <w:sz w:val="22"/>
+          <w:szCs w:val="22"/>
+        </w:rPr>
+        <w:t>“</w:t>
+      </w:r>
       <w:proofErr w:type="spellStart"/>
       <w:r>
         <w:rPr>
@@ -3826,16 +3980,7 @@
           <w:sz w:val="22"/>
           <w:szCs w:val="22"/>
         </w:rPr>
-        <w:t>get_upcoming_</w:t>
-      </w:r>
-      <w:proofErr w:type="gramStart"/>
-      <w:r>
-        <w:rPr>
-          <w:rFonts w:ascii="Times New Roman" w:hAnsi="Times New Roman" w:cs="Times New Roman"/>
-          <w:sz w:val="22"/>
-          <w:szCs w:val="22"/>
-        </w:rPr>
-        <w:t>forecast</w:t>
+        <w:t>setPredictionData</w:t>
       </w:r>
       <w:proofErr w:type="spellEnd"/>
       <w:r>
@@ -3844,16 +3989,15 @@
           <w:sz w:val="22"/>
           <w:szCs w:val="22"/>
         </w:rPr>
-        <w:t>(</w:t>
-      </w:r>
-      <w:proofErr w:type="gramEnd"/>
-      <w:r>
-        <w:rPr>
-          <w:rFonts w:ascii="Times New Roman" w:hAnsi="Times New Roman" w:cs="Times New Roman"/>
-          <w:sz w:val="22"/>
-          <w:szCs w:val="22"/>
-        </w:rPr>
-        <w:t>)</w:t>
+        <w:t xml:space="preserve"> </w:t>
+      </w:r>
+      <w:r>
+        <w:rPr>
+          <w:rFonts w:ascii="Times New Roman" w:hAnsi="Times New Roman" w:cs="Times New Roman"/>
+          <w:sz w:val="22"/>
+          <w:szCs w:val="22"/>
+        </w:rPr>
+        <w:t>()</w:t>
       </w:r>
       <w:r>
         <w:rPr>
@@ -3869,345 +4013,15 @@
           <w:sz w:val="22"/>
           <w:szCs w:val="22"/>
         </w:rPr>
-        <w:t xml:space="preserve"> and </w:t>
-      </w:r>
-      <w:r>
-        <w:rPr>
-          <w:rFonts w:ascii="Times New Roman" w:hAnsi="Times New Roman" w:cs="Times New Roman"/>
-          <w:sz w:val="22"/>
-          <w:szCs w:val="22"/>
-        </w:rPr>
-        <w:t>“</w:t>
-      </w:r>
-      <w:proofErr w:type="spellStart"/>
-      <w:r>
-        <w:rPr>
-          <w:rFonts w:ascii="Times New Roman" w:hAnsi="Times New Roman" w:cs="Times New Roman"/>
-          <w:sz w:val="22"/>
-          <w:szCs w:val="22"/>
-        </w:rPr>
-        <w:t>availabilityRecord</w:t>
-      </w:r>
-      <w:proofErr w:type="spellEnd"/>
-      <w:r>
-        <w:rPr>
-          <w:rFonts w:ascii="Times New Roman" w:hAnsi="Times New Roman" w:cs="Times New Roman"/>
-          <w:sz w:val="22"/>
-          <w:szCs w:val="22"/>
-        </w:rPr>
-        <w:t>: Availability</w:t>
-      </w:r>
-      <w:r>
-        <w:rPr>
-          <w:rFonts w:ascii="Times New Roman" w:hAnsi="Times New Roman" w:cs="Times New Roman"/>
-          <w:sz w:val="22"/>
-          <w:szCs w:val="22"/>
-        </w:rPr>
-        <w:t>”</w:t>
-      </w:r>
-      <w:r>
-        <w:rPr>
-          <w:rFonts w:ascii="Times New Roman" w:hAnsi="Times New Roman" w:cs="Times New Roman"/>
-          <w:sz w:val="22"/>
-          <w:szCs w:val="22"/>
-        </w:rPr>
-        <w:t xml:space="preserve"> via </w:t>
-      </w:r>
-      <w:r>
-        <w:rPr>
-          <w:rFonts w:ascii="Times New Roman" w:hAnsi="Times New Roman" w:cs="Times New Roman"/>
-          <w:sz w:val="22"/>
-          <w:szCs w:val="22"/>
-        </w:rPr>
-        <w:t>“</w:t>
-      </w:r>
-      <w:proofErr w:type="spellStart"/>
-      <w:r>
-        <w:rPr>
-          <w:rFonts w:ascii="Times New Roman" w:hAnsi="Times New Roman" w:cs="Times New Roman"/>
-          <w:sz w:val="22"/>
-          <w:szCs w:val="22"/>
-        </w:rPr>
-        <w:t>get_recent_</w:t>
-      </w:r>
-      <w:proofErr w:type="gramStart"/>
-      <w:r>
-        <w:rPr>
-          <w:rFonts w:ascii="Times New Roman" w:hAnsi="Times New Roman" w:cs="Times New Roman"/>
-          <w:sz w:val="22"/>
-          <w:szCs w:val="22"/>
-        </w:rPr>
-        <w:t>history</w:t>
-      </w:r>
-      <w:proofErr w:type="spellEnd"/>
-      <w:r>
-        <w:rPr>
-          <w:rFonts w:ascii="Times New Roman" w:hAnsi="Times New Roman" w:cs="Times New Roman"/>
-          <w:sz w:val="22"/>
-          <w:szCs w:val="22"/>
-        </w:rPr>
-        <w:t>(</w:t>
-      </w:r>
-      <w:proofErr w:type="gramEnd"/>
-      <w:r>
-        <w:rPr>
-          <w:rFonts w:ascii="Times New Roman" w:hAnsi="Times New Roman" w:cs="Times New Roman"/>
-          <w:sz w:val="22"/>
-          <w:szCs w:val="22"/>
-        </w:rPr>
-        <w:t>)</w:t>
-      </w:r>
-      <w:r>
-        <w:rPr>
-          <w:rFonts w:ascii="Times New Roman" w:hAnsi="Times New Roman" w:cs="Times New Roman"/>
-          <w:sz w:val="22"/>
-          <w:szCs w:val="22"/>
-        </w:rPr>
-        <w:t>”</w:t>
-      </w:r>
-      <w:r>
-        <w:rPr>
-          <w:rFonts w:ascii="Times New Roman" w:hAnsi="Times New Roman" w:cs="Times New Roman"/>
-          <w:sz w:val="22"/>
-          <w:szCs w:val="22"/>
-        </w:rPr>
-        <w:t xml:space="preserve">. It then utilizes a self-message </w:t>
-      </w:r>
-      <w:r>
-        <w:rPr>
-          <w:rFonts w:ascii="Times New Roman" w:hAnsi="Times New Roman" w:cs="Times New Roman"/>
-          <w:sz w:val="22"/>
-          <w:szCs w:val="22"/>
-        </w:rPr>
-        <w:t>“</w:t>
-      </w:r>
-      <w:r>
-        <w:rPr>
-          <w:rFonts w:ascii="Times New Roman" w:hAnsi="Times New Roman" w:cs="Times New Roman"/>
-          <w:sz w:val="22"/>
-          <w:szCs w:val="22"/>
-        </w:rPr>
-        <w:t>_</w:t>
-      </w:r>
-      <w:proofErr w:type="spellStart"/>
-      <w:r>
-        <w:rPr>
-          <w:rFonts w:ascii="Times New Roman" w:hAnsi="Times New Roman" w:cs="Times New Roman"/>
-          <w:sz w:val="22"/>
-          <w:szCs w:val="22"/>
-        </w:rPr>
-        <w:t>construct_features_array</w:t>
-      </w:r>
-      <w:proofErr w:type="spellEnd"/>
-      <w:r>
-        <w:rPr>
-          <w:rFonts w:ascii="Times New Roman" w:hAnsi="Times New Roman" w:cs="Times New Roman"/>
-          <w:sz w:val="22"/>
-          <w:szCs w:val="22"/>
-        </w:rPr>
-        <w:t>()</w:t>
-      </w:r>
-      <w:r>
-        <w:rPr>
-          <w:rFonts w:ascii="Times New Roman" w:hAnsi="Times New Roman" w:cs="Times New Roman"/>
-          <w:sz w:val="22"/>
-          <w:szCs w:val="22"/>
-        </w:rPr>
-        <w:t>”</w:t>
-      </w:r>
-      <w:r>
-        <w:rPr>
-          <w:rFonts w:ascii="Times New Roman" w:hAnsi="Times New Roman" w:cs="Times New Roman"/>
-          <w:sz w:val="22"/>
-          <w:szCs w:val="22"/>
-        </w:rPr>
-        <w:t xml:space="preserve"> to format the data before passing it to the </w:t>
-      </w:r>
-      <w:r>
-        <w:rPr>
-          <w:rFonts w:ascii="Times New Roman" w:hAnsi="Times New Roman" w:cs="Times New Roman"/>
-          <w:sz w:val="22"/>
-          <w:szCs w:val="22"/>
-        </w:rPr>
-        <w:t>“</w:t>
-      </w:r>
-      <w:proofErr w:type="spellStart"/>
-      <w:r>
-        <w:rPr>
-          <w:rFonts w:ascii="Times New Roman" w:hAnsi="Times New Roman" w:cs="Times New Roman"/>
-          <w:sz w:val="22"/>
-          <w:szCs w:val="22"/>
-        </w:rPr>
-        <w:t>rfModel</w:t>
-      </w:r>
-      <w:proofErr w:type="spellEnd"/>
-      <w:r>
-        <w:rPr>
-          <w:rFonts w:ascii="Times New Roman" w:hAnsi="Times New Roman" w:cs="Times New Roman"/>
-          <w:sz w:val="22"/>
-          <w:szCs w:val="22"/>
-        </w:rPr>
-        <w:t xml:space="preserve">: </w:t>
-      </w:r>
-      <w:proofErr w:type="spellStart"/>
-      <w:r>
-        <w:rPr>
-          <w:rFonts w:ascii="Times New Roman" w:hAnsi="Times New Roman" w:cs="Times New Roman"/>
-          <w:sz w:val="22"/>
-          <w:szCs w:val="22"/>
-        </w:rPr>
-        <w:t>RandomForestRegressor</w:t>
-      </w:r>
-      <w:proofErr w:type="spellEnd"/>
-      <w:r>
-        <w:rPr>
-          <w:rFonts w:ascii="Times New Roman" w:hAnsi="Times New Roman" w:cs="Times New Roman"/>
-          <w:sz w:val="22"/>
-          <w:szCs w:val="22"/>
-        </w:rPr>
-        <w:t>”</w:t>
-      </w:r>
-      <w:r>
-        <w:rPr>
-          <w:rFonts w:ascii="Times New Roman" w:hAnsi="Times New Roman" w:cs="Times New Roman"/>
-          <w:sz w:val="22"/>
-          <w:szCs w:val="22"/>
-        </w:rPr>
-        <w:t xml:space="preserve"> instance's </w:t>
-      </w:r>
-      <w:r>
-        <w:rPr>
-          <w:rFonts w:ascii="Times New Roman" w:hAnsi="Times New Roman" w:cs="Times New Roman"/>
-          <w:sz w:val="22"/>
-          <w:szCs w:val="22"/>
-        </w:rPr>
-        <w:t>“</w:t>
-      </w:r>
-      <w:r>
-        <w:rPr>
-          <w:rFonts w:ascii="Times New Roman" w:hAnsi="Times New Roman" w:cs="Times New Roman"/>
-          <w:sz w:val="22"/>
-          <w:szCs w:val="22"/>
-        </w:rPr>
-        <w:t>predict()</w:t>
-      </w:r>
-      <w:r>
-        <w:rPr>
-          <w:rFonts w:ascii="Times New Roman" w:hAnsi="Times New Roman" w:cs="Times New Roman"/>
-          <w:sz w:val="22"/>
-          <w:szCs w:val="22"/>
-        </w:rPr>
-        <w:t>”</w:t>
-      </w:r>
-      <w:r>
-        <w:rPr>
-          <w:rFonts w:ascii="Times New Roman" w:hAnsi="Times New Roman" w:cs="Times New Roman"/>
-          <w:sz w:val="22"/>
-          <w:szCs w:val="22"/>
-        </w:rPr>
-        <w:t xml:space="preserve"> method, concluding with the UI executing </w:t>
-      </w:r>
-      <w:r>
-        <w:rPr>
-          <w:rFonts w:ascii="Times New Roman" w:hAnsi="Times New Roman" w:cs="Times New Roman"/>
-          <w:sz w:val="22"/>
-          <w:szCs w:val="22"/>
-        </w:rPr>
-        <w:t>“</w:t>
-      </w:r>
-      <w:proofErr w:type="spellStart"/>
-      <w:r>
-        <w:rPr>
-          <w:rFonts w:ascii="Times New Roman" w:hAnsi="Times New Roman" w:cs="Times New Roman"/>
-          <w:sz w:val="22"/>
-          <w:szCs w:val="22"/>
-        </w:rPr>
-        <w:t>renderDataChart</w:t>
-      </w:r>
-      <w:proofErr w:type="spellEnd"/>
-      <w:r>
-        <w:rPr>
-          <w:rFonts w:ascii="Times New Roman" w:hAnsi="Times New Roman" w:cs="Times New Roman"/>
-          <w:sz w:val="22"/>
-          <w:szCs w:val="22"/>
-        </w:rPr>
-        <w:t>()</w:t>
-      </w:r>
-      <w:r>
-        <w:rPr>
-          <w:rFonts w:ascii="Times New Roman" w:hAnsi="Times New Roman" w:cs="Times New Roman"/>
-          <w:sz w:val="22"/>
-          <w:szCs w:val="22"/>
-        </w:rPr>
-        <w:t>”</w:t>
-      </w:r>
-      <w:r>
-        <w:rPr>
-          <w:rFonts w:ascii="Times New Roman" w:hAnsi="Times New Roman" w:cs="Times New Roman"/>
-          <w:sz w:val="22"/>
-          <w:szCs w:val="22"/>
-        </w:rPr>
-        <w:t>.</w:t>
-      </w:r>
-      <w:r>
-        <w:rPr>
-          <w:rFonts w:ascii="Times New Roman" w:hAnsi="Times New Roman" w:cs="Times New Roman"/>
-          <w:sz w:val="22"/>
-          <w:szCs w:val="22"/>
-        </w:rPr>
-        <w:t>To address typical initial cold-start latencies inherent to ML mode</w:t>
-      </w:r>
-      <w:r>
-        <w:rPr>
-          <w:rFonts w:ascii="Times New Roman" w:hAnsi="Times New Roman" w:cs="Times New Roman"/>
-          <w:sz w:val="22"/>
-          <w:szCs w:val="22"/>
-        </w:rPr>
-        <w:t>l</w:t>
-      </w:r>
-      <w:r>
-        <w:rPr>
-          <w:rFonts w:ascii="Times New Roman" w:hAnsi="Times New Roman" w:cs="Times New Roman"/>
-          <w:sz w:val="22"/>
-          <w:szCs w:val="22"/>
-        </w:rPr>
-        <w:t xml:space="preserve">ling, the </w:t>
-      </w:r>
-      <w:r>
-        <w:rPr>
-          <w:rFonts w:ascii="Times New Roman" w:hAnsi="Times New Roman" w:cs="Times New Roman"/>
-          <w:sz w:val="22"/>
-          <w:szCs w:val="22"/>
-          <w:lang w:val="en-US"/>
-        </w:rPr>
-        <w:t>“</w:t>
-      </w:r>
-      <w:proofErr w:type="spellStart"/>
-      <w:r>
-        <w:rPr>
-          <w:rFonts w:ascii="Times New Roman" w:hAnsi="Times New Roman" w:cs="Times New Roman"/>
-          <w:sz w:val="22"/>
-          <w:szCs w:val="22"/>
-        </w:rPr>
-        <w:t>PredictionModel</w:t>
-      </w:r>
-      <w:proofErr w:type="spellEnd"/>
-      <w:r>
-        <w:rPr>
-          <w:rFonts w:ascii="Times New Roman" w:hAnsi="Times New Roman" w:cs="Times New Roman"/>
-          <w:sz w:val="22"/>
-          <w:szCs w:val="22"/>
-          <w:lang w:val="en-US"/>
-        </w:rPr>
-        <w:t>”</w:t>
-      </w:r>
-      <w:r>
-        <w:rPr>
-          <w:rFonts w:ascii="Times New Roman" w:hAnsi="Times New Roman" w:cs="Times New Roman"/>
-          <w:sz w:val="22"/>
-          <w:szCs w:val="22"/>
-        </w:rPr>
-        <w:t xml:space="preserve"> referenced in the prediction sequence is pre-loaded directly into Flask's memory upon initialization.</w:t>
+        <w:t xml:space="preserve"> to declaratively render the chart.</w:t>
+      </w:r>
+      <w:r>
+        <w:rPr>
+          <w:rFonts w:ascii="Times New Roman" w:hAnsi="Times New Roman" w:cs="Times New Roman"/>
+          <w:sz w:val="22"/>
+          <w:szCs w:val="22"/>
+        </w:rPr>
+        <w:t xml:space="preserve"> </w:t>
       </w:r>
     </w:p>
     <w:p>
@@ -4216,55 +4030,121 @@
           <w:lang w:val="en-US"/>
         </w:rPr>
       </w:pPr>
+      <w:r>
+        <w:rPr>
+          <w:rFonts w:ascii="Times New Roman" w:hAnsi="Times New Roman" w:cs="Times New Roman"/>
+          <w:sz w:val="22"/>
+          <w:szCs w:val="22"/>
+        </w:rPr>
+        <w:t>To address typical initial cold-start latencies inherent to ML mode</w:t>
+      </w:r>
+      <w:r>
+        <w:rPr>
+          <w:rFonts w:ascii="Times New Roman" w:hAnsi="Times New Roman" w:cs="Times New Roman"/>
+          <w:sz w:val="22"/>
+          <w:szCs w:val="22"/>
+        </w:rPr>
+        <w:t>l</w:t>
+      </w:r>
+      <w:r>
+        <w:rPr>
+          <w:rFonts w:ascii="Times New Roman" w:hAnsi="Times New Roman" w:cs="Times New Roman"/>
+          <w:sz w:val="22"/>
+          <w:szCs w:val="22"/>
+        </w:rPr>
+        <w:t xml:space="preserve">ling, the </w:t>
+      </w:r>
+      <w:r>
+        <w:rPr>
+          <w:rFonts w:ascii="Times New Roman" w:hAnsi="Times New Roman" w:cs="Times New Roman"/>
+          <w:sz w:val="22"/>
+          <w:szCs w:val="22"/>
+          <w:lang w:val="en-US"/>
+        </w:rPr>
+        <w:t>“</w:t>
+      </w:r>
+      <w:proofErr w:type="spellStart"/>
+      <w:r>
+        <w:rPr>
+          <w:rFonts w:ascii="Times New Roman" w:hAnsi="Times New Roman" w:cs="Times New Roman"/>
+          <w:sz w:val="22"/>
+          <w:szCs w:val="22"/>
+        </w:rPr>
+        <w:t>PredictionModel</w:t>
+      </w:r>
+      <w:proofErr w:type="spellEnd"/>
+      <w:r>
+        <w:rPr>
+          <w:rFonts w:ascii="Times New Roman" w:hAnsi="Times New Roman" w:cs="Times New Roman"/>
+          <w:sz w:val="22"/>
+          <w:szCs w:val="22"/>
+          <w:lang w:val="en-US"/>
+        </w:rPr>
+        <w:t>”</w:t>
+      </w:r>
+      <w:r>
+        <w:rPr>
+          <w:rFonts w:ascii="Times New Roman" w:hAnsi="Times New Roman" w:cs="Times New Roman"/>
+          <w:sz w:val="22"/>
+          <w:szCs w:val="22"/>
+        </w:rPr>
+        <w:t xml:space="preserve"> referenced in the prediction sequence is pre-loaded directly into Flask's memory upon initialization.</w:t>
+      </w:r>
     </w:p>
     <w:p>
       <w:pPr>
-        <w:spacing w:line="240" w:lineRule="auto"/>
-        <w:rPr>
-          <w:rFonts w:ascii="Times New Roman" w:hAnsi="Times New Roman" w:cs="Times New Roman"/>
-          <w:sz w:val="22"/>
-          <w:szCs w:val="22"/>
-        </w:rPr>
-      </w:pPr>
-      <w:r>
-        <w:rPr>
-          <w:rFonts w:ascii="Times New Roman" w:hAnsi="Times New Roman" w:cs="Times New Roman"/>
-          <w:sz w:val="22"/>
-          <w:szCs w:val="22"/>
-        </w:rPr>
-        <w:t>3.</w:t>
-      </w:r>
-      <w:r>
-        <w:rPr>
-          <w:rFonts w:ascii="Times New Roman" w:hAnsi="Times New Roman" w:cs="Times New Roman" w:hint="eastAsia"/>
-          <w:sz w:val="22"/>
-          <w:szCs w:val="22"/>
-        </w:rPr>
-        <w:t>4</w:t>
-      </w:r>
-      <w:r>
-        <w:rPr>
-          <w:rFonts w:ascii="Times New Roman" w:hAnsi="Times New Roman" w:cs="Times New Roman"/>
-          <w:sz w:val="22"/>
-          <w:szCs w:val="22"/>
-        </w:rPr>
-        <w:t xml:space="preserve"> </w:t>
-      </w:r>
-      <w:r>
-        <w:rPr>
-          <w:rFonts w:ascii="Times New Roman" w:hAnsi="Times New Roman" w:cs="Times New Roman"/>
-          <w:sz w:val="22"/>
-          <w:szCs w:val="22"/>
-        </w:rPr>
-        <w:t>Database Design and Design Choices</w:t>
-      </w:r>
+        <w:rPr>
+          <w:lang w:val="en-US"/>
+        </w:rPr>
+      </w:pPr>
     </w:p>
     <w:p>
       <w:pPr>
+        <w:spacing w:line="240" w:lineRule="auto"/>
+        <w:rPr>
+          <w:rFonts w:ascii="Times New Roman" w:hAnsi="Times New Roman" w:cs="Times New Roman"/>
+          <w:sz w:val="22"/>
+          <w:szCs w:val="22"/>
+        </w:rPr>
+      </w:pPr>
+      <w:r>
+        <w:rPr>
+          <w:rFonts w:ascii="Times New Roman" w:hAnsi="Times New Roman" w:cs="Times New Roman"/>
+          <w:sz w:val="22"/>
+          <w:szCs w:val="22"/>
+        </w:rPr>
+        <w:t>3.</w:t>
+      </w:r>
+      <w:r>
+        <w:rPr>
+          <w:rFonts w:ascii="Times New Roman" w:hAnsi="Times New Roman" w:cs="Times New Roman" w:hint="eastAsia"/>
+          <w:sz w:val="22"/>
+          <w:szCs w:val="22"/>
+        </w:rPr>
+        <w:t>4</w:t>
+      </w:r>
+      <w:r>
+        <w:rPr>
+          <w:rFonts w:ascii="Times New Roman" w:hAnsi="Times New Roman" w:cs="Times New Roman"/>
+          <w:sz w:val="22"/>
+          <w:szCs w:val="22"/>
+        </w:rPr>
+        <w:t xml:space="preserve"> </w:t>
+      </w:r>
+      <w:r>
+        <w:rPr>
+          <w:rFonts w:ascii="Times New Roman" w:hAnsi="Times New Roman" w:cs="Times New Roman"/>
+          <w:sz w:val="22"/>
+          <w:szCs w:val="22"/>
+        </w:rPr>
+        <w:t>Database Design and Design Choices</w:t>
+      </w:r>
+    </w:p>
+    <w:p>
+      <w:pPr>
         <w:keepNext/>
         <w:jc w:val="center"/>
         <w:rPr>
-          <w:rFonts w:hint="eastAsia"/>
           <w:lang w:val="en-US"/>
         </w:rPr>
       </w:pPr>
@@ -4589,15 +4469,7 @@
           <w:sz w:val="22"/>
           <w:szCs w:val="22"/>
         </w:rPr>
-        <w:t xml:space="preserve"> </w:t>
-      </w:r>
-      <w:r>
-        <w:rPr>
-          <w:rFonts w:ascii="Times New Roman" w:hAnsi="Times New Roman" w:cs="Times New Roman"/>
-          <w:sz w:val="22"/>
-          <w:szCs w:val="22"/>
-        </w:rPr>
-        <w:t>(Figure 3.</w:t>
+        <w:t xml:space="preserve"> (Figure 3.</w:t>
       </w:r>
       <w:r>
         <w:rPr>
@@ -4759,15 +4631,7 @@
           <w:sz w:val="22"/>
           <w:szCs w:val="22"/>
         </w:rPr>
-        <w:t xml:space="preserve"> </w:t>
-      </w:r>
-      <w:r>
-        <w:rPr>
-          <w:rFonts w:ascii="Times New Roman" w:hAnsi="Times New Roman" w:cs="Times New Roman"/>
-          <w:sz w:val="22"/>
-          <w:szCs w:val="22"/>
-        </w:rPr>
-        <w:t>(Figure 3.</w:t>
+        <w:t xml:space="preserve"> (Figure 3.</w:t>
       </w:r>
       <w:r>
         <w:rPr>

--- a/Report Architecture and Design .docx
+++ b/Report Architecture and Design .docx
@@ -434,7 +434,6 @@
         <w:keepNext/>
         <w:spacing w:line="240" w:lineRule="auto"/>
         <w:rPr>
-          <w:rFonts w:hint="eastAsia"/>
           <w:lang w:val="en-US"/>
         </w:rPr>
       </w:pPr>
@@ -494,27 +493,14 @@
       <w:r>
         <w:t>Figure 3.</w:t>
       </w:r>
-      <w:r>
-        <w:fldChar w:fldCharType="begin"/>
-      </w:r>
-      <w:r>
-        <w:instrText xml:space="preserve"> SEQ Figure \* ARABIC </w:instrText>
-      </w:r>
-      <w:r>
-        <w:fldChar w:fldCharType="separate"/>
-      </w:r>
-      <w:r>
-        <w:rPr>
-          <w:noProof/>
-        </w:rPr>
-        <w:t>2</w:t>
-      </w:r>
-      <w:r>
-        <w:rPr>
-          <w:noProof/>
-        </w:rPr>
-        <w:fldChar w:fldCharType="end"/>
-      </w:r>
+      <w:fldSimple w:instr=" SEQ Figure \* ARABIC ">
+        <w:r>
+          <w:rPr>
+            <w:noProof/>
+          </w:rPr>
+          <w:t>2</w:t>
+        </w:r>
+      </w:fldSimple>
       <w:r>
         <w:rPr>
           <w:rFonts w:hint="eastAsia"/>
@@ -1463,24 +1449,14 @@
         </w:rPr>
         <w:t>3.</w:t>
       </w:r>
-      <w:r>
-        <w:fldChar w:fldCharType="begin"/>
-      </w:r>
-      <w:r>
-        <w:instrText xml:space="preserve"> SEQ Figure \* ARABIC </w:instrText>
-      </w:r>
-      <w:r>
-        <w:fldChar w:fldCharType="separate"/>
-      </w:r>
-      <w:r>
-        <w:rPr>
-          <w:noProof/>
-        </w:rPr>
-        <w:t>3</w:t>
-      </w:r>
-      <w:r>
-        <w:fldChar w:fldCharType="end"/>
-      </w:r>
+      <w:fldSimple w:instr=" SEQ Figure \* ARABIC ">
+        <w:r>
+          <w:rPr>
+            <w:noProof/>
+          </w:rPr>
+          <w:t>3</w:t>
+        </w:r>
+      </w:fldSimple>
       <w:r>
         <w:rPr>
           <w:rFonts w:hint="eastAsia"/>
@@ -1774,7 +1750,7 @@
           <w:szCs w:val="22"/>
           <w:lang w:val="en-US"/>
         </w:rPr>
-        <w:t>handleRouteSearch</w:t>
+        <w:t>handlePlanJourney</w:t>
       </w:r>
       <w:proofErr w:type="spellEnd"/>
       <w:r>
@@ -2001,27 +1977,14 @@
       <w:r>
         <w:t>3.</w:t>
       </w:r>
-      <w:r>
-        <w:fldChar w:fldCharType="begin"/>
-      </w:r>
-      <w:r>
-        <w:instrText xml:space="preserve"> SEQ Figure \* ARABIC </w:instrText>
-      </w:r>
-      <w:r>
-        <w:fldChar w:fldCharType="separate"/>
-      </w:r>
-      <w:r>
-        <w:rPr>
-          <w:noProof/>
-        </w:rPr>
-        <w:t>4</w:t>
-      </w:r>
-      <w:r>
-        <w:rPr>
-          <w:noProof/>
-        </w:rPr>
-        <w:fldChar w:fldCharType="end"/>
-      </w:r>
+      <w:fldSimple w:instr=" SEQ Figure \* ARABIC ">
+        <w:r>
+          <w:rPr>
+            <w:noProof/>
+          </w:rPr>
+          <w:t>4</w:t>
+        </w:r>
+      </w:fldSimple>
       <w:r>
         <w:t xml:space="preserve"> User Login </w:t>
       </w:r>
@@ -2490,27 +2453,14 @@
       <w:r>
         <w:t>3.</w:t>
       </w:r>
-      <w:r>
-        <w:fldChar w:fldCharType="begin"/>
-      </w:r>
-      <w:r>
-        <w:instrText xml:space="preserve"> SEQ Figure \* ARABIC </w:instrText>
-      </w:r>
-      <w:r>
-        <w:fldChar w:fldCharType="separate"/>
-      </w:r>
-      <w:r>
-        <w:rPr>
-          <w:noProof/>
-        </w:rPr>
-        <w:t>5</w:t>
-      </w:r>
-      <w:r>
-        <w:rPr>
-          <w:noProof/>
-        </w:rPr>
-        <w:fldChar w:fldCharType="end"/>
-      </w:r>
+      <w:fldSimple w:instr=" SEQ Figure \* ARABIC ">
+        <w:r>
+          <w:rPr>
+            <w:noProof/>
+          </w:rPr>
+          <w:t>5</w:t>
+        </w:r>
+      </w:fldSimple>
       <w:r>
         <w:rPr>
           <w:rFonts w:hint="eastAsia"/>
@@ -2910,7 +2860,7 @@
       <w:pPr>
         <w:spacing w:line="240" w:lineRule="auto"/>
         <w:rPr>
-          <w:rFonts w:ascii="Times New Roman" w:hAnsi="Times New Roman" w:cs="Times New Roman" w:hint="eastAsia"/>
+          <w:rFonts w:ascii="Times New Roman" w:hAnsi="Times New Roman" w:cs="Times New Roman"/>
           <w:sz w:val="22"/>
           <w:szCs w:val="22"/>
           <w:lang w:val="en-US"/>
@@ -2922,7 +2872,6 @@
         <w:keepNext/>
         <w:spacing w:line="240" w:lineRule="auto"/>
         <w:rPr>
-          <w:rFonts w:hint="eastAsia"/>
           <w:lang w:val="en-US"/>
         </w:rPr>
       </w:pPr>
@@ -2980,27 +2929,14 @@
       <w:r>
         <w:t>3.</w:t>
       </w:r>
-      <w:r>
-        <w:fldChar w:fldCharType="begin"/>
-      </w:r>
-      <w:r>
-        <w:instrText xml:space="preserve"> SEQ Figure \* ARABIC </w:instrText>
-      </w:r>
-      <w:r>
-        <w:fldChar w:fldCharType="separate"/>
-      </w:r>
-      <w:r>
-        <w:rPr>
-          <w:noProof/>
-        </w:rPr>
-        <w:t>6</w:t>
-      </w:r>
-      <w:r>
-        <w:rPr>
-          <w:noProof/>
-        </w:rPr>
-        <w:fldChar w:fldCharType="end"/>
-      </w:r>
+      <w:fldSimple w:instr=" SEQ Figure \* ARABIC ">
+        <w:r>
+          <w:rPr>
+            <w:noProof/>
+          </w:rPr>
+          <w:t>6</w:t>
+        </w:r>
+      </w:fldSimple>
       <w:r>
         <w:t xml:space="preserve"> AI Chatbot</w:t>
       </w:r>
@@ -3461,9 +3397,6 @@
     <w:p>
       <w:pPr>
         <w:keepNext/>
-        <w:rPr>
-          <w:rFonts w:hint="eastAsia"/>
-        </w:rPr>
       </w:pPr>
       <w:r>
         <w:rPr>
@@ -3521,27 +3454,14 @@
       <w:r>
         <w:t>3.</w:t>
       </w:r>
-      <w:r>
-        <w:fldChar w:fldCharType="begin"/>
-      </w:r>
-      <w:r>
-        <w:instrText xml:space="preserve"> SEQ Figure \* ARABIC </w:instrText>
-      </w:r>
-      <w:r>
-        <w:fldChar w:fldCharType="separate"/>
-      </w:r>
-      <w:r>
-        <w:rPr>
-          <w:noProof/>
-        </w:rPr>
-        <w:t>7</w:t>
-      </w:r>
-      <w:r>
-        <w:rPr>
-          <w:noProof/>
-        </w:rPr>
-        <w:fldChar w:fldCharType="end"/>
-      </w:r>
+      <w:fldSimple w:instr=" SEQ Figure \* ARABIC ">
+        <w:r>
+          <w:rPr>
+            <w:noProof/>
+          </w:rPr>
+          <w:t>7</w:t>
+        </w:r>
+      </w:fldSimple>
       <w:r>
         <w:rPr>
           <w:rFonts w:hint="eastAsia"/>
@@ -4013,15 +3933,7 @@
           <w:sz w:val="22"/>
           <w:szCs w:val="22"/>
         </w:rPr>
-        <w:t xml:space="preserve"> to declaratively render the chart.</w:t>
-      </w:r>
-      <w:r>
-        <w:rPr>
-          <w:rFonts w:ascii="Times New Roman" w:hAnsi="Times New Roman" w:cs="Times New Roman"/>
-          <w:sz w:val="22"/>
-          <w:szCs w:val="22"/>
-        </w:rPr>
-        <w:t xml:space="preserve"> </w:t>
+        <w:t xml:space="preserve"> to declaratively render the chart. </w:t>
       </w:r>
     </w:p>
     <w:p>
@@ -4203,27 +4115,14 @@
       <w:r>
         <w:t>3.</w:t>
       </w:r>
-      <w:r>
-        <w:fldChar w:fldCharType="begin"/>
-      </w:r>
-      <w:r>
-        <w:instrText xml:space="preserve"> SEQ Figure \* ARABIC </w:instrText>
-      </w:r>
-      <w:r>
-        <w:fldChar w:fldCharType="separate"/>
-      </w:r>
-      <w:r>
-        <w:rPr>
-          <w:noProof/>
-        </w:rPr>
-        <w:t>8</w:t>
-      </w:r>
-      <w:r>
-        <w:rPr>
-          <w:noProof/>
-        </w:rPr>
-        <w:fldChar w:fldCharType="end"/>
-      </w:r>
+      <w:fldSimple w:instr=" SEQ Figure \* ARABIC ">
+        <w:r>
+          <w:rPr>
+            <w:noProof/>
+          </w:rPr>
+          <w:t>8</w:t>
+        </w:r>
+      </w:fldSimple>
       <w:r>
         <w:rPr>
           <w:rFonts w:hint="eastAsia"/>
@@ -5579,6 +5478,7 @@
   <w:style w:type="character" w:default="1" w:styleId="DefaultParagraphFont">
     <w:name w:val="Default Paragraph Font"/>
     <w:uiPriority w:val="1"/>
+    <w:semiHidden/>
     <w:unhideWhenUsed/>
   </w:style>
   <w:style w:type="table" w:default="1" w:styleId="TableNormal">

--- a/Report Architecture and Design .docx
+++ b/Report Architecture and Design .docx
@@ -57,9 +57,13 @@
     <w:p>
       <w:pPr>
         <w:keepNext/>
-      </w:pPr>
-      <w:r>
-        <w:rPr>
+        <w:rPr>
+          <w:rFonts w:ascii="Times New Roman" w:hAnsi="Times New Roman" w:cs="Times New Roman"/>
+        </w:rPr>
+      </w:pPr>
+      <w:r>
+        <w:rPr>
+          <w:rFonts w:ascii="Times New Roman" w:hAnsi="Times New Roman" w:cs="Times New Roman"/>
           <w:noProof/>
         </w:rPr>
         <w:drawing>
@@ -110,8 +114,16 @@
       <w:r>
         <w:rPr>
           <w:rFonts w:ascii="Times New Roman" w:hAnsi="Times New Roman" w:cs="Times New Roman"/>
-        </w:rPr>
-        <w:t xml:space="preserve">Figure </w:t>
+          <w:sz w:val="16"/>
+          <w:szCs w:val="16"/>
+        </w:rPr>
+        <w:t>Figure</w:t>
+      </w:r>
+      <w:r>
+        <w:rPr>
+          <w:rFonts w:ascii="Times New Roman" w:hAnsi="Times New Roman" w:cs="Times New Roman"/>
+        </w:rPr>
+        <w:t xml:space="preserve"> </w:t>
       </w:r>
       <w:r>
         <w:rPr>
@@ -157,7 +169,13 @@
         <w:t xml:space="preserve"> Overall System Architecture</w:t>
       </w:r>
     </w:p>
-    <w:p/>
+    <w:p>
+      <w:pPr>
+        <w:rPr>
+          <w:rFonts w:ascii="Times New Roman" w:hAnsi="Times New Roman" w:cs="Times New Roman"/>
+        </w:rPr>
+      </w:pPr>
+    </w:p>
     <w:p>
       <w:pPr>
         <w:spacing w:line="240" w:lineRule="auto"/>
@@ -361,15 +379,7 @@
           <w:sz w:val="22"/>
           <w:szCs w:val="22"/>
         </w:rPr>
-        <w:t xml:space="preserve">3.2 </w:t>
-      </w:r>
-      <w:r>
-        <w:rPr>
-          <w:rFonts w:ascii="Times New Roman" w:hAnsi="Times New Roman" w:cs="Times New Roman"/>
-          <w:sz w:val="22"/>
-          <w:szCs w:val="22"/>
-        </w:rPr>
-        <w:t xml:space="preserve">Class </w:t>
+        <w:t xml:space="preserve">3.2 Class </w:t>
       </w:r>
       <w:r>
         <w:rPr>
@@ -411,22 +421,13 @@
       </w:pPr>
       <w:r>
         <w:rPr>
-          <w:rFonts w:ascii="Times New Roman" w:hAnsi="Times New Roman" w:cs="Times New Roman" w:hint="eastAsia"/>
+          <w:rFonts w:ascii="Times New Roman" w:hAnsi="Times New Roman" w:cs="Times New Roman"/>
           <w:sz w:val="22"/>
           <w:szCs w:val="22"/>
           <w:lang w:val="en-US"/>
         </w:rPr>
         <w:lastRenderedPageBreak/>
-        <w:t xml:space="preserve">3.2.1 </w:t>
-      </w:r>
-      <w:r>
-        <w:rPr>
-          <w:rFonts w:ascii="Times New Roman" w:hAnsi="Times New Roman" w:cs="Times New Roman"/>
-          <w:sz w:val="22"/>
-          <w:szCs w:val="22"/>
-          <w:lang w:val="en-US"/>
-        </w:rPr>
-        <w:t xml:space="preserve">Backend Domain &amp; Services </w:t>
+        <w:t xml:space="preserve">3.2.1 Backend Domain &amp; Services </w:t>
       </w:r>
     </w:p>
     <w:p>
@@ -434,12 +435,13 @@
         <w:keepNext/>
         <w:spacing w:line="240" w:lineRule="auto"/>
         <w:rPr>
-          <w:lang w:val="en-US"/>
-        </w:rPr>
-      </w:pPr>
-      <w:r>
-        <w:rPr>
-          <w:rFonts w:hint="eastAsia"/>
+          <w:rFonts w:ascii="Times New Roman" w:hAnsi="Times New Roman" w:cs="Times New Roman"/>
+          <w:lang w:val="en-US"/>
+        </w:rPr>
+      </w:pPr>
+      <w:r>
+        <w:rPr>
+          <w:rFonts w:ascii="Times New Roman" w:hAnsi="Times New Roman" w:cs="Times New Roman"/>
           <w:noProof/>
           <w:lang w:val="en-US"/>
         </w:rPr>
@@ -486,36 +488,79 @@
         <w:jc w:val="center"/>
         <w:rPr>
           <w:rFonts w:ascii="Times New Roman" w:hAnsi="Times New Roman" w:cs="Times New Roman"/>
-          <w:sz w:val="22"/>
-          <w:szCs w:val="22"/>
-        </w:rPr>
-      </w:pPr>
-      <w:r>
+          <w:sz w:val="16"/>
+          <w:szCs w:val="16"/>
+        </w:rPr>
+      </w:pPr>
+      <w:r>
+        <w:rPr>
+          <w:rFonts w:ascii="Times New Roman" w:hAnsi="Times New Roman" w:cs="Times New Roman"/>
+          <w:sz w:val="16"/>
+          <w:szCs w:val="16"/>
+        </w:rPr>
         <w:t>Figure 3.</w:t>
       </w:r>
-      <w:fldSimple w:instr=" SEQ Figure \* ARABIC ">
-        <w:r>
-          <w:rPr>
-            <w:noProof/>
-          </w:rPr>
-          <w:t>2</w:t>
-        </w:r>
-      </w:fldSimple>
-      <w:r>
-        <w:rPr>
-          <w:rFonts w:hint="eastAsia"/>
+      <w:r>
+        <w:rPr>
+          <w:rFonts w:ascii="Times New Roman" w:hAnsi="Times New Roman" w:cs="Times New Roman"/>
+          <w:sz w:val="16"/>
+          <w:szCs w:val="16"/>
+        </w:rPr>
+        <w:fldChar w:fldCharType="begin"/>
+      </w:r>
+      <w:r>
+        <w:rPr>
+          <w:rFonts w:ascii="Times New Roman" w:hAnsi="Times New Roman" w:cs="Times New Roman"/>
+          <w:sz w:val="16"/>
+          <w:szCs w:val="16"/>
+        </w:rPr>
+        <w:instrText xml:space="preserve"> SEQ Figure \* ARABIC </w:instrText>
+      </w:r>
+      <w:r>
+        <w:rPr>
+          <w:rFonts w:ascii="Times New Roman" w:hAnsi="Times New Roman" w:cs="Times New Roman"/>
+          <w:sz w:val="16"/>
+          <w:szCs w:val="16"/>
+        </w:rPr>
+        <w:fldChar w:fldCharType="separate"/>
+      </w:r>
+      <w:r>
+        <w:rPr>
+          <w:rFonts w:ascii="Times New Roman" w:hAnsi="Times New Roman" w:cs="Times New Roman"/>
+          <w:sz w:val="16"/>
+          <w:szCs w:val="16"/>
+        </w:rPr>
+        <w:t>2</w:t>
+      </w:r>
+      <w:r>
+        <w:rPr>
+          <w:rFonts w:ascii="Times New Roman" w:hAnsi="Times New Roman" w:cs="Times New Roman"/>
+          <w:sz w:val="16"/>
+          <w:szCs w:val="16"/>
+        </w:rPr>
+        <w:fldChar w:fldCharType="end"/>
+      </w:r>
+      <w:r>
+        <w:rPr>
+          <w:rFonts w:ascii="Times New Roman" w:hAnsi="Times New Roman" w:cs="Times New Roman"/>
+          <w:sz w:val="16"/>
+          <w:szCs w:val="16"/>
         </w:rPr>
         <w:t xml:space="preserve"> </w:t>
       </w:r>
       <w:r>
         <w:rPr>
-          <w:lang w:val="en-US"/>
+          <w:rFonts w:ascii="Times New Roman" w:hAnsi="Times New Roman" w:cs="Times New Roman"/>
+          <w:sz w:val="16"/>
+          <w:szCs w:val="16"/>
         </w:rPr>
         <w:t>Backend</w:t>
       </w:r>
       <w:r>
         <w:rPr>
-          <w:lang w:val="en-US"/>
+          <w:rFonts w:ascii="Times New Roman" w:hAnsi="Times New Roman" w:cs="Times New Roman"/>
+          <w:sz w:val="16"/>
+          <w:szCs w:val="16"/>
         </w:rPr>
         <w:t xml:space="preserve"> Class Diagram</w:t>
       </w:r>
@@ -548,16 +593,7 @@
           <w:szCs w:val="22"/>
           <w:lang w:val="en-US"/>
         </w:rPr>
-        <w:t>The backend class diagram</w:t>
-      </w:r>
-      <w:r>
-        <w:rPr>
-          <w:rFonts w:ascii="Times New Roman" w:hAnsi="Times New Roman" w:cs="Times New Roman" w:hint="eastAsia"/>
-          <w:sz w:val="22"/>
-          <w:szCs w:val="22"/>
-          <w:lang w:val="en-US"/>
-        </w:rPr>
-        <w:t xml:space="preserve"> </w:t>
+        <w:t xml:space="preserve">The backend class diagram </w:t>
       </w:r>
       <w:r>
         <w:rPr>
@@ -570,21 +606,12 @@
       </w:r>
       <w:r>
         <w:rPr>
-          <w:rFonts w:ascii="Times New Roman" w:hAnsi="Times New Roman" w:cs="Times New Roman" w:hint="eastAsia"/>
-          <w:sz w:val="22"/>
-          <w:szCs w:val="22"/>
-          <w:lang w:val="en-US"/>
-        </w:rPr>
-        <w:t>F</w:t>
-      </w:r>
-      <w:r>
-        <w:rPr>
-          <w:rFonts w:ascii="Times New Roman" w:hAnsi="Times New Roman" w:cs="Times New Roman"/>
-          <w:sz w:val="22"/>
-          <w:szCs w:val="22"/>
-          <w:lang w:val="en-US"/>
-        </w:rPr>
-        <w:t>igure 3.2</w:t>
+          <w:rFonts w:ascii="Times New Roman" w:hAnsi="Times New Roman" w:cs="Times New Roman"/>
+          <w:sz w:val="22"/>
+          <w:szCs w:val="22"/>
+          <w:lang w:val="en-US"/>
+        </w:rPr>
+        <w:t>Figure 3.2</w:t>
       </w:r>
       <w:r>
         <w:rPr>
@@ -597,21 +624,12 @@
       </w:r>
       <w:r>
         <w:rPr>
-          <w:rFonts w:ascii="Times New Roman" w:hAnsi="Times New Roman" w:cs="Times New Roman" w:hint="eastAsia"/>
-          <w:sz w:val="22"/>
-          <w:szCs w:val="22"/>
-          <w:lang w:val="en-US"/>
-        </w:rPr>
-        <w:t xml:space="preserve"> </w:t>
-      </w:r>
-      <w:r>
-        <w:rPr>
-          <w:rFonts w:ascii="Times New Roman" w:hAnsi="Times New Roman" w:cs="Times New Roman"/>
-          <w:sz w:val="22"/>
-          <w:szCs w:val="22"/>
-          <w:lang w:val="en-US"/>
-        </w:rPr>
-        <w:t>provides a deep architectural view of our core Python layer, explicitly distinguishing between Domain Entities and internal software Service classes. This duality is fundamental to expressing the core business logic of the system.</w:t>
+          <w:rFonts w:ascii="Times New Roman" w:hAnsi="Times New Roman" w:cs="Times New Roman"/>
+          <w:sz w:val="22"/>
+          <w:szCs w:val="22"/>
+          <w:lang w:val="en-US"/>
+        </w:rPr>
+        <w:t xml:space="preserve"> provides a deep architectural view of our core Python layer, explicitly distinguishing between Domain Entities and internal software Service classes. This duality is fundamental to expressing the core business logic of the system.</w:t>
       </w:r>
     </w:p>
     <w:p>
@@ -631,313 +649,7 @@
           <w:szCs w:val="22"/>
           <w:lang w:val="en-US"/>
         </w:rPr>
-        <w:t xml:space="preserve">The Domain Entities (such as </w:t>
-      </w:r>
-      <w:r>
-        <w:rPr>
-          <w:rFonts w:ascii="Times New Roman" w:hAnsi="Times New Roman" w:cs="Times New Roman"/>
-          <w:sz w:val="22"/>
-          <w:szCs w:val="22"/>
-          <w:lang w:val="en-US"/>
-        </w:rPr>
-        <w:t>“</w:t>
-      </w:r>
-      <w:r>
-        <w:rPr>
-          <w:rFonts w:ascii="Times New Roman" w:hAnsi="Times New Roman" w:cs="Times New Roman"/>
-          <w:sz w:val="22"/>
-          <w:szCs w:val="22"/>
-          <w:lang w:val="en-US"/>
-        </w:rPr>
-        <w:t>Station</w:t>
-      </w:r>
-      <w:r>
-        <w:rPr>
-          <w:rFonts w:ascii="Times New Roman" w:hAnsi="Times New Roman" w:cs="Times New Roman"/>
-          <w:sz w:val="22"/>
-          <w:szCs w:val="22"/>
-          <w:lang w:val="en-US"/>
-        </w:rPr>
-        <w:t>”</w:t>
-      </w:r>
-      <w:r>
-        <w:rPr>
-          <w:rFonts w:ascii="Times New Roman" w:hAnsi="Times New Roman" w:cs="Times New Roman"/>
-          <w:sz w:val="22"/>
-          <w:szCs w:val="22"/>
-          <w:lang w:val="en-US"/>
-        </w:rPr>
-        <w:t xml:space="preserve">, </w:t>
-      </w:r>
-      <w:r>
-        <w:rPr>
-          <w:rFonts w:ascii="Times New Roman" w:hAnsi="Times New Roman" w:cs="Times New Roman"/>
-          <w:sz w:val="22"/>
-          <w:szCs w:val="22"/>
-          <w:lang w:val="en-US"/>
-        </w:rPr>
-        <w:t>“</w:t>
-      </w:r>
-      <w:r>
-        <w:rPr>
-          <w:rFonts w:ascii="Times New Roman" w:hAnsi="Times New Roman" w:cs="Times New Roman"/>
-          <w:sz w:val="22"/>
-          <w:szCs w:val="22"/>
-          <w:lang w:val="en-US"/>
-        </w:rPr>
-        <w:t>Availability</w:t>
-      </w:r>
-      <w:r>
-        <w:rPr>
-          <w:rFonts w:ascii="Times New Roman" w:hAnsi="Times New Roman" w:cs="Times New Roman"/>
-          <w:sz w:val="22"/>
-          <w:szCs w:val="22"/>
-          <w:lang w:val="en-US"/>
-        </w:rPr>
-        <w:t>”</w:t>
-      </w:r>
-      <w:r>
-        <w:rPr>
-          <w:rFonts w:ascii="Times New Roman" w:hAnsi="Times New Roman" w:cs="Times New Roman"/>
-          <w:sz w:val="22"/>
-          <w:szCs w:val="22"/>
-          <w:lang w:val="en-US"/>
-        </w:rPr>
-        <w:t xml:space="preserve">, and </w:t>
-      </w:r>
-      <w:r>
-        <w:rPr>
-          <w:rFonts w:ascii="Times New Roman" w:hAnsi="Times New Roman" w:cs="Times New Roman"/>
-          <w:sz w:val="22"/>
-          <w:szCs w:val="22"/>
-          <w:lang w:val="en-US"/>
-        </w:rPr>
-        <w:t>“</w:t>
-      </w:r>
-      <w:r>
-        <w:rPr>
-          <w:rFonts w:ascii="Times New Roman" w:hAnsi="Times New Roman" w:cs="Times New Roman"/>
-          <w:sz w:val="22"/>
-          <w:szCs w:val="22"/>
-          <w:lang w:val="en-US"/>
-        </w:rPr>
-        <w:t>User</w:t>
-      </w:r>
-      <w:r>
-        <w:rPr>
-          <w:rFonts w:ascii="Times New Roman" w:hAnsi="Times New Roman" w:cs="Times New Roman"/>
-          <w:sz w:val="22"/>
-          <w:szCs w:val="22"/>
-          <w:lang w:val="en-US"/>
-        </w:rPr>
-        <w:t>”</w:t>
-      </w:r>
-      <w:r>
-        <w:rPr>
-          <w:rFonts w:ascii="Times New Roman" w:hAnsi="Times New Roman" w:cs="Times New Roman"/>
-          <w:sz w:val="22"/>
-          <w:szCs w:val="22"/>
-          <w:lang w:val="en-US"/>
-        </w:rPr>
-        <w:t xml:space="preserve">) are designed to capture the central concepts within our problem domain. We utilize strict structural associations, depicted by solid lines, to define the long-term, static relationships between these objects. For instance, the relationship between a </w:t>
-      </w:r>
-      <w:r>
-        <w:rPr>
-          <w:rFonts w:ascii="Times New Roman" w:hAnsi="Times New Roman" w:cs="Times New Roman"/>
-          <w:sz w:val="22"/>
-          <w:szCs w:val="22"/>
-          <w:lang w:val="en-US"/>
-        </w:rPr>
-        <w:t>“</w:t>
-      </w:r>
-      <w:r>
-        <w:rPr>
-          <w:rFonts w:ascii="Times New Roman" w:hAnsi="Times New Roman" w:cs="Times New Roman"/>
-          <w:sz w:val="22"/>
-          <w:szCs w:val="22"/>
-          <w:lang w:val="en-US"/>
-        </w:rPr>
-        <w:t>User</w:t>
-      </w:r>
-      <w:r>
-        <w:rPr>
-          <w:rFonts w:ascii="Times New Roman" w:hAnsi="Times New Roman" w:cs="Times New Roman"/>
-          <w:sz w:val="22"/>
-          <w:szCs w:val="22"/>
-          <w:lang w:val="en-US"/>
-        </w:rPr>
-        <w:t>”</w:t>
-      </w:r>
-      <w:r>
-        <w:rPr>
-          <w:rFonts w:ascii="Times New Roman" w:hAnsi="Times New Roman" w:cs="Times New Roman"/>
-          <w:sz w:val="22"/>
-          <w:szCs w:val="22"/>
-          <w:lang w:val="en-US"/>
-        </w:rPr>
-        <w:t xml:space="preserve"> and a </w:t>
-      </w:r>
-      <w:r>
-        <w:rPr>
-          <w:rFonts w:ascii="Times New Roman" w:hAnsi="Times New Roman" w:cs="Times New Roman"/>
-          <w:sz w:val="22"/>
-          <w:szCs w:val="22"/>
-          <w:lang w:val="en-US"/>
-        </w:rPr>
-        <w:t>“</w:t>
-      </w:r>
-      <w:r>
-        <w:rPr>
-          <w:rFonts w:ascii="Times New Roman" w:hAnsi="Times New Roman" w:cs="Times New Roman"/>
-          <w:sz w:val="22"/>
-          <w:szCs w:val="22"/>
-          <w:lang w:val="en-US"/>
-        </w:rPr>
-        <w:t>Session</w:t>
-      </w:r>
-      <w:r>
-        <w:rPr>
-          <w:rFonts w:ascii="Times New Roman" w:hAnsi="Times New Roman" w:cs="Times New Roman"/>
-          <w:sz w:val="22"/>
-          <w:szCs w:val="22"/>
-          <w:lang w:val="en-US"/>
-        </w:rPr>
-        <w:t>”</w:t>
-      </w:r>
-      <w:r>
-        <w:rPr>
-          <w:rFonts w:ascii="Times New Roman" w:hAnsi="Times New Roman" w:cs="Times New Roman"/>
-          <w:sz w:val="22"/>
-          <w:szCs w:val="22"/>
-          <w:lang w:val="en-US"/>
-        </w:rPr>
-        <w:t xml:space="preserve"> is modeled as a </w:t>
-      </w:r>
-      <w:r>
-        <w:rPr>
-          <w:rFonts w:ascii="Times New Roman" w:hAnsi="Times New Roman" w:cs="Times New Roman"/>
-          <w:sz w:val="22"/>
-          <w:szCs w:val="22"/>
-          <w:lang w:val="en-US"/>
-        </w:rPr>
-        <w:t>c</w:t>
-      </w:r>
-      <w:r>
-        <w:rPr>
-          <w:rFonts w:ascii="Times New Roman" w:hAnsi="Times New Roman" w:cs="Times New Roman"/>
-          <w:sz w:val="22"/>
-          <w:szCs w:val="22"/>
-          <w:lang w:val="en-US"/>
-        </w:rPr>
-        <w:t xml:space="preserve">omposition. </w:t>
-      </w:r>
-      <w:r>
-        <w:rPr>
-          <w:rFonts w:ascii="Times New Roman" w:hAnsi="Times New Roman" w:cs="Times New Roman"/>
-          <w:sz w:val="22"/>
-          <w:szCs w:val="22"/>
-          <w:lang w:val="en-US"/>
-        </w:rPr>
-        <w:t>I</w:t>
-      </w:r>
-      <w:r>
-        <w:rPr>
-          <w:rFonts w:ascii="Times New Roman" w:hAnsi="Times New Roman" w:cs="Times New Roman"/>
-          <w:sz w:val="22"/>
-          <w:szCs w:val="22"/>
-          <w:lang w:val="en-US"/>
-        </w:rPr>
-        <w:t xml:space="preserve">t semantically dictates that a session structurally belongs to a specific user, and its lifecycle is rigidly constrained by the user's existence. Conversely, the relationship between a </w:t>
-      </w:r>
-      <w:r>
-        <w:rPr>
-          <w:rFonts w:ascii="Times New Roman" w:hAnsi="Times New Roman" w:cs="Times New Roman"/>
-          <w:sz w:val="22"/>
-          <w:szCs w:val="22"/>
-          <w:lang w:val="en-US"/>
-        </w:rPr>
-        <w:t>“</w:t>
-      </w:r>
-      <w:r>
-        <w:rPr>
-          <w:rFonts w:ascii="Times New Roman" w:hAnsi="Times New Roman" w:cs="Times New Roman"/>
-          <w:sz w:val="22"/>
-          <w:szCs w:val="22"/>
-          <w:lang w:val="en-US"/>
-        </w:rPr>
-        <w:t>Station</w:t>
-      </w:r>
-      <w:r>
-        <w:rPr>
-          <w:rFonts w:ascii="Times New Roman" w:hAnsi="Times New Roman" w:cs="Times New Roman"/>
-          <w:sz w:val="22"/>
-          <w:szCs w:val="22"/>
-          <w:lang w:val="en-US"/>
-        </w:rPr>
-        <w:t>”</w:t>
-      </w:r>
-      <w:r>
-        <w:rPr>
-          <w:rFonts w:ascii="Times New Roman" w:hAnsi="Times New Roman" w:cs="Times New Roman"/>
-          <w:sz w:val="22"/>
-          <w:szCs w:val="22"/>
-          <w:lang w:val="en-US"/>
-        </w:rPr>
-        <w:t xml:space="preserve"> and its </w:t>
-      </w:r>
-      <w:r>
-        <w:rPr>
-          <w:rFonts w:ascii="Times New Roman" w:hAnsi="Times New Roman" w:cs="Times New Roman"/>
-          <w:sz w:val="22"/>
-          <w:szCs w:val="22"/>
-          <w:lang w:val="en-US"/>
-        </w:rPr>
-        <w:t>“</w:t>
-      </w:r>
-      <w:r>
-        <w:rPr>
-          <w:rFonts w:ascii="Times New Roman" w:hAnsi="Times New Roman" w:cs="Times New Roman"/>
-          <w:sz w:val="22"/>
-          <w:szCs w:val="22"/>
-          <w:lang w:val="en-US"/>
-        </w:rPr>
-        <w:t>Availability</w:t>
-      </w:r>
-      <w:r>
-        <w:rPr>
-          <w:rFonts w:ascii="Times New Roman" w:hAnsi="Times New Roman" w:cs="Times New Roman"/>
-          <w:sz w:val="22"/>
-          <w:szCs w:val="22"/>
-          <w:lang w:val="en-US"/>
-        </w:rPr>
-        <w:t>”</w:t>
-      </w:r>
-      <w:r>
-        <w:rPr>
-          <w:rFonts w:ascii="Times New Roman" w:hAnsi="Times New Roman" w:cs="Times New Roman"/>
-          <w:sz w:val="22"/>
-          <w:szCs w:val="22"/>
-          <w:lang w:val="en-US"/>
-        </w:rPr>
-        <w:t xml:space="preserve"> records is modeled as an </w:t>
-      </w:r>
-      <w:r>
-        <w:rPr>
-          <w:rFonts w:ascii="Times New Roman" w:hAnsi="Times New Roman" w:cs="Times New Roman"/>
-          <w:sz w:val="22"/>
-          <w:szCs w:val="22"/>
-          <w:lang w:val="en-US"/>
-        </w:rPr>
-        <w:t>a</w:t>
-      </w:r>
-      <w:r>
-        <w:rPr>
-          <w:rFonts w:ascii="Times New Roman" w:hAnsi="Times New Roman" w:cs="Times New Roman"/>
-          <w:sz w:val="22"/>
-          <w:szCs w:val="22"/>
-          <w:lang w:val="en-US"/>
-        </w:rPr>
-        <w:t>ggregation. This signifies a "part-whole" dynamic where physical stations and their highly volatile, real-time availability metrics are inherently connected, yet a station entity logically retains its independence regardless of specific, transient availability records.</w:t>
+        <w:t>The Domain Entities (such as “Station”, “Availability”, and “User”) are designed to capture the central concepts within our problem domain. We utilize strict structural associations, depicted by solid lines, to define the long-term, static relationships between these objects. For instance, the relationship between a “User” and a “Session” is modeled as a composition. It semantically dictates that a session structurally belongs to a specific user, and its lifecycle is rigidly constrained by the user's existence. Conversely, the relationship between a “Station” and its “Availability” records is modeled as an aggregation. This signifies a "part-whole" dynamic where physical stations and their highly volatile, real-time availability metrics are inherently connected, yet a station entity logically retains its independence regardless of specific, transient availability records.</w:t>
       </w:r>
     </w:p>
     <w:p>
@@ -957,52 +669,7 @@
           <w:szCs w:val="22"/>
           <w:lang w:val="en-US"/>
         </w:rPr>
-        <w:t xml:space="preserve">Operating above these entities is the </w:t>
-      </w:r>
-      <w:r>
-        <w:rPr>
-          <w:rFonts w:ascii="Times New Roman" w:hAnsi="Times New Roman" w:cs="Times New Roman"/>
-          <w:sz w:val="22"/>
-          <w:szCs w:val="22"/>
-          <w:lang w:val="en-US"/>
-        </w:rPr>
-        <w:t>s</w:t>
-      </w:r>
-      <w:r>
-        <w:rPr>
-          <w:rFonts w:ascii="Times New Roman" w:hAnsi="Times New Roman" w:cs="Times New Roman"/>
-          <w:sz w:val="22"/>
-          <w:szCs w:val="22"/>
-          <w:lang w:val="en-US"/>
-        </w:rPr>
-        <w:t xml:space="preserve">ervice </w:t>
-      </w:r>
-      <w:r>
-        <w:rPr>
-          <w:rFonts w:ascii="Times New Roman" w:hAnsi="Times New Roman" w:cs="Times New Roman"/>
-          <w:sz w:val="22"/>
-          <w:szCs w:val="22"/>
-          <w:lang w:val="en-US"/>
-        </w:rPr>
-        <w:t>l</w:t>
-      </w:r>
-      <w:r>
-        <w:rPr>
-          <w:rFonts w:ascii="Times New Roman" w:hAnsi="Times New Roman" w:cs="Times New Roman"/>
-          <w:sz w:val="22"/>
-          <w:szCs w:val="22"/>
-          <w:lang w:val="en-US"/>
-        </w:rPr>
-        <w:t xml:space="preserve">ayer. Service classes (such as </w:t>
-      </w:r>
-      <w:r>
-        <w:rPr>
-          <w:rFonts w:ascii="Times New Roman" w:hAnsi="Times New Roman" w:cs="Times New Roman"/>
-          <w:sz w:val="22"/>
-          <w:szCs w:val="22"/>
-          <w:lang w:val="en-US"/>
-        </w:rPr>
-        <w:t>“</w:t>
+        <w:t>Operating above these entities is the service layer. Service classes (such as “</w:t>
       </w:r>
       <w:proofErr w:type="spellStart"/>
       <w:r>
@@ -1022,25 +689,7 @@
           <w:szCs w:val="22"/>
           <w:lang w:val="en-US"/>
         </w:rPr>
-        <w:t>”</w:t>
-      </w:r>
-      <w:r>
-        <w:rPr>
-          <w:rFonts w:ascii="Times New Roman" w:hAnsi="Times New Roman" w:cs="Times New Roman"/>
-          <w:sz w:val="22"/>
-          <w:szCs w:val="22"/>
-          <w:lang w:val="en-US"/>
-        </w:rPr>
-        <w:t xml:space="preserve"> and </w:t>
-      </w:r>
-      <w:r>
-        <w:rPr>
-          <w:rFonts w:ascii="Times New Roman" w:hAnsi="Times New Roman" w:cs="Times New Roman"/>
-          <w:sz w:val="22"/>
-          <w:szCs w:val="22"/>
-          <w:lang w:val="en-US"/>
-        </w:rPr>
-        <w:t>“</w:t>
+        <w:t>” and “</w:t>
       </w:r>
       <w:proofErr w:type="spellStart"/>
       <w:r>
@@ -1060,70 +709,7 @@
           <w:szCs w:val="22"/>
           <w:lang w:val="en-US"/>
         </w:rPr>
-        <w:t>”</w:t>
-      </w:r>
-      <w:r>
-        <w:rPr>
-          <w:rFonts w:ascii="Times New Roman" w:hAnsi="Times New Roman" w:cs="Times New Roman"/>
-          <w:sz w:val="22"/>
-          <w:szCs w:val="22"/>
-          <w:lang w:val="en-US"/>
-        </w:rPr>
-        <w:t>) reside purely within the software</w:t>
-      </w:r>
-      <w:r>
-        <w:rPr>
-          <w:rFonts w:ascii="Times New Roman" w:hAnsi="Times New Roman" w:cs="Times New Roman"/>
-          <w:sz w:val="22"/>
-          <w:szCs w:val="22"/>
-          <w:lang w:val="en-US"/>
-        </w:rPr>
-        <w:t xml:space="preserve">. </w:t>
-      </w:r>
-      <w:r>
-        <w:rPr>
-          <w:rFonts w:ascii="Times New Roman" w:hAnsi="Times New Roman" w:cs="Times New Roman"/>
-          <w:sz w:val="22"/>
-          <w:szCs w:val="22"/>
-          <w:lang w:val="en-US"/>
-        </w:rPr>
-        <w:t xml:space="preserve">Their primary responsibility is to orchestrate complex behaviors and algorithms that do not naturally belong to any single domain entity. To model the interactions within this layer, we made a deliberate design decision to extensively employ </w:t>
-      </w:r>
-      <w:r>
-        <w:rPr>
-          <w:rFonts w:ascii="Times New Roman" w:hAnsi="Times New Roman" w:cs="Times New Roman"/>
-          <w:sz w:val="22"/>
-          <w:szCs w:val="22"/>
-          <w:lang w:val="en-US"/>
-        </w:rPr>
-        <w:t>u</w:t>
-      </w:r>
-      <w:r>
-        <w:rPr>
-          <w:rFonts w:ascii="Times New Roman" w:hAnsi="Times New Roman" w:cs="Times New Roman"/>
-          <w:sz w:val="22"/>
-          <w:szCs w:val="22"/>
-          <w:lang w:val="en-US"/>
-        </w:rPr>
-        <w:t xml:space="preserve">se </w:t>
-      </w:r>
-      <w:r>
-        <w:rPr>
-          <w:rFonts w:ascii="Times New Roman" w:hAnsi="Times New Roman" w:cs="Times New Roman"/>
-          <w:sz w:val="22"/>
-          <w:szCs w:val="22"/>
-          <w:lang w:val="en-US"/>
-        </w:rPr>
-        <w:t>d</w:t>
-      </w:r>
-      <w:r>
-        <w:rPr>
-          <w:rFonts w:ascii="Times New Roman" w:hAnsi="Times New Roman" w:cs="Times New Roman"/>
-          <w:sz w:val="22"/>
-          <w:szCs w:val="22"/>
-          <w:lang w:val="en-US"/>
-        </w:rPr>
-        <w:t>ependencies.</w:t>
+        <w:t>”) reside purely within the software. Their primary responsibility is to orchestrate complex behaviors and algorithms that do not naturally belong to any single domain entity. To model the interactions within this layer, we made a deliberate design decision to extensively employ use dependencies.</w:t>
       </w:r>
     </w:p>
     <w:p>
@@ -1143,16 +729,7 @@
           <w:szCs w:val="22"/>
           <w:lang w:val="en-US"/>
         </w:rPr>
-        <w:t xml:space="preserve">This design choice is crucial for demonstrating the underlying collaborative logic of the application. Taking the </w:t>
-      </w:r>
-      <w:r>
-        <w:rPr>
-          <w:rFonts w:ascii="Times New Roman" w:hAnsi="Times New Roman" w:cs="Times New Roman"/>
-          <w:sz w:val="22"/>
-          <w:szCs w:val="22"/>
-          <w:lang w:val="en-US"/>
-        </w:rPr>
-        <w:t>“</w:t>
+        <w:t>This design choice is crucial for demonstrating the underlying collaborative logic of the application. Taking the “</w:t>
       </w:r>
       <w:proofErr w:type="spellStart"/>
       <w:r>
@@ -1172,25 +749,7 @@
           <w:szCs w:val="22"/>
           <w:lang w:val="en-US"/>
         </w:rPr>
-        <w:t>”</w:t>
-      </w:r>
-      <w:r>
-        <w:rPr>
-          <w:rFonts w:ascii="Times New Roman" w:hAnsi="Times New Roman" w:cs="Times New Roman"/>
-          <w:sz w:val="22"/>
-          <w:szCs w:val="22"/>
-          <w:lang w:val="en-US"/>
-        </w:rPr>
-        <w:t xml:space="preserve"> as a prime example: it does not structurally own any station data. Its core mandate is to execute sophisticated pathfinding algorithms. However, to successfully complete a behavior like </w:t>
-      </w:r>
-      <w:r>
-        <w:rPr>
-          <w:rFonts w:ascii="Times New Roman" w:hAnsi="Times New Roman" w:cs="Times New Roman"/>
-          <w:sz w:val="22"/>
-          <w:szCs w:val="22"/>
-          <w:lang w:val="en-US"/>
-        </w:rPr>
-        <w:t>“</w:t>
+        <w:t>” as a prime example: it does not structurally own any station data. Its core mandate is to execute sophisticated pathfinding algorithms. However, to successfully complete a behavior like “</w:t>
       </w:r>
       <w:proofErr w:type="spellStart"/>
       <w:r>
@@ -1230,34 +789,7 @@
           <w:szCs w:val="22"/>
           <w:lang w:val="en-US"/>
         </w:rPr>
-        <w:t>)</w:t>
-      </w:r>
-      <w:r>
-        <w:rPr>
-          <w:rFonts w:ascii="Times New Roman" w:hAnsi="Times New Roman" w:cs="Times New Roman"/>
-          <w:sz w:val="22"/>
-          <w:szCs w:val="22"/>
-          <w:lang w:val="en-US"/>
-        </w:rPr>
-        <w:t>”</w:t>
-      </w:r>
-      <w:r>
-        <w:rPr>
-          <w:rFonts w:ascii="Times New Roman" w:hAnsi="Times New Roman" w:cs="Times New Roman"/>
-          <w:sz w:val="22"/>
-          <w:szCs w:val="22"/>
-          <w:lang w:val="en-US"/>
-        </w:rPr>
-        <w:t xml:space="preserve">, it must temporarily invoke the </w:t>
-      </w:r>
-      <w:r>
-        <w:rPr>
-          <w:rFonts w:ascii="Times New Roman" w:hAnsi="Times New Roman" w:cs="Times New Roman"/>
-          <w:sz w:val="22"/>
-          <w:szCs w:val="22"/>
-          <w:lang w:val="en-US"/>
-        </w:rPr>
-        <w:t>“</w:t>
+        <w:t>)”, it must temporarily invoke the “</w:t>
       </w:r>
       <w:proofErr w:type="spellStart"/>
       <w:r>
@@ -1277,52 +809,7 @@
           <w:szCs w:val="22"/>
           <w:lang w:val="en-US"/>
         </w:rPr>
-        <w:t>”</w:t>
-      </w:r>
-      <w:r>
-        <w:rPr>
-          <w:rFonts w:ascii="Times New Roman" w:hAnsi="Times New Roman" w:cs="Times New Roman"/>
-          <w:sz w:val="22"/>
-          <w:szCs w:val="22"/>
-          <w:lang w:val="en-US"/>
-        </w:rPr>
-        <w:t xml:space="preserve"> to acquire the latest real-time station statuses. By mapping this as a dashed dependency rather than a solid structural association, we explicitly enforce the principle of </w:t>
-      </w:r>
-      <w:r>
-        <w:rPr>
-          <w:rFonts w:ascii="Times New Roman" w:hAnsi="Times New Roman" w:cs="Times New Roman"/>
-          <w:sz w:val="22"/>
-          <w:szCs w:val="22"/>
-          <w:lang w:val="en-US"/>
-        </w:rPr>
-        <w:t>s</w:t>
-      </w:r>
-      <w:r>
-        <w:rPr>
-          <w:rFonts w:ascii="Times New Roman" w:hAnsi="Times New Roman" w:cs="Times New Roman"/>
-          <w:sz w:val="22"/>
-          <w:szCs w:val="22"/>
-          <w:lang w:val="en-US"/>
-        </w:rPr>
-        <w:t xml:space="preserve">eparation of </w:t>
-      </w:r>
-      <w:r>
-        <w:rPr>
-          <w:rFonts w:ascii="Times New Roman" w:hAnsi="Times New Roman" w:cs="Times New Roman"/>
-          <w:sz w:val="22"/>
-          <w:szCs w:val="22"/>
-          <w:lang w:val="en-US"/>
-        </w:rPr>
-        <w:t>c</w:t>
-      </w:r>
-      <w:r>
-        <w:rPr>
-          <w:rFonts w:ascii="Times New Roman" w:hAnsi="Times New Roman" w:cs="Times New Roman"/>
-          <w:sz w:val="22"/>
-          <w:szCs w:val="22"/>
-          <w:lang w:val="en-US"/>
-        </w:rPr>
-        <w:t>oncerns. It illustrates a short-term, behavior-driven collaboration rather than structural ownership, thereby effectively minimizing tight coupling between independent software modules.</w:t>
+        <w:t>” to acquire the latest real-time station statuses. By mapping this as a dashed dependency rather than a solid structural association, we explicitly enforce the principle of separation of concerns. It illustrates a short-term, behavior-driven collaboration rather than structural ownership, thereby effectively minimizing tight coupling between independent software modules.</w:t>
       </w:r>
     </w:p>
     <w:p>
@@ -1353,20 +840,11 @@
           <w:szCs w:val="22"/>
           <w:lang w:val="en-US"/>
         </w:rPr>
-        <w:t xml:space="preserve">3.2.2 </w:t>
-      </w:r>
-      <w:r>
-        <w:rPr>
-          <w:rFonts w:ascii="Times New Roman" w:hAnsi="Times New Roman" w:cs="Times New Roman"/>
-          <w:sz w:val="22"/>
-          <w:szCs w:val="22"/>
-          <w:lang w:val="en-US"/>
-        </w:rPr>
-        <w:t xml:space="preserve">Frontend </w:t>
-      </w:r>
-      <w:r>
-        <w:rPr>
-          <w:rFonts w:ascii="Times New Roman" w:hAnsi="Times New Roman" w:cs="Times New Roman" w:hint="eastAsia"/>
+        <w:t xml:space="preserve">3.2.2 Frontend </w:t>
+      </w:r>
+      <w:r>
+        <w:rPr>
+          <w:rFonts w:ascii="Times New Roman" w:hAnsi="Times New Roman" w:cs="Times New Roman"/>
           <w:sz w:val="22"/>
           <w:szCs w:val="22"/>
           <w:lang w:val="en-US"/>
@@ -1387,9 +865,13 @@
       <w:pPr>
         <w:keepNext/>
         <w:spacing w:line="240" w:lineRule="auto"/>
-      </w:pPr>
-      <w:r>
-        <w:rPr>
+        <w:rPr>
+          <w:rFonts w:ascii="Times New Roman" w:hAnsi="Times New Roman" w:cs="Times New Roman"/>
+        </w:rPr>
+      </w:pPr>
+      <w:r>
+        <w:rPr>
+          <w:rFonts w:ascii="Times New Roman" w:hAnsi="Times New Roman" w:cs="Times New Roman"/>
           <w:noProof/>
         </w:rPr>
         <w:drawing>
@@ -1435,43 +917,71 @@
         <w:jc w:val="center"/>
         <w:rPr>
           <w:rFonts w:ascii="Times New Roman" w:hAnsi="Times New Roman" w:cs="Times New Roman"/>
-          <w:sz w:val="22"/>
-          <w:szCs w:val="22"/>
-          <w:lang w:val="en-US"/>
-        </w:rPr>
-      </w:pPr>
-      <w:r>
-        <w:t xml:space="preserve">Figure </w:t>
-      </w:r>
-      <w:r>
-        <w:rPr>
-          <w:rFonts w:hint="eastAsia"/>
-        </w:rPr>
-        <w:t>3.</w:t>
-      </w:r>
-      <w:fldSimple w:instr=" SEQ Figure \* ARABIC ">
-        <w:r>
-          <w:rPr>
-            <w:noProof/>
-          </w:rPr>
-          <w:t>3</w:t>
-        </w:r>
-      </w:fldSimple>
-      <w:r>
-        <w:rPr>
-          <w:rFonts w:hint="eastAsia"/>
-        </w:rPr>
-        <w:t xml:space="preserve"> Frontend</w:t>
-      </w:r>
-      <w:r>
-        <w:rPr>
-          <w:lang w:val="en-US"/>
-        </w:rPr>
-        <w:t xml:space="preserve"> </w:t>
-      </w:r>
-      <w:r>
-        <w:rPr>
-          <w:lang w:val="en-US"/>
+          <w:sz w:val="16"/>
+          <w:szCs w:val="16"/>
+        </w:rPr>
+      </w:pPr>
+      <w:r>
+        <w:rPr>
+          <w:rFonts w:ascii="Times New Roman" w:hAnsi="Times New Roman" w:cs="Times New Roman"/>
+          <w:sz w:val="16"/>
+          <w:szCs w:val="16"/>
+        </w:rPr>
+        <w:t>Figure 3.</w:t>
+      </w:r>
+      <w:r>
+        <w:rPr>
+          <w:rFonts w:ascii="Times New Roman" w:hAnsi="Times New Roman" w:cs="Times New Roman"/>
+          <w:sz w:val="16"/>
+          <w:szCs w:val="16"/>
+        </w:rPr>
+        <w:fldChar w:fldCharType="begin"/>
+      </w:r>
+      <w:r>
+        <w:rPr>
+          <w:rFonts w:ascii="Times New Roman" w:hAnsi="Times New Roman" w:cs="Times New Roman"/>
+          <w:sz w:val="16"/>
+          <w:szCs w:val="16"/>
+        </w:rPr>
+        <w:instrText xml:space="preserve"> SEQ Figure \* ARABIC </w:instrText>
+      </w:r>
+      <w:r>
+        <w:rPr>
+          <w:rFonts w:ascii="Times New Roman" w:hAnsi="Times New Roman" w:cs="Times New Roman"/>
+          <w:sz w:val="16"/>
+          <w:szCs w:val="16"/>
+        </w:rPr>
+        <w:fldChar w:fldCharType="separate"/>
+      </w:r>
+      <w:r>
+        <w:rPr>
+          <w:rFonts w:ascii="Times New Roman" w:hAnsi="Times New Roman" w:cs="Times New Roman"/>
+          <w:sz w:val="16"/>
+          <w:szCs w:val="16"/>
+        </w:rPr>
+        <w:t>3</w:t>
+      </w:r>
+      <w:r>
+        <w:rPr>
+          <w:rFonts w:ascii="Times New Roman" w:hAnsi="Times New Roman" w:cs="Times New Roman"/>
+          <w:sz w:val="16"/>
+          <w:szCs w:val="16"/>
+        </w:rPr>
+        <w:fldChar w:fldCharType="end"/>
+      </w:r>
+      <w:r>
+        <w:rPr>
+          <w:rFonts w:ascii="Times New Roman" w:hAnsi="Times New Roman" w:cs="Times New Roman"/>
+          <w:sz w:val="16"/>
+          <w:szCs w:val="16"/>
+        </w:rPr>
+        <w:t xml:space="preserve"> Frontend </w:t>
+      </w:r>
+      <w:r>
+        <w:rPr>
+          <w:rFonts w:ascii="Times New Roman" w:hAnsi="Times New Roman" w:cs="Times New Roman"/>
+          <w:sz w:val="16"/>
+          <w:szCs w:val="16"/>
         </w:rPr>
         <w:t>Class Diagram</w:t>
       </w:r>
@@ -1511,97 +1021,16 @@
           <w:szCs w:val="22"/>
           <w:lang w:val="en-US"/>
         </w:rPr>
-        <w:t xml:space="preserve"> the frontend as an ambiguous monolith, each core page (such as </w:t>
-      </w:r>
-      <w:r>
-        <w:rPr>
-          <w:rFonts w:ascii="Times New Roman" w:hAnsi="Times New Roman" w:cs="Times New Roman"/>
-          <w:sz w:val="22"/>
-          <w:szCs w:val="22"/>
-          <w:lang w:val="en-US"/>
-        </w:rPr>
-        <w:t>“</w:t>
-      </w:r>
-      <w:r>
-        <w:rPr>
-          <w:rFonts w:ascii="Times New Roman" w:hAnsi="Times New Roman" w:cs="Times New Roman"/>
-          <w:sz w:val="22"/>
-          <w:szCs w:val="22"/>
-          <w:lang w:val="en-US"/>
-        </w:rPr>
-        <w:t>Maps</w:t>
-      </w:r>
-      <w:r>
-        <w:rPr>
-          <w:rFonts w:ascii="Times New Roman" w:hAnsi="Times New Roman" w:cs="Times New Roman"/>
-          <w:sz w:val="22"/>
-          <w:szCs w:val="22"/>
-          <w:lang w:val="en-US"/>
-        </w:rPr>
-        <w:t>”</w:t>
-      </w:r>
-      <w:r>
-        <w:rPr>
-          <w:rFonts w:ascii="Times New Roman" w:hAnsi="Times New Roman" w:cs="Times New Roman"/>
-          <w:sz w:val="22"/>
-          <w:szCs w:val="22"/>
-          <w:lang w:val="en-US"/>
-        </w:rPr>
-        <w:t xml:space="preserve"> or </w:t>
-      </w:r>
-      <w:r>
-        <w:rPr>
-          <w:rFonts w:ascii="Times New Roman" w:hAnsi="Times New Roman" w:cs="Times New Roman"/>
-          <w:sz w:val="22"/>
-          <w:szCs w:val="22"/>
-          <w:lang w:val="en-US"/>
-        </w:rPr>
-        <w:t>“</w:t>
-      </w:r>
-      <w:r>
-        <w:rPr>
-          <w:rFonts w:ascii="Times New Roman" w:hAnsi="Times New Roman" w:cs="Times New Roman"/>
-          <w:sz w:val="22"/>
-          <w:szCs w:val="22"/>
-          <w:lang w:val="en-US"/>
-        </w:rPr>
-        <w:t>Chat</w:t>
-      </w:r>
-      <w:r>
-        <w:rPr>
-          <w:rFonts w:ascii="Times New Roman" w:hAnsi="Times New Roman" w:cs="Times New Roman"/>
-          <w:sz w:val="22"/>
-          <w:szCs w:val="22"/>
-          <w:lang w:val="en-US"/>
-        </w:rPr>
-        <w:t>”</w:t>
-      </w:r>
-      <w:r>
-        <w:rPr>
-          <w:rFonts w:ascii="Times New Roman" w:hAnsi="Times New Roman" w:cs="Times New Roman"/>
-          <w:sz w:val="22"/>
-          <w:szCs w:val="22"/>
-          <w:lang w:val="en-US"/>
-        </w:rPr>
-        <w:t xml:space="preserve">) is represented as an isolated, self-contained </w:t>
-      </w:r>
-      <w:r>
-        <w:rPr>
-          <w:rFonts w:ascii="Times New Roman" w:hAnsi="Times New Roman" w:cs="Times New Roman" w:hint="eastAsia"/>
-          <w:sz w:val="22"/>
-          <w:szCs w:val="22"/>
-          <w:lang w:val="en-US"/>
-        </w:rPr>
-        <w:t>functional</w:t>
-      </w:r>
-      <w:r>
-        <w:rPr>
-          <w:rFonts w:ascii="Times New Roman" w:hAnsi="Times New Roman" w:cs="Times New Roman"/>
-          <w:sz w:val="22"/>
-          <w:szCs w:val="22"/>
-          <w:lang w:val="en-US"/>
-        </w:rPr>
-        <w:t xml:space="preserve"> component</w:t>
+        <w:t xml:space="preserve"> the frontend as an ambiguous monolith, each core page (such as “Maps” or “Chat”) is represented as an isolated, self-contained </w:t>
+      </w:r>
+      <w:r>
+        <w:rPr>
+          <w:rFonts w:ascii="Times New Roman" w:hAnsi="Times New Roman" w:cs="Times New Roman"/>
+          <w:sz w:val="22"/>
+          <w:szCs w:val="22"/>
+          <w:lang w:val="en-US"/>
+        </w:rPr>
+        <w:t>functional component</w:t>
       </w:r>
       <w:r>
         <w:rPr>
@@ -1619,25 +1048,7 @@
           <w:szCs w:val="22"/>
           <w:lang w:val="en-US"/>
         </w:rPr>
-        <w:t xml:space="preserve">for example, </w:t>
-      </w:r>
-      <w:r>
-        <w:rPr>
-          <w:rFonts w:ascii="Times New Roman" w:hAnsi="Times New Roman" w:cs="Times New Roman"/>
-          <w:sz w:val="22"/>
-          <w:szCs w:val="22"/>
-          <w:lang w:val="en-US"/>
-        </w:rPr>
-        <w:t>“</w:t>
-      </w:r>
-      <w:r>
-        <w:rPr>
-          <w:rFonts w:ascii="Times New Roman" w:hAnsi="Times New Roman" w:cs="Times New Roman"/>
-          <w:sz w:val="22"/>
-          <w:szCs w:val="22"/>
-          <w:lang w:val="en-US"/>
-        </w:rPr>
-        <w:t>-</w:t>
+        <w:t>for example, “-</w:t>
       </w:r>
       <w:proofErr w:type="spellStart"/>
       <w:r>
@@ -1657,25 +1068,7 @@
           <w:szCs w:val="22"/>
           <w:lang w:val="en-US"/>
         </w:rPr>
-        <w:t xml:space="preserve"> [State]</w:t>
-      </w:r>
-      <w:r>
-        <w:rPr>
-          <w:rFonts w:ascii="Times New Roman" w:hAnsi="Times New Roman" w:cs="Times New Roman"/>
-          <w:sz w:val="22"/>
-          <w:szCs w:val="22"/>
-          <w:lang w:val="en-US"/>
-        </w:rPr>
-        <w:t>”</w:t>
-      </w:r>
-      <w:r>
-        <w:rPr>
-          <w:rFonts w:ascii="Times New Roman" w:hAnsi="Times New Roman" w:cs="Times New Roman"/>
-          <w:sz w:val="22"/>
-          <w:szCs w:val="22"/>
-          <w:lang w:val="en-US"/>
-        </w:rPr>
-        <w:t xml:space="preserve"> within the mapping component</w:t>
+        <w:t xml:space="preserve"> [State]” within the mapping component</w:t>
       </w:r>
       <w:r>
         <w:rPr>
@@ -1693,16 +1086,7 @@
           <w:szCs w:val="22"/>
           <w:lang w:val="en-US"/>
         </w:rPr>
-        <w:t xml:space="preserve">while explicitly declaring their core event handlers (e.g., </w:t>
-      </w:r>
-      <w:r>
-        <w:rPr>
-          <w:rFonts w:ascii="Times New Roman" w:hAnsi="Times New Roman" w:cs="Times New Roman"/>
-          <w:sz w:val="22"/>
-          <w:szCs w:val="22"/>
-          <w:lang w:val="en-US"/>
-        </w:rPr>
-        <w:t>“</w:t>
+        <w:t>while explicitly declaring their core event handlers (e.g., “</w:t>
       </w:r>
       <w:proofErr w:type="spellStart"/>
       <w:r>
@@ -1722,25 +1106,7 @@
           <w:szCs w:val="22"/>
           <w:lang w:val="en-US"/>
         </w:rPr>
-        <w:t>”</w:t>
-      </w:r>
-      <w:r>
-        <w:rPr>
-          <w:rFonts w:ascii="Times New Roman" w:hAnsi="Times New Roman" w:cs="Times New Roman"/>
-          <w:sz w:val="22"/>
-          <w:szCs w:val="22"/>
-          <w:lang w:val="en-US"/>
-        </w:rPr>
-        <w:t xml:space="preserve">, </w:t>
-      </w:r>
-      <w:r>
-        <w:rPr>
-          <w:rFonts w:ascii="Times New Roman" w:hAnsi="Times New Roman" w:cs="Times New Roman"/>
-          <w:sz w:val="22"/>
-          <w:szCs w:val="22"/>
-          <w:lang w:val="en-US"/>
-        </w:rPr>
-        <w:t>“</w:t>
+        <w:t>”, “</w:t>
       </w:r>
       <w:proofErr w:type="spellStart"/>
       <w:r>
@@ -1760,25 +1126,7 @@
           <w:szCs w:val="22"/>
           <w:lang w:val="en-US"/>
         </w:rPr>
-        <w:t>”</w:t>
-      </w:r>
-      <w:r>
-        <w:rPr>
-          <w:rFonts w:ascii="Times New Roman" w:hAnsi="Times New Roman" w:cs="Times New Roman"/>
-          <w:sz w:val="22"/>
-          <w:szCs w:val="22"/>
-          <w:lang w:val="en-US"/>
-        </w:rPr>
-        <w:t>) as public methods.</w:t>
-      </w:r>
-      <w:r>
-        <w:rPr>
-          <w:rFonts w:ascii="Times New Roman" w:hAnsi="Times New Roman" w:cs="Times New Roman"/>
-          <w:sz w:val="22"/>
-          <w:szCs w:val="22"/>
-          <w:lang w:val="en-US"/>
-        </w:rPr>
-        <w:t xml:space="preserve"> </w:t>
+        <w:t xml:space="preserve">”) as public methods. </w:t>
       </w:r>
     </w:p>
     <w:p>
@@ -1816,43 +1164,7 @@
           <w:szCs w:val="22"/>
           <w:lang w:val="en-US"/>
         </w:rPr>
-        <w:t xml:space="preserve">eb application, we utilized </w:t>
-      </w:r>
-      <w:r>
-        <w:rPr>
-          <w:rFonts w:ascii="Times New Roman" w:hAnsi="Times New Roman" w:cs="Times New Roman"/>
-          <w:sz w:val="22"/>
-          <w:szCs w:val="22"/>
-          <w:lang w:val="en-US"/>
-        </w:rPr>
-        <w:t>“</w:t>
-      </w:r>
-      <w:r>
-        <w:rPr>
-          <w:rFonts w:ascii="Times New Roman" w:hAnsi="Times New Roman" w:cs="Times New Roman"/>
-          <w:sz w:val="22"/>
-          <w:szCs w:val="22"/>
-          <w:lang w:val="en-US"/>
-        </w:rPr>
-        <w:t>navigate</w:t>
-      </w:r>
-      <w:r>
-        <w:rPr>
-          <w:rFonts w:ascii="Times New Roman" w:hAnsi="Times New Roman" w:cs="Times New Roman"/>
-          <w:sz w:val="22"/>
-          <w:szCs w:val="22"/>
-          <w:lang w:val="en-US"/>
-        </w:rPr>
-        <w:t>”</w:t>
-      </w:r>
-      <w:r>
-        <w:rPr>
-          <w:rFonts w:ascii="Times New Roman" w:hAnsi="Times New Roman" w:cs="Times New Roman"/>
-          <w:sz w:val="22"/>
-          <w:szCs w:val="22"/>
-          <w:lang w:val="en-US"/>
-        </w:rPr>
-        <w:t xml:space="preserve"> dependency arrows between these </w:t>
+        <w:t xml:space="preserve">eb application, we utilized “navigate” dependency arrows between these </w:t>
       </w:r>
       <w:r>
         <w:rPr>
@@ -1899,15 +1211,7 @@
           <w:sz w:val="22"/>
           <w:szCs w:val="22"/>
         </w:rPr>
-        <w:t xml:space="preserve">3.3 </w:t>
-      </w:r>
-      <w:r>
-        <w:rPr>
-          <w:rFonts w:ascii="Times New Roman" w:hAnsi="Times New Roman" w:cs="Times New Roman"/>
-          <w:sz w:val="22"/>
-          <w:szCs w:val="22"/>
-        </w:rPr>
-        <w:t>Sequence Diagrams of Core Use Cases</w:t>
+        <w:t>3.3 Sequence Diagrams of Core Use Cases</w:t>
       </w:r>
     </w:p>
     <w:p>
@@ -1915,11 +1219,13 @@
         <w:keepNext/>
         <w:spacing w:line="240" w:lineRule="auto"/>
         <w:rPr>
-          <w:lang w:val="en-US"/>
-        </w:rPr>
-      </w:pPr>
-      <w:r>
-        <w:rPr>
+          <w:rFonts w:ascii="Times New Roman" w:hAnsi="Times New Roman" w:cs="Times New Roman"/>
+          <w:lang w:val="en-US"/>
+        </w:rPr>
+      </w:pPr>
+      <w:r>
+        <w:rPr>
+          <w:rFonts w:ascii="Times New Roman" w:hAnsi="Times New Roman" w:cs="Times New Roman"/>
           <w:noProof/>
           <w:lang w:val="en-US"/>
         </w:rPr>
@@ -1967,31 +1273,90 @@
         <w:jc w:val="center"/>
         <w:rPr>
           <w:rFonts w:ascii="Times New Roman" w:hAnsi="Times New Roman" w:cs="Times New Roman"/>
-          <w:sz w:val="22"/>
-          <w:szCs w:val="22"/>
-        </w:rPr>
-      </w:pPr>
-      <w:r>
+          <w:sz w:val="16"/>
+          <w:szCs w:val="16"/>
+        </w:rPr>
+      </w:pPr>
+      <w:r>
+        <w:rPr>
+          <w:rFonts w:ascii="Times New Roman" w:hAnsi="Times New Roman" w:cs="Times New Roman"/>
+          <w:sz w:val="16"/>
+          <w:szCs w:val="16"/>
+        </w:rPr>
         <w:t xml:space="preserve">Figure </w:t>
       </w:r>
       <w:r>
+        <w:rPr>
+          <w:rFonts w:ascii="Times New Roman" w:hAnsi="Times New Roman" w:cs="Times New Roman"/>
+          <w:sz w:val="16"/>
+          <w:szCs w:val="16"/>
+        </w:rPr>
         <w:t>3.</w:t>
       </w:r>
-      <w:fldSimple w:instr=" SEQ Figure \* ARABIC ">
-        <w:r>
-          <w:rPr>
-            <w:noProof/>
-          </w:rPr>
-          <w:t>4</w:t>
-        </w:r>
-      </w:fldSimple>
-      <w:r>
+      <w:r>
+        <w:rPr>
+          <w:rFonts w:ascii="Times New Roman" w:hAnsi="Times New Roman" w:cs="Times New Roman"/>
+          <w:sz w:val="16"/>
+          <w:szCs w:val="16"/>
+        </w:rPr>
+        <w:fldChar w:fldCharType="begin"/>
+      </w:r>
+      <w:r>
+        <w:rPr>
+          <w:rFonts w:ascii="Times New Roman" w:hAnsi="Times New Roman" w:cs="Times New Roman"/>
+          <w:sz w:val="16"/>
+          <w:szCs w:val="16"/>
+        </w:rPr>
+        <w:instrText xml:space="preserve"> SEQ Figure \* ARABIC </w:instrText>
+      </w:r>
+      <w:r>
+        <w:rPr>
+          <w:rFonts w:ascii="Times New Roman" w:hAnsi="Times New Roman" w:cs="Times New Roman"/>
+          <w:sz w:val="16"/>
+          <w:szCs w:val="16"/>
+        </w:rPr>
+        <w:fldChar w:fldCharType="separate"/>
+      </w:r>
+      <w:r>
+        <w:rPr>
+          <w:rFonts w:ascii="Times New Roman" w:hAnsi="Times New Roman" w:cs="Times New Roman"/>
+          <w:noProof/>
+          <w:sz w:val="16"/>
+          <w:szCs w:val="16"/>
+        </w:rPr>
+        <w:t>4</w:t>
+      </w:r>
+      <w:r>
+        <w:rPr>
+          <w:rFonts w:ascii="Times New Roman" w:hAnsi="Times New Roman" w:cs="Times New Roman"/>
+          <w:noProof/>
+          <w:sz w:val="16"/>
+          <w:szCs w:val="16"/>
+        </w:rPr>
+        <w:fldChar w:fldCharType="end"/>
+      </w:r>
+      <w:r>
+        <w:rPr>
+          <w:rFonts w:ascii="Times New Roman" w:hAnsi="Times New Roman" w:cs="Times New Roman"/>
+          <w:sz w:val="16"/>
+          <w:szCs w:val="16"/>
+        </w:rPr>
         <w:t xml:space="preserve"> User Login </w:t>
       </w:r>
       <w:r>
+        <w:rPr>
+          <w:rFonts w:ascii="Times New Roman" w:hAnsi="Times New Roman" w:cs="Times New Roman"/>
+          <w:sz w:val="16"/>
+          <w:szCs w:val="16"/>
+        </w:rPr>
         <w:t>and</w:t>
       </w:r>
       <w:r>
+        <w:rPr>
+          <w:rFonts w:ascii="Times New Roman" w:hAnsi="Times New Roman" w:cs="Times New Roman"/>
+          <w:sz w:val="16"/>
+          <w:szCs w:val="16"/>
+        </w:rPr>
         <w:t xml:space="preserve"> Session Creation</w:t>
       </w:r>
     </w:p>
@@ -2010,15 +1375,7 @@
           <w:sz w:val="22"/>
           <w:szCs w:val="22"/>
         </w:rPr>
-        <w:t>User Login</w:t>
-      </w:r>
-      <w:r>
-        <w:rPr>
-          <w:rFonts w:ascii="Times New Roman" w:hAnsi="Times New Roman" w:cs="Times New Roman"/>
-          <w:sz w:val="22"/>
-          <w:szCs w:val="22"/>
-        </w:rPr>
-        <w:t xml:space="preserve"> (Figure </w:t>
+        <w:t xml:space="preserve">User Login (Figure </w:t>
       </w:r>
       <w:r>
         <w:rPr>
@@ -2030,7 +1387,7 @@
       </w:r>
       <w:r>
         <w:rPr>
-          <w:rFonts w:ascii="Times New Roman" w:hAnsi="Times New Roman" w:cs="Times New Roman" w:hint="eastAsia"/>
+          <w:rFonts w:ascii="Times New Roman" w:hAnsi="Times New Roman" w:cs="Times New Roman"/>
           <w:sz w:val="22"/>
           <w:szCs w:val="22"/>
         </w:rPr>
@@ -2139,6 +1496,33 @@
           <w:sz w:val="22"/>
           <w:szCs w:val="22"/>
         </w:rPr>
+        <w:t xml:space="preserve">”. The payload routes through </w:t>
+      </w:r>
+      <w:r>
+        <w:rPr>
+          <w:rFonts w:ascii="Times New Roman" w:hAnsi="Times New Roman" w:cs="Times New Roman"/>
+          <w:sz w:val="22"/>
+          <w:szCs w:val="22"/>
+          <w:lang w:val="en-US"/>
+        </w:rPr>
+        <w:t>“</w:t>
+      </w:r>
+      <w:proofErr w:type="spellStart"/>
+      <w:r>
+        <w:rPr>
+          <w:rFonts w:ascii="Times New Roman" w:hAnsi="Times New Roman" w:cs="Times New Roman"/>
+          <w:sz w:val="22"/>
+          <w:szCs w:val="22"/>
+        </w:rPr>
+        <w:t>userService</w:t>
+      </w:r>
+      <w:proofErr w:type="spellEnd"/>
+      <w:r>
+        <w:rPr>
+          <w:rFonts w:ascii="Times New Roman" w:hAnsi="Times New Roman" w:cs="Times New Roman"/>
+          <w:sz w:val="22"/>
+          <w:szCs w:val="22"/>
+        </w:rPr>
         <w:t>”</w:t>
       </w:r>
       <w:r>
@@ -2147,16 +1531,7 @@
           <w:sz w:val="22"/>
           <w:szCs w:val="22"/>
         </w:rPr>
-        <w:t xml:space="preserve">. The payload routes through </w:t>
-      </w:r>
-      <w:r>
-        <w:rPr>
-          <w:rFonts w:ascii="Times New Roman" w:hAnsi="Times New Roman" w:cs="Times New Roman"/>
-          <w:sz w:val="22"/>
-          <w:szCs w:val="22"/>
-          <w:lang w:val="en-US"/>
-        </w:rPr>
-        <w:t>“</w:t>
+        <w:t xml:space="preserve"> which executes “</w:t>
       </w:r>
       <w:proofErr w:type="spellStart"/>
       <w:r>
@@ -2165,7 +1540,16 @@
           <w:sz w:val="22"/>
           <w:szCs w:val="22"/>
         </w:rPr>
-        <w:t>userService</w:t>
+        <w:t>login_</w:t>
+      </w:r>
+      <w:proofErr w:type="gramStart"/>
+      <w:r>
+        <w:rPr>
+          <w:rFonts w:ascii="Times New Roman" w:hAnsi="Times New Roman" w:cs="Times New Roman"/>
+          <w:sz w:val="22"/>
+          <w:szCs w:val="22"/>
+        </w:rPr>
+        <w:t>user</w:t>
       </w:r>
       <w:proofErr w:type="spellEnd"/>
       <w:r>
@@ -2174,49 +1558,6 @@
           <w:sz w:val="22"/>
           <w:szCs w:val="22"/>
         </w:rPr>
-        <w:t>”</w:t>
-      </w:r>
-      <w:r>
-        <w:rPr>
-          <w:rFonts w:ascii="Times New Roman" w:hAnsi="Times New Roman" w:cs="Times New Roman"/>
-          <w:sz w:val="22"/>
-          <w:szCs w:val="22"/>
-        </w:rPr>
-        <w:t xml:space="preserve"> which executes </w:t>
-      </w:r>
-      <w:r>
-        <w:rPr>
-          <w:rFonts w:ascii="Times New Roman" w:hAnsi="Times New Roman" w:cs="Times New Roman"/>
-          <w:sz w:val="22"/>
-          <w:szCs w:val="22"/>
-        </w:rPr>
-        <w:t>“</w:t>
-      </w:r>
-      <w:proofErr w:type="spellStart"/>
-      <w:r>
-        <w:rPr>
-          <w:rFonts w:ascii="Times New Roman" w:hAnsi="Times New Roman" w:cs="Times New Roman"/>
-          <w:sz w:val="22"/>
-          <w:szCs w:val="22"/>
-        </w:rPr>
-        <w:t>login_</w:t>
-      </w:r>
-      <w:proofErr w:type="gramStart"/>
-      <w:r>
-        <w:rPr>
-          <w:rFonts w:ascii="Times New Roman" w:hAnsi="Times New Roman" w:cs="Times New Roman"/>
-          <w:sz w:val="22"/>
-          <w:szCs w:val="22"/>
-        </w:rPr>
-        <w:t>user</w:t>
-      </w:r>
-      <w:proofErr w:type="spellEnd"/>
-      <w:r>
-        <w:rPr>
-          <w:rFonts w:ascii="Times New Roman" w:hAnsi="Times New Roman" w:cs="Times New Roman"/>
-          <w:sz w:val="22"/>
-          <w:szCs w:val="22"/>
-        </w:rPr>
         <w:t>(</w:t>
       </w:r>
       <w:proofErr w:type="gramEnd"/>
@@ -2226,39 +1567,15 @@
           <w:sz w:val="22"/>
           <w:szCs w:val="22"/>
         </w:rPr>
-        <w:t>)</w:t>
-      </w:r>
-      <w:r>
-        <w:rPr>
-          <w:rFonts w:ascii="Times New Roman" w:hAnsi="Times New Roman" w:cs="Times New Roman"/>
-          <w:sz w:val="22"/>
-          <w:szCs w:val="22"/>
-        </w:rPr>
-        <w:t>”</w:t>
-      </w:r>
-      <w:r>
-        <w:rPr>
-          <w:rFonts w:ascii="Times New Roman" w:hAnsi="Times New Roman" w:cs="Times New Roman"/>
-          <w:sz w:val="22"/>
-          <w:szCs w:val="22"/>
-        </w:rPr>
-        <w:t xml:space="preserve">, </w:t>
-      </w:r>
-      <w:r>
-        <w:rPr>
-          <w:rFonts w:ascii="Times New Roman" w:hAnsi="Times New Roman" w:cs="Times New Roman"/>
-          <w:sz w:val="22"/>
-          <w:szCs w:val="22"/>
-        </w:rPr>
-        <w:t xml:space="preserve">performs an inline database query to retrieve the user record, verifies passwords using the </w:t>
-      </w:r>
-      <w:r>
-        <w:rPr>
-          <w:rFonts w:ascii="Times New Roman" w:hAnsi="Times New Roman" w:cs="Times New Roman"/>
-          <w:sz w:val="22"/>
-          <w:szCs w:val="22"/>
-        </w:rPr>
-        <w:t>“</w:t>
+        <w:t xml:space="preserve">)”, </w:t>
+      </w:r>
+      <w:r>
+        <w:rPr>
+          <w:rFonts w:ascii="Times New Roman" w:hAnsi="Times New Roman" w:cs="Times New Roman"/>
+          <w:sz w:val="22"/>
+          <w:szCs w:val="22"/>
+        </w:rPr>
+        <w:t>performs an inline database query to retrieve the user record, verifies passwords using the “</w:t>
       </w:r>
       <w:proofErr w:type="spellStart"/>
       <w:proofErr w:type="gramStart"/>
@@ -2278,31 +1595,15 @@
           <w:sz w:val="22"/>
           <w:szCs w:val="22"/>
         </w:rPr>
-        <w:t>”</w:t>
-      </w:r>
-      <w:r>
-        <w:rPr>
-          <w:rFonts w:ascii="Times New Roman" w:hAnsi="Times New Roman" w:cs="Times New Roman"/>
-          <w:sz w:val="22"/>
-          <w:szCs w:val="22"/>
-        </w:rPr>
-        <w:t xml:space="preserve"> library,</w:t>
-      </w:r>
-      <w:r>
-        <w:rPr>
-          <w:rFonts w:ascii="Times New Roman" w:hAnsi="Times New Roman" w:cs="Times New Roman"/>
-          <w:sz w:val="22"/>
-          <w:szCs w:val="22"/>
-        </w:rPr>
-        <w:t xml:space="preserve"> and concludes with the UI instance calling </w:t>
-      </w:r>
-      <w:r>
-        <w:rPr>
-          <w:rFonts w:ascii="Times New Roman" w:hAnsi="Times New Roman" w:cs="Times New Roman"/>
-          <w:sz w:val="22"/>
-          <w:szCs w:val="22"/>
-        </w:rPr>
-        <w:t>“</w:t>
+        <w:t>” library,</w:t>
+      </w:r>
+      <w:r>
+        <w:rPr>
+          <w:rFonts w:ascii="Times New Roman" w:hAnsi="Times New Roman" w:cs="Times New Roman"/>
+          <w:sz w:val="22"/>
+          <w:szCs w:val="22"/>
+        </w:rPr>
+        <w:t xml:space="preserve"> and concludes with the UI instance calling “</w:t>
       </w:r>
       <w:proofErr w:type="spellStart"/>
       <w:proofErr w:type="gramStart"/>
@@ -2338,23 +1639,7 @@
           <w:sz w:val="22"/>
           <w:szCs w:val="22"/>
         </w:rPr>
-        <w:t>”</w:t>
-      </w:r>
-      <w:r>
-        <w:rPr>
-          <w:rFonts w:ascii="Times New Roman" w:hAnsi="Times New Roman" w:cs="Times New Roman"/>
-          <w:sz w:val="22"/>
-          <w:szCs w:val="22"/>
-        </w:rPr>
-        <w:t xml:space="preserve"> and </w:t>
-      </w:r>
-      <w:r>
-        <w:rPr>
-          <w:rFonts w:ascii="Times New Roman" w:hAnsi="Times New Roman" w:cs="Times New Roman"/>
-          <w:sz w:val="22"/>
-          <w:szCs w:val="22"/>
-        </w:rPr>
-        <w:t>“</w:t>
+        <w:t>” and “</w:t>
       </w:r>
       <w:r>
         <w:rPr>
@@ -2370,15 +1655,7 @@
           <w:sz w:val="22"/>
           <w:szCs w:val="22"/>
         </w:rPr>
-        <w:t>”</w:t>
-      </w:r>
-      <w:r>
-        <w:rPr>
-          <w:rFonts w:ascii="Times New Roman" w:hAnsi="Times New Roman" w:cs="Times New Roman"/>
-          <w:sz w:val="22"/>
-          <w:szCs w:val="22"/>
-        </w:rPr>
-        <w:t>.</w:t>
+        <w:t>”.</w:t>
       </w:r>
     </w:p>
     <w:p>
@@ -2395,9 +1672,13 @@
       <w:pPr>
         <w:keepNext/>
         <w:spacing w:line="240" w:lineRule="auto"/>
-      </w:pPr>
-      <w:r>
-        <w:rPr>
+        <w:rPr>
+          <w:rFonts w:ascii="Times New Roman" w:hAnsi="Times New Roman" w:cs="Times New Roman"/>
+        </w:rPr>
+      </w:pPr>
+      <w:r>
+        <w:rPr>
+          <w:rFonts w:ascii="Times New Roman" w:hAnsi="Times New Roman" w:cs="Times New Roman"/>
           <w:noProof/>
         </w:rPr>
         <w:drawing>
@@ -2448,22 +1729,60 @@
         </w:rPr>
       </w:pPr>
       <w:r>
-        <w:t xml:space="preserve">Figure </w:t>
-      </w:r>
-      <w:r>
+        <w:rPr>
+          <w:rFonts w:ascii="Times New Roman" w:hAnsi="Times New Roman" w:cs="Times New Roman"/>
+          <w:sz w:val="16"/>
+          <w:szCs w:val="16"/>
+        </w:rPr>
+        <w:t>Figure</w:t>
+      </w:r>
+      <w:r>
+        <w:rPr>
+          <w:rFonts w:ascii="Times New Roman" w:hAnsi="Times New Roman" w:cs="Times New Roman"/>
+        </w:rPr>
+        <w:t xml:space="preserve"> </w:t>
+      </w:r>
+      <w:r>
+        <w:rPr>
+          <w:rFonts w:ascii="Times New Roman" w:hAnsi="Times New Roman" w:cs="Times New Roman"/>
+        </w:rPr>
         <w:t>3.</w:t>
       </w:r>
-      <w:fldSimple w:instr=" SEQ Figure \* ARABIC ">
-        <w:r>
-          <w:rPr>
-            <w:noProof/>
-          </w:rPr>
-          <w:t>5</w:t>
-        </w:r>
-      </w:fldSimple>
-      <w:r>
-        <w:rPr>
-          <w:rFonts w:hint="eastAsia"/>
+      <w:r>
+        <w:rPr>
+          <w:rFonts w:ascii="Times New Roman" w:hAnsi="Times New Roman" w:cs="Times New Roman"/>
+        </w:rPr>
+        <w:fldChar w:fldCharType="begin"/>
+      </w:r>
+      <w:r>
+        <w:rPr>
+          <w:rFonts w:ascii="Times New Roman" w:hAnsi="Times New Roman" w:cs="Times New Roman"/>
+        </w:rPr>
+        <w:instrText xml:space="preserve"> SEQ Figure \* ARABIC </w:instrText>
+      </w:r>
+      <w:r>
+        <w:rPr>
+          <w:rFonts w:ascii="Times New Roman" w:hAnsi="Times New Roman" w:cs="Times New Roman"/>
+        </w:rPr>
+        <w:fldChar w:fldCharType="separate"/>
+      </w:r>
+      <w:r>
+        <w:rPr>
+          <w:rFonts w:ascii="Times New Roman" w:hAnsi="Times New Roman" w:cs="Times New Roman"/>
+          <w:noProof/>
+        </w:rPr>
+        <w:t>5</w:t>
+      </w:r>
+      <w:r>
+        <w:rPr>
+          <w:rFonts w:ascii="Times New Roman" w:hAnsi="Times New Roman" w:cs="Times New Roman"/>
+          <w:noProof/>
+        </w:rPr>
+        <w:fldChar w:fldCharType="end"/>
+      </w:r>
+      <w:r>
+        <w:rPr>
+          <w:rFonts w:ascii="Times New Roman" w:hAnsi="Times New Roman" w:cs="Times New Roman"/>
         </w:rPr>
         <w:t xml:space="preserve"> Journey Planner</w:t>
       </w:r>
@@ -2486,16 +1805,7 @@
           <w:lang w:val="en-US"/>
         </w:rPr>
         <w:lastRenderedPageBreak/>
-        <w:t>Journey Planner (</w:t>
-      </w:r>
-      <w:r>
-        <w:rPr>
-          <w:rFonts w:ascii="Times New Roman" w:hAnsi="Times New Roman" w:cs="Times New Roman"/>
-          <w:sz w:val="22"/>
-          <w:szCs w:val="22"/>
-          <w:lang w:val="en-US"/>
-        </w:rPr>
-        <w:t xml:space="preserve">Figure </w:t>
+        <w:t xml:space="preserve">Journey Planner (Figure </w:t>
       </w:r>
       <w:r>
         <w:rPr>
@@ -2508,7 +1818,7 @@
       </w:r>
       <w:r>
         <w:rPr>
-          <w:rFonts w:ascii="Times New Roman" w:hAnsi="Times New Roman" w:cs="Times New Roman" w:hint="eastAsia"/>
+          <w:rFonts w:ascii="Times New Roman" w:hAnsi="Times New Roman" w:cs="Times New Roman"/>
           <w:sz w:val="22"/>
           <w:szCs w:val="22"/>
           <w:lang w:val="en-US"/>
@@ -2517,13 +1827,176 @@
       </w:r>
       <w:r>
         <w:rPr>
-          <w:rFonts w:ascii="Times New Roman" w:hAnsi="Times New Roman" w:cs="Times New Roman" w:hint="eastAsia"/>
-          <w:sz w:val="22"/>
-          <w:szCs w:val="22"/>
-          <w:lang w:val="en-US"/>
-        </w:rPr>
-        <w:t>)</w:t>
-      </w:r>
+          <w:rFonts w:ascii="Times New Roman" w:hAnsi="Times New Roman" w:cs="Times New Roman"/>
+          <w:sz w:val="22"/>
+          <w:szCs w:val="22"/>
+          <w:lang w:val="en-US"/>
+        </w:rPr>
+        <w:t xml:space="preserve">): </w:t>
+      </w:r>
+      <w:r>
+        <w:rPr>
+          <w:rFonts w:ascii="Times New Roman" w:hAnsi="Times New Roman" w:cs="Times New Roman"/>
+          <w:sz w:val="22"/>
+          <w:szCs w:val="22"/>
+          <w:lang w:val="en-US"/>
+        </w:rPr>
+        <w:t>Initiated from “</w:t>
+      </w:r>
+      <w:proofErr w:type="spellStart"/>
+      <w:r>
+        <w:rPr>
+          <w:rFonts w:ascii="Times New Roman" w:hAnsi="Times New Roman" w:cs="Times New Roman"/>
+          <w:sz w:val="22"/>
+          <w:szCs w:val="22"/>
+          <w:lang w:val="en-US"/>
+        </w:rPr>
+        <w:t>mapsPage</w:t>
+      </w:r>
+      <w:proofErr w:type="spellEnd"/>
+      <w:r>
+        <w:rPr>
+          <w:rFonts w:ascii="Times New Roman" w:hAnsi="Times New Roman" w:cs="Times New Roman"/>
+          <w:sz w:val="22"/>
+          <w:szCs w:val="22"/>
+          <w:lang w:val="en-US"/>
+        </w:rPr>
+        <w:t>: Maps”, the “</w:t>
+      </w:r>
+      <w:proofErr w:type="spellStart"/>
+      <w:r>
+        <w:rPr>
+          <w:rFonts w:ascii="Times New Roman" w:hAnsi="Times New Roman" w:cs="Times New Roman"/>
+          <w:sz w:val="22"/>
+          <w:szCs w:val="22"/>
+          <w:lang w:val="en-US"/>
+        </w:rPr>
+        <w:t>journeyService</w:t>
+      </w:r>
+      <w:proofErr w:type="spellEnd"/>
+      <w:r>
+        <w:rPr>
+          <w:rFonts w:ascii="Times New Roman" w:hAnsi="Times New Roman" w:cs="Times New Roman"/>
+          <w:sz w:val="22"/>
+          <w:szCs w:val="22"/>
+          <w:lang w:val="en-US"/>
+        </w:rPr>
+        <w:t xml:space="preserve">” instance coordinates complex routing. It leverages the </w:t>
+      </w:r>
+      <w:r>
+        <w:rPr>
+          <w:rFonts w:ascii="Times New Roman" w:hAnsi="Times New Roman" w:cs="Times New Roman"/>
+          <w:sz w:val="22"/>
+          <w:szCs w:val="22"/>
+          <w:lang w:val="en-US"/>
+        </w:rPr>
+        <w:t>“</w:t>
+      </w:r>
+      <w:proofErr w:type="spellStart"/>
+      <w:r>
+        <w:rPr>
+          <w:rFonts w:ascii="Times New Roman" w:hAnsi="Times New Roman" w:cs="Times New Roman"/>
+          <w:sz w:val="22"/>
+          <w:szCs w:val="22"/>
+          <w:lang w:val="en-US"/>
+        </w:rPr>
+        <w:t>stationService</w:t>
+      </w:r>
+      <w:proofErr w:type="spellEnd"/>
+      <w:r>
+        <w:rPr>
+          <w:rFonts w:ascii="Times New Roman" w:hAnsi="Times New Roman" w:cs="Times New Roman"/>
+          <w:sz w:val="22"/>
+          <w:szCs w:val="22"/>
+          <w:lang w:val="en-US"/>
+        </w:rPr>
+        <w:t>”</w:t>
+      </w:r>
+      <w:r>
+        <w:rPr>
+          <w:rFonts w:ascii="Times New Roman" w:hAnsi="Times New Roman" w:cs="Times New Roman"/>
+          <w:sz w:val="22"/>
+          <w:szCs w:val="22"/>
+          <w:lang w:val="en-US"/>
+        </w:rPr>
+        <w:t xml:space="preserve"> to fetch active stations, </w:t>
+      </w:r>
+      <w:r>
+        <w:rPr>
+          <w:rFonts w:ascii="Times New Roman" w:hAnsi="Times New Roman" w:cs="Times New Roman"/>
+          <w:sz w:val="22"/>
+          <w:szCs w:val="22"/>
+          <w:lang w:val="en-US"/>
+        </w:rPr>
+        <w:t>executes inline algorithmic self-messages to filter top stations via Haversine distance</w:t>
+      </w:r>
+      <w:r>
+        <w:rPr>
+          <w:rFonts w:ascii="Times New Roman" w:hAnsi="Times New Roman" w:cs="Times New Roman"/>
+          <w:sz w:val="22"/>
+          <w:szCs w:val="22"/>
+          <w:lang w:val="en-US"/>
+        </w:rPr>
+        <w:t xml:space="preserve"> (“</w:t>
+      </w:r>
+      <w:proofErr w:type="spellStart"/>
+      <w:r>
+        <w:rPr>
+          <w:rFonts w:ascii="Times New Roman" w:hAnsi="Times New Roman" w:cs="Times New Roman"/>
+          <w:sz w:val="22"/>
+          <w:szCs w:val="22"/>
+          <w:lang w:val="en-US"/>
+        </w:rPr>
+        <w:t>calculate_disrance</w:t>
+      </w:r>
+      <w:proofErr w:type="spellEnd"/>
+      <w:r>
+        <w:rPr>
+          <w:rFonts w:ascii="Times New Roman" w:hAnsi="Times New Roman" w:cs="Times New Roman"/>
+          <w:sz w:val="22"/>
+          <w:szCs w:val="22"/>
+          <w:lang w:val="en-US"/>
+        </w:rPr>
+        <w:t>”)</w:t>
+      </w:r>
+      <w:r>
+        <w:rPr>
+          <w:rFonts w:ascii="Times New Roman" w:hAnsi="Times New Roman" w:cs="Times New Roman"/>
+          <w:sz w:val="22"/>
+          <w:szCs w:val="22"/>
+          <w:lang w:val="en-US"/>
+        </w:rPr>
+        <w:t xml:space="preserve"> and evaluate 25 matrix combinations for the global minimum time</w:t>
+      </w:r>
+      <w:r>
+        <w:rPr>
+          <w:rFonts w:ascii="Times New Roman" w:hAnsi="Times New Roman" w:cs="Times New Roman"/>
+          <w:sz w:val="22"/>
+          <w:szCs w:val="22"/>
+          <w:lang w:val="en-US"/>
+        </w:rPr>
+        <w:t xml:space="preserve">, and performs matrix computations against </w:t>
+      </w:r>
+      <w:r>
+        <w:rPr>
+          <w:rFonts w:ascii="Times New Roman" w:hAnsi="Times New Roman" w:cs="Times New Roman"/>
+          <w:sz w:val="22"/>
+          <w:szCs w:val="22"/>
+          <w:lang w:val="en-US"/>
+        </w:rPr>
+        <w:t>“</w:t>
+      </w:r>
+      <w:proofErr w:type="spellStart"/>
+      <w:r>
+        <w:rPr>
+          <w:rFonts w:ascii="Times New Roman" w:hAnsi="Times New Roman" w:cs="Times New Roman"/>
+          <w:sz w:val="22"/>
+          <w:szCs w:val="22"/>
+          <w:lang w:val="en-US"/>
+        </w:rPr>
+        <w:t>gmapsClient</w:t>
+      </w:r>
+      <w:proofErr w:type="spellEnd"/>
       <w:r>
         <w:rPr>
           <w:rFonts w:ascii="Times New Roman" w:hAnsi="Times New Roman" w:cs="Times New Roman"/>
@@ -2533,24 +2006,6 @@
         </w:rPr>
         <w:t xml:space="preserve">: </w:t>
       </w:r>
-      <w:r>
-        <w:rPr>
-          <w:rFonts w:ascii="Times New Roman" w:hAnsi="Times New Roman" w:cs="Times New Roman"/>
-          <w:sz w:val="22"/>
-          <w:szCs w:val="22"/>
-          <w:lang w:val="en-US"/>
-        </w:rPr>
-        <w:t xml:space="preserve">Initiated from </w:t>
-      </w:r>
-      <w:r>
-        <w:rPr>
-          <w:rFonts w:ascii="Times New Roman" w:hAnsi="Times New Roman" w:cs="Times New Roman"/>
-          <w:sz w:val="22"/>
-          <w:szCs w:val="22"/>
-          <w:lang w:val="en-US"/>
-        </w:rPr>
-        <w:t>“</w:t>
-      </w:r>
       <w:proofErr w:type="spellStart"/>
       <w:r>
         <w:rPr>
@@ -2559,7 +2014,7 @@
           <w:szCs w:val="22"/>
           <w:lang w:val="en-US"/>
         </w:rPr>
-        <w:t>mapsPage</w:t>
+        <w:t>GoogleMapsAPI</w:t>
       </w:r>
       <w:proofErr w:type="spellEnd"/>
       <w:r>
@@ -2569,15 +2024,6 @@
           <w:szCs w:val="22"/>
           <w:lang w:val="en-US"/>
         </w:rPr>
-        <w:t>: Maps</w:t>
-      </w:r>
-      <w:r>
-        <w:rPr>
-          <w:rFonts w:ascii="Times New Roman" w:hAnsi="Times New Roman" w:cs="Times New Roman"/>
-          <w:sz w:val="22"/>
-          <w:szCs w:val="22"/>
-          <w:lang w:val="en-US"/>
-        </w:rPr>
         <w:t>”</w:t>
       </w:r>
       <w:r>
@@ -2587,205 +2033,6 @@
           <w:szCs w:val="22"/>
           <w:lang w:val="en-US"/>
         </w:rPr>
-        <w:t xml:space="preserve">, the </w:t>
-      </w:r>
-      <w:r>
-        <w:rPr>
-          <w:rFonts w:ascii="Times New Roman" w:hAnsi="Times New Roman" w:cs="Times New Roman"/>
-          <w:sz w:val="22"/>
-          <w:szCs w:val="22"/>
-          <w:lang w:val="en-US"/>
-        </w:rPr>
-        <w:t>“</w:t>
-      </w:r>
-      <w:proofErr w:type="spellStart"/>
-      <w:r>
-        <w:rPr>
-          <w:rFonts w:ascii="Times New Roman" w:hAnsi="Times New Roman" w:cs="Times New Roman"/>
-          <w:sz w:val="22"/>
-          <w:szCs w:val="22"/>
-          <w:lang w:val="en-US"/>
-        </w:rPr>
-        <w:t>journeyService</w:t>
-      </w:r>
-      <w:proofErr w:type="spellEnd"/>
-      <w:r>
-        <w:rPr>
-          <w:rFonts w:ascii="Times New Roman" w:hAnsi="Times New Roman" w:cs="Times New Roman"/>
-          <w:sz w:val="22"/>
-          <w:szCs w:val="22"/>
-          <w:lang w:val="en-US"/>
-        </w:rPr>
-        <w:t>”</w:t>
-      </w:r>
-      <w:r>
-        <w:rPr>
-          <w:rFonts w:ascii="Times New Roman" w:hAnsi="Times New Roman" w:cs="Times New Roman"/>
-          <w:sz w:val="22"/>
-          <w:szCs w:val="22"/>
-          <w:lang w:val="en-US"/>
-        </w:rPr>
-        <w:t xml:space="preserve"> instance coordinates complex routing. It leverages the </w:t>
-      </w:r>
-      <w:r>
-        <w:rPr>
-          <w:rFonts w:ascii="Times New Roman" w:hAnsi="Times New Roman" w:cs="Times New Roman"/>
-          <w:sz w:val="22"/>
-          <w:szCs w:val="22"/>
-          <w:lang w:val="en-US"/>
-        </w:rPr>
-        <w:t>“</w:t>
-      </w:r>
-      <w:proofErr w:type="spellStart"/>
-      <w:r>
-        <w:rPr>
-          <w:rFonts w:ascii="Times New Roman" w:hAnsi="Times New Roman" w:cs="Times New Roman"/>
-          <w:sz w:val="22"/>
-          <w:szCs w:val="22"/>
-          <w:lang w:val="en-US"/>
-        </w:rPr>
-        <w:t>stationService</w:t>
-      </w:r>
-      <w:proofErr w:type="spellEnd"/>
-      <w:r>
-        <w:rPr>
-          <w:rFonts w:ascii="Times New Roman" w:hAnsi="Times New Roman" w:cs="Times New Roman"/>
-          <w:sz w:val="22"/>
-          <w:szCs w:val="22"/>
-          <w:lang w:val="en-US"/>
-        </w:rPr>
-        <w:t>”</w:t>
-      </w:r>
-      <w:r>
-        <w:rPr>
-          <w:rFonts w:ascii="Times New Roman" w:hAnsi="Times New Roman" w:cs="Times New Roman"/>
-          <w:sz w:val="22"/>
-          <w:szCs w:val="22"/>
-          <w:lang w:val="en-US"/>
-        </w:rPr>
-        <w:t xml:space="preserve"> to fetch active stations, </w:t>
-      </w:r>
-      <w:r>
-        <w:rPr>
-          <w:rFonts w:ascii="Times New Roman" w:hAnsi="Times New Roman" w:cs="Times New Roman"/>
-          <w:sz w:val="22"/>
-          <w:szCs w:val="22"/>
-          <w:lang w:val="en-US"/>
-        </w:rPr>
-        <w:t>executes inline algorithmic self-messages to filter top stations via Haversine distance</w:t>
-      </w:r>
-      <w:r>
-        <w:rPr>
-          <w:rFonts w:ascii="Times New Roman" w:hAnsi="Times New Roman" w:cs="Times New Roman" w:hint="eastAsia"/>
-          <w:sz w:val="22"/>
-          <w:szCs w:val="22"/>
-          <w:lang w:val="en-US"/>
-        </w:rPr>
-        <w:t xml:space="preserve"> </w:t>
-      </w:r>
-      <w:r>
-        <w:rPr>
-          <w:rFonts w:ascii="Times New Roman" w:hAnsi="Times New Roman" w:cs="Times New Roman"/>
-          <w:sz w:val="22"/>
-          <w:szCs w:val="22"/>
-          <w:lang w:val="en-US"/>
-        </w:rPr>
-        <w:t>(“</w:t>
-      </w:r>
-      <w:proofErr w:type="spellStart"/>
-      <w:r>
-        <w:rPr>
-          <w:rFonts w:ascii="Times New Roman" w:hAnsi="Times New Roman" w:cs="Times New Roman"/>
-          <w:sz w:val="22"/>
-          <w:szCs w:val="22"/>
-          <w:lang w:val="en-US"/>
-        </w:rPr>
-        <w:t>calculate_disrance</w:t>
-      </w:r>
-      <w:proofErr w:type="spellEnd"/>
-      <w:r>
-        <w:rPr>
-          <w:rFonts w:ascii="Times New Roman" w:hAnsi="Times New Roman" w:cs="Times New Roman"/>
-          <w:sz w:val="22"/>
-          <w:szCs w:val="22"/>
-          <w:lang w:val="en-US"/>
-        </w:rPr>
-        <w:t>”)</w:t>
-      </w:r>
-      <w:r>
-        <w:rPr>
-          <w:rFonts w:ascii="Times New Roman" w:hAnsi="Times New Roman" w:cs="Times New Roman"/>
-          <w:sz w:val="22"/>
-          <w:szCs w:val="22"/>
-          <w:lang w:val="en-US"/>
-        </w:rPr>
-        <w:t xml:space="preserve"> and evaluate 25 matrix combinations for the global minimum time</w:t>
-      </w:r>
-      <w:r>
-        <w:rPr>
-          <w:rFonts w:ascii="Times New Roman" w:hAnsi="Times New Roman" w:cs="Times New Roman"/>
-          <w:sz w:val="22"/>
-          <w:szCs w:val="22"/>
-          <w:lang w:val="en-US"/>
-        </w:rPr>
-        <w:t xml:space="preserve">, and performs matrix computations against </w:t>
-      </w:r>
-      <w:r>
-        <w:rPr>
-          <w:rFonts w:ascii="Times New Roman" w:hAnsi="Times New Roman" w:cs="Times New Roman"/>
-          <w:sz w:val="22"/>
-          <w:szCs w:val="22"/>
-          <w:lang w:val="en-US"/>
-        </w:rPr>
-        <w:t>“</w:t>
-      </w:r>
-      <w:proofErr w:type="spellStart"/>
-      <w:r>
-        <w:rPr>
-          <w:rFonts w:ascii="Times New Roman" w:hAnsi="Times New Roman" w:cs="Times New Roman"/>
-          <w:sz w:val="22"/>
-          <w:szCs w:val="22"/>
-          <w:lang w:val="en-US"/>
-        </w:rPr>
-        <w:t>gmapsClient</w:t>
-      </w:r>
-      <w:proofErr w:type="spellEnd"/>
-      <w:r>
-        <w:rPr>
-          <w:rFonts w:ascii="Times New Roman" w:hAnsi="Times New Roman" w:cs="Times New Roman"/>
-          <w:sz w:val="22"/>
-          <w:szCs w:val="22"/>
-          <w:lang w:val="en-US"/>
-        </w:rPr>
-        <w:t xml:space="preserve">: </w:t>
-      </w:r>
-      <w:proofErr w:type="spellStart"/>
-      <w:r>
-        <w:rPr>
-          <w:rFonts w:ascii="Times New Roman" w:hAnsi="Times New Roman" w:cs="Times New Roman"/>
-          <w:sz w:val="22"/>
-          <w:szCs w:val="22"/>
-          <w:lang w:val="en-US"/>
-        </w:rPr>
-        <w:t>GoogleMapsAPI</w:t>
-      </w:r>
-      <w:proofErr w:type="spellEnd"/>
-      <w:r>
-        <w:rPr>
-          <w:rFonts w:ascii="Times New Roman" w:hAnsi="Times New Roman" w:cs="Times New Roman"/>
-          <w:sz w:val="22"/>
-          <w:szCs w:val="22"/>
-          <w:lang w:val="en-US"/>
-        </w:rPr>
-        <w:t>”</w:t>
-      </w:r>
-      <w:r>
-        <w:rPr>
-          <w:rFonts w:ascii="Times New Roman" w:hAnsi="Times New Roman" w:cs="Times New Roman"/>
-          <w:sz w:val="22"/>
-          <w:szCs w:val="22"/>
-          <w:lang w:val="en-US"/>
-        </w:rPr>
         <w:t xml:space="preserve">. </w:t>
       </w:r>
       <w:r>
@@ -2795,16 +2042,7 @@
           <w:szCs w:val="22"/>
           <w:lang w:val="en-US"/>
         </w:rPr>
-        <w:t xml:space="preserve">Finally, the UI instance calls </w:t>
-      </w:r>
-      <w:r>
-        <w:rPr>
-          <w:rFonts w:ascii="Times New Roman" w:hAnsi="Times New Roman" w:cs="Times New Roman"/>
-          <w:sz w:val="22"/>
-          <w:szCs w:val="22"/>
-          <w:lang w:val="en-US"/>
-        </w:rPr>
-        <w:t>“</w:t>
+        <w:t>Finally, the UI instance calls “</w:t>
       </w:r>
       <w:proofErr w:type="spellStart"/>
       <w:proofErr w:type="gramStart"/>
@@ -2835,25 +2073,7 @@
           <w:szCs w:val="22"/>
           <w:lang w:val="en-US"/>
         </w:rPr>
-        <w:t>)</w:t>
-      </w:r>
-      <w:r>
-        <w:rPr>
-          <w:rFonts w:ascii="Times New Roman" w:hAnsi="Times New Roman" w:cs="Times New Roman"/>
-          <w:sz w:val="22"/>
-          <w:szCs w:val="22"/>
-          <w:lang w:val="en-US"/>
-        </w:rPr>
-        <w:t>”</w:t>
-      </w:r>
-      <w:r>
-        <w:rPr>
-          <w:rFonts w:ascii="Times New Roman" w:hAnsi="Times New Roman" w:cs="Times New Roman"/>
-          <w:sz w:val="22"/>
-          <w:szCs w:val="22"/>
-          <w:lang w:val="en-US"/>
-        </w:rPr>
-        <w:t xml:space="preserve"> to declaratively render the map polylines.</w:t>
+        <w:t>)” to declaratively render the map polylines.</w:t>
       </w:r>
     </w:p>
     <w:p>
@@ -2872,12 +2092,13 @@
         <w:keepNext/>
         <w:spacing w:line="240" w:lineRule="auto"/>
         <w:rPr>
-          <w:lang w:val="en-US"/>
-        </w:rPr>
-      </w:pPr>
-      <w:r>
-        <w:rPr>
-          <w:rFonts w:hint="eastAsia"/>
+          <w:rFonts w:ascii="Times New Roman" w:hAnsi="Times New Roman" w:cs="Times New Roman"/>
+          <w:lang w:val="en-US"/>
+        </w:rPr>
+      </w:pPr>
+      <w:r>
+        <w:rPr>
+          <w:rFonts w:ascii="Times New Roman" w:hAnsi="Times New Roman" w:cs="Times New Roman"/>
           <w:noProof/>
           <w:lang w:val="en-US"/>
         </w:rPr>
@@ -2922,22 +2143,66 @@
       <w:pPr>
         <w:pStyle w:val="Caption"/>
         <w:jc w:val="center"/>
-      </w:pPr>
-      <w:r>
-        <w:t xml:space="preserve">Figure </w:t>
-      </w:r>
-      <w:r>
+        <w:rPr>
+          <w:rFonts w:ascii="Times New Roman" w:hAnsi="Times New Roman" w:cs="Times New Roman"/>
+        </w:rPr>
+      </w:pPr>
+      <w:r>
+        <w:rPr>
+          <w:rFonts w:ascii="Times New Roman" w:hAnsi="Times New Roman" w:cs="Times New Roman"/>
+          <w:sz w:val="16"/>
+          <w:szCs w:val="16"/>
+        </w:rPr>
+        <w:t>Figure</w:t>
+      </w:r>
+      <w:r>
+        <w:rPr>
+          <w:rFonts w:ascii="Times New Roman" w:hAnsi="Times New Roman" w:cs="Times New Roman"/>
+        </w:rPr>
+        <w:t xml:space="preserve"> </w:t>
+      </w:r>
+      <w:r>
+        <w:rPr>
+          <w:rFonts w:ascii="Times New Roman" w:hAnsi="Times New Roman" w:cs="Times New Roman"/>
+        </w:rPr>
         <w:t>3.</w:t>
       </w:r>
-      <w:fldSimple w:instr=" SEQ Figure \* ARABIC ">
-        <w:r>
-          <w:rPr>
-            <w:noProof/>
-          </w:rPr>
-          <w:t>6</w:t>
-        </w:r>
-      </w:fldSimple>
-      <w:r>
+      <w:r>
+        <w:rPr>
+          <w:rFonts w:ascii="Times New Roman" w:hAnsi="Times New Roman" w:cs="Times New Roman"/>
+        </w:rPr>
+        <w:fldChar w:fldCharType="begin"/>
+      </w:r>
+      <w:r>
+        <w:rPr>
+          <w:rFonts w:ascii="Times New Roman" w:hAnsi="Times New Roman" w:cs="Times New Roman"/>
+        </w:rPr>
+        <w:instrText xml:space="preserve"> SEQ Figure \* ARABIC </w:instrText>
+      </w:r>
+      <w:r>
+        <w:rPr>
+          <w:rFonts w:ascii="Times New Roman" w:hAnsi="Times New Roman" w:cs="Times New Roman"/>
+        </w:rPr>
+        <w:fldChar w:fldCharType="separate"/>
+      </w:r>
+      <w:r>
+        <w:rPr>
+          <w:rFonts w:ascii="Times New Roman" w:hAnsi="Times New Roman" w:cs="Times New Roman"/>
+          <w:noProof/>
+        </w:rPr>
+        <w:t>6</w:t>
+      </w:r>
+      <w:r>
+        <w:rPr>
+          <w:rFonts w:ascii="Times New Roman" w:hAnsi="Times New Roman" w:cs="Times New Roman"/>
+          <w:noProof/>
+        </w:rPr>
+        <w:fldChar w:fldCharType="end"/>
+      </w:r>
+      <w:r>
+        <w:rPr>
+          <w:rFonts w:ascii="Times New Roman" w:hAnsi="Times New Roman" w:cs="Times New Roman"/>
+        </w:rPr>
         <w:t xml:space="preserve"> AI Chatbot</w:t>
       </w:r>
     </w:p>
@@ -2968,7 +2233,7 @@
       </w:r>
       <w:r>
         <w:rPr>
-          <w:rFonts w:ascii="Times New Roman" w:hAnsi="Times New Roman" w:cs="Times New Roman" w:hint="eastAsia"/>
+          <w:rFonts w:ascii="Times New Roman" w:hAnsi="Times New Roman" w:cs="Times New Roman"/>
           <w:sz w:val="22"/>
           <w:szCs w:val="22"/>
         </w:rPr>
@@ -2988,15 +2253,7 @@
           <w:sz w:val="22"/>
           <w:szCs w:val="22"/>
         </w:rPr>
-        <w:t xml:space="preserve">The user triggers </w:t>
-      </w:r>
-      <w:r>
-        <w:rPr>
-          <w:rFonts w:ascii="Times New Roman" w:hAnsi="Times New Roman" w:cs="Times New Roman"/>
-          <w:sz w:val="22"/>
-          <w:szCs w:val="22"/>
-        </w:rPr>
-        <w:t>“</w:t>
+        <w:t>The user triggers “</w:t>
       </w:r>
       <w:proofErr w:type="spellStart"/>
       <w:proofErr w:type="gramStart"/>
@@ -3024,23 +2281,7 @@
           <w:sz w:val="22"/>
           <w:szCs w:val="22"/>
         </w:rPr>
-        <w:t>)</w:t>
-      </w:r>
-      <w:r>
-        <w:rPr>
-          <w:rFonts w:ascii="Times New Roman" w:hAnsi="Times New Roman" w:cs="Times New Roman"/>
-          <w:sz w:val="22"/>
-          <w:szCs w:val="22"/>
-        </w:rPr>
-        <w:t>”</w:t>
-      </w:r>
-      <w:r>
-        <w:rPr>
-          <w:rFonts w:ascii="Times New Roman" w:hAnsi="Times New Roman" w:cs="Times New Roman"/>
-          <w:sz w:val="22"/>
-          <w:szCs w:val="22"/>
-        </w:rPr>
-        <w:t xml:space="preserve">. </w:t>
+        <w:t xml:space="preserve">)”. </w:t>
       </w:r>
       <w:r>
         <w:rPr>
@@ -3065,39 +2306,7 @@
           <w:sz w:val="22"/>
           <w:szCs w:val="22"/>
         </w:rPr>
-        <w:t>Authorization Bearer</w:t>
-      </w:r>
-      <w:r>
-        <w:rPr>
-          <w:rFonts w:ascii="Times New Roman" w:hAnsi="Times New Roman" w:cs="Times New Roman"/>
-          <w:sz w:val="22"/>
-          <w:szCs w:val="22"/>
-        </w:rPr>
-        <w:t>”</w:t>
-      </w:r>
-      <w:r>
-        <w:rPr>
-          <w:rFonts w:ascii="Times New Roman" w:hAnsi="Times New Roman" w:cs="Times New Roman"/>
-          <w:sz w:val="22"/>
-          <w:szCs w:val="22"/>
-        </w:rPr>
-        <w:t xml:space="preserve"> HTTP header via </w:t>
-      </w:r>
-      <w:r>
-        <w:rPr>
-          <w:rFonts w:ascii="Times New Roman" w:hAnsi="Times New Roman" w:cs="Times New Roman"/>
-          <w:sz w:val="22"/>
-          <w:szCs w:val="22"/>
-        </w:rPr>
-        <w:t>“</w:t>
-      </w:r>
-      <w:r>
-        <w:rPr>
-          <w:rFonts w:ascii="Times New Roman" w:hAnsi="Times New Roman" w:cs="Times New Roman"/>
-          <w:sz w:val="22"/>
-          <w:szCs w:val="22"/>
-        </w:rPr>
-        <w:t>_</w:t>
+        <w:t>Authorization Bearer” HTTP header via “_</w:t>
       </w:r>
       <w:proofErr w:type="spellStart"/>
       <w:r>
@@ -3115,39 +2324,15 @@
           <w:sz w:val="22"/>
           <w:szCs w:val="22"/>
         </w:rPr>
-        <w:t>()</w:t>
-      </w:r>
-      <w:r>
-        <w:rPr>
-          <w:rFonts w:ascii="Times New Roman" w:hAnsi="Times New Roman" w:cs="Times New Roman"/>
-          <w:sz w:val="22"/>
-          <w:szCs w:val="22"/>
-        </w:rPr>
-        <w:t>”</w:t>
-      </w:r>
-      <w:r>
-        <w:rPr>
-          <w:rFonts w:ascii="Times New Roman" w:hAnsi="Times New Roman" w:cs="Times New Roman"/>
-          <w:sz w:val="22"/>
-          <w:szCs w:val="22"/>
-        </w:rPr>
-        <w:t>.</w:t>
-      </w:r>
-      <w:r>
-        <w:rPr>
-          <w:rFonts w:ascii="Times New Roman" w:hAnsi="Times New Roman" w:cs="Times New Roman"/>
-          <w:sz w:val="22"/>
-          <w:szCs w:val="22"/>
-        </w:rPr>
-        <w:t xml:space="preserve">The </w:t>
-      </w:r>
-      <w:r>
-        <w:rPr>
-          <w:rFonts w:ascii="Times New Roman" w:hAnsi="Times New Roman" w:cs="Times New Roman"/>
-          <w:sz w:val="22"/>
-          <w:szCs w:val="22"/>
-        </w:rPr>
-        <w:t>“</w:t>
+        <w:t>()”.</w:t>
+      </w:r>
+      <w:r>
+        <w:rPr>
+          <w:rFonts w:ascii="Times New Roman" w:hAnsi="Times New Roman" w:cs="Times New Roman"/>
+          <w:sz w:val="22"/>
+          <w:szCs w:val="22"/>
+        </w:rPr>
+        <w:t>The “</w:t>
       </w:r>
       <w:proofErr w:type="spellStart"/>
       <w:r>
@@ -3165,15 +2350,7 @@
           <w:sz w:val="22"/>
           <w:szCs w:val="22"/>
         </w:rPr>
-        <w:t>”</w:t>
-      </w:r>
-      <w:r>
-        <w:rPr>
-          <w:rFonts w:ascii="Times New Roman" w:hAnsi="Times New Roman" w:cs="Times New Roman"/>
-          <w:sz w:val="22"/>
-          <w:szCs w:val="22"/>
-        </w:rPr>
-        <w:t xml:space="preserve"> executes inline </w:t>
+        <w:t xml:space="preserve">” executes inline </w:t>
       </w:r>
       <w:proofErr w:type="spellStart"/>
       <w:r>
@@ -3191,31 +2368,15 @@
           <w:sz w:val="22"/>
           <w:szCs w:val="22"/>
         </w:rPr>
-        <w:t xml:space="preserve"> database operations to ensure session continuity, and then passes context</w:t>
-      </w:r>
-      <w:r>
-        <w:rPr>
-          <w:rFonts w:ascii="Times New Roman" w:hAnsi="Times New Roman" w:cs="Times New Roman"/>
-          <w:sz w:val="22"/>
-          <w:szCs w:val="22"/>
-        </w:rPr>
-        <w:t xml:space="preserve"> </w:t>
-      </w:r>
-      <w:r>
-        <w:rPr>
-          <w:rFonts w:ascii="Times New Roman" w:hAnsi="Times New Roman" w:cs="Times New Roman"/>
-          <w:sz w:val="22"/>
-          <w:szCs w:val="22"/>
-        </w:rPr>
-        <w:t xml:space="preserve">to the </w:t>
-      </w:r>
-      <w:r>
-        <w:rPr>
-          <w:rFonts w:ascii="Times New Roman" w:hAnsi="Times New Roman" w:cs="Times New Roman"/>
-          <w:sz w:val="22"/>
-          <w:szCs w:val="22"/>
-        </w:rPr>
-        <w:t>“</w:t>
+        <w:t xml:space="preserve"> database operations to ensure session continuity, and then passes context </w:t>
+      </w:r>
+      <w:r>
+        <w:rPr>
+          <w:rFonts w:ascii="Times New Roman" w:hAnsi="Times New Roman" w:cs="Times New Roman"/>
+          <w:sz w:val="22"/>
+          <w:szCs w:val="22"/>
+        </w:rPr>
+        <w:t>to the “</w:t>
       </w:r>
       <w:proofErr w:type="spellStart"/>
       <w:r>
@@ -3251,63 +2412,15 @@
           <w:sz w:val="22"/>
           <w:szCs w:val="22"/>
         </w:rPr>
-        <w:t>”</w:t>
-      </w:r>
-      <w:r>
-        <w:rPr>
-          <w:rFonts w:ascii="Times New Roman" w:hAnsi="Times New Roman" w:cs="Times New Roman"/>
-          <w:sz w:val="22"/>
-          <w:szCs w:val="22"/>
-        </w:rPr>
-        <w:t xml:space="preserve"> via </w:t>
-      </w:r>
-      <w:r>
-        <w:rPr>
-          <w:rFonts w:ascii="Times New Roman" w:hAnsi="Times New Roman" w:cs="Times New Roman"/>
-          <w:sz w:val="22"/>
-          <w:szCs w:val="22"/>
-        </w:rPr>
-        <w:t>“</w:t>
-      </w:r>
-      <w:r>
-        <w:rPr>
-          <w:rFonts w:ascii="Times New Roman" w:hAnsi="Times New Roman" w:cs="Times New Roman"/>
-          <w:sz w:val="22"/>
-          <w:szCs w:val="22"/>
-        </w:rPr>
-        <w:t>invoke()</w:t>
-      </w:r>
-      <w:r>
-        <w:rPr>
-          <w:rFonts w:ascii="Times New Roman" w:hAnsi="Times New Roman" w:cs="Times New Roman"/>
-          <w:sz w:val="22"/>
-          <w:szCs w:val="22"/>
-        </w:rPr>
-        <w:t>”</w:t>
-      </w:r>
-      <w:r>
-        <w:rPr>
-          <w:rFonts w:ascii="Times New Roman" w:hAnsi="Times New Roman" w:cs="Times New Roman"/>
-          <w:sz w:val="22"/>
-          <w:szCs w:val="22"/>
-        </w:rPr>
-        <w:t xml:space="preserve">, </w:t>
-      </w:r>
-      <w:r>
-        <w:rPr>
-          <w:rFonts w:ascii="Times New Roman" w:hAnsi="Times New Roman" w:cs="Times New Roman"/>
-          <w:sz w:val="22"/>
-          <w:szCs w:val="22"/>
-        </w:rPr>
-        <w:t xml:space="preserve">which internally utilizes </w:t>
-      </w:r>
-      <w:r>
-        <w:rPr>
-          <w:rFonts w:ascii="Times New Roman" w:hAnsi="Times New Roman" w:cs="Times New Roman"/>
-          <w:sz w:val="22"/>
-          <w:szCs w:val="22"/>
-        </w:rPr>
-        <w:t>“</w:t>
+        <w:t xml:space="preserve">” via “invoke()”, </w:t>
+      </w:r>
+      <w:r>
+        <w:rPr>
+          <w:rFonts w:ascii="Times New Roman" w:hAnsi="Times New Roman" w:cs="Times New Roman"/>
+          <w:sz w:val="22"/>
+          <w:szCs w:val="22"/>
+        </w:rPr>
+        <w:t>which internally utilizes “</w:t>
       </w:r>
       <w:proofErr w:type="spellStart"/>
       <w:r>
@@ -3325,31 +2438,15 @@
           <w:sz w:val="22"/>
           <w:szCs w:val="22"/>
         </w:rPr>
-        <w:t>”</w:t>
-      </w:r>
-      <w:r>
-        <w:rPr>
-          <w:rFonts w:ascii="Times New Roman" w:hAnsi="Times New Roman" w:cs="Times New Roman"/>
-          <w:sz w:val="22"/>
-          <w:szCs w:val="22"/>
-        </w:rPr>
-        <w:t xml:space="preserve"> to seamlessly save and load dialogue state, </w:t>
-      </w:r>
-      <w:r>
-        <w:rPr>
-          <w:rFonts w:ascii="Times New Roman" w:hAnsi="Times New Roman" w:cs="Times New Roman"/>
-          <w:sz w:val="22"/>
-          <w:szCs w:val="22"/>
-        </w:rPr>
-        <w:t xml:space="preserve">ending with the UI component updating state via </w:t>
-      </w:r>
-      <w:r>
-        <w:rPr>
-          <w:rFonts w:ascii="Times New Roman" w:hAnsi="Times New Roman" w:cs="Times New Roman"/>
-          <w:sz w:val="22"/>
-          <w:szCs w:val="22"/>
-        </w:rPr>
-        <w:t>“</w:t>
+        <w:t xml:space="preserve">” to seamlessly save and load dialogue state, </w:t>
+      </w:r>
+      <w:r>
+        <w:rPr>
+          <w:rFonts w:ascii="Times New Roman" w:hAnsi="Times New Roman" w:cs="Times New Roman"/>
+          <w:sz w:val="22"/>
+          <w:szCs w:val="22"/>
+        </w:rPr>
+        <w:t>ending with the UI component updating state via “</w:t>
       </w:r>
       <w:proofErr w:type="spellStart"/>
       <w:r>
@@ -3367,29 +2464,14 @@
           <w:sz w:val="22"/>
           <w:szCs w:val="22"/>
         </w:rPr>
-        <w:t>()</w:t>
-      </w:r>
-      <w:r>
-        <w:rPr>
-          <w:rFonts w:ascii="Times New Roman" w:hAnsi="Times New Roman" w:cs="Times New Roman"/>
-          <w:sz w:val="22"/>
-          <w:szCs w:val="22"/>
-        </w:rPr>
-        <w:t>”</w:t>
-      </w:r>
-      <w:r>
-        <w:rPr>
-          <w:rFonts w:ascii="Times New Roman" w:hAnsi="Times New Roman" w:cs="Times New Roman"/>
-          <w:sz w:val="22"/>
-          <w:szCs w:val="22"/>
-        </w:rPr>
-        <w:t>.</w:t>
+        <w:t>()”.</w:t>
       </w:r>
     </w:p>
     <w:p>
       <w:pPr>
         <w:spacing w:line="240" w:lineRule="auto"/>
         <w:rPr>
+          <w:rFonts w:ascii="Times New Roman" w:hAnsi="Times New Roman" w:cs="Times New Roman"/>
           <w:lang w:val="en-US"/>
         </w:rPr>
       </w:pPr>
@@ -3397,10 +2479,13 @@
     <w:p>
       <w:pPr>
         <w:keepNext/>
-      </w:pPr>
-      <w:r>
-        <w:rPr>
-          <w:rFonts w:hint="eastAsia"/>
+        <w:rPr>
+          <w:rFonts w:ascii="Times New Roman" w:hAnsi="Times New Roman" w:cs="Times New Roman"/>
+        </w:rPr>
+      </w:pPr>
+      <w:r>
+        <w:rPr>
+          <w:rFonts w:ascii="Times New Roman" w:hAnsi="Times New Roman" w:cs="Times New Roman"/>
           <w:noProof/>
         </w:rPr>
         <w:drawing>
@@ -3445,37 +2530,81 @@
         <w:pStyle w:val="Caption"/>
         <w:jc w:val="center"/>
         <w:rPr>
-          <w:lang w:val="en-US"/>
-        </w:rPr>
-      </w:pPr>
-      <w:r>
+          <w:rFonts w:ascii="Times New Roman" w:hAnsi="Times New Roman" w:cs="Times New Roman"/>
+          <w:lang w:val="en-US"/>
+        </w:rPr>
+      </w:pPr>
+      <w:r>
+        <w:rPr>
+          <w:rFonts w:ascii="Times New Roman" w:hAnsi="Times New Roman" w:cs="Times New Roman"/>
+        </w:rPr>
         <w:t xml:space="preserve">Figure </w:t>
       </w:r>
       <w:r>
+        <w:rPr>
+          <w:rFonts w:ascii="Times New Roman" w:hAnsi="Times New Roman" w:cs="Times New Roman"/>
+        </w:rPr>
         <w:t>3.</w:t>
       </w:r>
-      <w:fldSimple w:instr=" SEQ Figure \* ARABIC ">
-        <w:r>
-          <w:rPr>
-            <w:noProof/>
-          </w:rPr>
-          <w:t>7</w:t>
-        </w:r>
-      </w:fldSimple>
-      <w:r>
-        <w:rPr>
-          <w:rFonts w:hint="eastAsia"/>
+      <w:r>
+        <w:rPr>
+          <w:rFonts w:ascii="Times New Roman" w:hAnsi="Times New Roman" w:cs="Times New Roman"/>
+        </w:rPr>
+        <w:fldChar w:fldCharType="begin"/>
+      </w:r>
+      <w:r>
+        <w:rPr>
+          <w:rFonts w:ascii="Times New Roman" w:hAnsi="Times New Roman" w:cs="Times New Roman"/>
+        </w:rPr>
+        <w:instrText xml:space="preserve"> SEQ Figure \* ARABIC </w:instrText>
+      </w:r>
+      <w:r>
+        <w:rPr>
+          <w:rFonts w:ascii="Times New Roman" w:hAnsi="Times New Roman" w:cs="Times New Roman"/>
+        </w:rPr>
+        <w:fldChar w:fldCharType="separate"/>
+      </w:r>
+      <w:r>
+        <w:rPr>
+          <w:rFonts w:ascii="Times New Roman" w:hAnsi="Times New Roman" w:cs="Times New Roman"/>
+          <w:noProof/>
+        </w:rPr>
+        <w:t>7</w:t>
+      </w:r>
+      <w:r>
+        <w:rPr>
+          <w:rFonts w:ascii="Times New Roman" w:hAnsi="Times New Roman" w:cs="Times New Roman"/>
+          <w:noProof/>
+        </w:rPr>
+        <w:fldChar w:fldCharType="end"/>
+      </w:r>
+      <w:r>
+        <w:rPr>
+          <w:rFonts w:ascii="Times New Roman" w:hAnsi="Times New Roman" w:cs="Times New Roman"/>
+        </w:rPr>
+        <w:t xml:space="preserve"> Bike</w:t>
+      </w:r>
+      <w:r>
+        <w:rPr>
+          <w:rFonts w:ascii="Times New Roman" w:hAnsi="Times New Roman" w:cs="Times New Roman"/>
+          <w:lang w:val="en-US"/>
         </w:rPr>
         <w:t xml:space="preserve"> </w:t>
       </w:r>
       <w:r>
-        <w:t>Bike</w:t>
-      </w:r>
-      <w:r>
-        <w:rPr>
-          <w:lang w:val="en-US"/>
-        </w:rPr>
-        <w:t xml:space="preserve"> Availability Prediction</w:t>
+        <w:rPr>
+          <w:rFonts w:ascii="Times New Roman" w:hAnsi="Times New Roman" w:cs="Times New Roman"/>
+          <w:sz w:val="16"/>
+          <w:szCs w:val="16"/>
+        </w:rPr>
+        <w:t>Availability</w:t>
+      </w:r>
+      <w:r>
+        <w:rPr>
+          <w:rFonts w:ascii="Times New Roman" w:hAnsi="Times New Roman" w:cs="Times New Roman"/>
+          <w:lang w:val="en-US"/>
+        </w:rPr>
+        <w:t xml:space="preserve"> Prediction</w:t>
       </w:r>
     </w:p>
     <w:p>
@@ -3504,7 +2633,7 @@
       </w:r>
       <w:r>
         <w:rPr>
-          <w:rFonts w:ascii="Times New Roman" w:hAnsi="Times New Roman" w:cs="Times New Roman" w:hint="eastAsia"/>
+          <w:rFonts w:ascii="Times New Roman" w:hAnsi="Times New Roman" w:cs="Times New Roman"/>
           <w:sz w:val="22"/>
           <w:szCs w:val="22"/>
         </w:rPr>
@@ -3524,15 +2653,7 @@
           <w:sz w:val="22"/>
           <w:szCs w:val="22"/>
         </w:rPr>
-        <w:t xml:space="preserve">Outlines the Machine Learning inference loop triggered by </w:t>
-      </w:r>
-      <w:r>
-        <w:rPr>
-          <w:rFonts w:ascii="Times New Roman" w:hAnsi="Times New Roman" w:cs="Times New Roman"/>
-          <w:sz w:val="22"/>
-          <w:szCs w:val="22"/>
-        </w:rPr>
-        <w:t>“</w:t>
+        <w:t>Outlines the Machine Learning inference loop triggered by “</w:t>
       </w:r>
       <w:proofErr w:type="spellStart"/>
       <w:proofErr w:type="gramStart"/>
@@ -3560,13 +2681,67 @@
           <w:sz w:val="22"/>
           <w:szCs w:val="22"/>
         </w:rPr>
-        <w:t>)</w:t>
-      </w:r>
-      <w:r>
-        <w:rPr>
-          <w:rFonts w:ascii="Times New Roman" w:hAnsi="Times New Roman" w:cs="Times New Roman"/>
-          <w:sz w:val="22"/>
-          <w:szCs w:val="22"/>
+        <w:t>)”. The “</w:t>
+      </w:r>
+      <w:proofErr w:type="spellStart"/>
+      <w:r>
+        <w:rPr>
+          <w:rFonts w:ascii="Times New Roman" w:hAnsi="Times New Roman" w:cs="Times New Roman"/>
+          <w:sz w:val="22"/>
+          <w:szCs w:val="22"/>
+        </w:rPr>
+        <w:t>predictionService</w:t>
+      </w:r>
+      <w:proofErr w:type="spellEnd"/>
+      <w:r>
+        <w:rPr>
+          <w:rFonts w:ascii="Times New Roman" w:hAnsi="Times New Roman" w:cs="Times New Roman"/>
+          <w:sz w:val="22"/>
+          <w:szCs w:val="22"/>
+        </w:rPr>
+        <w:t xml:space="preserve">” queries </w:t>
+      </w:r>
+      <w:r>
+        <w:rPr>
+          <w:rFonts w:ascii="Times New Roman" w:hAnsi="Times New Roman" w:cs="Times New Roman"/>
+          <w:sz w:val="22"/>
+          <w:szCs w:val="22"/>
+        </w:rPr>
+        <w:t xml:space="preserve">the </w:t>
+      </w:r>
+      <w:r>
+        <w:rPr>
+          <w:rFonts w:ascii="Times New Roman" w:hAnsi="Times New Roman" w:cs="Times New Roman"/>
+          <w:sz w:val="22"/>
+          <w:szCs w:val="22"/>
+          <w:lang w:val="en-US"/>
+        </w:rPr>
+        <w:t>“</w:t>
+      </w:r>
+      <w:proofErr w:type="spellStart"/>
+      <w:r>
+        <w:rPr>
+          <w:rFonts w:ascii="Times New Roman" w:hAnsi="Times New Roman" w:cs="Times New Roman"/>
+          <w:sz w:val="22"/>
+          <w:szCs w:val="22"/>
+        </w:rPr>
+        <w:t>stationRecord</w:t>
+      </w:r>
+      <w:proofErr w:type="spellEnd"/>
+      <w:r>
+        <w:rPr>
+          <w:rFonts w:ascii="Times New Roman" w:hAnsi="Times New Roman" w:cs="Times New Roman"/>
+          <w:sz w:val="22"/>
+          <w:szCs w:val="22"/>
+        </w:rPr>
+        <w:t>: Station</w:t>
+      </w:r>
+      <w:r>
+        <w:rPr>
+          <w:rFonts w:ascii="Times New Roman" w:hAnsi="Times New Roman" w:cs="Times New Roman"/>
+          <w:sz w:val="22"/>
+          <w:szCs w:val="22"/>
+          <w:lang w:val="en-US"/>
         </w:rPr>
         <w:t>”</w:t>
       </w:r>
@@ -3576,13 +2751,14 @@
           <w:sz w:val="22"/>
           <w:szCs w:val="22"/>
         </w:rPr>
-        <w:t xml:space="preserve">. The </w:t>
-      </w:r>
-      <w:r>
-        <w:rPr>
-          <w:rFonts w:ascii="Times New Roman" w:hAnsi="Times New Roman" w:cs="Times New Roman"/>
-          <w:sz w:val="22"/>
-          <w:szCs w:val="22"/>
+        <w:t xml:space="preserve"> for static capacities and the </w:t>
+      </w:r>
+      <w:r>
+        <w:rPr>
+          <w:rFonts w:ascii="Times New Roman" w:hAnsi="Times New Roman" w:cs="Times New Roman"/>
+          <w:sz w:val="22"/>
+          <w:szCs w:val="22"/>
+          <w:lang w:val="en-US"/>
         </w:rPr>
         <w:t>“</w:t>
       </w:r>
@@ -3593,7 +2769,7 @@
           <w:sz w:val="22"/>
           <w:szCs w:val="22"/>
         </w:rPr>
-        <w:t>predictionService</w:t>
+        <w:t>weatherRecord</w:t>
       </w:r>
       <w:proofErr w:type="spellEnd"/>
       <w:r>
@@ -3602,6 +2778,25 @@
           <w:sz w:val="22"/>
           <w:szCs w:val="22"/>
         </w:rPr>
+        <w:t xml:space="preserve">: </w:t>
+      </w:r>
+      <w:proofErr w:type="spellStart"/>
+      <w:r>
+        <w:rPr>
+          <w:rFonts w:ascii="Times New Roman" w:hAnsi="Times New Roman" w:cs="Times New Roman"/>
+          <w:sz w:val="22"/>
+          <w:szCs w:val="22"/>
+        </w:rPr>
+        <w:t>WeatherForecast</w:t>
+      </w:r>
+      <w:proofErr w:type="spellEnd"/>
+      <w:r>
+        <w:rPr>
+          <w:rFonts w:ascii="Times New Roman" w:hAnsi="Times New Roman" w:cs="Times New Roman"/>
+          <w:sz w:val="22"/>
+          <w:szCs w:val="22"/>
+          <w:lang w:val="en-US"/>
+        </w:rPr>
         <w:t>”</w:t>
       </w:r>
       <w:r>
@@ -3610,15 +2805,144 @@
           <w:sz w:val="22"/>
           <w:szCs w:val="22"/>
         </w:rPr>
-        <w:t xml:space="preserve"> queries </w:t>
-      </w:r>
-      <w:r>
-        <w:rPr>
-          <w:rFonts w:ascii="Times New Roman" w:hAnsi="Times New Roman" w:cs="Times New Roman"/>
-          <w:sz w:val="22"/>
-          <w:szCs w:val="22"/>
-        </w:rPr>
-        <w:t xml:space="preserve">the </w:t>
+        <w:t xml:space="preserve"> for future meteorological data. It executes an </w:t>
+      </w:r>
+      <w:r>
+        <w:rPr>
+          <w:rFonts w:ascii="Times New Roman" w:hAnsi="Times New Roman" w:cs="Times New Roman"/>
+          <w:sz w:val="22"/>
+          <w:szCs w:val="22"/>
+        </w:rPr>
+        <w:lastRenderedPageBreak/>
+        <w:t>inline process to format a Pandas dataframe feature array (combining time, weather, and station metrics)</w:t>
+      </w:r>
+      <w:r>
+        <w:rPr>
+          <w:rFonts w:ascii="Times New Roman" w:hAnsi="Times New Roman" w:cs="Times New Roman"/>
+          <w:sz w:val="22"/>
+          <w:szCs w:val="22"/>
+        </w:rPr>
+        <w:t xml:space="preserve"> before passing it to the “</w:t>
+      </w:r>
+      <w:proofErr w:type="spellStart"/>
+      <w:r>
+        <w:rPr>
+          <w:rFonts w:ascii="Times New Roman" w:hAnsi="Times New Roman" w:cs="Times New Roman"/>
+          <w:sz w:val="22"/>
+          <w:szCs w:val="22"/>
+        </w:rPr>
+        <w:t>rfModel</w:t>
+      </w:r>
+      <w:proofErr w:type="spellEnd"/>
+      <w:r>
+        <w:rPr>
+          <w:rFonts w:ascii="Times New Roman" w:hAnsi="Times New Roman" w:cs="Times New Roman"/>
+          <w:sz w:val="22"/>
+          <w:szCs w:val="22"/>
+        </w:rPr>
+        <w:t xml:space="preserve">: </w:t>
+      </w:r>
+      <w:proofErr w:type="spellStart"/>
+      <w:r>
+        <w:rPr>
+          <w:rFonts w:ascii="Times New Roman" w:hAnsi="Times New Roman" w:cs="Times New Roman"/>
+          <w:sz w:val="22"/>
+          <w:szCs w:val="22"/>
+        </w:rPr>
+        <w:t>RandomForestRegressor</w:t>
+      </w:r>
+      <w:proofErr w:type="spellEnd"/>
+      <w:r>
+        <w:rPr>
+          <w:rFonts w:ascii="Times New Roman" w:hAnsi="Times New Roman" w:cs="Times New Roman"/>
+          <w:sz w:val="22"/>
+          <w:szCs w:val="22"/>
+        </w:rPr>
+        <w:t>” instance's “</w:t>
+      </w:r>
+      <w:proofErr w:type="gramStart"/>
+      <w:r>
+        <w:rPr>
+          <w:rFonts w:ascii="Times New Roman" w:hAnsi="Times New Roman" w:cs="Times New Roman"/>
+          <w:sz w:val="22"/>
+          <w:szCs w:val="22"/>
+        </w:rPr>
+        <w:t>predict(</w:t>
+      </w:r>
+      <w:proofErr w:type="gramEnd"/>
+      <w:r>
+        <w:rPr>
+          <w:rFonts w:ascii="Times New Roman" w:hAnsi="Times New Roman" w:cs="Times New Roman"/>
+          <w:sz w:val="22"/>
+          <w:szCs w:val="22"/>
+        </w:rPr>
+        <w:t xml:space="preserve">)” method, </w:t>
+      </w:r>
+      <w:r>
+        <w:rPr>
+          <w:rFonts w:ascii="Times New Roman" w:hAnsi="Times New Roman" w:cs="Times New Roman"/>
+          <w:sz w:val="22"/>
+          <w:szCs w:val="22"/>
+        </w:rPr>
+        <w:t>concluding with the UI updating state via “</w:t>
+      </w:r>
+      <w:proofErr w:type="spellStart"/>
+      <w:r>
+        <w:rPr>
+          <w:rFonts w:ascii="Times New Roman" w:hAnsi="Times New Roman" w:cs="Times New Roman"/>
+          <w:sz w:val="22"/>
+          <w:szCs w:val="22"/>
+        </w:rPr>
+        <w:t>setPredictionData</w:t>
+      </w:r>
+      <w:proofErr w:type="spellEnd"/>
+      <w:r>
+        <w:rPr>
+          <w:rFonts w:ascii="Times New Roman" w:hAnsi="Times New Roman" w:cs="Times New Roman"/>
+          <w:sz w:val="22"/>
+          <w:szCs w:val="22"/>
+        </w:rPr>
+        <w:t xml:space="preserve"> </w:t>
+      </w:r>
+      <w:r>
+        <w:rPr>
+          <w:rFonts w:ascii="Times New Roman" w:hAnsi="Times New Roman" w:cs="Times New Roman"/>
+          <w:sz w:val="22"/>
+          <w:szCs w:val="22"/>
+        </w:rPr>
+        <w:t xml:space="preserve">()” to declaratively render the chart. </w:t>
+      </w:r>
+    </w:p>
+    <w:p>
+      <w:pPr>
+        <w:rPr>
+          <w:rFonts w:ascii="Times New Roman" w:hAnsi="Times New Roman" w:cs="Times New Roman"/>
+          <w:lang w:val="en-US"/>
+        </w:rPr>
+      </w:pPr>
+      <w:r>
+        <w:rPr>
+          <w:rFonts w:ascii="Times New Roman" w:hAnsi="Times New Roman" w:cs="Times New Roman"/>
+          <w:sz w:val="22"/>
+          <w:szCs w:val="22"/>
+        </w:rPr>
+        <w:t>To address typical initial cold-start latencies inherent to ML mode</w:t>
+      </w:r>
+      <w:r>
+        <w:rPr>
+          <w:rFonts w:ascii="Times New Roman" w:hAnsi="Times New Roman" w:cs="Times New Roman"/>
+          <w:sz w:val="22"/>
+          <w:szCs w:val="22"/>
+        </w:rPr>
+        <w:t>l</w:t>
+      </w:r>
+      <w:r>
+        <w:rPr>
+          <w:rFonts w:ascii="Times New Roman" w:hAnsi="Times New Roman" w:cs="Times New Roman"/>
+          <w:sz w:val="22"/>
+          <w:szCs w:val="22"/>
+        </w:rPr>
+        <w:t xml:space="preserve">ling, the </w:t>
       </w:r>
       <w:r>
         <w:rPr>
@@ -3636,7 +2960,7 @@
           <w:sz w:val="22"/>
           <w:szCs w:val="22"/>
         </w:rPr>
-        <w:t>stationRecord</w:t>
+        <w:t>PredictionModel</w:t>
       </w:r>
       <w:proofErr w:type="spellEnd"/>
       <w:r>
@@ -3644,14 +2968,6 @@
           <w:rFonts w:ascii="Times New Roman" w:hAnsi="Times New Roman" w:cs="Times New Roman"/>
           <w:sz w:val="22"/>
           <w:szCs w:val="22"/>
-        </w:rPr>
-        <w:t>: Station</w:t>
-      </w:r>
-      <w:r>
-        <w:rPr>
-          <w:rFonts w:ascii="Times New Roman" w:hAnsi="Times New Roman" w:cs="Times New Roman"/>
-          <w:sz w:val="22"/>
-          <w:szCs w:val="22"/>
           <w:lang w:val="en-US"/>
         </w:rPr>
         <w:t>”</w:t>
@@ -3662,350 +2978,13 @@
           <w:sz w:val="22"/>
           <w:szCs w:val="22"/>
         </w:rPr>
-        <w:t xml:space="preserve"> for static capacities and the </w:t>
-      </w:r>
-      <w:r>
-        <w:rPr>
-          <w:rFonts w:ascii="Times New Roman" w:hAnsi="Times New Roman" w:cs="Times New Roman"/>
-          <w:sz w:val="22"/>
-          <w:szCs w:val="22"/>
-          <w:lang w:val="en-US"/>
-        </w:rPr>
-        <w:t>“</w:t>
-      </w:r>
-      <w:proofErr w:type="spellStart"/>
-      <w:r>
-        <w:rPr>
-          <w:rFonts w:ascii="Times New Roman" w:hAnsi="Times New Roman" w:cs="Times New Roman"/>
-          <w:sz w:val="22"/>
-          <w:szCs w:val="22"/>
-        </w:rPr>
-        <w:t>weatherRecord</w:t>
-      </w:r>
-      <w:proofErr w:type="spellEnd"/>
-      <w:r>
-        <w:rPr>
-          <w:rFonts w:ascii="Times New Roman" w:hAnsi="Times New Roman" w:cs="Times New Roman"/>
-          <w:sz w:val="22"/>
-          <w:szCs w:val="22"/>
-        </w:rPr>
-        <w:t xml:space="preserve">: </w:t>
-      </w:r>
-      <w:proofErr w:type="spellStart"/>
-      <w:r>
-        <w:rPr>
-          <w:rFonts w:ascii="Times New Roman" w:hAnsi="Times New Roman" w:cs="Times New Roman"/>
-          <w:sz w:val="22"/>
-          <w:szCs w:val="22"/>
-        </w:rPr>
-        <w:t>WeatherForecast</w:t>
-      </w:r>
-      <w:proofErr w:type="spellEnd"/>
-      <w:r>
-        <w:rPr>
-          <w:rFonts w:ascii="Times New Roman" w:hAnsi="Times New Roman" w:cs="Times New Roman"/>
-          <w:sz w:val="22"/>
-          <w:szCs w:val="22"/>
-          <w:lang w:val="en-US"/>
-        </w:rPr>
-        <w:t>”</w:t>
-      </w:r>
-      <w:r>
-        <w:rPr>
-          <w:rFonts w:ascii="Times New Roman" w:hAnsi="Times New Roman" w:cs="Times New Roman"/>
-          <w:sz w:val="22"/>
-          <w:szCs w:val="22"/>
-        </w:rPr>
-        <w:t xml:space="preserve"> for future meteorological data.</w:t>
-      </w:r>
-      <w:r>
-        <w:rPr>
-          <w:rFonts w:ascii="Times New Roman" w:hAnsi="Times New Roman" w:cs="Times New Roman" w:hint="eastAsia"/>
-          <w:sz w:val="22"/>
-          <w:szCs w:val="22"/>
-        </w:rPr>
-        <w:t xml:space="preserve"> </w:t>
-      </w:r>
-      <w:r>
-        <w:rPr>
-          <w:rFonts w:ascii="Times New Roman" w:hAnsi="Times New Roman" w:cs="Times New Roman"/>
-          <w:sz w:val="22"/>
-          <w:szCs w:val="22"/>
-        </w:rPr>
-        <w:t xml:space="preserve">It executes an </w:t>
-      </w:r>
-      <w:r>
-        <w:rPr>
-          <w:rFonts w:ascii="Times New Roman" w:hAnsi="Times New Roman" w:cs="Times New Roman"/>
-          <w:sz w:val="22"/>
-          <w:szCs w:val="22"/>
-        </w:rPr>
-        <w:lastRenderedPageBreak/>
-        <w:t xml:space="preserve">inline process to format a Pandas </w:t>
-      </w:r>
-      <w:r>
-        <w:rPr>
-          <w:rFonts w:ascii="Times New Roman" w:hAnsi="Times New Roman" w:cs="Times New Roman"/>
-          <w:sz w:val="22"/>
-          <w:szCs w:val="22"/>
-        </w:rPr>
-        <w:t>d</w:t>
-      </w:r>
-      <w:r>
-        <w:rPr>
-          <w:rFonts w:ascii="Times New Roman" w:hAnsi="Times New Roman" w:cs="Times New Roman"/>
-          <w:sz w:val="22"/>
-          <w:szCs w:val="22"/>
-        </w:rPr>
-        <w:t>ata</w:t>
-      </w:r>
-      <w:r>
-        <w:rPr>
-          <w:rFonts w:ascii="Times New Roman" w:hAnsi="Times New Roman" w:cs="Times New Roman"/>
-          <w:sz w:val="22"/>
-          <w:szCs w:val="22"/>
-        </w:rPr>
-        <w:t>f</w:t>
-      </w:r>
-      <w:r>
-        <w:rPr>
-          <w:rFonts w:ascii="Times New Roman" w:hAnsi="Times New Roman" w:cs="Times New Roman"/>
-          <w:sz w:val="22"/>
-          <w:szCs w:val="22"/>
-        </w:rPr>
-        <w:t>rame feature array (combining time, weather, and station metrics)</w:t>
-      </w:r>
-      <w:r>
-        <w:rPr>
-          <w:rFonts w:ascii="Times New Roman" w:hAnsi="Times New Roman" w:cs="Times New Roman"/>
-          <w:sz w:val="22"/>
-          <w:szCs w:val="22"/>
-        </w:rPr>
-        <w:t xml:space="preserve"> before passing it to the </w:t>
-      </w:r>
-      <w:r>
-        <w:rPr>
-          <w:rFonts w:ascii="Times New Roman" w:hAnsi="Times New Roman" w:cs="Times New Roman"/>
-          <w:sz w:val="22"/>
-          <w:szCs w:val="22"/>
-        </w:rPr>
-        <w:t>“</w:t>
-      </w:r>
-      <w:proofErr w:type="spellStart"/>
-      <w:r>
-        <w:rPr>
-          <w:rFonts w:ascii="Times New Roman" w:hAnsi="Times New Roman" w:cs="Times New Roman"/>
-          <w:sz w:val="22"/>
-          <w:szCs w:val="22"/>
-        </w:rPr>
-        <w:t>rfModel</w:t>
-      </w:r>
-      <w:proofErr w:type="spellEnd"/>
-      <w:r>
-        <w:rPr>
-          <w:rFonts w:ascii="Times New Roman" w:hAnsi="Times New Roman" w:cs="Times New Roman"/>
-          <w:sz w:val="22"/>
-          <w:szCs w:val="22"/>
-        </w:rPr>
-        <w:t xml:space="preserve">: </w:t>
-      </w:r>
-      <w:proofErr w:type="spellStart"/>
-      <w:r>
-        <w:rPr>
-          <w:rFonts w:ascii="Times New Roman" w:hAnsi="Times New Roman" w:cs="Times New Roman"/>
-          <w:sz w:val="22"/>
-          <w:szCs w:val="22"/>
-        </w:rPr>
-        <w:t>RandomForestRegressor</w:t>
-      </w:r>
-      <w:proofErr w:type="spellEnd"/>
-      <w:r>
-        <w:rPr>
-          <w:rFonts w:ascii="Times New Roman" w:hAnsi="Times New Roman" w:cs="Times New Roman"/>
-          <w:sz w:val="22"/>
-          <w:szCs w:val="22"/>
-        </w:rPr>
-        <w:t>”</w:t>
-      </w:r>
-      <w:r>
-        <w:rPr>
-          <w:rFonts w:ascii="Times New Roman" w:hAnsi="Times New Roman" w:cs="Times New Roman"/>
-          <w:sz w:val="22"/>
-          <w:szCs w:val="22"/>
-        </w:rPr>
-        <w:t xml:space="preserve"> instance's </w:t>
-      </w:r>
-      <w:r>
-        <w:rPr>
-          <w:rFonts w:ascii="Times New Roman" w:hAnsi="Times New Roman" w:cs="Times New Roman"/>
-          <w:sz w:val="22"/>
-          <w:szCs w:val="22"/>
-        </w:rPr>
-        <w:t>“</w:t>
-      </w:r>
-      <w:proofErr w:type="gramStart"/>
-      <w:r>
-        <w:rPr>
-          <w:rFonts w:ascii="Times New Roman" w:hAnsi="Times New Roman" w:cs="Times New Roman"/>
-          <w:sz w:val="22"/>
-          <w:szCs w:val="22"/>
-        </w:rPr>
-        <w:t>predict(</w:t>
-      </w:r>
-      <w:proofErr w:type="gramEnd"/>
-      <w:r>
-        <w:rPr>
-          <w:rFonts w:ascii="Times New Roman" w:hAnsi="Times New Roman" w:cs="Times New Roman"/>
-          <w:sz w:val="22"/>
-          <w:szCs w:val="22"/>
-        </w:rPr>
-        <w:t>)</w:t>
-      </w:r>
-      <w:r>
-        <w:rPr>
-          <w:rFonts w:ascii="Times New Roman" w:hAnsi="Times New Roman" w:cs="Times New Roman"/>
-          <w:sz w:val="22"/>
-          <w:szCs w:val="22"/>
-        </w:rPr>
-        <w:t>”</w:t>
-      </w:r>
-      <w:r>
-        <w:rPr>
-          <w:rFonts w:ascii="Times New Roman" w:hAnsi="Times New Roman" w:cs="Times New Roman"/>
-          <w:sz w:val="22"/>
-          <w:szCs w:val="22"/>
-        </w:rPr>
-        <w:t xml:space="preserve"> method, </w:t>
-      </w:r>
-      <w:r>
-        <w:rPr>
-          <w:rFonts w:ascii="Times New Roman" w:hAnsi="Times New Roman" w:cs="Times New Roman"/>
-          <w:sz w:val="22"/>
-          <w:szCs w:val="22"/>
-        </w:rPr>
-        <w:t xml:space="preserve">concluding with the UI updating state via </w:t>
-      </w:r>
-      <w:r>
-        <w:rPr>
-          <w:rFonts w:ascii="Times New Roman" w:hAnsi="Times New Roman" w:cs="Times New Roman"/>
-          <w:sz w:val="22"/>
-          <w:szCs w:val="22"/>
-        </w:rPr>
-        <w:t>“</w:t>
-      </w:r>
-      <w:proofErr w:type="spellStart"/>
-      <w:r>
-        <w:rPr>
-          <w:rFonts w:ascii="Times New Roman" w:hAnsi="Times New Roman" w:cs="Times New Roman"/>
-          <w:sz w:val="22"/>
-          <w:szCs w:val="22"/>
-        </w:rPr>
-        <w:t>setPredictionData</w:t>
-      </w:r>
-      <w:proofErr w:type="spellEnd"/>
-      <w:r>
-        <w:rPr>
-          <w:rFonts w:ascii="Times New Roman" w:hAnsi="Times New Roman" w:cs="Times New Roman"/>
-          <w:sz w:val="22"/>
-          <w:szCs w:val="22"/>
-        </w:rPr>
-        <w:t xml:space="preserve"> </w:t>
-      </w:r>
-      <w:r>
-        <w:rPr>
-          <w:rFonts w:ascii="Times New Roman" w:hAnsi="Times New Roman" w:cs="Times New Roman"/>
-          <w:sz w:val="22"/>
-          <w:szCs w:val="22"/>
-        </w:rPr>
-        <w:t>()</w:t>
-      </w:r>
-      <w:r>
-        <w:rPr>
-          <w:rFonts w:ascii="Times New Roman" w:hAnsi="Times New Roman" w:cs="Times New Roman"/>
-          <w:sz w:val="22"/>
-          <w:szCs w:val="22"/>
-        </w:rPr>
-        <w:t>”</w:t>
-      </w:r>
-      <w:r>
-        <w:rPr>
-          <w:rFonts w:ascii="Times New Roman" w:hAnsi="Times New Roman" w:cs="Times New Roman"/>
-          <w:sz w:val="22"/>
-          <w:szCs w:val="22"/>
-        </w:rPr>
-        <w:t xml:space="preserve"> to declaratively render the chart. </w:t>
-      </w:r>
-    </w:p>
-    <w:p>
-      <w:pPr>
-        <w:rPr>
-          <w:lang w:val="en-US"/>
-        </w:rPr>
-      </w:pPr>
-      <w:r>
-        <w:rPr>
-          <w:rFonts w:ascii="Times New Roman" w:hAnsi="Times New Roman" w:cs="Times New Roman"/>
-          <w:sz w:val="22"/>
-          <w:szCs w:val="22"/>
-        </w:rPr>
-        <w:t>To address typical initial cold-start latencies inherent to ML mode</w:t>
-      </w:r>
-      <w:r>
-        <w:rPr>
-          <w:rFonts w:ascii="Times New Roman" w:hAnsi="Times New Roman" w:cs="Times New Roman"/>
-          <w:sz w:val="22"/>
-          <w:szCs w:val="22"/>
-        </w:rPr>
-        <w:t>l</w:t>
-      </w:r>
-      <w:r>
-        <w:rPr>
-          <w:rFonts w:ascii="Times New Roman" w:hAnsi="Times New Roman" w:cs="Times New Roman"/>
-          <w:sz w:val="22"/>
-          <w:szCs w:val="22"/>
-        </w:rPr>
-        <w:t xml:space="preserve">ling, the </w:t>
-      </w:r>
-      <w:r>
-        <w:rPr>
-          <w:rFonts w:ascii="Times New Roman" w:hAnsi="Times New Roman" w:cs="Times New Roman"/>
-          <w:sz w:val="22"/>
-          <w:szCs w:val="22"/>
-          <w:lang w:val="en-US"/>
-        </w:rPr>
-        <w:t>“</w:t>
-      </w:r>
-      <w:proofErr w:type="spellStart"/>
-      <w:r>
-        <w:rPr>
-          <w:rFonts w:ascii="Times New Roman" w:hAnsi="Times New Roman" w:cs="Times New Roman"/>
-          <w:sz w:val="22"/>
-          <w:szCs w:val="22"/>
-        </w:rPr>
-        <w:t>PredictionModel</w:t>
-      </w:r>
-      <w:proofErr w:type="spellEnd"/>
-      <w:r>
-        <w:rPr>
-          <w:rFonts w:ascii="Times New Roman" w:hAnsi="Times New Roman" w:cs="Times New Roman"/>
-          <w:sz w:val="22"/>
-          <w:szCs w:val="22"/>
-          <w:lang w:val="en-US"/>
-        </w:rPr>
-        <w:t>”</w:t>
-      </w:r>
-      <w:r>
-        <w:rPr>
-          <w:rFonts w:ascii="Times New Roman" w:hAnsi="Times New Roman" w:cs="Times New Roman"/>
-          <w:sz w:val="22"/>
-          <w:szCs w:val="22"/>
-        </w:rPr>
         <w:t xml:space="preserve"> referenced in the prediction sequence is pre-loaded directly into Flask's memory upon initialization.</w:t>
       </w:r>
     </w:p>
     <w:p>
       <w:pPr>
         <w:rPr>
+          <w:rFonts w:ascii="Times New Roman" w:hAnsi="Times New Roman" w:cs="Times New Roman"/>
           <w:lang w:val="en-US"/>
         </w:rPr>
       </w:pPr>
@@ -4025,31 +3004,7 @@
           <w:sz w:val="22"/>
           <w:szCs w:val="22"/>
         </w:rPr>
-        <w:t>3.</w:t>
-      </w:r>
-      <w:r>
-        <w:rPr>
-          <w:rFonts w:ascii="Times New Roman" w:hAnsi="Times New Roman" w:cs="Times New Roman" w:hint="eastAsia"/>
-          <w:sz w:val="22"/>
-          <w:szCs w:val="22"/>
-        </w:rPr>
-        <w:t>4</w:t>
-      </w:r>
-      <w:r>
-        <w:rPr>
-          <w:rFonts w:ascii="Times New Roman" w:hAnsi="Times New Roman" w:cs="Times New Roman"/>
-          <w:sz w:val="22"/>
-          <w:szCs w:val="22"/>
-        </w:rPr>
-        <w:t xml:space="preserve"> </w:t>
-      </w:r>
-      <w:r>
-        <w:rPr>
-          <w:rFonts w:ascii="Times New Roman" w:hAnsi="Times New Roman" w:cs="Times New Roman"/>
-          <w:sz w:val="22"/>
-          <w:szCs w:val="22"/>
-        </w:rPr>
-        <w:t>Database Design and Design Choices</w:t>
+        <w:t>3.4 Database Design and Design Choices</w:t>
       </w:r>
     </w:p>
     <w:p>
@@ -4057,11 +3012,13 @@
         <w:keepNext/>
         <w:jc w:val="center"/>
         <w:rPr>
-          <w:lang w:val="en-US"/>
-        </w:rPr>
-      </w:pPr>
-      <w:r>
-        <w:rPr>
+          <w:rFonts w:ascii="Times New Roman" w:hAnsi="Times New Roman" w:cs="Times New Roman"/>
+          <w:lang w:val="en-US"/>
+        </w:rPr>
+      </w:pPr>
+      <w:r>
+        <w:rPr>
+          <w:rFonts w:ascii="Times New Roman" w:hAnsi="Times New Roman" w:cs="Times New Roman"/>
           <w:noProof/>
         </w:rPr>
         <w:drawing>
@@ -4106,30 +3063,78 @@
         <w:pStyle w:val="Caption"/>
         <w:jc w:val="center"/>
         <w:rPr>
-          <w:lang w:val="en-US"/>
-        </w:rPr>
-      </w:pPr>
-      <w:r>
+          <w:rFonts w:ascii="Times New Roman" w:hAnsi="Times New Roman" w:cs="Times New Roman"/>
+          <w:lang w:val="en-US"/>
+        </w:rPr>
+      </w:pPr>
+      <w:r>
+        <w:rPr>
+          <w:rFonts w:ascii="Times New Roman" w:hAnsi="Times New Roman" w:cs="Times New Roman"/>
+        </w:rPr>
         <w:t xml:space="preserve">Figure </w:t>
       </w:r>
       <w:r>
+        <w:rPr>
+          <w:rFonts w:ascii="Times New Roman" w:hAnsi="Times New Roman" w:cs="Times New Roman"/>
+        </w:rPr>
         <w:t>3.</w:t>
       </w:r>
-      <w:fldSimple w:instr=" SEQ Figure \* ARABIC ">
-        <w:r>
-          <w:rPr>
-            <w:noProof/>
-          </w:rPr>
-          <w:t>8</w:t>
-        </w:r>
-      </w:fldSimple>
-      <w:r>
-        <w:rPr>
-          <w:rFonts w:hint="eastAsia"/>
-        </w:rPr>
-        <w:t xml:space="preserve"> Entity </w:t>
-      </w:r>
-      <w:r>
+      <w:r>
+        <w:rPr>
+          <w:rFonts w:ascii="Times New Roman" w:hAnsi="Times New Roman" w:cs="Times New Roman"/>
+        </w:rPr>
+        <w:fldChar w:fldCharType="begin"/>
+      </w:r>
+      <w:r>
+        <w:rPr>
+          <w:rFonts w:ascii="Times New Roman" w:hAnsi="Times New Roman" w:cs="Times New Roman"/>
+        </w:rPr>
+        <w:instrText xml:space="preserve"> SEQ Figure \* ARABIC </w:instrText>
+      </w:r>
+      <w:r>
+        <w:rPr>
+          <w:rFonts w:ascii="Times New Roman" w:hAnsi="Times New Roman" w:cs="Times New Roman"/>
+        </w:rPr>
+        <w:fldChar w:fldCharType="separate"/>
+      </w:r>
+      <w:r>
+        <w:rPr>
+          <w:rFonts w:ascii="Times New Roman" w:hAnsi="Times New Roman" w:cs="Times New Roman"/>
+          <w:noProof/>
+        </w:rPr>
+        <w:t>8</w:t>
+      </w:r>
+      <w:r>
+        <w:rPr>
+          <w:rFonts w:ascii="Times New Roman" w:hAnsi="Times New Roman" w:cs="Times New Roman"/>
+          <w:noProof/>
+        </w:rPr>
+        <w:fldChar w:fldCharType="end"/>
+      </w:r>
+      <w:r>
+        <w:rPr>
+          <w:rFonts w:ascii="Times New Roman" w:hAnsi="Times New Roman" w:cs="Times New Roman"/>
+        </w:rPr>
+        <w:t xml:space="preserve"> </w:t>
+      </w:r>
+      <w:r>
+        <w:rPr>
+          <w:rFonts w:ascii="Times New Roman" w:hAnsi="Times New Roman" w:cs="Times New Roman"/>
+          <w:sz w:val="16"/>
+          <w:szCs w:val="16"/>
+        </w:rPr>
+        <w:t>Entity</w:t>
+      </w:r>
+      <w:r>
+        <w:rPr>
+          <w:rFonts w:ascii="Times New Roman" w:hAnsi="Times New Roman" w:cs="Times New Roman"/>
+        </w:rPr>
+        <w:t xml:space="preserve"> </w:t>
+      </w:r>
+      <w:r>
+        <w:rPr>
+          <w:rFonts w:ascii="Times New Roman" w:hAnsi="Times New Roman" w:cs="Times New Roman"/>
+        </w:rPr>
         <w:t>Relationship</w:t>
       </w:r>
     </w:p>
@@ -4148,23 +3153,7 @@
           <w:sz w:val="22"/>
           <w:szCs w:val="22"/>
         </w:rPr>
-        <w:t>Managed AWS RDS (Relational Cloud SQL):</w:t>
-      </w:r>
-      <w:r>
-        <w:rPr>
-          <w:rFonts w:ascii="Times New Roman" w:hAnsi="Times New Roman" w:cs="Times New Roman" w:hint="eastAsia"/>
-          <w:sz w:val="22"/>
-          <w:szCs w:val="22"/>
-        </w:rPr>
-        <w:t xml:space="preserve"> </w:t>
-      </w:r>
-      <w:r>
-        <w:rPr>
-          <w:rFonts w:ascii="Times New Roman" w:hAnsi="Times New Roman" w:cs="Times New Roman"/>
-          <w:sz w:val="22"/>
-          <w:szCs w:val="22"/>
-        </w:rPr>
-        <w:t>We opted for a cloud-managed Relational Database (AWS RDS for MySQL) rather than a local SQLite file or NoSQL. Shared bike systems and meteorological data are highly structured datasets. Given that the Machine Learning model</w:t>
+        <w:t>Managed AWS RDS (Relational Cloud SQL): We opted for a cloud-managed Relational Database (AWS RDS for MySQL) rather than a local SQLite file or NoSQL. Shared bike systems and meteorological data are highly structured datasets. Given that the Machine Learning model</w:t>
       </w:r>
       <w:r>
         <w:rPr>
@@ -4180,39 +3169,7 @@
           <w:sz w:val="22"/>
           <w:szCs w:val="22"/>
         </w:rPr>
-        <w:t xml:space="preserve">ing pipeline requires performing time-series transformations and heavy </w:t>
-      </w:r>
-      <w:r>
-        <w:rPr>
-          <w:rFonts w:ascii="Times New Roman" w:hAnsi="Times New Roman" w:cs="Times New Roman" w:hint="eastAsia"/>
-          <w:sz w:val="22"/>
-          <w:szCs w:val="22"/>
-        </w:rPr>
-        <w:t>“</w:t>
-      </w:r>
-      <w:r>
-        <w:rPr>
-          <w:rFonts w:ascii="Times New Roman" w:hAnsi="Times New Roman" w:cs="Times New Roman"/>
-          <w:sz w:val="22"/>
-          <w:szCs w:val="22"/>
-        </w:rPr>
-        <w:t>JOIN</w:t>
-      </w:r>
-      <w:r>
-        <w:rPr>
-          <w:rFonts w:ascii="Times New Roman" w:hAnsi="Times New Roman" w:cs="Times New Roman" w:hint="eastAsia"/>
-          <w:sz w:val="22"/>
-          <w:szCs w:val="22"/>
-        </w:rPr>
-        <w:t>”</w:t>
-      </w:r>
-      <w:r>
-        <w:rPr>
-          <w:rFonts w:ascii="Times New Roman" w:hAnsi="Times New Roman" w:cs="Times New Roman"/>
-          <w:sz w:val="22"/>
-          <w:szCs w:val="22"/>
-        </w:rPr>
-        <w:t xml:space="preserve"> operations across station IDs and timestamps, a robust cloud SQL environment was naturally the correct fit.</w:t>
+        <w:t>ing pipeline requires performing time-series transformations and heavy “JOIN” operations across station IDs and timestamps, a robust cloud SQL environment was naturally the correct fit.</w:t>
       </w:r>
     </w:p>
     <w:p>
@@ -4230,23 +3187,7 @@
           <w:sz w:val="22"/>
           <w:szCs w:val="22"/>
         </w:rPr>
-        <w:t xml:space="preserve">Data </w:t>
-      </w:r>
-      <w:r>
-        <w:rPr>
-          <w:rFonts w:ascii="Times New Roman" w:hAnsi="Times New Roman" w:cs="Times New Roman" w:hint="eastAsia"/>
-          <w:sz w:val="22"/>
-          <w:szCs w:val="22"/>
-        </w:rPr>
-        <w:t>n</w:t>
-      </w:r>
-      <w:r>
-        <w:rPr>
-          <w:rFonts w:ascii="Times New Roman" w:hAnsi="Times New Roman" w:cs="Times New Roman"/>
-          <w:sz w:val="22"/>
-          <w:szCs w:val="22"/>
-        </w:rPr>
-        <w:t>ormalization</w:t>
+        <w:t>Data normalization</w:t>
       </w:r>
       <w:r>
         <w:rPr>
@@ -4258,7 +3199,7 @@
       </w:r>
       <w:r>
         <w:rPr>
-          <w:rFonts w:ascii="Times New Roman" w:hAnsi="Times New Roman" w:cs="Times New Roman" w:hint="eastAsia"/>
+          <w:rFonts w:ascii="Times New Roman" w:hAnsi="Times New Roman" w:cs="Times New Roman"/>
           <w:sz w:val="22"/>
           <w:szCs w:val="22"/>
         </w:rPr>
@@ -4278,71 +3219,7 @@
           <w:sz w:val="22"/>
           <w:szCs w:val="22"/>
         </w:rPr>
-        <w:t>: Static factors like a station's latitude, longitude, and internal naming (</w:t>
-      </w:r>
-      <w:r>
-        <w:rPr>
-          <w:rFonts w:ascii="Times New Roman" w:hAnsi="Times New Roman" w:cs="Times New Roman" w:hint="eastAsia"/>
-          <w:sz w:val="22"/>
-          <w:szCs w:val="22"/>
-        </w:rPr>
-        <w:t>“</w:t>
-      </w:r>
-      <w:r>
-        <w:rPr>
-          <w:rFonts w:ascii="Times New Roman" w:hAnsi="Times New Roman" w:cs="Times New Roman"/>
-          <w:sz w:val="22"/>
-          <w:szCs w:val="22"/>
-        </w:rPr>
-        <w:t>station</w:t>
-      </w:r>
-      <w:r>
-        <w:rPr>
-          <w:rFonts w:ascii="Times New Roman" w:hAnsi="Times New Roman" w:cs="Times New Roman" w:hint="eastAsia"/>
-          <w:sz w:val="22"/>
-          <w:szCs w:val="22"/>
-        </w:rPr>
-        <w:t>”</w:t>
-      </w:r>
-      <w:r>
-        <w:rPr>
-          <w:rFonts w:ascii="Times New Roman" w:hAnsi="Times New Roman" w:cs="Times New Roman"/>
-          <w:sz w:val="22"/>
-          <w:szCs w:val="22"/>
-        </w:rPr>
-        <w:t xml:space="preserve">) remain constant. Instead of redundantly saving these details with every availability check, they are separated. The </w:t>
-      </w:r>
-      <w:r>
-        <w:rPr>
-          <w:rFonts w:ascii="Times New Roman" w:hAnsi="Times New Roman" w:cs="Times New Roman" w:hint="eastAsia"/>
-          <w:sz w:val="22"/>
-          <w:szCs w:val="22"/>
-        </w:rPr>
-        <w:t>“</w:t>
-      </w:r>
-      <w:r>
-        <w:rPr>
-          <w:rFonts w:ascii="Times New Roman" w:hAnsi="Times New Roman" w:cs="Times New Roman"/>
-          <w:sz w:val="22"/>
-          <w:szCs w:val="22"/>
-        </w:rPr>
-        <w:t>availability</w:t>
-      </w:r>
-      <w:r>
-        <w:rPr>
-          <w:rFonts w:ascii="Times New Roman" w:hAnsi="Times New Roman" w:cs="Times New Roman" w:hint="eastAsia"/>
-          <w:sz w:val="22"/>
-          <w:szCs w:val="22"/>
-        </w:rPr>
-        <w:t>”</w:t>
-      </w:r>
-      <w:r>
-        <w:rPr>
-          <w:rFonts w:ascii="Times New Roman" w:hAnsi="Times New Roman" w:cs="Times New Roman"/>
-          <w:sz w:val="22"/>
-          <w:szCs w:val="22"/>
-        </w:rPr>
-        <w:t xml:space="preserve"> records highly volatile factors (every 5-10 minutes) leveraging Foreign Keys mapping back to the static tables, reducing storage footprint and read redundancy.</w:t>
+        <w:t>: Static factors like a station's latitude, longitude, and internal naming (“station”) remain constant. Instead of redundantly saving these details with every availability check, they are separated. The “availability” records highly volatile factors (every 5-10 minutes) leveraging Foreign Keys mapping back to the static tables, reducing storage footprint and read redundancy.</w:t>
       </w:r>
     </w:p>
     <w:p>
@@ -4372,7 +3249,7 @@
       </w:r>
       <w:r>
         <w:rPr>
-          <w:rFonts w:ascii="Times New Roman" w:hAnsi="Times New Roman" w:cs="Times New Roman" w:hint="eastAsia"/>
+          <w:rFonts w:ascii="Times New Roman" w:hAnsi="Times New Roman" w:cs="Times New Roman"/>
           <w:sz w:val="22"/>
           <w:szCs w:val="22"/>
         </w:rPr>
@@ -4392,87 +3269,7 @@
           <w:sz w:val="22"/>
           <w:szCs w:val="22"/>
         </w:rPr>
-        <w:t>:</w:t>
-      </w:r>
-      <w:r>
-        <w:rPr>
-          <w:rFonts w:ascii="Times New Roman" w:hAnsi="Times New Roman" w:cs="Times New Roman" w:hint="eastAsia"/>
-          <w:sz w:val="22"/>
-          <w:szCs w:val="22"/>
-        </w:rPr>
-        <w:t xml:space="preserve"> </w:t>
-      </w:r>
-      <w:r>
-        <w:rPr>
-          <w:rFonts w:ascii="Times New Roman" w:hAnsi="Times New Roman" w:cs="Times New Roman"/>
-          <w:sz w:val="22"/>
-          <w:szCs w:val="22"/>
-        </w:rPr>
-        <w:t xml:space="preserve">Because querying time-aligned weather logs and bike availability histories spans millions of rows, we introduced specific database indexing on the </w:t>
-      </w:r>
-      <w:r>
-        <w:rPr>
-          <w:rFonts w:ascii="Times New Roman" w:hAnsi="Times New Roman" w:cs="Times New Roman" w:hint="eastAsia"/>
-          <w:sz w:val="22"/>
-          <w:szCs w:val="22"/>
-        </w:rPr>
-        <w:t>“</w:t>
-      </w:r>
-      <w:r>
-        <w:rPr>
-          <w:rFonts w:ascii="Times New Roman" w:hAnsi="Times New Roman" w:cs="Times New Roman"/>
-          <w:sz w:val="22"/>
-          <w:szCs w:val="22"/>
-        </w:rPr>
-        <w:t>timestamp</w:t>
-      </w:r>
-      <w:r>
-        <w:rPr>
-          <w:rFonts w:ascii="Times New Roman" w:hAnsi="Times New Roman" w:cs="Times New Roman" w:hint="eastAsia"/>
-          <w:sz w:val="22"/>
-          <w:szCs w:val="22"/>
-        </w:rPr>
-        <w:t>”</w:t>
-      </w:r>
-      <w:r>
-        <w:rPr>
-          <w:rFonts w:ascii="Times New Roman" w:hAnsi="Times New Roman" w:cs="Times New Roman"/>
-          <w:sz w:val="22"/>
-          <w:szCs w:val="22"/>
-        </w:rPr>
-        <w:t xml:space="preserve"> and </w:t>
-      </w:r>
-      <w:r>
-        <w:rPr>
-          <w:rFonts w:ascii="Times New Roman" w:hAnsi="Times New Roman" w:cs="Times New Roman" w:hint="eastAsia"/>
-          <w:sz w:val="22"/>
-          <w:szCs w:val="22"/>
-        </w:rPr>
-        <w:t>“</w:t>
-      </w:r>
-      <w:r>
-        <w:rPr>
-          <w:rFonts w:ascii="Times New Roman" w:hAnsi="Times New Roman" w:cs="Times New Roman"/>
-          <w:sz w:val="22"/>
-          <w:szCs w:val="22"/>
-        </w:rPr>
-        <w:t>number</w:t>
-      </w:r>
-      <w:r>
-        <w:rPr>
-          <w:rFonts w:ascii="Times New Roman" w:hAnsi="Times New Roman" w:cs="Times New Roman" w:hint="eastAsia"/>
-          <w:sz w:val="22"/>
-          <w:szCs w:val="22"/>
-        </w:rPr>
-        <w:t>”</w:t>
-      </w:r>
-      <w:r>
-        <w:rPr>
-          <w:rFonts w:ascii="Times New Roman" w:hAnsi="Times New Roman" w:cs="Times New Roman"/>
-          <w:sz w:val="22"/>
-          <w:szCs w:val="22"/>
-        </w:rPr>
-        <w:t xml:space="preserve"> columns. This design drastically diminished query delays when compiling features to refresh our predictive Random Forest classifiers.</w:t>
+        <w:t>: Because querying time-aligned weather logs and bike availability histories spans millions of rows, we introduced specific database indexing on the “timestamp” and “number” columns. This design drastically diminished query delays when compiling features to refresh our predictive Random Forest classifiers.</w:t>
       </w:r>
     </w:p>
     <w:p>
@@ -4490,39 +3287,7 @@
           <w:sz w:val="22"/>
           <w:szCs w:val="22"/>
         </w:rPr>
-        <w:t xml:space="preserve">Stateful LLM </w:t>
-      </w:r>
-      <w:r>
-        <w:rPr>
-          <w:rFonts w:ascii="Times New Roman" w:hAnsi="Times New Roman" w:cs="Times New Roman" w:hint="eastAsia"/>
-          <w:sz w:val="22"/>
-          <w:szCs w:val="22"/>
-        </w:rPr>
-        <w:t>p</w:t>
-      </w:r>
-      <w:r>
-        <w:rPr>
-          <w:rFonts w:ascii="Times New Roman" w:hAnsi="Times New Roman" w:cs="Times New Roman"/>
-          <w:sz w:val="22"/>
-          <w:szCs w:val="22"/>
-        </w:rPr>
-        <w:t>ersistence &amp; a</w:t>
-      </w:r>
-      <w:r>
-        <w:rPr>
-          <w:rFonts w:ascii="Times New Roman" w:hAnsi="Times New Roman" w:cs="Times New Roman" w:hint="eastAsia"/>
-          <w:sz w:val="22"/>
-          <w:szCs w:val="22"/>
-        </w:rPr>
-        <w:t>u</w:t>
-      </w:r>
-      <w:r>
-        <w:rPr>
-          <w:rFonts w:ascii="Times New Roman" w:hAnsi="Times New Roman" w:cs="Times New Roman"/>
-          <w:sz w:val="22"/>
-          <w:szCs w:val="22"/>
-        </w:rPr>
-        <w:t>th isolation</w:t>
+        <w:t>Stateful LLM persistence &amp; auth isolation</w:t>
       </w:r>
       <w:r>
         <w:rPr>
@@ -4534,7 +3299,7 @@
       </w:r>
       <w:r>
         <w:rPr>
-          <w:rFonts w:ascii="Times New Roman" w:hAnsi="Times New Roman" w:cs="Times New Roman" w:hint="eastAsia"/>
+          <w:rFonts w:ascii="Times New Roman" w:hAnsi="Times New Roman" w:cs="Times New Roman"/>
           <w:sz w:val="22"/>
           <w:szCs w:val="22"/>
         </w:rPr>
@@ -4546,15 +3311,7 @@
           <w:sz w:val="22"/>
           <w:szCs w:val="22"/>
         </w:rPr>
-        <w:t>)</w:t>
-      </w:r>
-      <w:r>
-        <w:rPr>
-          <w:rFonts w:ascii="Times New Roman" w:hAnsi="Times New Roman" w:cs="Times New Roman"/>
-          <w:sz w:val="22"/>
-          <w:szCs w:val="22"/>
-        </w:rPr>
-        <w:t>:</w:t>
+        <w:t>):</w:t>
       </w:r>
       <w:r>
         <w:rPr>
@@ -4619,7 +3376,13 @@
         <w:t>” table purposefully archives deep ongoing chat interactions leveraging native JSON columns.</w:t>
       </w:r>
     </w:p>
-    <w:p/>
+    <w:p>
+      <w:pPr>
+        <w:rPr>
+          <w:rFonts w:ascii="Times New Roman" w:hAnsi="Times New Roman" w:cs="Times New Roman"/>
+        </w:rPr>
+      </w:pPr>
+    </w:p>
     <w:p>
       <w:pPr>
         <w:spacing w:line="240" w:lineRule="auto"/>
@@ -4631,19 +3394,11 @@
       </w:pPr>
       <w:r>
         <w:rPr>
-          <w:rFonts w:ascii="Times New Roman" w:hAnsi="Times New Roman" w:cs="Times New Roman" w:hint="eastAsia"/>
-          <w:sz w:val="22"/>
-          <w:szCs w:val="22"/>
-        </w:rPr>
-        <w:t xml:space="preserve">3.5 </w:t>
-      </w:r>
-      <w:r>
-        <w:rPr>
-          <w:rFonts w:ascii="Times New Roman" w:hAnsi="Times New Roman" w:cs="Times New Roman"/>
-          <w:sz w:val="22"/>
-          <w:szCs w:val="22"/>
-        </w:rPr>
-        <w:t>Additional Material</w:t>
+          <w:rFonts w:ascii="Times New Roman" w:hAnsi="Times New Roman" w:cs="Times New Roman"/>
+          <w:sz w:val="22"/>
+          <w:szCs w:val="22"/>
+        </w:rPr>
+        <w:t>3.5 Additional Material</w:t>
       </w:r>
     </w:p>
     <w:p>
@@ -4665,7 +3420,7 @@
       </w:r>
       <w:r>
         <w:rPr>
-          <w:rFonts w:ascii="Times New Roman" w:hAnsi="Times New Roman" w:cs="Times New Roman" w:hint="eastAsia"/>
+          <w:rFonts w:ascii="Times New Roman" w:hAnsi="Times New Roman" w:cs="Times New Roman"/>
           <w:sz w:val="22"/>
           <w:szCs w:val="22"/>
         </w:rPr>
@@ -4681,7 +3436,7 @@
       </w:r>
       <w:r>
         <w:rPr>
-          <w:rFonts w:ascii="Times New Roman" w:hAnsi="Times New Roman" w:cs="Times New Roman" w:hint="eastAsia"/>
+          <w:rFonts w:ascii="Times New Roman" w:hAnsi="Times New Roman" w:cs="Times New Roman"/>
           <w:sz w:val="22"/>
           <w:szCs w:val="22"/>
         </w:rPr>

--- a/Report Architecture and Design .docx
+++ b/Report Architecture and Design .docx
@@ -57,13 +57,9 @@
     <w:p>
       <w:pPr>
         <w:keepNext/>
-        <w:rPr>
-          <w:rFonts w:ascii="Times New Roman" w:hAnsi="Times New Roman" w:cs="Times New Roman"/>
-        </w:rPr>
-      </w:pPr>
-      <w:r>
-        <w:rPr>
-          <w:rFonts w:ascii="Times New Roman" w:hAnsi="Times New Roman" w:cs="Times New Roman"/>
+      </w:pPr>
+      <w:r>
+        <w:rPr>
           <w:noProof/>
         </w:rPr>
         <w:drawing>
@@ -114,16 +110,8 @@
       <w:r>
         <w:rPr>
           <w:rFonts w:ascii="Times New Roman" w:hAnsi="Times New Roman" w:cs="Times New Roman"/>
-          <w:sz w:val="16"/>
-          <w:szCs w:val="16"/>
-        </w:rPr>
-        <w:t>Figure</w:t>
-      </w:r>
-      <w:r>
-        <w:rPr>
-          <w:rFonts w:ascii="Times New Roman" w:hAnsi="Times New Roman" w:cs="Times New Roman"/>
-        </w:rPr>
-        <w:t xml:space="preserve"> </w:t>
+        </w:rPr>
+        <w:t xml:space="preserve">Figure </w:t>
       </w:r>
       <w:r>
         <w:rPr>
@@ -167,14 +155,60 @@
           <w:rFonts w:ascii="Times New Roman" w:hAnsi="Times New Roman" w:cs="Times New Roman"/>
         </w:rPr>
         <w:t xml:space="preserve"> Overall System Architecture</w:t>
+      </w:r>
+    </w:p>
+    <w:p/>
+    <w:p>
+      <w:pPr>
+        <w:spacing w:line="240" w:lineRule="auto"/>
+        <w:rPr>
+          <w:rFonts w:ascii="Times New Roman" w:hAnsi="Times New Roman" w:cs="Times New Roman"/>
+          <w:sz w:val="22"/>
+          <w:szCs w:val="22"/>
+        </w:rPr>
+      </w:pPr>
+      <w:r>
+        <w:rPr>
+          <w:rFonts w:ascii="Times New Roman" w:hAnsi="Times New Roman" w:cs="Times New Roman"/>
+          <w:sz w:val="22"/>
+          <w:szCs w:val="22"/>
+        </w:rPr>
+        <w:t>Our project utilizes a decoupled client-server and cloud architecture, separating the front-end user interfaces, back-end web routing, and the data acquisition processes.</w:t>
       </w:r>
     </w:p>
     <w:p>
       <w:pPr>
-        <w:rPr>
-          <w:rFonts w:ascii="Times New Roman" w:hAnsi="Times New Roman" w:cs="Times New Roman"/>
-        </w:rPr>
-      </w:pPr>
+        <w:spacing w:line="240" w:lineRule="auto"/>
+        <w:rPr>
+          <w:rFonts w:ascii="Times New Roman" w:hAnsi="Times New Roman" w:cs="Times New Roman"/>
+          <w:sz w:val="22"/>
+          <w:szCs w:val="22"/>
+        </w:rPr>
+      </w:pPr>
+      <w:r>
+        <w:rPr>
+          <w:rFonts w:ascii="Times New Roman" w:hAnsi="Times New Roman" w:cs="Times New Roman"/>
+          <w:sz w:val="22"/>
+          <w:szCs w:val="22"/>
+        </w:rPr>
+        <w:t xml:space="preserve">The architecture (Figure </w:t>
+      </w:r>
+      <w:r>
+        <w:rPr>
+          <w:rFonts w:ascii="Times New Roman" w:hAnsi="Times New Roman" w:cs="Times New Roman"/>
+          <w:sz w:val="22"/>
+          <w:szCs w:val="22"/>
+        </w:rPr>
+        <w:t>3.</w:t>
+      </w:r>
+      <w:r>
+        <w:rPr>
+          <w:rFonts w:ascii="Times New Roman" w:hAnsi="Times New Roman" w:cs="Times New Roman"/>
+          <w:sz w:val="22"/>
+          <w:szCs w:val="22"/>
+        </w:rPr>
+        <w:t>1) illustrates a scalable Web application split into three robust functions: user authentication, journey planning, and an AI chatbot.</w:t>
+      </w:r>
     </w:p>
     <w:p>
       <w:pPr>
@@ -191,7 +225,7 @@
           <w:sz w:val="22"/>
           <w:szCs w:val="22"/>
         </w:rPr>
-        <w:t>Our project utilizes a decoupled client-server and cloud architecture, separating the front-end user interfaces, back-end web routing, and the data acquisition processes.</w:t>
+        <w:t>Client Device: A React-based multi-page application (MPA) utilising distinct route pages (/login, /maps, /chat). It communicates to the backend asynchronously via JSON REST APIs seamlessly across the layout.</w:t>
       </w:r>
     </w:p>
     <w:p>
@@ -209,23 +243,7 @@
           <w:sz w:val="22"/>
           <w:szCs w:val="22"/>
         </w:rPr>
-        <w:t xml:space="preserve">The architecture (Figure </w:t>
-      </w:r>
-      <w:r>
-        <w:rPr>
-          <w:rFonts w:ascii="Times New Roman" w:hAnsi="Times New Roman" w:cs="Times New Roman"/>
-          <w:sz w:val="22"/>
-          <w:szCs w:val="22"/>
-        </w:rPr>
-        <w:t>3.</w:t>
-      </w:r>
-      <w:r>
-        <w:rPr>
-          <w:rFonts w:ascii="Times New Roman" w:hAnsi="Times New Roman" w:cs="Times New Roman"/>
-          <w:sz w:val="22"/>
-          <w:szCs w:val="22"/>
-        </w:rPr>
-        <w:t>1) illustrates a scalable Web application split into three robust functions: user authentication, journey planning, and an AI chatbot.</w:t>
+        <w:t>Server Environment (AWS EC2): A scalable AWS EC2 micro instance hosts our core Python layer.</w:t>
       </w:r>
     </w:p>
     <w:p>
@@ -243,7 +261,7 @@
           <w:sz w:val="22"/>
           <w:szCs w:val="22"/>
         </w:rPr>
-        <w:t>Client Device: A React-based multi-page application (MPA) utilising distinct route pages (/login, /maps, /chat). It communicates to the backend asynchronously via JSON REST APIs seamlessly across the layout.</w:t>
+        <w:t>Flask Backend Server: Acts as the traffic controller, routing API requests, formatting data, and calling our predictive models.</w:t>
       </w:r>
     </w:p>
     <w:p>
@@ -261,7 +279,7 @@
           <w:sz w:val="22"/>
           <w:szCs w:val="22"/>
         </w:rPr>
-        <w:t>Server Environment (AWS EC2): A scalable AWS EC2 micro instance hosts our core Python layer.</w:t>
+        <w:t>Background Scrapers: Standalone scripts continuously gather live data from the JCDecaux API and OpenWeatherMap API, pushing raw data into our database independently of the Web Server.</w:t>
       </w:r>
     </w:p>
     <w:p>
@@ -279,7 +297,7 @@
           <w:sz w:val="22"/>
           <w:szCs w:val="22"/>
         </w:rPr>
-        <w:t>Flask Backend Server: Acts as the traffic controller, routing API requests, formatting data, and calling our predictive models.</w:t>
+        <w:t>Database Layer (AWS RDS): A managed, centralised AWS RDS MySQL instance that securely maintains static station references, dynamic availability histories, and weather data independent of the EC2 lifecycle.</w:t>
       </w:r>
     </w:p>
     <w:p>
@@ -297,25 +315,7 @@
           <w:sz w:val="22"/>
           <w:szCs w:val="22"/>
         </w:rPr>
-        <w:t xml:space="preserve">Background Scrapers: Standalone scripts continuously gather live data from the JCDecaux API and </w:t>
-      </w:r>
-      <w:proofErr w:type="spellStart"/>
-      <w:r>
-        <w:rPr>
-          <w:rFonts w:ascii="Times New Roman" w:hAnsi="Times New Roman" w:cs="Times New Roman"/>
-          <w:sz w:val="22"/>
-          <w:szCs w:val="22"/>
-        </w:rPr>
-        <w:t>OpenWeatherMap</w:t>
-      </w:r>
-      <w:proofErr w:type="spellEnd"/>
-      <w:r>
-        <w:rPr>
-          <w:rFonts w:ascii="Times New Roman" w:hAnsi="Times New Roman" w:cs="Times New Roman"/>
-          <w:sz w:val="22"/>
-          <w:szCs w:val="22"/>
-        </w:rPr>
-        <w:t xml:space="preserve"> API, pushing raw data into our database independently of the Web Server.</w:t>
+        <w:t>This separation of concerns guarantees that long-running data-fetching tasks don't block API responses, and ensures that the client remains highly responsive.</w:t>
       </w:r>
     </w:p>
     <w:p>
@@ -327,14 +327,6 @@
           <w:szCs w:val="22"/>
         </w:rPr>
       </w:pPr>
-      <w:r>
-        <w:rPr>
-          <w:rFonts w:ascii="Times New Roman" w:hAnsi="Times New Roman" w:cs="Times New Roman"/>
-          <w:sz w:val="22"/>
-          <w:szCs w:val="22"/>
-        </w:rPr>
-        <w:t>Database Layer (AWS RDS): A managed, centralised AWS RDS MySQL instance that securely maintains static station references, dynamic availability histories, and weather data independent of the EC2 lifecycle.</w:t>
-      </w:r>
     </w:p>
     <w:p>
       <w:pPr>
@@ -351,7 +343,31 @@
           <w:sz w:val="22"/>
           <w:szCs w:val="22"/>
         </w:rPr>
-        <w:t>This separation of concerns guarantees that long-running data-fetching tasks don't block API responses, and ensures that the client remains highly responsive.</w:t>
+        <w:t xml:space="preserve">3.2 </w:t>
+      </w:r>
+      <w:r>
+        <w:rPr>
+          <w:rFonts w:ascii="Times New Roman" w:hAnsi="Times New Roman" w:cs="Times New Roman"/>
+          <w:sz w:val="22"/>
+          <w:szCs w:val="22"/>
+        </w:rPr>
+        <w:t xml:space="preserve">Class </w:t>
+      </w:r>
+      <w:r>
+        <w:rPr>
+          <w:rFonts w:ascii="Times New Roman" w:hAnsi="Times New Roman" w:cs="Times New Roman"/>
+          <w:sz w:val="22"/>
+          <w:szCs w:val="22"/>
+        </w:rPr>
+        <w:t>D</w:t>
+      </w:r>
+      <w:r>
+        <w:rPr>
+          <w:rFonts w:ascii="Times New Roman" w:hAnsi="Times New Roman" w:cs="Times New Roman"/>
+          <w:sz w:val="22"/>
+          <w:szCs w:val="22"/>
+        </w:rPr>
+        <w:t>iagram</w:t>
       </w:r>
     </w:p>
     <w:p>
@@ -361,6 +377,7 @@
           <w:rFonts w:ascii="Times New Roman" w:hAnsi="Times New Roman" w:cs="Times New Roman"/>
           <w:sz w:val="22"/>
           <w:szCs w:val="22"/>
+          <w:lang w:val="en-US"/>
         </w:rPr>
       </w:pPr>
     </w:p>
@@ -371,77 +388,40 @@
           <w:rFonts w:ascii="Times New Roman" w:hAnsi="Times New Roman" w:cs="Times New Roman"/>
           <w:sz w:val="22"/>
           <w:szCs w:val="22"/>
-        </w:rPr>
-      </w:pPr>
-      <w:r>
-        <w:rPr>
-          <w:rFonts w:ascii="Times New Roman" w:hAnsi="Times New Roman" w:cs="Times New Roman"/>
-          <w:sz w:val="22"/>
-          <w:szCs w:val="22"/>
-        </w:rPr>
-        <w:t xml:space="preserve">3.2 Class </w:t>
-      </w:r>
-      <w:r>
-        <w:rPr>
-          <w:rFonts w:ascii="Times New Roman" w:hAnsi="Times New Roman" w:cs="Times New Roman"/>
-          <w:sz w:val="22"/>
-          <w:szCs w:val="22"/>
-        </w:rPr>
-        <w:t>D</w:t>
-      </w:r>
-      <w:r>
-        <w:rPr>
-          <w:rFonts w:ascii="Times New Roman" w:hAnsi="Times New Roman" w:cs="Times New Roman"/>
-          <w:sz w:val="22"/>
-          <w:szCs w:val="22"/>
-        </w:rPr>
-        <w:t>iagram</w:t>
+          <w:lang w:val="en-US"/>
+        </w:rPr>
+      </w:pPr>
+      <w:r>
+        <w:rPr>
+          <w:rFonts w:ascii="Times New Roman" w:hAnsi="Times New Roman" w:cs="Times New Roman" w:hint="eastAsia"/>
+          <w:sz w:val="22"/>
+          <w:szCs w:val="22"/>
+          <w:lang w:val="en-US"/>
+        </w:rPr>
+        <w:lastRenderedPageBreak/>
+        <w:t xml:space="preserve">3.2.1 </w:t>
+      </w:r>
+      <w:r>
+        <w:rPr>
+          <w:rFonts w:ascii="Times New Roman" w:hAnsi="Times New Roman" w:cs="Times New Roman"/>
+          <w:sz w:val="22"/>
+          <w:szCs w:val="22"/>
+          <w:lang w:val="en-US"/>
+        </w:rPr>
+        <w:t xml:space="preserve">Backend Domain &amp; Services </w:t>
       </w:r>
     </w:p>
     <w:p>
       <w:pPr>
-        <w:spacing w:line="240" w:lineRule="auto"/>
-        <w:rPr>
-          <w:rFonts w:ascii="Times New Roman" w:hAnsi="Times New Roman" w:cs="Times New Roman"/>
-          <w:sz w:val="22"/>
-          <w:szCs w:val="22"/>
-          <w:lang w:val="en-US"/>
-        </w:rPr>
-      </w:pPr>
-    </w:p>
-    <w:p>
-      <w:pPr>
-        <w:spacing w:line="240" w:lineRule="auto"/>
-        <w:rPr>
-          <w:rFonts w:ascii="Times New Roman" w:hAnsi="Times New Roman" w:cs="Times New Roman"/>
-          <w:sz w:val="22"/>
-          <w:szCs w:val="22"/>
-          <w:lang w:val="en-US"/>
-        </w:rPr>
-      </w:pPr>
-      <w:r>
-        <w:rPr>
-          <w:rFonts w:ascii="Times New Roman" w:hAnsi="Times New Roman" w:cs="Times New Roman"/>
-          <w:sz w:val="22"/>
-          <w:szCs w:val="22"/>
-          <w:lang w:val="en-US"/>
-        </w:rPr>
-        <w:lastRenderedPageBreak/>
-        <w:t xml:space="preserve">3.2.1 Backend Domain &amp; Services </w:t>
-      </w:r>
-    </w:p>
-    <w:p>
-      <w:pPr>
         <w:keepNext/>
         <w:spacing w:line="240" w:lineRule="auto"/>
         <w:rPr>
-          <w:rFonts w:ascii="Times New Roman" w:hAnsi="Times New Roman" w:cs="Times New Roman"/>
-          <w:lang w:val="en-US"/>
-        </w:rPr>
-      </w:pPr>
-      <w:r>
-        <w:rPr>
-          <w:rFonts w:ascii="Times New Roman" w:hAnsi="Times New Roman" w:cs="Times New Roman"/>
+          <w:lang w:val="en-US"/>
+        </w:rPr>
+      </w:pPr>
+      <w:r>
+        <w:rPr>
+          <w:rFonts w:hint="eastAsia"/>
           <w:noProof/>
           <w:lang w:val="en-US"/>
         </w:rPr>
@@ -488,79 +468,36 @@
         <w:jc w:val="center"/>
         <w:rPr>
           <w:rFonts w:ascii="Times New Roman" w:hAnsi="Times New Roman" w:cs="Times New Roman"/>
-          <w:sz w:val="16"/>
-          <w:szCs w:val="16"/>
-        </w:rPr>
-      </w:pPr>
-      <w:r>
-        <w:rPr>
-          <w:rFonts w:ascii="Times New Roman" w:hAnsi="Times New Roman" w:cs="Times New Roman"/>
-          <w:sz w:val="16"/>
-          <w:szCs w:val="16"/>
-        </w:rPr>
+          <w:sz w:val="22"/>
+          <w:szCs w:val="22"/>
+        </w:rPr>
+      </w:pPr>
+      <w:r>
         <w:t>Figure 3.</w:t>
       </w:r>
-      <w:r>
-        <w:rPr>
-          <w:rFonts w:ascii="Times New Roman" w:hAnsi="Times New Roman" w:cs="Times New Roman"/>
-          <w:sz w:val="16"/>
-          <w:szCs w:val="16"/>
-        </w:rPr>
-        <w:fldChar w:fldCharType="begin"/>
-      </w:r>
-      <w:r>
-        <w:rPr>
-          <w:rFonts w:ascii="Times New Roman" w:hAnsi="Times New Roman" w:cs="Times New Roman"/>
-          <w:sz w:val="16"/>
-          <w:szCs w:val="16"/>
-        </w:rPr>
-        <w:instrText xml:space="preserve"> SEQ Figure \* ARABIC </w:instrText>
-      </w:r>
-      <w:r>
-        <w:rPr>
-          <w:rFonts w:ascii="Times New Roman" w:hAnsi="Times New Roman" w:cs="Times New Roman"/>
-          <w:sz w:val="16"/>
-          <w:szCs w:val="16"/>
-        </w:rPr>
-        <w:fldChar w:fldCharType="separate"/>
-      </w:r>
-      <w:r>
-        <w:rPr>
-          <w:rFonts w:ascii="Times New Roman" w:hAnsi="Times New Roman" w:cs="Times New Roman"/>
-          <w:sz w:val="16"/>
-          <w:szCs w:val="16"/>
-        </w:rPr>
-        <w:t>2</w:t>
-      </w:r>
-      <w:r>
-        <w:rPr>
-          <w:rFonts w:ascii="Times New Roman" w:hAnsi="Times New Roman" w:cs="Times New Roman"/>
-          <w:sz w:val="16"/>
-          <w:szCs w:val="16"/>
-        </w:rPr>
-        <w:fldChar w:fldCharType="end"/>
-      </w:r>
-      <w:r>
-        <w:rPr>
-          <w:rFonts w:ascii="Times New Roman" w:hAnsi="Times New Roman" w:cs="Times New Roman"/>
-          <w:sz w:val="16"/>
-          <w:szCs w:val="16"/>
+      <w:fldSimple w:instr=" SEQ Figure \* ARABIC ">
+        <w:r>
+          <w:rPr>
+            <w:noProof/>
+          </w:rPr>
+          <w:t>2</w:t>
+        </w:r>
+      </w:fldSimple>
+      <w:r>
+        <w:rPr>
+          <w:rFonts w:hint="eastAsia"/>
         </w:rPr>
         <w:t xml:space="preserve"> </w:t>
       </w:r>
       <w:r>
         <w:rPr>
-          <w:rFonts w:ascii="Times New Roman" w:hAnsi="Times New Roman" w:cs="Times New Roman"/>
-          <w:sz w:val="16"/>
-          <w:szCs w:val="16"/>
+          <w:lang w:val="en-US"/>
         </w:rPr>
         <w:t>Backend</w:t>
       </w:r>
       <w:r>
         <w:rPr>
-          <w:rFonts w:ascii="Times New Roman" w:hAnsi="Times New Roman" w:cs="Times New Roman"/>
-          <w:sz w:val="16"/>
-          <w:szCs w:val="16"/>
+          <w:lang w:val="en-US"/>
         </w:rPr>
         <w:t xml:space="preserve"> Class Diagram</w:t>
       </w:r>
@@ -593,7 +530,16 @@
           <w:szCs w:val="22"/>
           <w:lang w:val="en-US"/>
         </w:rPr>
-        <w:t xml:space="preserve">The backend class diagram </w:t>
+        <w:t>The backend class diagram</w:t>
+      </w:r>
+      <w:r>
+        <w:rPr>
+          <w:rFonts w:ascii="Times New Roman" w:hAnsi="Times New Roman" w:cs="Times New Roman" w:hint="eastAsia"/>
+          <w:sz w:val="22"/>
+          <w:szCs w:val="22"/>
+          <w:lang w:val="en-US"/>
+        </w:rPr>
+        <w:t xml:space="preserve"> </w:t>
       </w:r>
       <w:r>
         <w:rPr>
@@ -606,12 +552,21 @@
       </w:r>
       <w:r>
         <w:rPr>
-          <w:rFonts w:ascii="Times New Roman" w:hAnsi="Times New Roman" w:cs="Times New Roman"/>
-          <w:sz w:val="22"/>
-          <w:szCs w:val="22"/>
-          <w:lang w:val="en-US"/>
-        </w:rPr>
-        <w:t>Figure 3.2</w:t>
+          <w:rFonts w:ascii="Times New Roman" w:hAnsi="Times New Roman" w:cs="Times New Roman" w:hint="eastAsia"/>
+          <w:sz w:val="22"/>
+          <w:szCs w:val="22"/>
+          <w:lang w:val="en-US"/>
+        </w:rPr>
+        <w:t>F</w:t>
+      </w:r>
+      <w:r>
+        <w:rPr>
+          <w:rFonts w:ascii="Times New Roman" w:hAnsi="Times New Roman" w:cs="Times New Roman"/>
+          <w:sz w:val="22"/>
+          <w:szCs w:val="22"/>
+          <w:lang w:val="en-US"/>
+        </w:rPr>
+        <w:t>igure 3.2</w:t>
       </w:r>
       <w:r>
         <w:rPr>
@@ -624,12 +579,21 @@
       </w:r>
       <w:r>
         <w:rPr>
-          <w:rFonts w:ascii="Times New Roman" w:hAnsi="Times New Roman" w:cs="Times New Roman"/>
-          <w:sz w:val="22"/>
-          <w:szCs w:val="22"/>
-          <w:lang w:val="en-US"/>
-        </w:rPr>
-        <w:t xml:space="preserve"> provides a deep architectural view of our core Python layer, explicitly distinguishing between Domain Entities and internal software Service classes. This duality is fundamental to expressing the core business logic of the system.</w:t>
+          <w:rFonts w:ascii="Times New Roman" w:hAnsi="Times New Roman" w:cs="Times New Roman" w:hint="eastAsia"/>
+          <w:sz w:val="22"/>
+          <w:szCs w:val="22"/>
+          <w:lang w:val="en-US"/>
+        </w:rPr>
+        <w:t xml:space="preserve"> </w:t>
+      </w:r>
+      <w:r>
+        <w:rPr>
+          <w:rFonts w:ascii="Times New Roman" w:hAnsi="Times New Roman" w:cs="Times New Roman"/>
+          <w:sz w:val="22"/>
+          <w:szCs w:val="22"/>
+          <w:lang w:val="en-US"/>
+        </w:rPr>
+        <w:t>provides a deep architectural view of our core Python layer, explicitly distinguishing between Domain Entities and internal software Service classes. This duality is fundamental to expressing the core business logic of the system.</w:t>
       </w:r>
     </w:p>
     <w:p>
@@ -649,7 +613,313 @@
           <w:szCs w:val="22"/>
           <w:lang w:val="en-US"/>
         </w:rPr>
-        <w:t>The Domain Entities (such as “Station”, “Availability”, and “User”) are designed to capture the central concepts within our problem domain. We utilize strict structural associations, depicted by solid lines, to define the long-term, static relationships between these objects. For instance, the relationship between a “User” and a “Session” is modeled as a composition. It semantically dictates that a session structurally belongs to a specific user, and its lifecycle is rigidly constrained by the user's existence. Conversely, the relationship between a “Station” and its “Availability” records is modeled as an aggregation. This signifies a "part-whole" dynamic where physical stations and their highly volatile, real-time availability metrics are inherently connected, yet a station entity logically retains its independence regardless of specific, transient availability records.</w:t>
+        <w:t xml:space="preserve">The Domain Entities (such as </w:t>
+      </w:r>
+      <w:r>
+        <w:rPr>
+          <w:rFonts w:ascii="Times New Roman" w:hAnsi="Times New Roman" w:cs="Times New Roman"/>
+          <w:sz w:val="22"/>
+          <w:szCs w:val="22"/>
+          <w:lang w:val="en-US"/>
+        </w:rPr>
+        <w:t>“</w:t>
+      </w:r>
+      <w:r>
+        <w:rPr>
+          <w:rFonts w:ascii="Times New Roman" w:hAnsi="Times New Roman" w:cs="Times New Roman"/>
+          <w:sz w:val="22"/>
+          <w:szCs w:val="22"/>
+          <w:lang w:val="en-US"/>
+        </w:rPr>
+        <w:t>Station</w:t>
+      </w:r>
+      <w:r>
+        <w:rPr>
+          <w:rFonts w:ascii="Times New Roman" w:hAnsi="Times New Roman" w:cs="Times New Roman"/>
+          <w:sz w:val="22"/>
+          <w:szCs w:val="22"/>
+          <w:lang w:val="en-US"/>
+        </w:rPr>
+        <w:t>”</w:t>
+      </w:r>
+      <w:r>
+        <w:rPr>
+          <w:rFonts w:ascii="Times New Roman" w:hAnsi="Times New Roman" w:cs="Times New Roman"/>
+          <w:sz w:val="22"/>
+          <w:szCs w:val="22"/>
+          <w:lang w:val="en-US"/>
+        </w:rPr>
+        <w:t xml:space="preserve">, </w:t>
+      </w:r>
+      <w:r>
+        <w:rPr>
+          <w:rFonts w:ascii="Times New Roman" w:hAnsi="Times New Roman" w:cs="Times New Roman"/>
+          <w:sz w:val="22"/>
+          <w:szCs w:val="22"/>
+          <w:lang w:val="en-US"/>
+        </w:rPr>
+        <w:t>“</w:t>
+      </w:r>
+      <w:r>
+        <w:rPr>
+          <w:rFonts w:ascii="Times New Roman" w:hAnsi="Times New Roman" w:cs="Times New Roman"/>
+          <w:sz w:val="22"/>
+          <w:szCs w:val="22"/>
+          <w:lang w:val="en-US"/>
+        </w:rPr>
+        <w:t>Availability</w:t>
+      </w:r>
+      <w:r>
+        <w:rPr>
+          <w:rFonts w:ascii="Times New Roman" w:hAnsi="Times New Roman" w:cs="Times New Roman"/>
+          <w:sz w:val="22"/>
+          <w:szCs w:val="22"/>
+          <w:lang w:val="en-US"/>
+        </w:rPr>
+        <w:t>”</w:t>
+      </w:r>
+      <w:r>
+        <w:rPr>
+          <w:rFonts w:ascii="Times New Roman" w:hAnsi="Times New Roman" w:cs="Times New Roman"/>
+          <w:sz w:val="22"/>
+          <w:szCs w:val="22"/>
+          <w:lang w:val="en-US"/>
+        </w:rPr>
+        <w:t xml:space="preserve">, and </w:t>
+      </w:r>
+      <w:r>
+        <w:rPr>
+          <w:rFonts w:ascii="Times New Roman" w:hAnsi="Times New Roman" w:cs="Times New Roman"/>
+          <w:sz w:val="22"/>
+          <w:szCs w:val="22"/>
+          <w:lang w:val="en-US"/>
+        </w:rPr>
+        <w:t>“</w:t>
+      </w:r>
+      <w:r>
+        <w:rPr>
+          <w:rFonts w:ascii="Times New Roman" w:hAnsi="Times New Roman" w:cs="Times New Roman"/>
+          <w:sz w:val="22"/>
+          <w:szCs w:val="22"/>
+          <w:lang w:val="en-US"/>
+        </w:rPr>
+        <w:t>User</w:t>
+      </w:r>
+      <w:r>
+        <w:rPr>
+          <w:rFonts w:ascii="Times New Roman" w:hAnsi="Times New Roman" w:cs="Times New Roman"/>
+          <w:sz w:val="22"/>
+          <w:szCs w:val="22"/>
+          <w:lang w:val="en-US"/>
+        </w:rPr>
+        <w:t>”</w:t>
+      </w:r>
+      <w:r>
+        <w:rPr>
+          <w:rFonts w:ascii="Times New Roman" w:hAnsi="Times New Roman" w:cs="Times New Roman"/>
+          <w:sz w:val="22"/>
+          <w:szCs w:val="22"/>
+          <w:lang w:val="en-US"/>
+        </w:rPr>
+        <w:t xml:space="preserve">) are designed to capture the central concepts within our problem domain. We utilize strict structural associations, depicted by solid lines, to define the long-term, static relationships between these objects. For instance, the relationship between a </w:t>
+      </w:r>
+      <w:r>
+        <w:rPr>
+          <w:rFonts w:ascii="Times New Roman" w:hAnsi="Times New Roman" w:cs="Times New Roman"/>
+          <w:sz w:val="22"/>
+          <w:szCs w:val="22"/>
+          <w:lang w:val="en-US"/>
+        </w:rPr>
+        <w:t>“</w:t>
+      </w:r>
+      <w:r>
+        <w:rPr>
+          <w:rFonts w:ascii="Times New Roman" w:hAnsi="Times New Roman" w:cs="Times New Roman"/>
+          <w:sz w:val="22"/>
+          <w:szCs w:val="22"/>
+          <w:lang w:val="en-US"/>
+        </w:rPr>
+        <w:t>User</w:t>
+      </w:r>
+      <w:r>
+        <w:rPr>
+          <w:rFonts w:ascii="Times New Roman" w:hAnsi="Times New Roman" w:cs="Times New Roman"/>
+          <w:sz w:val="22"/>
+          <w:szCs w:val="22"/>
+          <w:lang w:val="en-US"/>
+        </w:rPr>
+        <w:t>”</w:t>
+      </w:r>
+      <w:r>
+        <w:rPr>
+          <w:rFonts w:ascii="Times New Roman" w:hAnsi="Times New Roman" w:cs="Times New Roman"/>
+          <w:sz w:val="22"/>
+          <w:szCs w:val="22"/>
+          <w:lang w:val="en-US"/>
+        </w:rPr>
+        <w:t xml:space="preserve"> and a </w:t>
+      </w:r>
+      <w:r>
+        <w:rPr>
+          <w:rFonts w:ascii="Times New Roman" w:hAnsi="Times New Roman" w:cs="Times New Roman"/>
+          <w:sz w:val="22"/>
+          <w:szCs w:val="22"/>
+          <w:lang w:val="en-US"/>
+        </w:rPr>
+        <w:t>“</w:t>
+      </w:r>
+      <w:r>
+        <w:rPr>
+          <w:rFonts w:ascii="Times New Roman" w:hAnsi="Times New Roman" w:cs="Times New Roman"/>
+          <w:sz w:val="22"/>
+          <w:szCs w:val="22"/>
+          <w:lang w:val="en-US"/>
+        </w:rPr>
+        <w:t>Session</w:t>
+      </w:r>
+      <w:r>
+        <w:rPr>
+          <w:rFonts w:ascii="Times New Roman" w:hAnsi="Times New Roman" w:cs="Times New Roman"/>
+          <w:sz w:val="22"/>
+          <w:szCs w:val="22"/>
+          <w:lang w:val="en-US"/>
+        </w:rPr>
+        <w:t>”</w:t>
+      </w:r>
+      <w:r>
+        <w:rPr>
+          <w:rFonts w:ascii="Times New Roman" w:hAnsi="Times New Roman" w:cs="Times New Roman"/>
+          <w:sz w:val="22"/>
+          <w:szCs w:val="22"/>
+          <w:lang w:val="en-US"/>
+        </w:rPr>
+        <w:t xml:space="preserve"> is modeled as a </w:t>
+      </w:r>
+      <w:r>
+        <w:rPr>
+          <w:rFonts w:ascii="Times New Roman" w:hAnsi="Times New Roman" w:cs="Times New Roman"/>
+          <w:sz w:val="22"/>
+          <w:szCs w:val="22"/>
+          <w:lang w:val="en-US"/>
+        </w:rPr>
+        <w:t>c</w:t>
+      </w:r>
+      <w:r>
+        <w:rPr>
+          <w:rFonts w:ascii="Times New Roman" w:hAnsi="Times New Roman" w:cs="Times New Roman"/>
+          <w:sz w:val="22"/>
+          <w:szCs w:val="22"/>
+          <w:lang w:val="en-US"/>
+        </w:rPr>
+        <w:t xml:space="preserve">omposition. </w:t>
+      </w:r>
+      <w:r>
+        <w:rPr>
+          <w:rFonts w:ascii="Times New Roman" w:hAnsi="Times New Roman" w:cs="Times New Roman"/>
+          <w:sz w:val="22"/>
+          <w:szCs w:val="22"/>
+          <w:lang w:val="en-US"/>
+        </w:rPr>
+        <w:t>I</w:t>
+      </w:r>
+      <w:r>
+        <w:rPr>
+          <w:rFonts w:ascii="Times New Roman" w:hAnsi="Times New Roman" w:cs="Times New Roman"/>
+          <w:sz w:val="22"/>
+          <w:szCs w:val="22"/>
+          <w:lang w:val="en-US"/>
+        </w:rPr>
+        <w:t xml:space="preserve">t semantically dictates that a session structurally belongs to a specific user, and its lifecycle is rigidly constrained by the user's existence. Conversely, the relationship between a </w:t>
+      </w:r>
+      <w:r>
+        <w:rPr>
+          <w:rFonts w:ascii="Times New Roman" w:hAnsi="Times New Roman" w:cs="Times New Roman"/>
+          <w:sz w:val="22"/>
+          <w:szCs w:val="22"/>
+          <w:lang w:val="en-US"/>
+        </w:rPr>
+        <w:t>“</w:t>
+      </w:r>
+      <w:r>
+        <w:rPr>
+          <w:rFonts w:ascii="Times New Roman" w:hAnsi="Times New Roman" w:cs="Times New Roman"/>
+          <w:sz w:val="22"/>
+          <w:szCs w:val="22"/>
+          <w:lang w:val="en-US"/>
+        </w:rPr>
+        <w:t>Station</w:t>
+      </w:r>
+      <w:r>
+        <w:rPr>
+          <w:rFonts w:ascii="Times New Roman" w:hAnsi="Times New Roman" w:cs="Times New Roman"/>
+          <w:sz w:val="22"/>
+          <w:szCs w:val="22"/>
+          <w:lang w:val="en-US"/>
+        </w:rPr>
+        <w:t>”</w:t>
+      </w:r>
+      <w:r>
+        <w:rPr>
+          <w:rFonts w:ascii="Times New Roman" w:hAnsi="Times New Roman" w:cs="Times New Roman"/>
+          <w:sz w:val="22"/>
+          <w:szCs w:val="22"/>
+          <w:lang w:val="en-US"/>
+        </w:rPr>
+        <w:t xml:space="preserve"> and its </w:t>
+      </w:r>
+      <w:r>
+        <w:rPr>
+          <w:rFonts w:ascii="Times New Roman" w:hAnsi="Times New Roman" w:cs="Times New Roman"/>
+          <w:sz w:val="22"/>
+          <w:szCs w:val="22"/>
+          <w:lang w:val="en-US"/>
+        </w:rPr>
+        <w:t>“</w:t>
+      </w:r>
+      <w:r>
+        <w:rPr>
+          <w:rFonts w:ascii="Times New Roman" w:hAnsi="Times New Roman" w:cs="Times New Roman"/>
+          <w:sz w:val="22"/>
+          <w:szCs w:val="22"/>
+          <w:lang w:val="en-US"/>
+        </w:rPr>
+        <w:t>Availability</w:t>
+      </w:r>
+      <w:r>
+        <w:rPr>
+          <w:rFonts w:ascii="Times New Roman" w:hAnsi="Times New Roman" w:cs="Times New Roman"/>
+          <w:sz w:val="22"/>
+          <w:szCs w:val="22"/>
+          <w:lang w:val="en-US"/>
+        </w:rPr>
+        <w:t>”</w:t>
+      </w:r>
+      <w:r>
+        <w:rPr>
+          <w:rFonts w:ascii="Times New Roman" w:hAnsi="Times New Roman" w:cs="Times New Roman"/>
+          <w:sz w:val="22"/>
+          <w:szCs w:val="22"/>
+          <w:lang w:val="en-US"/>
+        </w:rPr>
+        <w:t xml:space="preserve"> records is modeled as an </w:t>
+      </w:r>
+      <w:r>
+        <w:rPr>
+          <w:rFonts w:ascii="Times New Roman" w:hAnsi="Times New Roman" w:cs="Times New Roman"/>
+          <w:sz w:val="22"/>
+          <w:szCs w:val="22"/>
+          <w:lang w:val="en-US"/>
+        </w:rPr>
+        <w:t>a</w:t>
+      </w:r>
+      <w:r>
+        <w:rPr>
+          <w:rFonts w:ascii="Times New Roman" w:hAnsi="Times New Roman" w:cs="Times New Roman"/>
+          <w:sz w:val="22"/>
+          <w:szCs w:val="22"/>
+          <w:lang w:val="en-US"/>
+        </w:rPr>
+        <w:t>ggregation. This signifies a "part-whole" dynamic where physical stations and their highly volatile, real-time availability metrics are inherently connected, yet a station entity logically retains its independence regardless of specific, transient availability records.</w:t>
       </w:r>
     </w:p>
     <w:p>
@@ -669,9 +939,53 @@
           <w:szCs w:val="22"/>
           <w:lang w:val="en-US"/>
         </w:rPr>
-        <w:t>Operating above these entities is the service layer. Service classes (such as “</w:t>
-      </w:r>
-      <w:proofErr w:type="spellStart"/>
+        <w:t xml:space="preserve">Operating above these entities is the </w:t>
+      </w:r>
+      <w:r>
+        <w:rPr>
+          <w:rFonts w:ascii="Times New Roman" w:hAnsi="Times New Roman" w:cs="Times New Roman"/>
+          <w:sz w:val="22"/>
+          <w:szCs w:val="22"/>
+          <w:lang w:val="en-US"/>
+        </w:rPr>
+        <w:t>s</w:t>
+      </w:r>
+      <w:r>
+        <w:rPr>
+          <w:rFonts w:ascii="Times New Roman" w:hAnsi="Times New Roman" w:cs="Times New Roman"/>
+          <w:sz w:val="22"/>
+          <w:szCs w:val="22"/>
+          <w:lang w:val="en-US"/>
+        </w:rPr>
+        <w:t xml:space="preserve">ervice </w:t>
+      </w:r>
+      <w:r>
+        <w:rPr>
+          <w:rFonts w:ascii="Times New Roman" w:hAnsi="Times New Roman" w:cs="Times New Roman"/>
+          <w:sz w:val="22"/>
+          <w:szCs w:val="22"/>
+          <w:lang w:val="en-US"/>
+        </w:rPr>
+        <w:t>l</w:t>
+      </w:r>
+      <w:r>
+        <w:rPr>
+          <w:rFonts w:ascii="Times New Roman" w:hAnsi="Times New Roman" w:cs="Times New Roman"/>
+          <w:sz w:val="22"/>
+          <w:szCs w:val="22"/>
+          <w:lang w:val="en-US"/>
+        </w:rPr>
+        <w:t xml:space="preserve">ayer. Service classes (such as </w:t>
+      </w:r>
+      <w:r>
+        <w:rPr>
+          <w:rFonts w:ascii="Times New Roman" w:hAnsi="Times New Roman" w:cs="Times New Roman"/>
+          <w:sz w:val="22"/>
+          <w:szCs w:val="22"/>
+          <w:lang w:val="en-US"/>
+        </w:rPr>
+        <w:t>“</w:t>
+      </w:r>
       <w:r>
         <w:rPr>
           <w:rFonts w:ascii="Times New Roman" w:hAnsi="Times New Roman" w:cs="Times New Roman"/>
@@ -681,17 +995,33 @@
         </w:rPr>
         <w:t>JourneyService</w:t>
       </w:r>
-      <w:proofErr w:type="spellEnd"/>
-      <w:r>
-        <w:rPr>
-          <w:rFonts w:ascii="Times New Roman" w:hAnsi="Times New Roman" w:cs="Times New Roman"/>
-          <w:sz w:val="22"/>
-          <w:szCs w:val="22"/>
-          <w:lang w:val="en-US"/>
-        </w:rPr>
-        <w:t>” and “</w:t>
-      </w:r>
-      <w:proofErr w:type="spellStart"/>
+      <w:r>
+        <w:rPr>
+          <w:rFonts w:ascii="Times New Roman" w:hAnsi="Times New Roman" w:cs="Times New Roman"/>
+          <w:sz w:val="22"/>
+          <w:szCs w:val="22"/>
+          <w:lang w:val="en-US"/>
+        </w:rPr>
+        <w:t>”</w:t>
+      </w:r>
+      <w:r>
+        <w:rPr>
+          <w:rFonts w:ascii="Times New Roman" w:hAnsi="Times New Roman" w:cs="Times New Roman"/>
+          <w:sz w:val="22"/>
+          <w:szCs w:val="22"/>
+          <w:lang w:val="en-US"/>
+        </w:rPr>
+        <w:t xml:space="preserve"> and </w:t>
+      </w:r>
+      <w:r>
+        <w:rPr>
+          <w:rFonts w:ascii="Times New Roman" w:hAnsi="Times New Roman" w:cs="Times New Roman"/>
+          <w:sz w:val="22"/>
+          <w:szCs w:val="22"/>
+          <w:lang w:val="en-US"/>
+        </w:rPr>
+        <w:t>“</w:t>
+      </w:r>
       <w:r>
         <w:rPr>
           <w:rFonts w:ascii="Times New Roman" w:hAnsi="Times New Roman" w:cs="Times New Roman"/>
@@ -701,15 +1031,77 @@
         </w:rPr>
         <w:t>StationService</w:t>
       </w:r>
-      <w:proofErr w:type="spellEnd"/>
-      <w:r>
-        <w:rPr>
-          <w:rFonts w:ascii="Times New Roman" w:hAnsi="Times New Roman" w:cs="Times New Roman"/>
-          <w:sz w:val="22"/>
-          <w:szCs w:val="22"/>
-          <w:lang w:val="en-US"/>
-        </w:rPr>
-        <w:t>”) reside purely within the software. Their primary responsibility is to orchestrate complex behaviors and algorithms that do not naturally belong to any single domain entity. To model the interactions within this layer, we made a deliberate design decision to extensively employ use dependencies.</w:t>
+      <w:r>
+        <w:rPr>
+          <w:rFonts w:ascii="Times New Roman" w:hAnsi="Times New Roman" w:cs="Times New Roman"/>
+          <w:sz w:val="22"/>
+          <w:szCs w:val="22"/>
+          <w:lang w:val="en-US"/>
+        </w:rPr>
+        <w:t>”</w:t>
+      </w:r>
+      <w:r>
+        <w:rPr>
+          <w:rFonts w:ascii="Times New Roman" w:hAnsi="Times New Roman" w:cs="Times New Roman"/>
+          <w:sz w:val="22"/>
+          <w:szCs w:val="22"/>
+          <w:lang w:val="en-US"/>
+        </w:rPr>
+        <w:t>) reside purely within the software</w:t>
+      </w:r>
+      <w:r>
+        <w:rPr>
+          <w:rFonts w:ascii="Times New Roman" w:hAnsi="Times New Roman" w:cs="Times New Roman"/>
+          <w:sz w:val="22"/>
+          <w:szCs w:val="22"/>
+          <w:lang w:val="en-US"/>
+        </w:rPr>
+        <w:t xml:space="preserve">. </w:t>
+      </w:r>
+      <w:r>
+        <w:rPr>
+          <w:rFonts w:ascii="Times New Roman" w:hAnsi="Times New Roman" w:cs="Times New Roman"/>
+          <w:sz w:val="22"/>
+          <w:szCs w:val="22"/>
+          <w:lang w:val="en-US"/>
+        </w:rPr>
+        <w:t xml:space="preserve">Their primary responsibility is to orchestrate complex behaviors and algorithms that do not naturally belong to any single domain entity. To model the interactions within this layer, we made a deliberate design decision to extensively employ </w:t>
+      </w:r>
+      <w:r>
+        <w:rPr>
+          <w:rFonts w:ascii="Times New Roman" w:hAnsi="Times New Roman" w:cs="Times New Roman"/>
+          <w:sz w:val="22"/>
+          <w:szCs w:val="22"/>
+          <w:lang w:val="en-US"/>
+        </w:rPr>
+        <w:t>u</w:t>
+      </w:r>
+      <w:r>
+        <w:rPr>
+          <w:rFonts w:ascii="Times New Roman" w:hAnsi="Times New Roman" w:cs="Times New Roman"/>
+          <w:sz w:val="22"/>
+          <w:szCs w:val="22"/>
+          <w:lang w:val="en-US"/>
+        </w:rPr>
+        <w:t xml:space="preserve">se </w:t>
+      </w:r>
+      <w:r>
+        <w:rPr>
+          <w:rFonts w:ascii="Times New Roman" w:hAnsi="Times New Roman" w:cs="Times New Roman"/>
+          <w:sz w:val="22"/>
+          <w:szCs w:val="22"/>
+          <w:lang w:val="en-US"/>
+        </w:rPr>
+        <w:t>d</w:t>
+      </w:r>
+      <w:r>
+        <w:rPr>
+          <w:rFonts w:ascii="Times New Roman" w:hAnsi="Times New Roman" w:cs="Times New Roman"/>
+          <w:sz w:val="22"/>
+          <w:szCs w:val="22"/>
+          <w:lang w:val="en-US"/>
+        </w:rPr>
+        <w:t>ependencies.</w:t>
       </w:r>
     </w:p>
     <w:p>
@@ -729,9 +1121,17 @@
           <w:szCs w:val="22"/>
           <w:lang w:val="en-US"/>
         </w:rPr>
-        <w:t>This design choice is crucial for demonstrating the underlying collaborative logic of the application. Taking the “</w:t>
-      </w:r>
-      <w:proofErr w:type="spellStart"/>
+        <w:t xml:space="preserve">This design choice is crucial for demonstrating the underlying collaborative logic of the application. Taking the </w:t>
+      </w:r>
+      <w:r>
+        <w:rPr>
+          <w:rFonts w:ascii="Times New Roman" w:hAnsi="Times New Roman" w:cs="Times New Roman"/>
+          <w:sz w:val="22"/>
+          <w:szCs w:val="22"/>
+          <w:lang w:val="en-US"/>
+        </w:rPr>
+        <w:t>“</w:t>
+      </w:r>
       <w:r>
         <w:rPr>
           <w:rFonts w:ascii="Times New Roman" w:hAnsi="Times New Roman" w:cs="Times New Roman"/>
@@ -741,17 +1141,33 @@
         </w:rPr>
         <w:t>JourneyService</w:t>
       </w:r>
-      <w:proofErr w:type="spellEnd"/>
-      <w:r>
-        <w:rPr>
-          <w:rFonts w:ascii="Times New Roman" w:hAnsi="Times New Roman" w:cs="Times New Roman"/>
-          <w:sz w:val="22"/>
-          <w:szCs w:val="22"/>
-          <w:lang w:val="en-US"/>
-        </w:rPr>
-        <w:t>” as a prime example: it does not structurally own any station data. Its core mandate is to execute sophisticated pathfinding algorithms. However, to successfully complete a behavior like “</w:t>
-      </w:r>
-      <w:proofErr w:type="spellStart"/>
+      <w:r>
+        <w:rPr>
+          <w:rFonts w:ascii="Times New Roman" w:hAnsi="Times New Roman" w:cs="Times New Roman"/>
+          <w:sz w:val="22"/>
+          <w:szCs w:val="22"/>
+          <w:lang w:val="en-US"/>
+        </w:rPr>
+        <w:t>”</w:t>
+      </w:r>
+      <w:r>
+        <w:rPr>
+          <w:rFonts w:ascii="Times New Roman" w:hAnsi="Times New Roman" w:cs="Times New Roman"/>
+          <w:sz w:val="22"/>
+          <w:szCs w:val="22"/>
+          <w:lang w:val="en-US"/>
+        </w:rPr>
+        <w:t xml:space="preserve"> as a prime example: it does not structurally own any station data. Its core mandate is to execute sophisticated pathfinding algorithms. However, to successfully complete a behavior like </w:t>
+      </w:r>
+      <w:r>
+        <w:rPr>
+          <w:rFonts w:ascii="Times New Roman" w:hAnsi="Times New Roman" w:cs="Times New Roman"/>
+          <w:sz w:val="22"/>
+          <w:szCs w:val="22"/>
+          <w:lang w:val="en-US"/>
+        </w:rPr>
+        <w:t>“</w:t>
+      </w:r>
       <w:r>
         <w:rPr>
           <w:rFonts w:ascii="Times New Roman" w:hAnsi="Times New Roman" w:cs="Times New Roman"/>
@@ -769,17 +1185,7 @@
           <w:szCs w:val="22"/>
           <w:lang w:val="en-US"/>
         </w:rPr>
-        <w:t>route</w:t>
-      </w:r>
-      <w:proofErr w:type="spellEnd"/>
-      <w:r>
-        <w:rPr>
-          <w:rFonts w:ascii="Times New Roman" w:hAnsi="Times New Roman" w:cs="Times New Roman"/>
-          <w:sz w:val="22"/>
-          <w:szCs w:val="22"/>
-          <w:lang w:val="en-US"/>
-        </w:rPr>
-        <w:t>(</w:t>
+        <w:t>route(</w:t>
       </w:r>
       <w:proofErr w:type="gramEnd"/>
       <w:r>
@@ -789,9 +1195,35 @@
           <w:szCs w:val="22"/>
           <w:lang w:val="en-US"/>
         </w:rPr>
-        <w:t>)”, it must temporarily invoke the “</w:t>
-      </w:r>
-      <w:proofErr w:type="spellStart"/>
+        <w:t>)</w:t>
+      </w:r>
+      <w:r>
+        <w:rPr>
+          <w:rFonts w:ascii="Times New Roman" w:hAnsi="Times New Roman" w:cs="Times New Roman"/>
+          <w:sz w:val="22"/>
+          <w:szCs w:val="22"/>
+          <w:lang w:val="en-US"/>
+        </w:rPr>
+        <w:t>”</w:t>
+      </w:r>
+      <w:r>
+        <w:rPr>
+          <w:rFonts w:ascii="Times New Roman" w:hAnsi="Times New Roman" w:cs="Times New Roman"/>
+          <w:sz w:val="22"/>
+          <w:szCs w:val="22"/>
+          <w:lang w:val="en-US"/>
+        </w:rPr>
+        <w:t xml:space="preserve">, it must temporarily invoke the </w:t>
+      </w:r>
+      <w:r>
+        <w:rPr>
+          <w:rFonts w:ascii="Times New Roman" w:hAnsi="Times New Roman" w:cs="Times New Roman"/>
+          <w:sz w:val="22"/>
+          <w:szCs w:val="22"/>
+          <w:lang w:val="en-US"/>
+        </w:rPr>
+        <w:t>“</w:t>
+      </w:r>
       <w:r>
         <w:rPr>
           <w:rFonts w:ascii="Times New Roman" w:hAnsi="Times New Roman" w:cs="Times New Roman"/>
@@ -801,15 +1233,59 @@
         </w:rPr>
         <w:t>StationService</w:t>
       </w:r>
-      <w:proofErr w:type="spellEnd"/>
-      <w:r>
-        <w:rPr>
-          <w:rFonts w:ascii="Times New Roman" w:hAnsi="Times New Roman" w:cs="Times New Roman"/>
-          <w:sz w:val="22"/>
-          <w:szCs w:val="22"/>
-          <w:lang w:val="en-US"/>
-        </w:rPr>
-        <w:t>” to acquire the latest real-time station statuses. By mapping this as a dashed dependency rather than a solid structural association, we explicitly enforce the principle of separation of concerns. It illustrates a short-term, behavior-driven collaboration rather than structural ownership, thereby effectively minimizing tight coupling between independent software modules.</w:t>
+      <w:r>
+        <w:rPr>
+          <w:rFonts w:ascii="Times New Roman" w:hAnsi="Times New Roman" w:cs="Times New Roman"/>
+          <w:sz w:val="22"/>
+          <w:szCs w:val="22"/>
+          <w:lang w:val="en-US"/>
+        </w:rPr>
+        <w:t>”</w:t>
+      </w:r>
+      <w:r>
+        <w:rPr>
+          <w:rFonts w:ascii="Times New Roman" w:hAnsi="Times New Roman" w:cs="Times New Roman"/>
+          <w:sz w:val="22"/>
+          <w:szCs w:val="22"/>
+          <w:lang w:val="en-US"/>
+        </w:rPr>
+        <w:t xml:space="preserve"> to acquire the latest real-time station statuses. By mapping this as a dashed dependency rather than a solid structural association, we explicitly enforce the principle of </w:t>
+      </w:r>
+      <w:r>
+        <w:rPr>
+          <w:rFonts w:ascii="Times New Roman" w:hAnsi="Times New Roman" w:cs="Times New Roman"/>
+          <w:sz w:val="22"/>
+          <w:szCs w:val="22"/>
+          <w:lang w:val="en-US"/>
+        </w:rPr>
+        <w:t>s</w:t>
+      </w:r>
+      <w:r>
+        <w:rPr>
+          <w:rFonts w:ascii="Times New Roman" w:hAnsi="Times New Roman" w:cs="Times New Roman"/>
+          <w:sz w:val="22"/>
+          <w:szCs w:val="22"/>
+          <w:lang w:val="en-US"/>
+        </w:rPr>
+        <w:t xml:space="preserve">eparation of </w:t>
+      </w:r>
+      <w:r>
+        <w:rPr>
+          <w:rFonts w:ascii="Times New Roman" w:hAnsi="Times New Roman" w:cs="Times New Roman"/>
+          <w:sz w:val="22"/>
+          <w:szCs w:val="22"/>
+          <w:lang w:val="en-US"/>
+        </w:rPr>
+        <w:t>c</w:t>
+      </w:r>
+      <w:r>
+        <w:rPr>
+          <w:rFonts w:ascii="Times New Roman" w:hAnsi="Times New Roman" w:cs="Times New Roman"/>
+          <w:sz w:val="22"/>
+          <w:szCs w:val="22"/>
+          <w:lang w:val="en-US"/>
+        </w:rPr>
+        <w:t>oncerns. It illustrates a short-term, behavior-driven collaboration rather than structural ownership, thereby effectively minimizing tight coupling between independent software modules.</w:t>
       </w:r>
     </w:p>
     <w:p>
@@ -840,11 +1316,20 @@
           <w:szCs w:val="22"/>
           <w:lang w:val="en-US"/>
         </w:rPr>
-        <w:t xml:space="preserve">3.2.2 Frontend </w:t>
-      </w:r>
-      <w:r>
-        <w:rPr>
-          <w:rFonts w:ascii="Times New Roman" w:hAnsi="Times New Roman" w:cs="Times New Roman"/>
+        <w:t xml:space="preserve">3.2.2 </w:t>
+      </w:r>
+      <w:r>
+        <w:rPr>
+          <w:rFonts w:ascii="Times New Roman" w:hAnsi="Times New Roman" w:cs="Times New Roman"/>
+          <w:sz w:val="22"/>
+          <w:szCs w:val="22"/>
+          <w:lang w:val="en-US"/>
+        </w:rPr>
+        <w:t xml:space="preserve">Frontend </w:t>
+      </w:r>
+      <w:r>
+        <w:rPr>
+          <w:rFonts w:ascii="Times New Roman" w:hAnsi="Times New Roman" w:cs="Times New Roman" w:hint="eastAsia"/>
           <w:sz w:val="22"/>
           <w:szCs w:val="22"/>
           <w:lang w:val="en-US"/>
@@ -865,13 +1350,9 @@
       <w:pPr>
         <w:keepNext/>
         <w:spacing w:line="240" w:lineRule="auto"/>
-        <w:rPr>
-          <w:rFonts w:ascii="Times New Roman" w:hAnsi="Times New Roman" w:cs="Times New Roman"/>
-        </w:rPr>
-      </w:pPr>
-      <w:r>
-        <w:rPr>
-          <w:rFonts w:ascii="Times New Roman" w:hAnsi="Times New Roman" w:cs="Times New Roman"/>
+      </w:pPr>
+      <w:r>
+        <w:rPr>
           <w:noProof/>
         </w:rPr>
         <w:drawing>
@@ -917,71 +1398,43 @@
         <w:jc w:val="center"/>
         <w:rPr>
           <w:rFonts w:ascii="Times New Roman" w:hAnsi="Times New Roman" w:cs="Times New Roman"/>
-          <w:sz w:val="16"/>
-          <w:szCs w:val="16"/>
-        </w:rPr>
-      </w:pPr>
-      <w:r>
-        <w:rPr>
-          <w:rFonts w:ascii="Times New Roman" w:hAnsi="Times New Roman" w:cs="Times New Roman"/>
-          <w:sz w:val="16"/>
-          <w:szCs w:val="16"/>
-        </w:rPr>
-        <w:t>Figure 3.</w:t>
-      </w:r>
-      <w:r>
-        <w:rPr>
-          <w:rFonts w:ascii="Times New Roman" w:hAnsi="Times New Roman" w:cs="Times New Roman"/>
-          <w:sz w:val="16"/>
-          <w:szCs w:val="16"/>
-        </w:rPr>
-        <w:fldChar w:fldCharType="begin"/>
-      </w:r>
-      <w:r>
-        <w:rPr>
-          <w:rFonts w:ascii="Times New Roman" w:hAnsi="Times New Roman" w:cs="Times New Roman"/>
-          <w:sz w:val="16"/>
-          <w:szCs w:val="16"/>
-        </w:rPr>
-        <w:instrText xml:space="preserve"> SEQ Figure \* ARABIC </w:instrText>
-      </w:r>
-      <w:r>
-        <w:rPr>
-          <w:rFonts w:ascii="Times New Roman" w:hAnsi="Times New Roman" w:cs="Times New Roman"/>
-          <w:sz w:val="16"/>
-          <w:szCs w:val="16"/>
-        </w:rPr>
-        <w:fldChar w:fldCharType="separate"/>
-      </w:r>
-      <w:r>
-        <w:rPr>
-          <w:rFonts w:ascii="Times New Roman" w:hAnsi="Times New Roman" w:cs="Times New Roman"/>
-          <w:sz w:val="16"/>
-          <w:szCs w:val="16"/>
-        </w:rPr>
-        <w:t>3</w:t>
-      </w:r>
-      <w:r>
-        <w:rPr>
-          <w:rFonts w:ascii="Times New Roman" w:hAnsi="Times New Roman" w:cs="Times New Roman"/>
-          <w:sz w:val="16"/>
-          <w:szCs w:val="16"/>
-        </w:rPr>
-        <w:fldChar w:fldCharType="end"/>
-      </w:r>
-      <w:r>
-        <w:rPr>
-          <w:rFonts w:ascii="Times New Roman" w:hAnsi="Times New Roman" w:cs="Times New Roman"/>
-          <w:sz w:val="16"/>
-          <w:szCs w:val="16"/>
-        </w:rPr>
-        <w:t xml:space="preserve"> Frontend </w:t>
-      </w:r>
-      <w:r>
-        <w:rPr>
-          <w:rFonts w:ascii="Times New Roman" w:hAnsi="Times New Roman" w:cs="Times New Roman"/>
-          <w:sz w:val="16"/>
-          <w:szCs w:val="16"/>
+          <w:sz w:val="22"/>
+          <w:szCs w:val="22"/>
+          <w:lang w:val="en-US"/>
+        </w:rPr>
+      </w:pPr>
+      <w:r>
+        <w:t xml:space="preserve">Figure </w:t>
+      </w:r>
+      <w:r>
+        <w:rPr>
+          <w:rFonts w:hint="eastAsia"/>
+        </w:rPr>
+        <w:t>3.</w:t>
+      </w:r>
+      <w:fldSimple w:instr=" SEQ Figure \* ARABIC ">
+        <w:r>
+          <w:rPr>
+            <w:noProof/>
+          </w:rPr>
+          <w:t>3</w:t>
+        </w:r>
+      </w:fldSimple>
+      <w:r>
+        <w:rPr>
+          <w:rFonts w:hint="eastAsia"/>
+        </w:rPr>
+        <w:t xml:space="preserve"> Frontend</w:t>
+      </w:r>
+      <w:r>
+        <w:rPr>
+          <w:lang w:val="en-US"/>
+        </w:rPr>
+        <w:t xml:space="preserve"> </w:t>
+      </w:r>
+      <w:r>
+        <w:rPr>
+          <w:lang w:val="en-US"/>
         </w:rPr>
         <w:t>Class Diagram</w:t>
       </w:r>
@@ -1021,16 +1474,97 @@
           <w:szCs w:val="22"/>
           <w:lang w:val="en-US"/>
         </w:rPr>
-        <w:t xml:space="preserve"> the frontend as an ambiguous monolith, each core page (such as “Maps” or “Chat”) is represented as an isolated, self-contained </w:t>
-      </w:r>
-      <w:r>
-        <w:rPr>
-          <w:rFonts w:ascii="Times New Roman" w:hAnsi="Times New Roman" w:cs="Times New Roman"/>
-          <w:sz w:val="22"/>
-          <w:szCs w:val="22"/>
-          <w:lang w:val="en-US"/>
-        </w:rPr>
-        <w:t>functional component</w:t>
+        <w:t xml:space="preserve"> the frontend as an ambiguous monolith, each core page (such as </w:t>
+      </w:r>
+      <w:r>
+        <w:rPr>
+          <w:rFonts w:ascii="Times New Roman" w:hAnsi="Times New Roman" w:cs="Times New Roman"/>
+          <w:sz w:val="22"/>
+          <w:szCs w:val="22"/>
+          <w:lang w:val="en-US"/>
+        </w:rPr>
+        <w:t>“</w:t>
+      </w:r>
+      <w:r>
+        <w:rPr>
+          <w:rFonts w:ascii="Times New Roman" w:hAnsi="Times New Roman" w:cs="Times New Roman"/>
+          <w:sz w:val="22"/>
+          <w:szCs w:val="22"/>
+          <w:lang w:val="en-US"/>
+        </w:rPr>
+        <w:t>Maps</w:t>
+      </w:r>
+      <w:r>
+        <w:rPr>
+          <w:rFonts w:ascii="Times New Roman" w:hAnsi="Times New Roman" w:cs="Times New Roman"/>
+          <w:sz w:val="22"/>
+          <w:szCs w:val="22"/>
+          <w:lang w:val="en-US"/>
+        </w:rPr>
+        <w:t>”</w:t>
+      </w:r>
+      <w:r>
+        <w:rPr>
+          <w:rFonts w:ascii="Times New Roman" w:hAnsi="Times New Roman" w:cs="Times New Roman"/>
+          <w:sz w:val="22"/>
+          <w:szCs w:val="22"/>
+          <w:lang w:val="en-US"/>
+        </w:rPr>
+        <w:t xml:space="preserve"> or </w:t>
+      </w:r>
+      <w:r>
+        <w:rPr>
+          <w:rFonts w:ascii="Times New Roman" w:hAnsi="Times New Roman" w:cs="Times New Roman"/>
+          <w:sz w:val="22"/>
+          <w:szCs w:val="22"/>
+          <w:lang w:val="en-US"/>
+        </w:rPr>
+        <w:t>“</w:t>
+      </w:r>
+      <w:r>
+        <w:rPr>
+          <w:rFonts w:ascii="Times New Roman" w:hAnsi="Times New Roman" w:cs="Times New Roman"/>
+          <w:sz w:val="22"/>
+          <w:szCs w:val="22"/>
+          <w:lang w:val="en-US"/>
+        </w:rPr>
+        <w:t>Chat</w:t>
+      </w:r>
+      <w:r>
+        <w:rPr>
+          <w:rFonts w:ascii="Times New Roman" w:hAnsi="Times New Roman" w:cs="Times New Roman"/>
+          <w:sz w:val="22"/>
+          <w:szCs w:val="22"/>
+          <w:lang w:val="en-US"/>
+        </w:rPr>
+        <w:t>”</w:t>
+      </w:r>
+      <w:r>
+        <w:rPr>
+          <w:rFonts w:ascii="Times New Roman" w:hAnsi="Times New Roman" w:cs="Times New Roman"/>
+          <w:sz w:val="22"/>
+          <w:szCs w:val="22"/>
+          <w:lang w:val="en-US"/>
+        </w:rPr>
+        <w:t xml:space="preserve">) is represented as an isolated, self-contained </w:t>
+      </w:r>
+      <w:r>
+        <w:rPr>
+          <w:rFonts w:ascii="Times New Roman" w:hAnsi="Times New Roman" w:cs="Times New Roman" w:hint="eastAsia"/>
+          <w:sz w:val="22"/>
+          <w:szCs w:val="22"/>
+          <w:lang w:val="en-US"/>
+        </w:rPr>
+        <w:t>functional</w:t>
+      </w:r>
+      <w:r>
+        <w:rPr>
+          <w:rFonts w:ascii="Times New Roman" w:hAnsi="Times New Roman" w:cs="Times New Roman"/>
+          <w:sz w:val="22"/>
+          <w:szCs w:val="22"/>
+          <w:lang w:val="en-US"/>
+        </w:rPr>
+        <w:t xml:space="preserve"> component</w:t>
       </w:r>
       <w:r>
         <w:rPr>
@@ -1048,27 +1582,43 @@
           <w:szCs w:val="22"/>
           <w:lang w:val="en-US"/>
         </w:rPr>
-        <w:t>for example, “-</w:t>
-      </w:r>
-      <w:proofErr w:type="spellStart"/>
-      <w:r>
-        <w:rPr>
-          <w:rFonts w:ascii="Times New Roman" w:hAnsi="Times New Roman" w:cs="Times New Roman"/>
-          <w:sz w:val="22"/>
-          <w:szCs w:val="22"/>
-          <w:lang w:val="en-US"/>
-        </w:rPr>
-        <w:t>mapInstance</w:t>
-      </w:r>
-      <w:proofErr w:type="spellEnd"/>
-      <w:r>
-        <w:rPr>
-          <w:rFonts w:ascii="Times New Roman" w:hAnsi="Times New Roman" w:cs="Times New Roman"/>
-          <w:sz w:val="22"/>
-          <w:szCs w:val="22"/>
-          <w:lang w:val="en-US"/>
-        </w:rPr>
-        <w:t xml:space="preserve"> [State]” within the mapping component</w:t>
+        <w:t xml:space="preserve">for example, </w:t>
+      </w:r>
+      <w:r>
+        <w:rPr>
+          <w:rFonts w:ascii="Times New Roman" w:hAnsi="Times New Roman" w:cs="Times New Roman"/>
+          <w:sz w:val="22"/>
+          <w:szCs w:val="22"/>
+          <w:lang w:val="en-US"/>
+        </w:rPr>
+        <w:t>“</w:t>
+      </w:r>
+      <w:r>
+        <w:rPr>
+          <w:rFonts w:ascii="Times New Roman" w:hAnsi="Times New Roman" w:cs="Times New Roman"/>
+          <w:sz w:val="22"/>
+          <w:szCs w:val="22"/>
+          <w:lang w:val="en-US"/>
+        </w:rPr>
+        <w:t>-mapInstance [State]</w:t>
+      </w:r>
+      <w:r>
+        <w:rPr>
+          <w:rFonts w:ascii="Times New Roman" w:hAnsi="Times New Roman" w:cs="Times New Roman"/>
+          <w:sz w:val="22"/>
+          <w:szCs w:val="22"/>
+          <w:lang w:val="en-US"/>
+        </w:rPr>
+        <w:t>”</w:t>
+      </w:r>
+      <w:r>
+        <w:rPr>
+          <w:rFonts w:ascii="Times New Roman" w:hAnsi="Times New Roman" w:cs="Times New Roman"/>
+          <w:sz w:val="22"/>
+          <w:szCs w:val="22"/>
+          <w:lang w:val="en-US"/>
+        </w:rPr>
+        <w:t xml:space="preserve"> within the mapping component</w:t>
       </w:r>
       <w:r>
         <w:rPr>
@@ -1086,9 +1636,17 @@
           <w:szCs w:val="22"/>
           <w:lang w:val="en-US"/>
         </w:rPr>
-        <w:t>while explicitly declaring their core event handlers (e.g., “</w:t>
-      </w:r>
-      <w:proofErr w:type="spellStart"/>
+        <w:t xml:space="preserve">while explicitly declaring their core event handlers (e.g., </w:t>
+      </w:r>
+      <w:r>
+        <w:rPr>
+          <w:rFonts w:ascii="Times New Roman" w:hAnsi="Times New Roman" w:cs="Times New Roman"/>
+          <w:sz w:val="22"/>
+          <w:szCs w:val="22"/>
+          <w:lang w:val="en-US"/>
+        </w:rPr>
+        <w:t>“</w:t>
+      </w:r>
       <w:r>
         <w:rPr>
           <w:rFonts w:ascii="Times New Roman" w:hAnsi="Times New Roman" w:cs="Times New Roman"/>
@@ -1098,17 +1656,33 @@
         </w:rPr>
         <w:t>handleSubmit</w:t>
       </w:r>
-      <w:proofErr w:type="spellEnd"/>
-      <w:r>
-        <w:rPr>
-          <w:rFonts w:ascii="Times New Roman" w:hAnsi="Times New Roman" w:cs="Times New Roman"/>
-          <w:sz w:val="22"/>
-          <w:szCs w:val="22"/>
-          <w:lang w:val="en-US"/>
-        </w:rPr>
-        <w:t>”, “</w:t>
-      </w:r>
-      <w:proofErr w:type="spellStart"/>
+      <w:r>
+        <w:rPr>
+          <w:rFonts w:ascii="Times New Roman" w:hAnsi="Times New Roman" w:cs="Times New Roman"/>
+          <w:sz w:val="22"/>
+          <w:szCs w:val="22"/>
+          <w:lang w:val="en-US"/>
+        </w:rPr>
+        <w:t>”</w:t>
+      </w:r>
+      <w:r>
+        <w:rPr>
+          <w:rFonts w:ascii="Times New Roman" w:hAnsi="Times New Roman" w:cs="Times New Roman"/>
+          <w:sz w:val="22"/>
+          <w:szCs w:val="22"/>
+          <w:lang w:val="en-US"/>
+        </w:rPr>
+        <w:t xml:space="preserve">, </w:t>
+      </w:r>
+      <w:r>
+        <w:rPr>
+          <w:rFonts w:ascii="Times New Roman" w:hAnsi="Times New Roman" w:cs="Times New Roman"/>
+          <w:sz w:val="22"/>
+          <w:szCs w:val="22"/>
+          <w:lang w:val="en-US"/>
+        </w:rPr>
+        <w:t>“</w:t>
+      </w:r>
       <w:r>
         <w:rPr>
           <w:rFonts w:ascii="Times New Roman" w:hAnsi="Times New Roman" w:cs="Times New Roman"/>
@@ -1118,15 +1692,32 @@
         </w:rPr>
         <w:t>handlePlanJourney</w:t>
       </w:r>
-      <w:proofErr w:type="spellEnd"/>
-      <w:r>
-        <w:rPr>
-          <w:rFonts w:ascii="Times New Roman" w:hAnsi="Times New Roman" w:cs="Times New Roman"/>
-          <w:sz w:val="22"/>
-          <w:szCs w:val="22"/>
-          <w:lang w:val="en-US"/>
-        </w:rPr>
-        <w:t xml:space="preserve">”) as public methods. </w:t>
+      <w:r>
+        <w:rPr>
+          <w:rFonts w:ascii="Times New Roman" w:hAnsi="Times New Roman" w:cs="Times New Roman"/>
+          <w:sz w:val="22"/>
+          <w:szCs w:val="22"/>
+          <w:lang w:val="en-US"/>
+        </w:rPr>
+        <w:t>”</w:t>
+      </w:r>
+      <w:r>
+        <w:rPr>
+          <w:rFonts w:ascii="Times New Roman" w:hAnsi="Times New Roman" w:cs="Times New Roman"/>
+          <w:sz w:val="22"/>
+          <w:szCs w:val="22"/>
+          <w:lang w:val="en-US"/>
+        </w:rPr>
+        <w:t>) as public methods.</w:t>
+      </w:r>
+      <w:r>
+        <w:rPr>
+          <w:rFonts w:ascii="Times New Roman" w:hAnsi="Times New Roman" w:cs="Times New Roman"/>
+          <w:sz w:val="22"/>
+          <w:szCs w:val="22"/>
+          <w:lang w:val="en-US"/>
+        </w:rPr>
+        <w:t xml:space="preserve"> </w:t>
       </w:r>
     </w:p>
     <w:p>
@@ -1164,7 +1755,43 @@
           <w:szCs w:val="22"/>
           <w:lang w:val="en-US"/>
         </w:rPr>
-        <w:t xml:space="preserve">eb application, we utilized “navigate” dependency arrows between these </w:t>
+        <w:t xml:space="preserve">eb application, we utilized </w:t>
+      </w:r>
+      <w:r>
+        <w:rPr>
+          <w:rFonts w:ascii="Times New Roman" w:hAnsi="Times New Roman" w:cs="Times New Roman"/>
+          <w:sz w:val="22"/>
+          <w:szCs w:val="22"/>
+          <w:lang w:val="en-US"/>
+        </w:rPr>
+        <w:t>“</w:t>
+      </w:r>
+      <w:r>
+        <w:rPr>
+          <w:rFonts w:ascii="Times New Roman" w:hAnsi="Times New Roman" w:cs="Times New Roman"/>
+          <w:sz w:val="22"/>
+          <w:szCs w:val="22"/>
+          <w:lang w:val="en-US"/>
+        </w:rPr>
+        <w:t>navigate</w:t>
+      </w:r>
+      <w:r>
+        <w:rPr>
+          <w:rFonts w:ascii="Times New Roman" w:hAnsi="Times New Roman" w:cs="Times New Roman"/>
+          <w:sz w:val="22"/>
+          <w:szCs w:val="22"/>
+          <w:lang w:val="en-US"/>
+        </w:rPr>
+        <w:t>”</w:t>
+      </w:r>
+      <w:r>
+        <w:rPr>
+          <w:rFonts w:ascii="Times New Roman" w:hAnsi="Times New Roman" w:cs="Times New Roman"/>
+          <w:sz w:val="22"/>
+          <w:szCs w:val="22"/>
+          <w:lang w:val="en-US"/>
+        </w:rPr>
+        <w:t xml:space="preserve"> dependency arrows between these </w:t>
       </w:r>
       <w:r>
         <w:rPr>
@@ -1211,7 +1838,15 @@
           <w:sz w:val="22"/>
           <w:szCs w:val="22"/>
         </w:rPr>
-        <w:t>3.3 Sequence Diagrams of Core Use Cases</w:t>
+        <w:t xml:space="preserve">3.3 </w:t>
+      </w:r>
+      <w:r>
+        <w:rPr>
+          <w:rFonts w:ascii="Times New Roman" w:hAnsi="Times New Roman" w:cs="Times New Roman"/>
+          <w:sz w:val="22"/>
+          <w:szCs w:val="22"/>
+        </w:rPr>
+        <w:t>Sequence Diagrams of Core Use Cases</w:t>
       </w:r>
     </w:p>
     <w:p>
@@ -1219,13 +1854,11 @@
         <w:keepNext/>
         <w:spacing w:line="240" w:lineRule="auto"/>
         <w:rPr>
-          <w:rFonts w:ascii="Times New Roman" w:hAnsi="Times New Roman" w:cs="Times New Roman"/>
-          <w:lang w:val="en-US"/>
-        </w:rPr>
-      </w:pPr>
-      <w:r>
-        <w:rPr>
-          <w:rFonts w:ascii="Times New Roman" w:hAnsi="Times New Roman" w:cs="Times New Roman"/>
+          <w:lang w:val="en-US"/>
+        </w:rPr>
+      </w:pPr>
+      <w:r>
+        <w:rPr>
           <w:noProof/>
           <w:lang w:val="en-US"/>
         </w:rPr>
@@ -1273,90 +1906,31 @@
         <w:jc w:val="center"/>
         <w:rPr>
           <w:rFonts w:ascii="Times New Roman" w:hAnsi="Times New Roman" w:cs="Times New Roman"/>
-          <w:sz w:val="16"/>
-          <w:szCs w:val="16"/>
-        </w:rPr>
-      </w:pPr>
-      <w:r>
-        <w:rPr>
-          <w:rFonts w:ascii="Times New Roman" w:hAnsi="Times New Roman" w:cs="Times New Roman"/>
-          <w:sz w:val="16"/>
-          <w:szCs w:val="16"/>
-        </w:rPr>
+          <w:sz w:val="22"/>
+          <w:szCs w:val="22"/>
+        </w:rPr>
+      </w:pPr>
+      <w:r>
         <w:t xml:space="preserve">Figure </w:t>
       </w:r>
       <w:r>
-        <w:rPr>
-          <w:rFonts w:ascii="Times New Roman" w:hAnsi="Times New Roman" w:cs="Times New Roman"/>
-          <w:sz w:val="16"/>
-          <w:szCs w:val="16"/>
-        </w:rPr>
         <w:t>3.</w:t>
       </w:r>
-      <w:r>
-        <w:rPr>
-          <w:rFonts w:ascii="Times New Roman" w:hAnsi="Times New Roman" w:cs="Times New Roman"/>
-          <w:sz w:val="16"/>
-          <w:szCs w:val="16"/>
-        </w:rPr>
-        <w:fldChar w:fldCharType="begin"/>
-      </w:r>
-      <w:r>
-        <w:rPr>
-          <w:rFonts w:ascii="Times New Roman" w:hAnsi="Times New Roman" w:cs="Times New Roman"/>
-          <w:sz w:val="16"/>
-          <w:szCs w:val="16"/>
-        </w:rPr>
-        <w:instrText xml:space="preserve"> SEQ Figure \* ARABIC </w:instrText>
-      </w:r>
-      <w:r>
-        <w:rPr>
-          <w:rFonts w:ascii="Times New Roman" w:hAnsi="Times New Roman" w:cs="Times New Roman"/>
-          <w:sz w:val="16"/>
-          <w:szCs w:val="16"/>
-        </w:rPr>
-        <w:fldChar w:fldCharType="separate"/>
-      </w:r>
-      <w:r>
-        <w:rPr>
-          <w:rFonts w:ascii="Times New Roman" w:hAnsi="Times New Roman" w:cs="Times New Roman"/>
-          <w:noProof/>
-          <w:sz w:val="16"/>
-          <w:szCs w:val="16"/>
-        </w:rPr>
-        <w:t>4</w:t>
-      </w:r>
-      <w:r>
-        <w:rPr>
-          <w:rFonts w:ascii="Times New Roman" w:hAnsi="Times New Roman" w:cs="Times New Roman"/>
-          <w:noProof/>
-          <w:sz w:val="16"/>
-          <w:szCs w:val="16"/>
-        </w:rPr>
-        <w:fldChar w:fldCharType="end"/>
-      </w:r>
-      <w:r>
-        <w:rPr>
-          <w:rFonts w:ascii="Times New Roman" w:hAnsi="Times New Roman" w:cs="Times New Roman"/>
-          <w:sz w:val="16"/>
-          <w:szCs w:val="16"/>
-        </w:rPr>
+      <w:fldSimple w:instr=" SEQ Figure \* ARABIC ">
+        <w:r>
+          <w:rPr>
+            <w:noProof/>
+          </w:rPr>
+          <w:t>4</w:t>
+        </w:r>
+      </w:fldSimple>
+      <w:r>
         <w:t xml:space="preserve"> User Login </w:t>
       </w:r>
       <w:r>
-        <w:rPr>
-          <w:rFonts w:ascii="Times New Roman" w:hAnsi="Times New Roman" w:cs="Times New Roman"/>
-          <w:sz w:val="16"/>
-          <w:szCs w:val="16"/>
-        </w:rPr>
         <w:t>and</w:t>
       </w:r>
       <w:r>
-        <w:rPr>
-          <w:rFonts w:ascii="Times New Roman" w:hAnsi="Times New Roman" w:cs="Times New Roman"/>
-          <w:sz w:val="16"/>
-          <w:szCs w:val="16"/>
-        </w:rPr>
         <w:t xml:space="preserve"> Session Creation</w:t>
       </w:r>
     </w:p>
@@ -1375,7 +1949,15 @@
           <w:sz w:val="22"/>
           <w:szCs w:val="22"/>
         </w:rPr>
-        <w:t xml:space="preserve">User Login (Figure </w:t>
+        <w:t>User Login</w:t>
+      </w:r>
+      <w:r>
+        <w:rPr>
+          <w:rFonts w:ascii="Times New Roman" w:hAnsi="Times New Roman" w:cs="Times New Roman"/>
+          <w:sz w:val="22"/>
+          <w:szCs w:val="22"/>
+        </w:rPr>
+        <w:t xml:space="preserve"> (Figure </w:t>
       </w:r>
       <w:r>
         <w:rPr>
@@ -1387,7 +1969,7 @@
       </w:r>
       <w:r>
         <w:rPr>
-          <w:rFonts w:ascii="Times New Roman" w:hAnsi="Times New Roman" w:cs="Times New Roman"/>
+          <w:rFonts w:ascii="Times New Roman" w:hAnsi="Times New Roman" w:cs="Times New Roman" w:hint="eastAsia"/>
           <w:sz w:val="22"/>
           <w:szCs w:val="22"/>
         </w:rPr>
@@ -1418,23 +2000,13 @@
         </w:rPr>
         <w:t>“</w:t>
       </w:r>
-      <w:proofErr w:type="spellStart"/>
-      <w:r>
-        <w:rPr>
-          <w:rFonts w:ascii="Times New Roman" w:hAnsi="Times New Roman" w:cs="Times New Roman"/>
-          <w:sz w:val="22"/>
-          <w:szCs w:val="22"/>
-        </w:rPr>
-        <w:t>loginPage</w:t>
-      </w:r>
-      <w:proofErr w:type="spellEnd"/>
-      <w:r>
-        <w:rPr>
-          <w:rFonts w:ascii="Times New Roman" w:hAnsi="Times New Roman" w:cs="Times New Roman"/>
-          <w:sz w:val="22"/>
-          <w:szCs w:val="22"/>
-        </w:rPr>
-        <w:t>: Login</w:t>
+      <w:r>
+        <w:rPr>
+          <w:rFonts w:ascii="Times New Roman" w:hAnsi="Times New Roman" w:cs="Times New Roman"/>
+          <w:sz w:val="22"/>
+          <w:szCs w:val="22"/>
+        </w:rPr>
+        <w:t>loginPage: Login</w:t>
       </w:r>
       <w:r>
         <w:rPr>
@@ -1462,7 +2034,6 @@
         </w:rPr>
         <w:t>“</w:t>
       </w:r>
-      <w:proofErr w:type="spellStart"/>
       <w:proofErr w:type="gramStart"/>
       <w:r>
         <w:rPr>
@@ -1470,16 +2041,7 @@
           <w:sz w:val="22"/>
           <w:szCs w:val="22"/>
         </w:rPr>
-        <w:t>handleSubmit</w:t>
-      </w:r>
-      <w:proofErr w:type="spellEnd"/>
-      <w:r>
-        <w:rPr>
-          <w:rFonts w:ascii="Times New Roman" w:hAnsi="Times New Roman" w:cs="Times New Roman"/>
-          <w:sz w:val="22"/>
-          <w:szCs w:val="22"/>
-        </w:rPr>
-        <w:t>(</w:t>
+        <w:t>handleSubmit(</w:t>
       </w:r>
       <w:proofErr w:type="gramEnd"/>
       <w:r>
@@ -1496,7 +2058,15 @@
           <w:sz w:val="22"/>
           <w:szCs w:val="22"/>
         </w:rPr>
-        <w:t xml:space="preserve">”. The payload routes through </w:t>
+        <w:t>”</w:t>
+      </w:r>
+      <w:r>
+        <w:rPr>
+          <w:rFonts w:ascii="Times New Roman" w:hAnsi="Times New Roman" w:cs="Times New Roman"/>
+          <w:sz w:val="22"/>
+          <w:szCs w:val="22"/>
+        </w:rPr>
+        <w:t xml:space="preserve">. The payload routes through </w:t>
       </w:r>
       <w:r>
         <w:rPr>
@@ -1507,7 +2077,6 @@
         </w:rPr>
         <w:t>“</w:t>
       </w:r>
-      <w:proofErr w:type="spellStart"/>
       <w:r>
         <w:rPr>
           <w:rFonts w:ascii="Times New Roman" w:hAnsi="Times New Roman" w:cs="Times New Roman"/>
@@ -1516,7 +2085,6 @@
         </w:rPr>
         <w:t>userService</w:t>
       </w:r>
-      <w:proofErr w:type="spellEnd"/>
       <w:r>
         <w:rPr>
           <w:rFonts w:ascii="Times New Roman" w:hAnsi="Times New Roman" w:cs="Times New Roman"/>
@@ -1531,9 +2099,16 @@
           <w:sz w:val="22"/>
           <w:szCs w:val="22"/>
         </w:rPr>
-        <w:t xml:space="preserve"> which executes “</w:t>
-      </w:r>
-      <w:proofErr w:type="spellStart"/>
+        <w:t xml:space="preserve"> which executes </w:t>
+      </w:r>
+      <w:r>
+        <w:rPr>
+          <w:rFonts w:ascii="Times New Roman" w:hAnsi="Times New Roman" w:cs="Times New Roman"/>
+          <w:sz w:val="22"/>
+          <w:szCs w:val="22"/>
+        </w:rPr>
+        <w:t>“</w:t>
+      </w:r>
       <w:r>
         <w:rPr>
           <w:rFonts w:ascii="Times New Roman" w:hAnsi="Times New Roman" w:cs="Times New Roman"/>
@@ -1549,16 +2124,7 @@
           <w:sz w:val="22"/>
           <w:szCs w:val="22"/>
         </w:rPr>
-        <w:t>user</w:t>
-      </w:r>
-      <w:proofErr w:type="spellEnd"/>
-      <w:r>
-        <w:rPr>
-          <w:rFonts w:ascii="Times New Roman" w:hAnsi="Times New Roman" w:cs="Times New Roman"/>
-          <w:sz w:val="22"/>
-          <w:szCs w:val="22"/>
-        </w:rPr>
-        <w:t>(</w:t>
+        <w:t>user(</w:t>
       </w:r>
       <w:proofErr w:type="gramEnd"/>
       <w:r>
@@ -1567,17 +2133,40 @@
           <w:sz w:val="22"/>
           <w:szCs w:val="22"/>
         </w:rPr>
-        <w:t xml:space="preserve">)”, </w:t>
-      </w:r>
-      <w:r>
-        <w:rPr>
-          <w:rFonts w:ascii="Times New Roman" w:hAnsi="Times New Roman" w:cs="Times New Roman"/>
-          <w:sz w:val="22"/>
-          <w:szCs w:val="22"/>
-        </w:rPr>
-        <w:t>performs an inline database query to retrieve the user record, verifies passwords using the “</w:t>
-      </w:r>
-      <w:proofErr w:type="spellStart"/>
+        <w:t>)</w:t>
+      </w:r>
+      <w:r>
+        <w:rPr>
+          <w:rFonts w:ascii="Times New Roman" w:hAnsi="Times New Roman" w:cs="Times New Roman"/>
+          <w:sz w:val="22"/>
+          <w:szCs w:val="22"/>
+        </w:rPr>
+        <w:t>”</w:t>
+      </w:r>
+      <w:r>
+        <w:rPr>
+          <w:rFonts w:ascii="Times New Roman" w:hAnsi="Times New Roman" w:cs="Times New Roman"/>
+          <w:sz w:val="22"/>
+          <w:szCs w:val="22"/>
+        </w:rPr>
+        <w:t xml:space="preserve">, </w:t>
+      </w:r>
+      <w:r>
+        <w:rPr>
+          <w:rFonts w:ascii="Times New Roman" w:hAnsi="Times New Roman" w:cs="Times New Roman"/>
+          <w:sz w:val="22"/>
+          <w:szCs w:val="22"/>
+        </w:rPr>
+        <w:t xml:space="preserve">performs an inline database query to retrieve the user record, verifies passwords using the </w:t>
+      </w:r>
+      <w:r>
+        <w:rPr>
+          <w:rFonts w:ascii="Times New Roman" w:hAnsi="Times New Roman" w:cs="Times New Roman"/>
+          <w:sz w:val="22"/>
+          <w:szCs w:val="22"/>
+        </w:rPr>
+        <w:t>“</w:t>
+      </w:r>
       <w:proofErr w:type="gramStart"/>
       <w:r>
         <w:rPr>
@@ -1587,7 +2176,6 @@
         </w:rPr>
         <w:t>werkzeug.security</w:t>
       </w:r>
-      <w:proofErr w:type="spellEnd"/>
       <w:proofErr w:type="gramEnd"/>
       <w:r>
         <w:rPr>
@@ -1595,17 +2183,32 @@
           <w:sz w:val="22"/>
           <w:szCs w:val="22"/>
         </w:rPr>
-        <w:t>” library,</w:t>
-      </w:r>
-      <w:r>
-        <w:rPr>
-          <w:rFonts w:ascii="Times New Roman" w:hAnsi="Times New Roman" w:cs="Times New Roman"/>
-          <w:sz w:val="22"/>
-          <w:szCs w:val="22"/>
-        </w:rPr>
-        <w:t xml:space="preserve"> and concludes with the UI instance calling “</w:t>
-      </w:r>
-      <w:proofErr w:type="spellStart"/>
+        <w:t>”</w:t>
+      </w:r>
+      <w:r>
+        <w:rPr>
+          <w:rFonts w:ascii="Times New Roman" w:hAnsi="Times New Roman" w:cs="Times New Roman"/>
+          <w:sz w:val="22"/>
+          <w:szCs w:val="22"/>
+        </w:rPr>
+        <w:t xml:space="preserve"> library,</w:t>
+      </w:r>
+      <w:r>
+        <w:rPr>
+          <w:rFonts w:ascii="Times New Roman" w:hAnsi="Times New Roman" w:cs="Times New Roman"/>
+          <w:sz w:val="22"/>
+          <w:szCs w:val="22"/>
+        </w:rPr>
+        <w:t xml:space="preserve"> and concludes with the UI instance calling </w:t>
+      </w:r>
+      <w:r>
+        <w:rPr>
+          <w:rFonts w:ascii="Times New Roman" w:hAnsi="Times New Roman" w:cs="Times New Roman"/>
+          <w:sz w:val="22"/>
+          <w:szCs w:val="22"/>
+        </w:rPr>
+        <w:t>“</w:t>
+      </w:r>
       <w:proofErr w:type="gramStart"/>
       <w:r>
         <w:rPr>
@@ -1613,16 +2216,7 @@
           <w:sz w:val="22"/>
           <w:szCs w:val="22"/>
         </w:rPr>
-        <w:t>setAuthTokens</w:t>
-      </w:r>
-      <w:proofErr w:type="spellEnd"/>
-      <w:r>
-        <w:rPr>
-          <w:rFonts w:ascii="Times New Roman" w:hAnsi="Times New Roman" w:cs="Times New Roman"/>
-          <w:sz w:val="22"/>
-          <w:szCs w:val="22"/>
-        </w:rPr>
-        <w:t>(</w:t>
+        <w:t>setAuthTokens(</w:t>
       </w:r>
       <w:proofErr w:type="gramEnd"/>
       <w:r>
@@ -1639,7 +2233,23 @@
           <w:sz w:val="22"/>
           <w:szCs w:val="22"/>
         </w:rPr>
-        <w:t>” and “</w:t>
+        <w:t>”</w:t>
+      </w:r>
+      <w:r>
+        <w:rPr>
+          <w:rFonts w:ascii="Times New Roman" w:hAnsi="Times New Roman" w:cs="Times New Roman"/>
+          <w:sz w:val="22"/>
+          <w:szCs w:val="22"/>
+        </w:rPr>
+        <w:t xml:space="preserve"> and </w:t>
+      </w:r>
+      <w:r>
+        <w:rPr>
+          <w:rFonts w:ascii="Times New Roman" w:hAnsi="Times New Roman" w:cs="Times New Roman"/>
+          <w:sz w:val="22"/>
+          <w:szCs w:val="22"/>
+        </w:rPr>
+        <w:t>“</w:t>
       </w:r>
       <w:r>
         <w:rPr>
@@ -1655,7 +2265,15 @@
           <w:sz w:val="22"/>
           <w:szCs w:val="22"/>
         </w:rPr>
-        <w:t>”.</w:t>
+        <w:t>”</w:t>
+      </w:r>
+      <w:r>
+        <w:rPr>
+          <w:rFonts w:ascii="Times New Roman" w:hAnsi="Times New Roman" w:cs="Times New Roman"/>
+          <w:sz w:val="22"/>
+          <w:szCs w:val="22"/>
+        </w:rPr>
+        <w:t>.</w:t>
       </w:r>
     </w:p>
     <w:p>
@@ -1672,13 +2290,9 @@
       <w:pPr>
         <w:keepNext/>
         <w:spacing w:line="240" w:lineRule="auto"/>
-        <w:rPr>
-          <w:rFonts w:ascii="Times New Roman" w:hAnsi="Times New Roman" w:cs="Times New Roman"/>
-        </w:rPr>
-      </w:pPr>
-      <w:r>
-        <w:rPr>
-          <w:rFonts w:ascii="Times New Roman" w:hAnsi="Times New Roman" w:cs="Times New Roman"/>
+      </w:pPr>
+      <w:r>
+        <w:rPr>
           <w:noProof/>
         </w:rPr>
         <w:drawing>
@@ -1729,60 +2343,22 @@
         </w:rPr>
       </w:pPr>
       <w:r>
-        <w:rPr>
-          <w:rFonts w:ascii="Times New Roman" w:hAnsi="Times New Roman" w:cs="Times New Roman"/>
-          <w:sz w:val="16"/>
-          <w:szCs w:val="16"/>
-        </w:rPr>
-        <w:t>Figure</w:t>
-      </w:r>
-      <w:r>
-        <w:rPr>
-          <w:rFonts w:ascii="Times New Roman" w:hAnsi="Times New Roman" w:cs="Times New Roman"/>
-        </w:rPr>
-        <w:t xml:space="preserve"> </w:t>
-      </w:r>
-      <w:r>
-        <w:rPr>
-          <w:rFonts w:ascii="Times New Roman" w:hAnsi="Times New Roman" w:cs="Times New Roman"/>
-        </w:rPr>
+        <w:t xml:space="preserve">Figure </w:t>
+      </w:r>
+      <w:r>
         <w:t>3.</w:t>
       </w:r>
-      <w:r>
-        <w:rPr>
-          <w:rFonts w:ascii="Times New Roman" w:hAnsi="Times New Roman" w:cs="Times New Roman"/>
-        </w:rPr>
-        <w:fldChar w:fldCharType="begin"/>
-      </w:r>
-      <w:r>
-        <w:rPr>
-          <w:rFonts w:ascii="Times New Roman" w:hAnsi="Times New Roman" w:cs="Times New Roman"/>
-        </w:rPr>
-        <w:instrText xml:space="preserve"> SEQ Figure \* ARABIC </w:instrText>
-      </w:r>
-      <w:r>
-        <w:rPr>
-          <w:rFonts w:ascii="Times New Roman" w:hAnsi="Times New Roman" w:cs="Times New Roman"/>
-        </w:rPr>
-        <w:fldChar w:fldCharType="separate"/>
-      </w:r>
-      <w:r>
-        <w:rPr>
-          <w:rFonts w:ascii="Times New Roman" w:hAnsi="Times New Roman" w:cs="Times New Roman"/>
-          <w:noProof/>
-        </w:rPr>
-        <w:t>5</w:t>
-      </w:r>
-      <w:r>
-        <w:rPr>
-          <w:rFonts w:ascii="Times New Roman" w:hAnsi="Times New Roman" w:cs="Times New Roman"/>
-          <w:noProof/>
-        </w:rPr>
-        <w:fldChar w:fldCharType="end"/>
-      </w:r>
-      <w:r>
-        <w:rPr>
-          <w:rFonts w:ascii="Times New Roman" w:hAnsi="Times New Roman" w:cs="Times New Roman"/>
+      <w:fldSimple w:instr=" SEQ Figure \* ARABIC ">
+        <w:r>
+          <w:rPr>
+            <w:noProof/>
+          </w:rPr>
+          <w:t>5</w:t>
+        </w:r>
+      </w:fldSimple>
+      <w:r>
+        <w:rPr>
+          <w:rFonts w:hint="eastAsia"/>
         </w:rPr>
         <w:t xml:space="preserve"> Journey Planner</w:t>
       </w:r>
@@ -1805,7 +2381,16 @@
           <w:lang w:val="en-US"/>
         </w:rPr>
         <w:lastRenderedPageBreak/>
-        <w:t xml:space="preserve">Journey Planner (Figure </w:t>
+        <w:t>Journey Planner (</w:t>
+      </w:r>
+      <w:r>
+        <w:rPr>
+          <w:rFonts w:ascii="Times New Roman" w:hAnsi="Times New Roman" w:cs="Times New Roman"/>
+          <w:sz w:val="22"/>
+          <w:szCs w:val="22"/>
+          <w:lang w:val="en-US"/>
+        </w:rPr>
+        <w:t xml:space="preserve">Figure </w:t>
       </w:r>
       <w:r>
         <w:rPr>
@@ -1818,7 +2403,7 @@
       </w:r>
       <w:r>
         <w:rPr>
-          <w:rFonts w:ascii="Times New Roman" w:hAnsi="Times New Roman" w:cs="Times New Roman"/>
+          <w:rFonts w:ascii="Times New Roman" w:hAnsi="Times New Roman" w:cs="Times New Roman" w:hint="eastAsia"/>
           <w:sz w:val="22"/>
           <w:szCs w:val="22"/>
           <w:lang w:val="en-US"/>
@@ -1827,43 +2412,76 @@
       </w:r>
       <w:r>
         <w:rPr>
-          <w:rFonts w:ascii="Times New Roman" w:hAnsi="Times New Roman" w:cs="Times New Roman"/>
-          <w:sz w:val="22"/>
-          <w:szCs w:val="22"/>
-          <w:lang w:val="en-US"/>
-        </w:rPr>
-        <w:t xml:space="preserve">): </w:t>
-      </w:r>
-      <w:r>
-        <w:rPr>
-          <w:rFonts w:ascii="Times New Roman" w:hAnsi="Times New Roman" w:cs="Times New Roman"/>
-          <w:sz w:val="22"/>
-          <w:szCs w:val="22"/>
-          <w:lang w:val="en-US"/>
-        </w:rPr>
-        <w:t>Initiated from “</w:t>
-      </w:r>
-      <w:proofErr w:type="spellStart"/>
-      <w:r>
-        <w:rPr>
-          <w:rFonts w:ascii="Times New Roman" w:hAnsi="Times New Roman" w:cs="Times New Roman"/>
-          <w:sz w:val="22"/>
-          <w:szCs w:val="22"/>
-          <w:lang w:val="en-US"/>
-        </w:rPr>
-        <w:t>mapsPage</w:t>
-      </w:r>
-      <w:proofErr w:type="spellEnd"/>
-      <w:r>
-        <w:rPr>
-          <w:rFonts w:ascii="Times New Roman" w:hAnsi="Times New Roman" w:cs="Times New Roman"/>
-          <w:sz w:val="22"/>
-          <w:szCs w:val="22"/>
-          <w:lang w:val="en-US"/>
-        </w:rPr>
-        <w:t>: Maps”, the “</w:t>
-      </w:r>
-      <w:proofErr w:type="spellStart"/>
+          <w:rFonts w:ascii="Times New Roman" w:hAnsi="Times New Roman" w:cs="Times New Roman" w:hint="eastAsia"/>
+          <w:sz w:val="22"/>
+          <w:szCs w:val="22"/>
+          <w:lang w:val="en-US"/>
+        </w:rPr>
+        <w:t>)</w:t>
+      </w:r>
+      <w:r>
+        <w:rPr>
+          <w:rFonts w:ascii="Times New Roman" w:hAnsi="Times New Roman" w:cs="Times New Roman"/>
+          <w:sz w:val="22"/>
+          <w:szCs w:val="22"/>
+          <w:lang w:val="en-US"/>
+        </w:rPr>
+        <w:t xml:space="preserve">: </w:t>
+      </w:r>
+      <w:r>
+        <w:rPr>
+          <w:rFonts w:ascii="Times New Roman" w:hAnsi="Times New Roman" w:cs="Times New Roman"/>
+          <w:sz w:val="22"/>
+          <w:szCs w:val="22"/>
+          <w:lang w:val="en-US"/>
+        </w:rPr>
+        <w:t xml:space="preserve">Initiated from </w:t>
+      </w:r>
+      <w:r>
+        <w:rPr>
+          <w:rFonts w:ascii="Times New Roman" w:hAnsi="Times New Roman" w:cs="Times New Roman"/>
+          <w:sz w:val="22"/>
+          <w:szCs w:val="22"/>
+          <w:lang w:val="en-US"/>
+        </w:rPr>
+        <w:t>“</w:t>
+      </w:r>
+      <w:r>
+        <w:rPr>
+          <w:rFonts w:ascii="Times New Roman" w:hAnsi="Times New Roman" w:cs="Times New Roman"/>
+          <w:sz w:val="22"/>
+          <w:szCs w:val="22"/>
+          <w:lang w:val="en-US"/>
+        </w:rPr>
+        <w:t>mapsPage: Maps</w:t>
+      </w:r>
+      <w:r>
+        <w:rPr>
+          <w:rFonts w:ascii="Times New Roman" w:hAnsi="Times New Roman" w:cs="Times New Roman"/>
+          <w:sz w:val="22"/>
+          <w:szCs w:val="22"/>
+          <w:lang w:val="en-US"/>
+        </w:rPr>
+        <w:t>”</w:t>
+      </w:r>
+      <w:r>
+        <w:rPr>
+          <w:rFonts w:ascii="Times New Roman" w:hAnsi="Times New Roman" w:cs="Times New Roman"/>
+          <w:sz w:val="22"/>
+          <w:szCs w:val="22"/>
+          <w:lang w:val="en-US"/>
+        </w:rPr>
+        <w:t xml:space="preserve">, the </w:t>
+      </w:r>
+      <w:r>
+        <w:rPr>
+          <w:rFonts w:ascii="Times New Roman" w:hAnsi="Times New Roman" w:cs="Times New Roman"/>
+          <w:sz w:val="22"/>
+          <w:szCs w:val="22"/>
+          <w:lang w:val="en-US"/>
+        </w:rPr>
+        <w:t>“</w:t>
+      </w:r>
       <w:r>
         <w:rPr>
           <w:rFonts w:ascii="Times New Roman" w:hAnsi="Times New Roman" w:cs="Times New Roman"/>
@@ -1873,15 +2491,23 @@
         </w:rPr>
         <w:t>journeyService</w:t>
       </w:r>
-      <w:proofErr w:type="spellEnd"/>
-      <w:r>
-        <w:rPr>
-          <w:rFonts w:ascii="Times New Roman" w:hAnsi="Times New Roman" w:cs="Times New Roman"/>
-          <w:sz w:val="22"/>
-          <w:szCs w:val="22"/>
-          <w:lang w:val="en-US"/>
-        </w:rPr>
-        <w:t xml:space="preserve">” instance coordinates complex routing. It leverages the </w:t>
+      <w:r>
+        <w:rPr>
+          <w:rFonts w:ascii="Times New Roman" w:hAnsi="Times New Roman" w:cs="Times New Roman"/>
+          <w:sz w:val="22"/>
+          <w:szCs w:val="22"/>
+          <w:lang w:val="en-US"/>
+        </w:rPr>
+        <w:t>”</w:t>
+      </w:r>
+      <w:r>
+        <w:rPr>
+          <w:rFonts w:ascii="Times New Roman" w:hAnsi="Times New Roman" w:cs="Times New Roman"/>
+          <w:sz w:val="22"/>
+          <w:szCs w:val="22"/>
+          <w:lang w:val="en-US"/>
+        </w:rPr>
+        <w:t xml:space="preserve"> instance coordinates complex routing. It leverages the </w:t>
       </w:r>
       <w:r>
         <w:rPr>
@@ -1892,7 +2518,6 @@
         </w:rPr>
         <w:t>“</w:t>
       </w:r>
-      <w:proofErr w:type="spellStart"/>
       <w:r>
         <w:rPr>
           <w:rFonts w:ascii="Times New Roman" w:hAnsi="Times New Roman" w:cs="Times New Roman"/>
@@ -1902,7 +2527,6 @@
         </w:rPr>
         <w:t>stationService</w:t>
       </w:r>
-      <w:proofErr w:type="spellEnd"/>
       <w:r>
         <w:rPr>
           <w:rFonts w:ascii="Times New Roman" w:hAnsi="Times New Roman" w:cs="Times New Roman"/>
@@ -1932,32 +2556,21 @@
       </w:r>
       <w:r>
         <w:rPr>
-          <w:rFonts w:ascii="Times New Roman" w:hAnsi="Times New Roman" w:cs="Times New Roman"/>
-          <w:sz w:val="22"/>
-          <w:szCs w:val="22"/>
-          <w:lang w:val="en-US"/>
-        </w:rPr>
-        <w:t xml:space="preserve"> (“</w:t>
-      </w:r>
-      <w:proofErr w:type="spellStart"/>
-      <w:r>
-        <w:rPr>
-          <w:rFonts w:ascii="Times New Roman" w:hAnsi="Times New Roman" w:cs="Times New Roman"/>
-          <w:sz w:val="22"/>
-          <w:szCs w:val="22"/>
-          <w:lang w:val="en-US"/>
-        </w:rPr>
-        <w:t>calculate_disrance</w:t>
-      </w:r>
-      <w:proofErr w:type="spellEnd"/>
-      <w:r>
-        <w:rPr>
-          <w:rFonts w:ascii="Times New Roman" w:hAnsi="Times New Roman" w:cs="Times New Roman"/>
-          <w:sz w:val="22"/>
-          <w:szCs w:val="22"/>
-          <w:lang w:val="en-US"/>
-        </w:rPr>
-        <w:t>”)</w:t>
+          <w:rFonts w:ascii="Times New Roman" w:hAnsi="Times New Roman" w:cs="Times New Roman" w:hint="eastAsia"/>
+          <w:sz w:val="22"/>
+          <w:szCs w:val="22"/>
+          <w:lang w:val="en-US"/>
+        </w:rPr>
+        <w:t xml:space="preserve"> </w:t>
+      </w:r>
+      <w:r>
+        <w:rPr>
+          <w:rFonts w:ascii="Times New Roman" w:hAnsi="Times New Roman" w:cs="Times New Roman"/>
+          <w:sz w:val="22"/>
+          <w:szCs w:val="22"/>
+          <w:lang w:val="en-US"/>
+        </w:rPr>
+        <w:t>(“calculate_disrance”)</w:t>
       </w:r>
       <w:r>
         <w:rPr>
@@ -1986,37 +2599,15 @@
         </w:rPr>
         <w:t>“</w:t>
       </w:r>
-      <w:proofErr w:type="spellStart"/>
-      <w:r>
-        <w:rPr>
-          <w:rFonts w:ascii="Times New Roman" w:hAnsi="Times New Roman" w:cs="Times New Roman"/>
-          <w:sz w:val="22"/>
-          <w:szCs w:val="22"/>
-          <w:lang w:val="en-US"/>
-        </w:rPr>
-        <w:t>gmapsClient</w:t>
-      </w:r>
-      <w:proofErr w:type="spellEnd"/>
-      <w:r>
-        <w:rPr>
-          <w:rFonts w:ascii="Times New Roman" w:hAnsi="Times New Roman" w:cs="Times New Roman"/>
-          <w:sz w:val="22"/>
-          <w:szCs w:val="22"/>
-          <w:lang w:val="en-US"/>
-        </w:rPr>
-        <w:t xml:space="preserve">: </w:t>
-      </w:r>
-      <w:proofErr w:type="spellStart"/>
-      <w:r>
-        <w:rPr>
-          <w:rFonts w:ascii="Times New Roman" w:hAnsi="Times New Roman" w:cs="Times New Roman"/>
-          <w:sz w:val="22"/>
-          <w:szCs w:val="22"/>
-          <w:lang w:val="en-US"/>
-        </w:rPr>
-        <w:t>GoogleMapsAPI</w:t>
-      </w:r>
-      <w:proofErr w:type="spellEnd"/>
+      <w:r>
+        <w:rPr>
+          <w:rFonts w:ascii="Times New Roman" w:hAnsi="Times New Roman" w:cs="Times New Roman"/>
+          <w:sz w:val="22"/>
+          <w:szCs w:val="22"/>
+          <w:lang w:val="en-US"/>
+        </w:rPr>
+        <w:t>gmapsClient: GoogleMapsAPI</w:t>
+      </w:r>
       <w:r>
         <w:rPr>
           <w:rFonts w:ascii="Times New Roman" w:hAnsi="Times New Roman" w:cs="Times New Roman"/>
@@ -2042,9 +2633,17 @@
           <w:szCs w:val="22"/>
           <w:lang w:val="en-US"/>
         </w:rPr>
-        <w:t>Finally, the UI instance calls “</w:t>
-      </w:r>
-      <w:proofErr w:type="spellStart"/>
+        <w:t xml:space="preserve">Finally, the UI instance calls </w:t>
+      </w:r>
+      <w:r>
+        <w:rPr>
+          <w:rFonts w:ascii="Times New Roman" w:hAnsi="Times New Roman" w:cs="Times New Roman"/>
+          <w:sz w:val="22"/>
+          <w:szCs w:val="22"/>
+          <w:lang w:val="en-US"/>
+        </w:rPr>
+        <w:t>“</w:t>
+      </w:r>
       <w:proofErr w:type="gramStart"/>
       <w:r>
         <w:rPr>
@@ -2053,17 +2652,7 @@
           <w:szCs w:val="22"/>
           <w:lang w:val="en-US"/>
         </w:rPr>
-        <w:t>setJourneyResult</w:t>
-      </w:r>
-      <w:proofErr w:type="spellEnd"/>
-      <w:r>
-        <w:rPr>
-          <w:rFonts w:ascii="Times New Roman" w:hAnsi="Times New Roman" w:cs="Times New Roman"/>
-          <w:sz w:val="22"/>
-          <w:szCs w:val="22"/>
-          <w:lang w:val="en-US"/>
-        </w:rPr>
-        <w:t>(</w:t>
+        <w:t>setJourneyResult(</w:t>
       </w:r>
       <w:proofErr w:type="gramEnd"/>
       <w:r>
@@ -2073,7 +2662,25 @@
           <w:szCs w:val="22"/>
           <w:lang w:val="en-US"/>
         </w:rPr>
-        <w:t>)” to declaratively render the map polylines.</w:t>
+        <w:t>)</w:t>
+      </w:r>
+      <w:r>
+        <w:rPr>
+          <w:rFonts w:ascii="Times New Roman" w:hAnsi="Times New Roman" w:cs="Times New Roman"/>
+          <w:sz w:val="22"/>
+          <w:szCs w:val="22"/>
+          <w:lang w:val="en-US"/>
+        </w:rPr>
+        <w:t>”</w:t>
+      </w:r>
+      <w:r>
+        <w:rPr>
+          <w:rFonts w:ascii="Times New Roman" w:hAnsi="Times New Roman" w:cs="Times New Roman"/>
+          <w:sz w:val="22"/>
+          <w:szCs w:val="22"/>
+          <w:lang w:val="en-US"/>
+        </w:rPr>
+        <w:t xml:space="preserve"> to declaratively render the map polylines.</w:t>
       </w:r>
     </w:p>
     <w:p>
@@ -2092,13 +2699,12 @@
         <w:keepNext/>
         <w:spacing w:line="240" w:lineRule="auto"/>
         <w:rPr>
-          <w:rFonts w:ascii="Times New Roman" w:hAnsi="Times New Roman" w:cs="Times New Roman"/>
-          <w:lang w:val="en-US"/>
-        </w:rPr>
-      </w:pPr>
-      <w:r>
-        <w:rPr>
-          <w:rFonts w:ascii="Times New Roman" w:hAnsi="Times New Roman" w:cs="Times New Roman"/>
+          <w:lang w:val="en-US"/>
+        </w:rPr>
+      </w:pPr>
+      <w:r>
+        <w:rPr>
+          <w:rFonts w:hint="eastAsia"/>
           <w:noProof/>
           <w:lang w:val="en-US"/>
         </w:rPr>
@@ -2143,66 +2749,22 @@
       <w:pPr>
         <w:pStyle w:val="Caption"/>
         <w:jc w:val="center"/>
-        <w:rPr>
-          <w:rFonts w:ascii="Times New Roman" w:hAnsi="Times New Roman" w:cs="Times New Roman"/>
-        </w:rPr>
-      </w:pPr>
-      <w:r>
-        <w:rPr>
-          <w:rFonts w:ascii="Times New Roman" w:hAnsi="Times New Roman" w:cs="Times New Roman"/>
-          <w:sz w:val="16"/>
-          <w:szCs w:val="16"/>
-        </w:rPr>
-        <w:t>Figure</w:t>
-      </w:r>
-      <w:r>
-        <w:rPr>
-          <w:rFonts w:ascii="Times New Roman" w:hAnsi="Times New Roman" w:cs="Times New Roman"/>
-        </w:rPr>
-        <w:t xml:space="preserve"> </w:t>
-      </w:r>
-      <w:r>
-        <w:rPr>
-          <w:rFonts w:ascii="Times New Roman" w:hAnsi="Times New Roman" w:cs="Times New Roman"/>
-        </w:rPr>
+      </w:pPr>
+      <w:r>
+        <w:t xml:space="preserve">Figure </w:t>
+      </w:r>
+      <w:r>
         <w:t>3.</w:t>
       </w:r>
-      <w:r>
-        <w:rPr>
-          <w:rFonts w:ascii="Times New Roman" w:hAnsi="Times New Roman" w:cs="Times New Roman"/>
-        </w:rPr>
-        <w:fldChar w:fldCharType="begin"/>
-      </w:r>
-      <w:r>
-        <w:rPr>
-          <w:rFonts w:ascii="Times New Roman" w:hAnsi="Times New Roman" w:cs="Times New Roman"/>
-        </w:rPr>
-        <w:instrText xml:space="preserve"> SEQ Figure \* ARABIC </w:instrText>
-      </w:r>
-      <w:r>
-        <w:rPr>
-          <w:rFonts w:ascii="Times New Roman" w:hAnsi="Times New Roman" w:cs="Times New Roman"/>
-        </w:rPr>
-        <w:fldChar w:fldCharType="separate"/>
-      </w:r>
-      <w:r>
-        <w:rPr>
-          <w:rFonts w:ascii="Times New Roman" w:hAnsi="Times New Roman" w:cs="Times New Roman"/>
-          <w:noProof/>
-        </w:rPr>
-        <w:t>6</w:t>
-      </w:r>
-      <w:r>
-        <w:rPr>
-          <w:rFonts w:ascii="Times New Roman" w:hAnsi="Times New Roman" w:cs="Times New Roman"/>
-          <w:noProof/>
-        </w:rPr>
-        <w:fldChar w:fldCharType="end"/>
-      </w:r>
-      <w:r>
-        <w:rPr>
-          <w:rFonts w:ascii="Times New Roman" w:hAnsi="Times New Roman" w:cs="Times New Roman"/>
-        </w:rPr>
+      <w:fldSimple w:instr=" SEQ Figure \* ARABIC ">
+        <w:r>
+          <w:rPr>
+            <w:noProof/>
+          </w:rPr>
+          <w:t>6</w:t>
+        </w:r>
+      </w:fldSimple>
+      <w:r>
         <w:t xml:space="preserve"> AI Chatbot</w:t>
       </w:r>
     </w:p>
@@ -2233,7 +2795,7 @@
       </w:r>
       <w:r>
         <w:rPr>
-          <w:rFonts w:ascii="Times New Roman" w:hAnsi="Times New Roman" w:cs="Times New Roman"/>
+          <w:rFonts w:ascii="Times New Roman" w:hAnsi="Times New Roman" w:cs="Times New Roman" w:hint="eastAsia"/>
           <w:sz w:val="22"/>
           <w:szCs w:val="22"/>
         </w:rPr>
@@ -2253,9 +2815,16 @@
           <w:sz w:val="22"/>
           <w:szCs w:val="22"/>
         </w:rPr>
-        <w:t>The user triggers “</w:t>
-      </w:r>
-      <w:proofErr w:type="spellStart"/>
+        <w:t xml:space="preserve">The user triggers </w:t>
+      </w:r>
+      <w:r>
+        <w:rPr>
+          <w:rFonts w:ascii="Times New Roman" w:hAnsi="Times New Roman" w:cs="Times New Roman"/>
+          <w:sz w:val="22"/>
+          <w:szCs w:val="22"/>
+        </w:rPr>
+        <w:t>“</w:t>
+      </w:r>
       <w:proofErr w:type="gramStart"/>
       <w:r>
         <w:rPr>
@@ -2263,16 +2832,7 @@
           <w:sz w:val="22"/>
           <w:szCs w:val="22"/>
         </w:rPr>
-        <w:t>submitMessage</w:t>
-      </w:r>
-      <w:proofErr w:type="spellEnd"/>
-      <w:r>
-        <w:rPr>
-          <w:rFonts w:ascii="Times New Roman" w:hAnsi="Times New Roman" w:cs="Times New Roman"/>
-          <w:sz w:val="22"/>
-          <w:szCs w:val="22"/>
-        </w:rPr>
-        <w:t>(</w:t>
+        <w:t>submitMessage(</w:t>
       </w:r>
       <w:proofErr w:type="gramEnd"/>
       <w:r>
@@ -2281,7 +2841,23 @@
           <w:sz w:val="22"/>
           <w:szCs w:val="22"/>
         </w:rPr>
-        <w:t xml:space="preserve">)”. </w:t>
+        <w:t>)</w:t>
+      </w:r>
+      <w:r>
+        <w:rPr>
+          <w:rFonts w:ascii="Times New Roman" w:hAnsi="Times New Roman" w:cs="Times New Roman"/>
+          <w:sz w:val="22"/>
+          <w:szCs w:val="22"/>
+        </w:rPr>
+        <w:t>”</w:t>
+      </w:r>
+      <w:r>
+        <w:rPr>
+          <w:rFonts w:ascii="Times New Roman" w:hAnsi="Times New Roman" w:cs="Times New Roman"/>
+          <w:sz w:val="22"/>
+          <w:szCs w:val="22"/>
+        </w:rPr>
+        <w:t xml:space="preserve">. </w:t>
       </w:r>
       <w:r>
         <w:rPr>
@@ -2306,35 +2882,72 @@
           <w:sz w:val="22"/>
           <w:szCs w:val="22"/>
         </w:rPr>
-        <w:t>Authorization Bearer” HTTP header via “_</w:t>
-      </w:r>
-      <w:proofErr w:type="spellStart"/>
-      <w:r>
-        <w:rPr>
-          <w:rFonts w:ascii="Times New Roman" w:hAnsi="Times New Roman" w:cs="Times New Roman"/>
-          <w:sz w:val="22"/>
-          <w:szCs w:val="22"/>
-        </w:rPr>
-        <w:t>require_auth</w:t>
-      </w:r>
-      <w:proofErr w:type="spellEnd"/>
-      <w:r>
-        <w:rPr>
-          <w:rFonts w:ascii="Times New Roman" w:hAnsi="Times New Roman" w:cs="Times New Roman"/>
-          <w:sz w:val="22"/>
-          <w:szCs w:val="22"/>
-        </w:rPr>
-        <w:t>()”.</w:t>
-      </w:r>
-      <w:r>
-        <w:rPr>
-          <w:rFonts w:ascii="Times New Roman" w:hAnsi="Times New Roman" w:cs="Times New Roman"/>
-          <w:sz w:val="22"/>
-          <w:szCs w:val="22"/>
-        </w:rPr>
-        <w:t>The “</w:t>
-      </w:r>
-      <w:proofErr w:type="spellStart"/>
+        <w:t>Authorization Bearer</w:t>
+      </w:r>
+      <w:r>
+        <w:rPr>
+          <w:rFonts w:ascii="Times New Roman" w:hAnsi="Times New Roman" w:cs="Times New Roman"/>
+          <w:sz w:val="22"/>
+          <w:szCs w:val="22"/>
+        </w:rPr>
+        <w:t>”</w:t>
+      </w:r>
+      <w:r>
+        <w:rPr>
+          <w:rFonts w:ascii="Times New Roman" w:hAnsi="Times New Roman" w:cs="Times New Roman"/>
+          <w:sz w:val="22"/>
+          <w:szCs w:val="22"/>
+        </w:rPr>
+        <w:t xml:space="preserve"> HTTP header via </w:t>
+      </w:r>
+      <w:r>
+        <w:rPr>
+          <w:rFonts w:ascii="Times New Roman" w:hAnsi="Times New Roman" w:cs="Times New Roman"/>
+          <w:sz w:val="22"/>
+          <w:szCs w:val="22"/>
+        </w:rPr>
+        <w:t>“</w:t>
+      </w:r>
+      <w:r>
+        <w:rPr>
+          <w:rFonts w:ascii="Times New Roman" w:hAnsi="Times New Roman" w:cs="Times New Roman"/>
+          <w:sz w:val="22"/>
+          <w:szCs w:val="22"/>
+        </w:rPr>
+        <w:t>_require_auth()</w:t>
+      </w:r>
+      <w:r>
+        <w:rPr>
+          <w:rFonts w:ascii="Times New Roman" w:hAnsi="Times New Roman" w:cs="Times New Roman"/>
+          <w:sz w:val="22"/>
+          <w:szCs w:val="22"/>
+        </w:rPr>
+        <w:t>”</w:t>
+      </w:r>
+      <w:r>
+        <w:rPr>
+          <w:rFonts w:ascii="Times New Roman" w:hAnsi="Times New Roman" w:cs="Times New Roman"/>
+          <w:sz w:val="22"/>
+          <w:szCs w:val="22"/>
+        </w:rPr>
+        <w:t>.</w:t>
+      </w:r>
+      <w:r>
+        <w:rPr>
+          <w:rFonts w:ascii="Times New Roman" w:hAnsi="Times New Roman" w:cs="Times New Roman"/>
+          <w:sz w:val="22"/>
+          <w:szCs w:val="22"/>
+        </w:rPr>
+        <w:t xml:space="preserve">The </w:t>
+      </w:r>
+      <w:r>
+        <w:rPr>
+          <w:rFonts w:ascii="Times New Roman" w:hAnsi="Times New Roman" w:cs="Times New Roman"/>
+          <w:sz w:val="22"/>
+          <w:szCs w:val="22"/>
+        </w:rPr>
+        <w:t>“</w:t>
+      </w:r>
       <w:r>
         <w:rPr>
           <w:rFonts w:ascii="Times New Roman" w:hAnsi="Times New Roman" w:cs="Times New Roman"/>
@@ -2343,86 +2956,118 @@
         </w:rPr>
         <w:t>chatService</w:t>
       </w:r>
-      <w:proofErr w:type="spellEnd"/>
-      <w:r>
-        <w:rPr>
-          <w:rFonts w:ascii="Times New Roman" w:hAnsi="Times New Roman" w:cs="Times New Roman"/>
-          <w:sz w:val="22"/>
-          <w:szCs w:val="22"/>
-        </w:rPr>
-        <w:t xml:space="preserve">” executes inline </w:t>
-      </w:r>
-      <w:proofErr w:type="spellStart"/>
-      <w:r>
-        <w:rPr>
-          <w:rFonts w:ascii="Times New Roman" w:hAnsi="Times New Roman" w:cs="Times New Roman"/>
-          <w:sz w:val="22"/>
-          <w:szCs w:val="22"/>
-        </w:rPr>
-        <w:t>SQLAlchemy</w:t>
-      </w:r>
-      <w:proofErr w:type="spellEnd"/>
-      <w:r>
-        <w:rPr>
-          <w:rFonts w:ascii="Times New Roman" w:hAnsi="Times New Roman" w:cs="Times New Roman"/>
-          <w:sz w:val="22"/>
-          <w:szCs w:val="22"/>
-        </w:rPr>
-        <w:t xml:space="preserve"> database operations to ensure session continuity, and then passes context </w:t>
-      </w:r>
-      <w:r>
-        <w:rPr>
-          <w:rFonts w:ascii="Times New Roman" w:hAnsi="Times New Roman" w:cs="Times New Roman"/>
-          <w:sz w:val="22"/>
-          <w:szCs w:val="22"/>
-        </w:rPr>
-        <w:t>to the “</w:t>
-      </w:r>
-      <w:proofErr w:type="spellStart"/>
-      <w:r>
-        <w:rPr>
-          <w:rFonts w:ascii="Times New Roman" w:hAnsi="Times New Roman" w:cs="Times New Roman"/>
-          <w:sz w:val="22"/>
-          <w:szCs w:val="22"/>
-        </w:rPr>
-        <w:t>llmClient</w:t>
-      </w:r>
-      <w:proofErr w:type="spellEnd"/>
-      <w:r>
-        <w:rPr>
-          <w:rFonts w:ascii="Times New Roman" w:hAnsi="Times New Roman" w:cs="Times New Roman"/>
-          <w:sz w:val="22"/>
-          <w:szCs w:val="22"/>
-        </w:rPr>
-        <w:t xml:space="preserve">: </w:t>
-      </w:r>
-      <w:proofErr w:type="spellStart"/>
-      <w:r>
-        <w:rPr>
-          <w:rFonts w:ascii="Times New Roman" w:hAnsi="Times New Roman" w:cs="Times New Roman"/>
-          <w:sz w:val="22"/>
-          <w:szCs w:val="22"/>
-        </w:rPr>
-        <w:t>LangChainLLM</w:t>
-      </w:r>
-      <w:proofErr w:type="spellEnd"/>
-      <w:r>
-        <w:rPr>
-          <w:rFonts w:ascii="Times New Roman" w:hAnsi="Times New Roman" w:cs="Times New Roman"/>
-          <w:sz w:val="22"/>
-          <w:szCs w:val="22"/>
-        </w:rPr>
-        <w:t xml:space="preserve">” via “invoke()”, </w:t>
-      </w:r>
-      <w:r>
-        <w:rPr>
-          <w:rFonts w:ascii="Times New Roman" w:hAnsi="Times New Roman" w:cs="Times New Roman"/>
-          <w:sz w:val="22"/>
-          <w:szCs w:val="22"/>
-        </w:rPr>
-        <w:t>which internally utilizes “</w:t>
-      </w:r>
-      <w:proofErr w:type="spellStart"/>
+      <w:r>
+        <w:rPr>
+          <w:rFonts w:ascii="Times New Roman" w:hAnsi="Times New Roman" w:cs="Times New Roman"/>
+          <w:sz w:val="22"/>
+          <w:szCs w:val="22"/>
+        </w:rPr>
+        <w:t>”</w:t>
+      </w:r>
+      <w:r>
+        <w:rPr>
+          <w:rFonts w:ascii="Times New Roman" w:hAnsi="Times New Roman" w:cs="Times New Roman"/>
+          <w:sz w:val="22"/>
+          <w:szCs w:val="22"/>
+        </w:rPr>
+        <w:t xml:space="preserve"> executes inline SQLAlchemy database operations to ensure session continuity, and then passes context</w:t>
+      </w:r>
+      <w:r>
+        <w:rPr>
+          <w:rFonts w:ascii="Times New Roman" w:hAnsi="Times New Roman" w:cs="Times New Roman"/>
+          <w:sz w:val="22"/>
+          <w:szCs w:val="22"/>
+        </w:rPr>
+        <w:t xml:space="preserve"> </w:t>
+      </w:r>
+      <w:r>
+        <w:rPr>
+          <w:rFonts w:ascii="Times New Roman" w:hAnsi="Times New Roman" w:cs="Times New Roman"/>
+          <w:sz w:val="22"/>
+          <w:szCs w:val="22"/>
+        </w:rPr>
+        <w:t xml:space="preserve">to the </w:t>
+      </w:r>
+      <w:r>
+        <w:rPr>
+          <w:rFonts w:ascii="Times New Roman" w:hAnsi="Times New Roman" w:cs="Times New Roman"/>
+          <w:sz w:val="22"/>
+          <w:szCs w:val="22"/>
+        </w:rPr>
+        <w:t>“</w:t>
+      </w:r>
+      <w:r>
+        <w:rPr>
+          <w:rFonts w:ascii="Times New Roman" w:hAnsi="Times New Roman" w:cs="Times New Roman"/>
+          <w:sz w:val="22"/>
+          <w:szCs w:val="22"/>
+        </w:rPr>
+        <w:t>llmClient: LangChainLLM</w:t>
+      </w:r>
+      <w:r>
+        <w:rPr>
+          <w:rFonts w:ascii="Times New Roman" w:hAnsi="Times New Roman" w:cs="Times New Roman"/>
+          <w:sz w:val="22"/>
+          <w:szCs w:val="22"/>
+        </w:rPr>
+        <w:t>”</w:t>
+      </w:r>
+      <w:r>
+        <w:rPr>
+          <w:rFonts w:ascii="Times New Roman" w:hAnsi="Times New Roman" w:cs="Times New Roman"/>
+          <w:sz w:val="22"/>
+          <w:szCs w:val="22"/>
+        </w:rPr>
+        <w:t xml:space="preserve"> via </w:t>
+      </w:r>
+      <w:r>
+        <w:rPr>
+          <w:rFonts w:ascii="Times New Roman" w:hAnsi="Times New Roman" w:cs="Times New Roman"/>
+          <w:sz w:val="22"/>
+          <w:szCs w:val="22"/>
+        </w:rPr>
+        <w:t>“</w:t>
+      </w:r>
+      <w:r>
+        <w:rPr>
+          <w:rFonts w:ascii="Times New Roman" w:hAnsi="Times New Roman" w:cs="Times New Roman"/>
+          <w:sz w:val="22"/>
+          <w:szCs w:val="22"/>
+        </w:rPr>
+        <w:t>invoke()</w:t>
+      </w:r>
+      <w:r>
+        <w:rPr>
+          <w:rFonts w:ascii="Times New Roman" w:hAnsi="Times New Roman" w:cs="Times New Roman"/>
+          <w:sz w:val="22"/>
+          <w:szCs w:val="22"/>
+        </w:rPr>
+        <w:t>”</w:t>
+      </w:r>
+      <w:r>
+        <w:rPr>
+          <w:rFonts w:ascii="Times New Roman" w:hAnsi="Times New Roman" w:cs="Times New Roman"/>
+          <w:sz w:val="22"/>
+          <w:szCs w:val="22"/>
+        </w:rPr>
+        <w:t xml:space="preserve">, </w:t>
+      </w:r>
+      <w:r>
+        <w:rPr>
+          <w:rFonts w:ascii="Times New Roman" w:hAnsi="Times New Roman" w:cs="Times New Roman"/>
+          <w:sz w:val="22"/>
+          <w:szCs w:val="22"/>
+        </w:rPr>
+        <w:t xml:space="preserve">which internally utilizes </w:t>
+      </w:r>
+      <w:r>
+        <w:rPr>
+          <w:rFonts w:ascii="Times New Roman" w:hAnsi="Times New Roman" w:cs="Times New Roman"/>
+          <w:sz w:val="22"/>
+          <w:szCs w:val="22"/>
+        </w:rPr>
+        <w:t>“</w:t>
+      </w:r>
       <w:r>
         <w:rPr>
           <w:rFonts w:ascii="Times New Roman" w:hAnsi="Times New Roman" w:cs="Times New Roman"/>
@@ -2431,47 +3076,67 @@
         </w:rPr>
         <w:t>SQLChatMessageHistory</w:t>
       </w:r>
-      <w:proofErr w:type="spellEnd"/>
-      <w:r>
-        <w:rPr>
-          <w:rFonts w:ascii="Times New Roman" w:hAnsi="Times New Roman" w:cs="Times New Roman"/>
-          <w:sz w:val="22"/>
-          <w:szCs w:val="22"/>
-        </w:rPr>
-        <w:t xml:space="preserve">” to seamlessly save and load dialogue state, </w:t>
-      </w:r>
-      <w:r>
-        <w:rPr>
-          <w:rFonts w:ascii="Times New Roman" w:hAnsi="Times New Roman" w:cs="Times New Roman"/>
-          <w:sz w:val="22"/>
-          <w:szCs w:val="22"/>
-        </w:rPr>
-        <w:t>ending with the UI component updating state via “</w:t>
-      </w:r>
-      <w:proofErr w:type="spellStart"/>
-      <w:r>
-        <w:rPr>
-          <w:rFonts w:ascii="Times New Roman" w:hAnsi="Times New Roman" w:cs="Times New Roman"/>
-          <w:sz w:val="22"/>
-          <w:szCs w:val="22"/>
-        </w:rPr>
-        <w:t>setMessages</w:t>
-      </w:r>
-      <w:proofErr w:type="spellEnd"/>
-      <w:r>
-        <w:rPr>
-          <w:rFonts w:ascii="Times New Roman" w:hAnsi="Times New Roman" w:cs="Times New Roman"/>
-          <w:sz w:val="22"/>
-          <w:szCs w:val="22"/>
-        </w:rPr>
-        <w:t>()”.</w:t>
+      <w:r>
+        <w:rPr>
+          <w:rFonts w:ascii="Times New Roman" w:hAnsi="Times New Roman" w:cs="Times New Roman"/>
+          <w:sz w:val="22"/>
+          <w:szCs w:val="22"/>
+        </w:rPr>
+        <w:t>”</w:t>
+      </w:r>
+      <w:r>
+        <w:rPr>
+          <w:rFonts w:ascii="Times New Roman" w:hAnsi="Times New Roman" w:cs="Times New Roman"/>
+          <w:sz w:val="22"/>
+          <w:szCs w:val="22"/>
+        </w:rPr>
+        <w:t xml:space="preserve"> to seamlessly save and load dialogue state, </w:t>
+      </w:r>
+      <w:r>
+        <w:rPr>
+          <w:rFonts w:ascii="Times New Roman" w:hAnsi="Times New Roman" w:cs="Times New Roman"/>
+          <w:sz w:val="22"/>
+          <w:szCs w:val="22"/>
+        </w:rPr>
+        <w:t xml:space="preserve">ending with the UI component updating state via </w:t>
+      </w:r>
+      <w:r>
+        <w:rPr>
+          <w:rFonts w:ascii="Times New Roman" w:hAnsi="Times New Roman" w:cs="Times New Roman"/>
+          <w:sz w:val="22"/>
+          <w:szCs w:val="22"/>
+        </w:rPr>
+        <w:t>“</w:t>
+      </w:r>
+      <w:r>
+        <w:rPr>
+          <w:rFonts w:ascii="Times New Roman" w:hAnsi="Times New Roman" w:cs="Times New Roman"/>
+          <w:sz w:val="22"/>
+          <w:szCs w:val="22"/>
+        </w:rPr>
+        <w:t>setMessages()</w:t>
+      </w:r>
+      <w:r>
+        <w:rPr>
+          <w:rFonts w:ascii="Times New Roman" w:hAnsi="Times New Roman" w:cs="Times New Roman"/>
+          <w:sz w:val="22"/>
+          <w:szCs w:val="22"/>
+        </w:rPr>
+        <w:t>”</w:t>
+      </w:r>
+      <w:r>
+        <w:rPr>
+          <w:rFonts w:ascii="Times New Roman" w:hAnsi="Times New Roman" w:cs="Times New Roman"/>
+          <w:sz w:val="22"/>
+          <w:szCs w:val="22"/>
+        </w:rPr>
+        <w:t>.</w:t>
       </w:r>
     </w:p>
     <w:p>
       <w:pPr>
         <w:spacing w:line="240" w:lineRule="auto"/>
         <w:rPr>
-          <w:rFonts w:ascii="Times New Roman" w:hAnsi="Times New Roman" w:cs="Times New Roman"/>
           <w:lang w:val="en-US"/>
         </w:rPr>
       </w:pPr>
@@ -2479,19 +3144,16 @@
     <w:p>
       <w:pPr>
         <w:keepNext/>
-        <w:rPr>
-          <w:rFonts w:ascii="Times New Roman" w:hAnsi="Times New Roman" w:cs="Times New Roman"/>
-        </w:rPr>
-      </w:pPr>
-      <w:r>
-        <w:rPr>
-          <w:rFonts w:ascii="Times New Roman" w:hAnsi="Times New Roman" w:cs="Times New Roman"/>
+      </w:pPr>
+      <w:r>
+        <w:rPr>
+          <w:rFonts w:hint="eastAsia"/>
           <w:noProof/>
         </w:rPr>
         <w:drawing>
-          <wp:inline distT="0" distB="0" distL="0" distR="0" wp14:anchorId="280CC7B8" wp14:editId="0C87DEBD">
-            <wp:extent cx="5731510" cy="2225675"/>
-            <wp:effectExtent l="0" t="0" r="0" b="0"/>
+          <wp:inline distT="0" distB="0" distL="0" distR="0" wp14:anchorId="280CC7B8" wp14:editId="76F43A0E">
+            <wp:extent cx="5731510" cy="2219088"/>
+            <wp:effectExtent l="0" t="0" r="0" b="3810"/>
             <wp:docPr id="317334160" name="Picture 14"/>
             <wp:cNvGraphicFramePr>
               <a:graphicFrameLocks xmlns:a="http://schemas.openxmlformats.org/drawingml/2006/main" noChangeAspect="1"/>
@@ -2500,7 +3162,7 @@
               <a:graphicData uri="http://schemas.openxmlformats.org/drawingml/2006/picture">
                 <pic:pic xmlns:pic="http://schemas.openxmlformats.org/drawingml/2006/picture">
                   <pic:nvPicPr>
-                    <pic:cNvPr id="317334160" name="Picture 317334160"/>
+                    <pic:cNvPr id="317334160" name="Picture 14"/>
                     <pic:cNvPicPr/>
                   </pic:nvPicPr>
                   <pic:blipFill>
@@ -2512,7 +3174,7 @@
                   <pic:spPr>
                     <a:xfrm>
                       <a:off x="0" y="0"/>
-                      <a:ext cx="5731510" cy="2225675"/>
+                      <a:ext cx="5731510" cy="2219088"/>
                     </a:xfrm>
                     <a:prstGeom prst="rect">
                       <a:avLst/>
@@ -2530,81 +3192,37 @@
         <w:pStyle w:val="Caption"/>
         <w:jc w:val="center"/>
         <w:rPr>
-          <w:rFonts w:ascii="Times New Roman" w:hAnsi="Times New Roman" w:cs="Times New Roman"/>
-          <w:lang w:val="en-US"/>
-        </w:rPr>
-      </w:pPr>
-      <w:r>
-        <w:rPr>
-          <w:rFonts w:ascii="Times New Roman" w:hAnsi="Times New Roman" w:cs="Times New Roman"/>
-        </w:rPr>
+          <w:lang w:val="en-US"/>
+        </w:rPr>
+      </w:pPr>
+      <w:r>
         <w:t xml:space="preserve">Figure </w:t>
       </w:r>
       <w:r>
-        <w:rPr>
-          <w:rFonts w:ascii="Times New Roman" w:hAnsi="Times New Roman" w:cs="Times New Roman"/>
-        </w:rPr>
         <w:t>3.</w:t>
       </w:r>
-      <w:r>
-        <w:rPr>
-          <w:rFonts w:ascii="Times New Roman" w:hAnsi="Times New Roman" w:cs="Times New Roman"/>
-        </w:rPr>
-        <w:fldChar w:fldCharType="begin"/>
-      </w:r>
-      <w:r>
-        <w:rPr>
-          <w:rFonts w:ascii="Times New Roman" w:hAnsi="Times New Roman" w:cs="Times New Roman"/>
-        </w:rPr>
-        <w:instrText xml:space="preserve"> SEQ Figure \* ARABIC </w:instrText>
-      </w:r>
-      <w:r>
-        <w:rPr>
-          <w:rFonts w:ascii="Times New Roman" w:hAnsi="Times New Roman" w:cs="Times New Roman"/>
-        </w:rPr>
-        <w:fldChar w:fldCharType="separate"/>
-      </w:r>
-      <w:r>
-        <w:rPr>
-          <w:rFonts w:ascii="Times New Roman" w:hAnsi="Times New Roman" w:cs="Times New Roman"/>
-          <w:noProof/>
-        </w:rPr>
-        <w:t>7</w:t>
-      </w:r>
-      <w:r>
-        <w:rPr>
-          <w:rFonts w:ascii="Times New Roman" w:hAnsi="Times New Roman" w:cs="Times New Roman"/>
-          <w:noProof/>
-        </w:rPr>
-        <w:fldChar w:fldCharType="end"/>
-      </w:r>
-      <w:r>
-        <w:rPr>
-          <w:rFonts w:ascii="Times New Roman" w:hAnsi="Times New Roman" w:cs="Times New Roman"/>
-        </w:rPr>
-        <w:t xml:space="preserve"> Bike</w:t>
-      </w:r>
-      <w:r>
-        <w:rPr>
-          <w:rFonts w:ascii="Times New Roman" w:hAnsi="Times New Roman" w:cs="Times New Roman"/>
-          <w:lang w:val="en-US"/>
+      <w:fldSimple w:instr=" SEQ Figure \* ARABIC ">
+        <w:r>
+          <w:rPr>
+            <w:noProof/>
+          </w:rPr>
+          <w:t>7</w:t>
+        </w:r>
+      </w:fldSimple>
+      <w:r>
+        <w:rPr>
+          <w:rFonts w:hint="eastAsia"/>
         </w:rPr>
         <w:t xml:space="preserve"> </w:t>
       </w:r>
       <w:r>
-        <w:rPr>
-          <w:rFonts w:ascii="Times New Roman" w:hAnsi="Times New Roman" w:cs="Times New Roman"/>
-          <w:sz w:val="16"/>
-          <w:szCs w:val="16"/>
-        </w:rPr>
-        <w:t>Availability</w:t>
-      </w:r>
-      <w:r>
-        <w:rPr>
-          <w:rFonts w:ascii="Times New Roman" w:hAnsi="Times New Roman" w:cs="Times New Roman"/>
-          <w:lang w:val="en-US"/>
-        </w:rPr>
-        <w:t xml:space="preserve"> Prediction</w:t>
+        <w:t>Bike</w:t>
+      </w:r>
+      <w:r>
+        <w:rPr>
+          <w:lang w:val="en-US"/>
+        </w:rPr>
+        <w:t xml:space="preserve"> Availability Prediction</w:t>
       </w:r>
     </w:p>
     <w:p>
@@ -2633,7 +3251,7 @@
       </w:r>
       <w:r>
         <w:rPr>
-          <w:rFonts w:ascii="Times New Roman" w:hAnsi="Times New Roman" w:cs="Times New Roman"/>
+          <w:rFonts w:ascii="Times New Roman" w:hAnsi="Times New Roman" w:cs="Times New Roman" w:hint="eastAsia"/>
           <w:sz w:val="22"/>
           <w:szCs w:val="22"/>
         </w:rPr>
@@ -2653,9 +3271,16 @@
           <w:sz w:val="22"/>
           <w:szCs w:val="22"/>
         </w:rPr>
-        <w:t>Outlines the Machine Learning inference loop triggered by “</w:t>
-      </w:r>
-      <w:proofErr w:type="spellStart"/>
+        <w:t xml:space="preserve">Outlines the Machine Learning inference loop triggered by </w:t>
+      </w:r>
+      <w:r>
+        <w:rPr>
+          <w:rFonts w:ascii="Times New Roman" w:hAnsi="Times New Roman" w:cs="Times New Roman"/>
+          <w:sz w:val="22"/>
+          <w:szCs w:val="22"/>
+        </w:rPr>
+        <w:t>“</w:t>
+      </w:r>
       <w:proofErr w:type="gramStart"/>
       <w:r>
         <w:rPr>
@@ -2663,16 +3288,7 @@
           <w:sz w:val="22"/>
           <w:szCs w:val="22"/>
         </w:rPr>
-        <w:t>clickStationMarker</w:t>
-      </w:r>
-      <w:proofErr w:type="spellEnd"/>
-      <w:r>
-        <w:rPr>
-          <w:rFonts w:ascii="Times New Roman" w:hAnsi="Times New Roman" w:cs="Times New Roman"/>
-          <w:sz w:val="22"/>
-          <w:szCs w:val="22"/>
-        </w:rPr>
-        <w:t>(</w:t>
+        <w:t>clickStationMarker(</w:t>
       </w:r>
       <w:proofErr w:type="gramEnd"/>
       <w:r>
@@ -2681,9 +3297,32 @@
           <w:sz w:val="22"/>
           <w:szCs w:val="22"/>
         </w:rPr>
-        <w:t>)”. The “</w:t>
-      </w:r>
-      <w:proofErr w:type="spellStart"/>
+        <w:t>)</w:t>
+      </w:r>
+      <w:r>
+        <w:rPr>
+          <w:rFonts w:ascii="Times New Roman" w:hAnsi="Times New Roman" w:cs="Times New Roman"/>
+          <w:sz w:val="22"/>
+          <w:szCs w:val="22"/>
+        </w:rPr>
+        <w:t>”</w:t>
+      </w:r>
+      <w:r>
+        <w:rPr>
+          <w:rFonts w:ascii="Times New Roman" w:hAnsi="Times New Roman" w:cs="Times New Roman"/>
+          <w:sz w:val="22"/>
+          <w:szCs w:val="22"/>
+        </w:rPr>
+        <w:t xml:space="preserve">. The </w:t>
+      </w:r>
+      <w:r>
+        <w:rPr>
+          <w:rFonts w:ascii="Times New Roman" w:hAnsi="Times New Roman" w:cs="Times New Roman"/>
+          <w:sz w:val="22"/>
+          <w:szCs w:val="22"/>
+        </w:rPr>
+        <w:t>“</w:t>
+      </w:r>
       <w:r>
         <w:rPr>
           <w:rFonts w:ascii="Times New Roman" w:hAnsi="Times New Roman" w:cs="Times New Roman"/>
@@ -2692,14 +3331,21 @@
         </w:rPr>
         <w:t>predictionService</w:t>
       </w:r>
-      <w:proofErr w:type="spellEnd"/>
-      <w:r>
-        <w:rPr>
-          <w:rFonts w:ascii="Times New Roman" w:hAnsi="Times New Roman" w:cs="Times New Roman"/>
-          <w:sz w:val="22"/>
-          <w:szCs w:val="22"/>
-        </w:rPr>
-        <w:t xml:space="preserve">” queries </w:t>
+      <w:r>
+        <w:rPr>
+          <w:rFonts w:ascii="Times New Roman" w:hAnsi="Times New Roman" w:cs="Times New Roman"/>
+          <w:sz w:val="22"/>
+          <w:szCs w:val="22"/>
+        </w:rPr>
+        <w:t>”</w:t>
+      </w:r>
+      <w:r>
+        <w:rPr>
+          <w:rFonts w:ascii="Times New Roman" w:hAnsi="Times New Roman" w:cs="Times New Roman"/>
+          <w:sz w:val="22"/>
+          <w:szCs w:val="22"/>
+        </w:rPr>
+        <w:t xml:space="preserve"> queries </w:t>
       </w:r>
       <w:r>
         <w:rPr>
@@ -2718,23 +3364,13 @@
         </w:rPr>
         <w:t>“</w:t>
       </w:r>
-      <w:proofErr w:type="spellStart"/>
-      <w:r>
-        <w:rPr>
-          <w:rFonts w:ascii="Times New Roman" w:hAnsi="Times New Roman" w:cs="Times New Roman"/>
-          <w:sz w:val="22"/>
-          <w:szCs w:val="22"/>
-        </w:rPr>
-        <w:t>stationRecord</w:t>
-      </w:r>
-      <w:proofErr w:type="spellEnd"/>
-      <w:r>
-        <w:rPr>
-          <w:rFonts w:ascii="Times New Roman" w:hAnsi="Times New Roman" w:cs="Times New Roman"/>
-          <w:sz w:val="22"/>
-          <w:szCs w:val="22"/>
-        </w:rPr>
-        <w:t>: Station</w:t>
+      <w:r>
+        <w:rPr>
+          <w:rFonts w:ascii="Times New Roman" w:hAnsi="Times New Roman" w:cs="Times New Roman"/>
+          <w:sz w:val="22"/>
+          <w:szCs w:val="22"/>
+        </w:rPr>
+        <w:t>stationRecord: Station</w:t>
       </w:r>
       <w:r>
         <w:rPr>
@@ -2762,34 +3398,14 @@
         </w:rPr>
         <w:t>“</w:t>
       </w:r>
-      <w:proofErr w:type="spellStart"/>
-      <w:r>
-        <w:rPr>
-          <w:rFonts w:ascii="Times New Roman" w:hAnsi="Times New Roman" w:cs="Times New Roman"/>
-          <w:sz w:val="22"/>
-          <w:szCs w:val="22"/>
-        </w:rPr>
-        <w:t>weatherRecord</w:t>
-      </w:r>
-      <w:proofErr w:type="spellEnd"/>
-      <w:r>
-        <w:rPr>
-          <w:rFonts w:ascii="Times New Roman" w:hAnsi="Times New Roman" w:cs="Times New Roman"/>
-          <w:sz w:val="22"/>
-          <w:szCs w:val="22"/>
-        </w:rPr>
-        <w:t xml:space="preserve">: </w:t>
-      </w:r>
-      <w:proofErr w:type="spellStart"/>
-      <w:r>
-        <w:rPr>
-          <w:rFonts w:ascii="Times New Roman" w:hAnsi="Times New Roman" w:cs="Times New Roman"/>
-          <w:sz w:val="22"/>
-          <w:szCs w:val="22"/>
-        </w:rPr>
-        <w:t>WeatherForecast</w:t>
-      </w:r>
-      <w:proofErr w:type="spellEnd"/>
+      <w:r>
+        <w:rPr>
+          <w:rFonts w:ascii="Times New Roman" w:hAnsi="Times New Roman" w:cs="Times New Roman"/>
+          <w:sz w:val="22"/>
+          <w:szCs w:val="22"/>
+        </w:rPr>
+        <w:t>weatherRecord: WeatherForecast</w:t>
+      </w:r>
       <w:r>
         <w:rPr>
           <w:rFonts w:ascii="Times New Roman" w:hAnsi="Times New Roman" w:cs="Times New Roman"/>
@@ -2805,7 +3421,23 @@
           <w:sz w:val="22"/>
           <w:szCs w:val="22"/>
         </w:rPr>
-        <w:t xml:space="preserve"> for future meteorological data. It executes an </w:t>
+        <w:t xml:space="preserve"> for future meteorological data.</w:t>
+      </w:r>
+      <w:r>
+        <w:rPr>
+          <w:rFonts w:ascii="Times New Roman" w:hAnsi="Times New Roman" w:cs="Times New Roman" w:hint="eastAsia"/>
+          <w:sz w:val="22"/>
+          <w:szCs w:val="22"/>
+        </w:rPr>
+        <w:t xml:space="preserve"> </w:t>
+      </w:r>
+      <w:r>
+        <w:rPr>
+          <w:rFonts w:ascii="Times New Roman" w:hAnsi="Times New Roman" w:cs="Times New Roman"/>
+          <w:sz w:val="22"/>
+          <w:szCs w:val="22"/>
+        </w:rPr>
+        <w:t xml:space="preserve">It executes an </w:t>
       </w:r>
       <w:r>
         <w:rPr>
@@ -2814,51 +3446,95 @@
           <w:szCs w:val="22"/>
         </w:rPr>
         <w:lastRenderedPageBreak/>
-        <w:t>inline process to format a Pandas dataframe feature array (combining time, weather, and station metrics)</w:t>
-      </w:r>
-      <w:r>
-        <w:rPr>
-          <w:rFonts w:ascii="Times New Roman" w:hAnsi="Times New Roman" w:cs="Times New Roman"/>
-          <w:sz w:val="22"/>
-          <w:szCs w:val="22"/>
-        </w:rPr>
-        <w:t xml:space="preserve"> before passing it to the “</w:t>
-      </w:r>
-      <w:proofErr w:type="spellStart"/>
-      <w:r>
-        <w:rPr>
-          <w:rFonts w:ascii="Times New Roman" w:hAnsi="Times New Roman" w:cs="Times New Roman"/>
-          <w:sz w:val="22"/>
-          <w:szCs w:val="22"/>
-        </w:rPr>
-        <w:t>rfModel</w:t>
-      </w:r>
-      <w:proofErr w:type="spellEnd"/>
-      <w:r>
-        <w:rPr>
-          <w:rFonts w:ascii="Times New Roman" w:hAnsi="Times New Roman" w:cs="Times New Roman"/>
-          <w:sz w:val="22"/>
-          <w:szCs w:val="22"/>
-        </w:rPr>
-        <w:t xml:space="preserve">: </w:t>
-      </w:r>
-      <w:proofErr w:type="spellStart"/>
-      <w:r>
-        <w:rPr>
-          <w:rFonts w:ascii="Times New Roman" w:hAnsi="Times New Roman" w:cs="Times New Roman"/>
-          <w:sz w:val="22"/>
-          <w:szCs w:val="22"/>
-        </w:rPr>
-        <w:t>RandomForestRegressor</w:t>
-      </w:r>
-      <w:proofErr w:type="spellEnd"/>
-      <w:r>
-        <w:rPr>
-          <w:rFonts w:ascii="Times New Roman" w:hAnsi="Times New Roman" w:cs="Times New Roman"/>
-          <w:sz w:val="22"/>
-          <w:szCs w:val="22"/>
-        </w:rPr>
-        <w:t>” instance's “</w:t>
+        <w:t xml:space="preserve">inline process to format a Pandas </w:t>
+      </w:r>
+      <w:r>
+        <w:rPr>
+          <w:rFonts w:ascii="Times New Roman" w:hAnsi="Times New Roman" w:cs="Times New Roman"/>
+          <w:sz w:val="22"/>
+          <w:szCs w:val="22"/>
+        </w:rPr>
+        <w:t>d</w:t>
+      </w:r>
+      <w:r>
+        <w:rPr>
+          <w:rFonts w:ascii="Times New Roman" w:hAnsi="Times New Roman" w:cs="Times New Roman"/>
+          <w:sz w:val="22"/>
+          <w:szCs w:val="22"/>
+        </w:rPr>
+        <w:t>ata</w:t>
+      </w:r>
+      <w:r>
+        <w:rPr>
+          <w:rFonts w:ascii="Times New Roman" w:hAnsi="Times New Roman" w:cs="Times New Roman"/>
+          <w:sz w:val="22"/>
+          <w:szCs w:val="22"/>
+        </w:rPr>
+        <w:t>f</w:t>
+      </w:r>
+      <w:r>
+        <w:rPr>
+          <w:rFonts w:ascii="Times New Roman" w:hAnsi="Times New Roman" w:cs="Times New Roman"/>
+          <w:sz w:val="22"/>
+          <w:szCs w:val="22"/>
+        </w:rPr>
+        <w:t>rame feature array (combining time, weather, and station metrics)</w:t>
+      </w:r>
+      <w:r>
+        <w:rPr>
+          <w:rFonts w:ascii="Times New Roman" w:hAnsi="Times New Roman" w:cs="Times New Roman"/>
+          <w:sz w:val="22"/>
+          <w:szCs w:val="22"/>
+        </w:rPr>
+        <w:t xml:space="preserve"> before passing it to the </w:t>
+      </w:r>
+      <w:r>
+        <w:rPr>
+          <w:rFonts w:ascii="Times New Roman" w:hAnsi="Times New Roman" w:cs="Times New Roman"/>
+          <w:sz w:val="22"/>
+          <w:szCs w:val="22"/>
+        </w:rPr>
+        <w:t>“</w:t>
+      </w:r>
+      <w:r>
+        <w:rPr>
+          <w:rFonts w:ascii="Times New Roman" w:hAnsi="Times New Roman" w:cs="Times New Roman"/>
+          <w:sz w:val="22"/>
+          <w:szCs w:val="22"/>
+        </w:rPr>
+        <w:t xml:space="preserve">rfModel: </w:t>
+      </w:r>
+      <w:r>
+        <w:rPr>
+          <w:rFonts w:ascii="Times New Roman" w:hAnsi="Times New Roman" w:cs="Times New Roman"/>
+          <w:sz w:val="22"/>
+          <w:szCs w:val="22"/>
+        </w:rPr>
+        <w:t>DecisionTree</w:t>
+      </w:r>
+      <w:r>
+        <w:rPr>
+          <w:rFonts w:ascii="Times New Roman" w:hAnsi="Times New Roman" w:cs="Times New Roman"/>
+          <w:sz w:val="22"/>
+          <w:szCs w:val="22"/>
+        </w:rPr>
+        <w:t>”</w:t>
+      </w:r>
+      <w:r>
+        <w:rPr>
+          <w:rFonts w:ascii="Times New Roman" w:hAnsi="Times New Roman" w:cs="Times New Roman"/>
+          <w:sz w:val="22"/>
+          <w:szCs w:val="22"/>
+        </w:rPr>
+        <w:t xml:space="preserve"> instance's </w:t>
+      </w:r>
+      <w:r>
+        <w:rPr>
+          <w:rFonts w:ascii="Times New Roman" w:hAnsi="Times New Roman" w:cs="Times New Roman"/>
+          <w:sz w:val="22"/>
+          <w:szCs w:val="22"/>
+        </w:rPr>
+        <w:t>“</w:t>
       </w:r>
       <w:proofErr w:type="gramStart"/>
       <w:r>
@@ -2876,47 +3552,76 @@
           <w:sz w:val="22"/>
           <w:szCs w:val="22"/>
         </w:rPr>
-        <w:t xml:space="preserve">)” method, </w:t>
-      </w:r>
-      <w:r>
-        <w:rPr>
-          <w:rFonts w:ascii="Times New Roman" w:hAnsi="Times New Roman" w:cs="Times New Roman"/>
-          <w:sz w:val="22"/>
-          <w:szCs w:val="22"/>
-        </w:rPr>
-        <w:t>concluding with the UI updating state via “</w:t>
-      </w:r>
-      <w:proofErr w:type="spellStart"/>
-      <w:r>
-        <w:rPr>
-          <w:rFonts w:ascii="Times New Roman" w:hAnsi="Times New Roman" w:cs="Times New Roman"/>
-          <w:sz w:val="22"/>
-          <w:szCs w:val="22"/>
-        </w:rPr>
-        <w:t>setPredictionData</w:t>
-      </w:r>
-      <w:proofErr w:type="spellEnd"/>
-      <w:r>
-        <w:rPr>
-          <w:rFonts w:ascii="Times New Roman" w:hAnsi="Times New Roman" w:cs="Times New Roman"/>
-          <w:sz w:val="22"/>
-          <w:szCs w:val="22"/>
-        </w:rPr>
-        <w:t xml:space="preserve"> </w:t>
-      </w:r>
-      <w:r>
-        <w:rPr>
-          <w:rFonts w:ascii="Times New Roman" w:hAnsi="Times New Roman" w:cs="Times New Roman"/>
-          <w:sz w:val="22"/>
-          <w:szCs w:val="22"/>
-        </w:rPr>
-        <w:t xml:space="preserve">()” to declaratively render the chart. </w:t>
+        <w:t>)</w:t>
+      </w:r>
+      <w:r>
+        <w:rPr>
+          <w:rFonts w:ascii="Times New Roman" w:hAnsi="Times New Roman" w:cs="Times New Roman"/>
+          <w:sz w:val="22"/>
+          <w:szCs w:val="22"/>
+        </w:rPr>
+        <w:t>”</w:t>
+      </w:r>
+      <w:r>
+        <w:rPr>
+          <w:rFonts w:ascii="Times New Roman" w:hAnsi="Times New Roman" w:cs="Times New Roman"/>
+          <w:sz w:val="22"/>
+          <w:szCs w:val="22"/>
+        </w:rPr>
+        <w:t xml:space="preserve"> method, </w:t>
+      </w:r>
+      <w:r>
+        <w:rPr>
+          <w:rFonts w:ascii="Times New Roman" w:hAnsi="Times New Roman" w:cs="Times New Roman"/>
+          <w:sz w:val="22"/>
+          <w:szCs w:val="22"/>
+        </w:rPr>
+        <w:t xml:space="preserve">concluding with the UI updating state via </w:t>
+      </w:r>
+      <w:r>
+        <w:rPr>
+          <w:rFonts w:ascii="Times New Roman" w:hAnsi="Times New Roman" w:cs="Times New Roman"/>
+          <w:sz w:val="22"/>
+          <w:szCs w:val="22"/>
+        </w:rPr>
+        <w:t>“</w:t>
+      </w:r>
+      <w:r>
+        <w:rPr>
+          <w:rFonts w:ascii="Times New Roman" w:hAnsi="Times New Roman" w:cs="Times New Roman"/>
+          <w:sz w:val="22"/>
+          <w:szCs w:val="22"/>
+        </w:rPr>
+        <w:t xml:space="preserve">setPredictionData </w:t>
+      </w:r>
+      <w:r>
+        <w:rPr>
+          <w:rFonts w:ascii="Times New Roman" w:hAnsi="Times New Roman" w:cs="Times New Roman"/>
+          <w:sz w:val="22"/>
+          <w:szCs w:val="22"/>
+        </w:rPr>
+        <w:t>()</w:t>
+      </w:r>
+      <w:r>
+        <w:rPr>
+          <w:rFonts w:ascii="Times New Roman" w:hAnsi="Times New Roman" w:cs="Times New Roman"/>
+          <w:sz w:val="22"/>
+          <w:szCs w:val="22"/>
+        </w:rPr>
+        <w:t>”</w:t>
+      </w:r>
+      <w:r>
+        <w:rPr>
+          <w:rFonts w:ascii="Times New Roman" w:hAnsi="Times New Roman" w:cs="Times New Roman"/>
+          <w:sz w:val="22"/>
+          <w:szCs w:val="22"/>
+        </w:rPr>
+        <w:t xml:space="preserve"> to declaratively render the chart. </w:t>
       </w:r>
     </w:p>
     <w:p>
       <w:pPr>
         <w:rPr>
-          <w:rFonts w:ascii="Times New Roman" w:hAnsi="Times New Roman" w:cs="Times New Roman"/>
           <w:lang w:val="en-US"/>
         </w:rPr>
       </w:pPr>
@@ -2953,7 +3658,6 @@
         </w:rPr>
         <w:t>“</w:t>
       </w:r>
-      <w:proofErr w:type="spellStart"/>
       <w:r>
         <w:rPr>
           <w:rFonts w:ascii="Times New Roman" w:hAnsi="Times New Roman" w:cs="Times New Roman"/>
@@ -2962,7 +3666,6 @@
         </w:rPr>
         <w:t>PredictionModel</w:t>
       </w:r>
-      <w:proofErr w:type="spellEnd"/>
       <w:r>
         <w:rPr>
           <w:rFonts w:ascii="Times New Roman" w:hAnsi="Times New Roman" w:cs="Times New Roman"/>
@@ -2984,7 +3687,6 @@
     <w:p>
       <w:pPr>
         <w:rPr>
-          <w:rFonts w:ascii="Times New Roman" w:hAnsi="Times New Roman" w:cs="Times New Roman"/>
           <w:lang w:val="en-US"/>
         </w:rPr>
       </w:pPr>
@@ -3004,7 +3706,31 @@
           <w:sz w:val="22"/>
           <w:szCs w:val="22"/>
         </w:rPr>
-        <w:t>3.4 Database Design and Design Choices</w:t>
+        <w:t>3.</w:t>
+      </w:r>
+      <w:r>
+        <w:rPr>
+          <w:rFonts w:ascii="Times New Roman" w:hAnsi="Times New Roman" w:cs="Times New Roman" w:hint="eastAsia"/>
+          <w:sz w:val="22"/>
+          <w:szCs w:val="22"/>
+        </w:rPr>
+        <w:t>4</w:t>
+      </w:r>
+      <w:r>
+        <w:rPr>
+          <w:rFonts w:ascii="Times New Roman" w:hAnsi="Times New Roman" w:cs="Times New Roman"/>
+          <w:sz w:val="22"/>
+          <w:szCs w:val="22"/>
+        </w:rPr>
+        <w:t xml:space="preserve"> </w:t>
+      </w:r>
+      <w:r>
+        <w:rPr>
+          <w:rFonts w:ascii="Times New Roman" w:hAnsi="Times New Roman" w:cs="Times New Roman"/>
+          <w:sz w:val="22"/>
+          <w:szCs w:val="22"/>
+        </w:rPr>
+        <w:t>Database Design and Design Choices</w:t>
       </w:r>
     </w:p>
     <w:p>
@@ -3012,13 +3738,11 @@
         <w:keepNext/>
         <w:jc w:val="center"/>
         <w:rPr>
-          <w:rFonts w:ascii="Times New Roman" w:hAnsi="Times New Roman" w:cs="Times New Roman"/>
-          <w:lang w:val="en-US"/>
-        </w:rPr>
-      </w:pPr>
-      <w:r>
-        <w:rPr>
-          <w:rFonts w:ascii="Times New Roman" w:hAnsi="Times New Roman" w:cs="Times New Roman"/>
+          <w:lang w:val="en-US"/>
+        </w:rPr>
+      </w:pPr>
+      <w:r>
+        <w:rPr>
           <w:noProof/>
         </w:rPr>
         <w:drawing>
@@ -3063,78 +3787,30 @@
         <w:pStyle w:val="Caption"/>
         <w:jc w:val="center"/>
         <w:rPr>
-          <w:rFonts w:ascii="Times New Roman" w:hAnsi="Times New Roman" w:cs="Times New Roman"/>
-          <w:lang w:val="en-US"/>
-        </w:rPr>
-      </w:pPr>
-      <w:r>
-        <w:rPr>
-          <w:rFonts w:ascii="Times New Roman" w:hAnsi="Times New Roman" w:cs="Times New Roman"/>
-        </w:rPr>
+          <w:lang w:val="en-US"/>
+        </w:rPr>
+      </w:pPr>
+      <w:r>
         <w:t xml:space="preserve">Figure </w:t>
       </w:r>
       <w:r>
-        <w:rPr>
-          <w:rFonts w:ascii="Times New Roman" w:hAnsi="Times New Roman" w:cs="Times New Roman"/>
-        </w:rPr>
         <w:t>3.</w:t>
       </w:r>
-      <w:r>
-        <w:rPr>
-          <w:rFonts w:ascii="Times New Roman" w:hAnsi="Times New Roman" w:cs="Times New Roman"/>
-        </w:rPr>
-        <w:fldChar w:fldCharType="begin"/>
-      </w:r>
-      <w:r>
-        <w:rPr>
-          <w:rFonts w:ascii="Times New Roman" w:hAnsi="Times New Roman" w:cs="Times New Roman"/>
-        </w:rPr>
-        <w:instrText xml:space="preserve"> SEQ Figure \* ARABIC </w:instrText>
-      </w:r>
-      <w:r>
-        <w:rPr>
-          <w:rFonts w:ascii="Times New Roman" w:hAnsi="Times New Roman" w:cs="Times New Roman"/>
-        </w:rPr>
-        <w:fldChar w:fldCharType="separate"/>
-      </w:r>
-      <w:r>
-        <w:rPr>
-          <w:rFonts w:ascii="Times New Roman" w:hAnsi="Times New Roman" w:cs="Times New Roman"/>
-          <w:noProof/>
-        </w:rPr>
-        <w:t>8</w:t>
-      </w:r>
-      <w:r>
-        <w:rPr>
-          <w:rFonts w:ascii="Times New Roman" w:hAnsi="Times New Roman" w:cs="Times New Roman"/>
-          <w:noProof/>
-        </w:rPr>
-        <w:fldChar w:fldCharType="end"/>
-      </w:r>
-      <w:r>
-        <w:rPr>
-          <w:rFonts w:ascii="Times New Roman" w:hAnsi="Times New Roman" w:cs="Times New Roman"/>
-        </w:rPr>
-        <w:t xml:space="preserve"> </w:t>
-      </w:r>
-      <w:r>
-        <w:rPr>
-          <w:rFonts w:ascii="Times New Roman" w:hAnsi="Times New Roman" w:cs="Times New Roman"/>
-          <w:sz w:val="16"/>
-          <w:szCs w:val="16"/>
-        </w:rPr>
-        <w:t>Entity</w:t>
-      </w:r>
-      <w:r>
-        <w:rPr>
-          <w:rFonts w:ascii="Times New Roman" w:hAnsi="Times New Roman" w:cs="Times New Roman"/>
-        </w:rPr>
-        <w:t xml:space="preserve"> </w:t>
-      </w:r>
-      <w:r>
-        <w:rPr>
-          <w:rFonts w:ascii="Times New Roman" w:hAnsi="Times New Roman" w:cs="Times New Roman"/>
-        </w:rPr>
+      <w:fldSimple w:instr=" SEQ Figure \* ARABIC ">
+        <w:r>
+          <w:rPr>
+            <w:noProof/>
+          </w:rPr>
+          <w:t>8</w:t>
+        </w:r>
+      </w:fldSimple>
+      <w:r>
+        <w:rPr>
+          <w:rFonts w:hint="eastAsia"/>
+        </w:rPr>
+        <w:t xml:space="preserve"> Entity </w:t>
+      </w:r>
+      <w:r>
         <w:t>Relationship</w:t>
       </w:r>
     </w:p>
@@ -3153,7 +3829,23 @@
           <w:sz w:val="22"/>
           <w:szCs w:val="22"/>
         </w:rPr>
-        <w:t>Managed AWS RDS (Relational Cloud SQL): We opted for a cloud-managed Relational Database (AWS RDS for MySQL) rather than a local SQLite file or NoSQL. Shared bike systems and meteorological data are highly structured datasets. Given that the Machine Learning model</w:t>
+        <w:t>Managed AWS RDS (Relational Cloud SQL):</w:t>
+      </w:r>
+      <w:r>
+        <w:rPr>
+          <w:rFonts w:ascii="Times New Roman" w:hAnsi="Times New Roman" w:cs="Times New Roman" w:hint="eastAsia"/>
+          <w:sz w:val="22"/>
+          <w:szCs w:val="22"/>
+        </w:rPr>
+        <w:t xml:space="preserve"> </w:t>
+      </w:r>
+      <w:r>
+        <w:rPr>
+          <w:rFonts w:ascii="Times New Roman" w:hAnsi="Times New Roman" w:cs="Times New Roman"/>
+          <w:sz w:val="22"/>
+          <w:szCs w:val="22"/>
+        </w:rPr>
+        <w:t>We opted for a cloud-managed Relational Database (AWS RDS for MySQL) rather than a local SQLite file or NoSQL. Shared bike systems and meteorological data are highly structured datasets. Given that the Machine Learning model</w:t>
       </w:r>
       <w:r>
         <w:rPr>
@@ -3169,7 +3861,39 @@
           <w:sz w:val="22"/>
           <w:szCs w:val="22"/>
         </w:rPr>
-        <w:t>ing pipeline requires performing time-series transformations and heavy “JOIN” operations across station IDs and timestamps, a robust cloud SQL environment was naturally the correct fit.</w:t>
+        <w:t xml:space="preserve">ing pipeline requires performing time-series transformations and heavy </w:t>
+      </w:r>
+      <w:r>
+        <w:rPr>
+          <w:rFonts w:ascii="Times New Roman" w:hAnsi="Times New Roman" w:cs="Times New Roman" w:hint="eastAsia"/>
+          <w:sz w:val="22"/>
+          <w:szCs w:val="22"/>
+        </w:rPr>
+        <w:t>“</w:t>
+      </w:r>
+      <w:r>
+        <w:rPr>
+          <w:rFonts w:ascii="Times New Roman" w:hAnsi="Times New Roman" w:cs="Times New Roman"/>
+          <w:sz w:val="22"/>
+          <w:szCs w:val="22"/>
+        </w:rPr>
+        <w:t>JOIN</w:t>
+      </w:r>
+      <w:r>
+        <w:rPr>
+          <w:rFonts w:ascii="Times New Roman" w:hAnsi="Times New Roman" w:cs="Times New Roman" w:hint="eastAsia"/>
+          <w:sz w:val="22"/>
+          <w:szCs w:val="22"/>
+        </w:rPr>
+        <w:t>”</w:t>
+      </w:r>
+      <w:r>
+        <w:rPr>
+          <w:rFonts w:ascii="Times New Roman" w:hAnsi="Times New Roman" w:cs="Times New Roman"/>
+          <w:sz w:val="22"/>
+          <w:szCs w:val="22"/>
+        </w:rPr>
+        <w:t xml:space="preserve"> operations across station IDs and timestamps, a robust cloud SQL environment was naturally the correct fit.</w:t>
       </w:r>
     </w:p>
     <w:p>
@@ -3187,7 +3911,23 @@
           <w:sz w:val="22"/>
           <w:szCs w:val="22"/>
         </w:rPr>
-        <w:t>Data normalization</w:t>
+        <w:t xml:space="preserve">Data </w:t>
+      </w:r>
+      <w:r>
+        <w:rPr>
+          <w:rFonts w:ascii="Times New Roman" w:hAnsi="Times New Roman" w:cs="Times New Roman" w:hint="eastAsia"/>
+          <w:sz w:val="22"/>
+          <w:szCs w:val="22"/>
+        </w:rPr>
+        <w:t>n</w:t>
+      </w:r>
+      <w:r>
+        <w:rPr>
+          <w:rFonts w:ascii="Times New Roman" w:hAnsi="Times New Roman" w:cs="Times New Roman"/>
+          <w:sz w:val="22"/>
+          <w:szCs w:val="22"/>
+        </w:rPr>
+        <w:t>ormalization</w:t>
       </w:r>
       <w:r>
         <w:rPr>
@@ -3199,7 +3939,7 @@
       </w:r>
       <w:r>
         <w:rPr>
-          <w:rFonts w:ascii="Times New Roman" w:hAnsi="Times New Roman" w:cs="Times New Roman"/>
+          <w:rFonts w:ascii="Times New Roman" w:hAnsi="Times New Roman" w:cs="Times New Roman" w:hint="eastAsia"/>
           <w:sz w:val="22"/>
           <w:szCs w:val="22"/>
         </w:rPr>
@@ -3219,7 +3959,71 @@
           <w:sz w:val="22"/>
           <w:szCs w:val="22"/>
         </w:rPr>
-        <w:t>: Static factors like a station's latitude, longitude, and internal naming (“station”) remain constant. Instead of redundantly saving these details with every availability check, they are separated. The “availability” records highly volatile factors (every 5-10 minutes) leveraging Foreign Keys mapping back to the static tables, reducing storage footprint and read redundancy.</w:t>
+        <w:t>: Static factors like a station's latitude, longitude, and internal naming (</w:t>
+      </w:r>
+      <w:r>
+        <w:rPr>
+          <w:rFonts w:ascii="Times New Roman" w:hAnsi="Times New Roman" w:cs="Times New Roman" w:hint="eastAsia"/>
+          <w:sz w:val="22"/>
+          <w:szCs w:val="22"/>
+        </w:rPr>
+        <w:t>“</w:t>
+      </w:r>
+      <w:r>
+        <w:rPr>
+          <w:rFonts w:ascii="Times New Roman" w:hAnsi="Times New Roman" w:cs="Times New Roman"/>
+          <w:sz w:val="22"/>
+          <w:szCs w:val="22"/>
+        </w:rPr>
+        <w:t>station</w:t>
+      </w:r>
+      <w:r>
+        <w:rPr>
+          <w:rFonts w:ascii="Times New Roman" w:hAnsi="Times New Roman" w:cs="Times New Roman" w:hint="eastAsia"/>
+          <w:sz w:val="22"/>
+          <w:szCs w:val="22"/>
+        </w:rPr>
+        <w:t>”</w:t>
+      </w:r>
+      <w:r>
+        <w:rPr>
+          <w:rFonts w:ascii="Times New Roman" w:hAnsi="Times New Roman" w:cs="Times New Roman"/>
+          <w:sz w:val="22"/>
+          <w:szCs w:val="22"/>
+        </w:rPr>
+        <w:t xml:space="preserve">) remain constant. Instead of redundantly saving these details with every availability check, they are separated. The </w:t>
+      </w:r>
+      <w:r>
+        <w:rPr>
+          <w:rFonts w:ascii="Times New Roman" w:hAnsi="Times New Roman" w:cs="Times New Roman" w:hint="eastAsia"/>
+          <w:sz w:val="22"/>
+          <w:szCs w:val="22"/>
+        </w:rPr>
+        <w:t>“</w:t>
+      </w:r>
+      <w:r>
+        <w:rPr>
+          <w:rFonts w:ascii="Times New Roman" w:hAnsi="Times New Roman" w:cs="Times New Roman"/>
+          <w:sz w:val="22"/>
+          <w:szCs w:val="22"/>
+        </w:rPr>
+        <w:t>availability</w:t>
+      </w:r>
+      <w:r>
+        <w:rPr>
+          <w:rFonts w:ascii="Times New Roman" w:hAnsi="Times New Roman" w:cs="Times New Roman" w:hint="eastAsia"/>
+          <w:sz w:val="22"/>
+          <w:szCs w:val="22"/>
+        </w:rPr>
+        <w:t>”</w:t>
+      </w:r>
+      <w:r>
+        <w:rPr>
+          <w:rFonts w:ascii="Times New Roman" w:hAnsi="Times New Roman" w:cs="Times New Roman"/>
+          <w:sz w:val="22"/>
+          <w:szCs w:val="22"/>
+        </w:rPr>
+        <w:t xml:space="preserve"> records highly volatile factors (every 5-10 minutes) leveraging Foreign Keys mapping back to the static tables, reducing storage footprint and read redundancy.</w:t>
       </w:r>
     </w:p>
     <w:p>
@@ -3249,7 +4053,7 @@
       </w:r>
       <w:r>
         <w:rPr>
-          <w:rFonts w:ascii="Times New Roman" w:hAnsi="Times New Roman" w:cs="Times New Roman"/>
+          <w:rFonts w:ascii="Times New Roman" w:hAnsi="Times New Roman" w:cs="Times New Roman" w:hint="eastAsia"/>
           <w:sz w:val="22"/>
           <w:szCs w:val="22"/>
         </w:rPr>
@@ -3269,7 +4073,103 @@
           <w:sz w:val="22"/>
           <w:szCs w:val="22"/>
         </w:rPr>
-        <w:t>: Because querying time-aligned weather logs and bike availability histories spans millions of rows, we introduced specific database indexing on the “timestamp” and “number” columns. This design drastically diminished query delays when compiling features to refresh our predictive Random Forest classifiers.</w:t>
+        <w:t>:</w:t>
+      </w:r>
+      <w:r>
+        <w:rPr>
+          <w:rFonts w:ascii="Times New Roman" w:hAnsi="Times New Roman" w:cs="Times New Roman" w:hint="eastAsia"/>
+          <w:sz w:val="22"/>
+          <w:szCs w:val="22"/>
+        </w:rPr>
+        <w:t xml:space="preserve"> </w:t>
+      </w:r>
+      <w:r>
+        <w:rPr>
+          <w:rFonts w:ascii="Times New Roman" w:hAnsi="Times New Roman" w:cs="Times New Roman"/>
+          <w:sz w:val="22"/>
+          <w:szCs w:val="22"/>
+        </w:rPr>
+        <w:t xml:space="preserve">Because querying time-aligned weather logs and bike availability histories spans millions of rows, we introduced specific database indexing on the </w:t>
+      </w:r>
+      <w:r>
+        <w:rPr>
+          <w:rFonts w:ascii="Times New Roman" w:hAnsi="Times New Roman" w:cs="Times New Roman" w:hint="eastAsia"/>
+          <w:sz w:val="22"/>
+          <w:szCs w:val="22"/>
+        </w:rPr>
+        <w:t>“</w:t>
+      </w:r>
+      <w:r>
+        <w:rPr>
+          <w:rFonts w:ascii="Times New Roman" w:hAnsi="Times New Roman" w:cs="Times New Roman"/>
+          <w:sz w:val="22"/>
+          <w:szCs w:val="22"/>
+        </w:rPr>
+        <w:t>timestamp</w:t>
+      </w:r>
+      <w:r>
+        <w:rPr>
+          <w:rFonts w:ascii="Times New Roman" w:hAnsi="Times New Roman" w:cs="Times New Roman" w:hint="eastAsia"/>
+          <w:sz w:val="22"/>
+          <w:szCs w:val="22"/>
+        </w:rPr>
+        <w:t>”</w:t>
+      </w:r>
+      <w:r>
+        <w:rPr>
+          <w:rFonts w:ascii="Times New Roman" w:hAnsi="Times New Roman" w:cs="Times New Roman"/>
+          <w:sz w:val="22"/>
+          <w:szCs w:val="22"/>
+        </w:rPr>
+        <w:t xml:space="preserve"> and </w:t>
+      </w:r>
+      <w:r>
+        <w:rPr>
+          <w:rFonts w:ascii="Times New Roman" w:hAnsi="Times New Roman" w:cs="Times New Roman" w:hint="eastAsia"/>
+          <w:sz w:val="22"/>
+          <w:szCs w:val="22"/>
+        </w:rPr>
+        <w:t>“</w:t>
+      </w:r>
+      <w:r>
+        <w:rPr>
+          <w:rFonts w:ascii="Times New Roman" w:hAnsi="Times New Roman" w:cs="Times New Roman"/>
+          <w:sz w:val="22"/>
+          <w:szCs w:val="22"/>
+        </w:rPr>
+        <w:t>number</w:t>
+      </w:r>
+      <w:r>
+        <w:rPr>
+          <w:rFonts w:ascii="Times New Roman" w:hAnsi="Times New Roman" w:cs="Times New Roman" w:hint="eastAsia"/>
+          <w:sz w:val="22"/>
+          <w:szCs w:val="22"/>
+        </w:rPr>
+        <w:t>”</w:t>
+      </w:r>
+      <w:r>
+        <w:rPr>
+          <w:rFonts w:ascii="Times New Roman" w:hAnsi="Times New Roman" w:cs="Times New Roman"/>
+          <w:sz w:val="22"/>
+          <w:szCs w:val="22"/>
+        </w:rPr>
+        <w:t xml:space="preserve"> columns. This design drastically diminished query delays when compiling features to refresh our predictive </w:t>
+      </w:r>
+      <w:r>
+        <w:rPr>
+          <w:rFonts w:ascii="Times New Roman" w:hAnsi="Times New Roman" w:cs="Times New Roman"/>
+          <w:sz w:val="22"/>
+          <w:szCs w:val="22"/>
+        </w:rPr>
+        <w:t>Decision Tree</w:t>
+      </w:r>
+      <w:r>
+        <w:rPr>
+          <w:rFonts w:ascii="Times New Roman" w:hAnsi="Times New Roman" w:cs="Times New Roman"/>
+          <w:sz w:val="22"/>
+          <w:szCs w:val="22"/>
+        </w:rPr>
+        <w:t xml:space="preserve"> classifiers.</w:t>
       </w:r>
     </w:p>
     <w:p>
@@ -3287,7 +4187,39 @@
           <w:sz w:val="22"/>
           <w:szCs w:val="22"/>
         </w:rPr>
-        <w:t>Stateful LLM persistence &amp; auth isolation</w:t>
+        <w:t xml:space="preserve">Stateful LLM </w:t>
+      </w:r>
+      <w:r>
+        <w:rPr>
+          <w:rFonts w:ascii="Times New Roman" w:hAnsi="Times New Roman" w:cs="Times New Roman" w:hint="eastAsia"/>
+          <w:sz w:val="22"/>
+          <w:szCs w:val="22"/>
+        </w:rPr>
+        <w:t>p</w:t>
+      </w:r>
+      <w:r>
+        <w:rPr>
+          <w:rFonts w:ascii="Times New Roman" w:hAnsi="Times New Roman" w:cs="Times New Roman"/>
+          <w:sz w:val="22"/>
+          <w:szCs w:val="22"/>
+        </w:rPr>
+        <w:t>ersistence &amp; a</w:t>
+      </w:r>
+      <w:r>
+        <w:rPr>
+          <w:rFonts w:ascii="Times New Roman" w:hAnsi="Times New Roman" w:cs="Times New Roman" w:hint="eastAsia"/>
+          <w:sz w:val="22"/>
+          <w:szCs w:val="22"/>
+        </w:rPr>
+        <w:t>u</w:t>
+      </w:r>
+      <w:r>
+        <w:rPr>
+          <w:rFonts w:ascii="Times New Roman" w:hAnsi="Times New Roman" w:cs="Times New Roman"/>
+          <w:sz w:val="22"/>
+          <w:szCs w:val="22"/>
+        </w:rPr>
+        <w:t>th isolation</w:t>
       </w:r>
       <w:r>
         <w:rPr>
@@ -3299,7 +4231,7 @@
       </w:r>
       <w:r>
         <w:rPr>
-          <w:rFonts w:ascii="Times New Roman" w:hAnsi="Times New Roman" w:cs="Times New Roman"/>
+          <w:rFonts w:ascii="Times New Roman" w:hAnsi="Times New Roman" w:cs="Times New Roman" w:hint="eastAsia"/>
           <w:sz w:val="22"/>
           <w:szCs w:val="22"/>
         </w:rPr>
@@ -3311,80 +4243,54 @@
           <w:sz w:val="22"/>
           <w:szCs w:val="22"/>
         </w:rPr>
-        <w:t>):</w:t>
-      </w:r>
-      <w:r>
-        <w:rPr>
-          <w:rFonts w:ascii="Times New Roman" w:hAnsi="Times New Roman" w:cs="Times New Roman"/>
-          <w:sz w:val="22"/>
-          <w:szCs w:val="22"/>
-        </w:rPr>
-        <w:t>: To securely expand the application beyond public bike metrics, we isolated authentication and Chatbot states via the “user”, “sessions”, and “</w:t>
-      </w:r>
-      <w:proofErr w:type="spellStart"/>
-      <w:r>
-        <w:rPr>
-          <w:rFonts w:ascii="Times New Roman" w:hAnsi="Times New Roman" w:cs="Times New Roman"/>
-          <w:sz w:val="22"/>
-          <w:szCs w:val="22"/>
-        </w:rPr>
-        <w:t>message_store</w:t>
-      </w:r>
-      <w:proofErr w:type="spellEnd"/>
-      <w:r>
-        <w:rPr>
-          <w:rFonts w:ascii="Times New Roman" w:hAnsi="Times New Roman" w:cs="Times New Roman"/>
-          <w:sz w:val="22"/>
-          <w:szCs w:val="22"/>
-        </w:rPr>
-        <w:t xml:space="preserve">” tables. The “user” records enforce robust identity and JWT validations, mapped via foreign key explicitly to Chatbot metadata (“sessions”). To accommodate the vast, unpredictable text structure characteristic of Large Language Models via </w:t>
-      </w:r>
-      <w:proofErr w:type="spellStart"/>
-      <w:r>
-        <w:rPr>
-          <w:rFonts w:ascii="Times New Roman" w:hAnsi="Times New Roman" w:cs="Times New Roman"/>
-          <w:sz w:val="22"/>
-          <w:szCs w:val="22"/>
-        </w:rPr>
-        <w:t>LangChain</w:t>
-      </w:r>
-      <w:proofErr w:type="spellEnd"/>
-      <w:r>
-        <w:rPr>
-          <w:rFonts w:ascii="Times New Roman" w:hAnsi="Times New Roman" w:cs="Times New Roman"/>
-          <w:sz w:val="22"/>
-          <w:szCs w:val="22"/>
-        </w:rPr>
-        <w:t>, the “</w:t>
-      </w:r>
-      <w:proofErr w:type="spellStart"/>
-      <w:r>
-        <w:rPr>
-          <w:rFonts w:ascii="Times New Roman" w:hAnsi="Times New Roman" w:cs="Times New Roman"/>
-          <w:sz w:val="22"/>
-          <w:szCs w:val="22"/>
-        </w:rPr>
-        <w:t>message_store</w:t>
-      </w:r>
-      <w:proofErr w:type="spellEnd"/>
-      <w:r>
-        <w:rPr>
-          <w:rFonts w:ascii="Times New Roman" w:hAnsi="Times New Roman" w:cs="Times New Roman"/>
-          <w:sz w:val="22"/>
-          <w:szCs w:val="22"/>
-        </w:rPr>
-        <w:t>” table purposefully archives deep ongoing chat interactions leveraging native JSON columns.</w:t>
+        <w:t>)</w:t>
+      </w:r>
+      <w:r>
+        <w:rPr>
+          <w:rFonts w:ascii="Times New Roman" w:hAnsi="Times New Roman" w:cs="Times New Roman"/>
+          <w:sz w:val="22"/>
+          <w:szCs w:val="22"/>
+        </w:rPr>
+        <w:t>:</w:t>
+      </w:r>
+      <w:r>
+        <w:rPr>
+          <w:rFonts w:ascii="Times New Roman" w:hAnsi="Times New Roman" w:cs="Times New Roman"/>
+          <w:sz w:val="22"/>
+          <w:szCs w:val="22"/>
+        </w:rPr>
+        <w:t>: To securely expand the application beyond public bike metrics, we isolated authentication and Chatbot states via the “user”, “sessions”, and “message_store” tables. The “user” records enforce robust identity and JWT validations, mapped via foreign key explicitly to Chatbot metadata (“sessions”). To accommodate the vast, unpredictable text structure characteristic of Large Language Models via LangChain, the “message_store” table purposefully archives deep ongoing chat interactions leveraging native JSON columns.</w:t>
+      </w:r>
+    </w:p>
+    <w:p/>
+    <w:p>
+      <w:pPr>
+        <w:spacing w:line="240" w:lineRule="auto"/>
+        <w:rPr>
+          <w:rFonts w:ascii="Times New Roman" w:hAnsi="Times New Roman" w:cs="Times New Roman"/>
+          <w:sz w:val="22"/>
+          <w:szCs w:val="22"/>
+        </w:rPr>
+      </w:pPr>
+      <w:r>
+        <w:rPr>
+          <w:rFonts w:ascii="Times New Roman" w:hAnsi="Times New Roman" w:cs="Times New Roman" w:hint="eastAsia"/>
+          <w:sz w:val="22"/>
+          <w:szCs w:val="22"/>
+        </w:rPr>
+        <w:t xml:space="preserve">3.5 </w:t>
+      </w:r>
+      <w:r>
+        <w:rPr>
+          <w:rFonts w:ascii="Times New Roman" w:hAnsi="Times New Roman" w:cs="Times New Roman"/>
+          <w:sz w:val="22"/>
+          <w:szCs w:val="22"/>
+        </w:rPr>
+        <w:t>Additional Material</w:t>
       </w:r>
     </w:p>
     <w:p>
       <w:pPr>
-        <w:rPr>
-          <w:rFonts w:ascii="Times New Roman" w:hAnsi="Times New Roman" w:cs="Times New Roman"/>
-        </w:rPr>
-      </w:pPr>
-    </w:p>
-    <w:p>
-      <w:pPr>
         <w:spacing w:line="240" w:lineRule="auto"/>
         <w:rPr>
           <w:rFonts w:ascii="Times New Roman" w:hAnsi="Times New Roman" w:cs="Times New Roman"/>
@@ -3398,29 +4304,11 @@
           <w:sz w:val="22"/>
           <w:szCs w:val="22"/>
         </w:rPr>
-        <w:t>3.5 Additional Material</w:t>
-      </w:r>
-    </w:p>
-    <w:p>
-      <w:pPr>
-        <w:spacing w:line="240" w:lineRule="auto"/>
-        <w:rPr>
-          <w:rFonts w:ascii="Times New Roman" w:hAnsi="Times New Roman" w:cs="Times New Roman"/>
-          <w:sz w:val="22"/>
-          <w:szCs w:val="22"/>
-        </w:rPr>
-      </w:pPr>
-      <w:r>
-        <w:rPr>
-          <w:rFonts w:ascii="Times New Roman" w:hAnsi="Times New Roman" w:cs="Times New Roman"/>
-          <w:sz w:val="22"/>
-          <w:szCs w:val="22"/>
-        </w:rPr>
         <w:t>All original UML</w:t>
       </w:r>
       <w:r>
         <w:rPr>
-          <w:rFonts w:ascii="Times New Roman" w:hAnsi="Times New Roman" w:cs="Times New Roman"/>
+          <w:rFonts w:ascii="Times New Roman" w:hAnsi="Times New Roman" w:cs="Times New Roman" w:hint="eastAsia"/>
           <w:sz w:val="22"/>
           <w:szCs w:val="22"/>
         </w:rPr>
@@ -3436,7 +4324,7 @@
       </w:r>
       <w:r>
         <w:rPr>
-          <w:rFonts w:ascii="Times New Roman" w:hAnsi="Times New Roman" w:cs="Times New Roman"/>
+          <w:rFonts w:ascii="Times New Roman" w:hAnsi="Times New Roman" w:cs="Times New Roman" w:hint="eastAsia"/>
           <w:sz w:val="22"/>
           <w:szCs w:val="22"/>
         </w:rPr>

--- a/Report Architecture and Design .docx
+++ b/Report Architecture and Design .docx
@@ -2489,10 +2489,10 @@
           <w:noProof/>
         </w:rPr>
         <w:drawing>
-          <wp:inline distT="0" distB="0" distL="0" distR="0" wp14:anchorId="280CC7B8" wp14:editId="0C87DEBD">
-            <wp:extent cx="5731510" cy="2225675"/>
+          <wp:inline distT="0" distB="0" distL="0" distR="0" wp14:anchorId="7926CC21" wp14:editId="4B7DF91D">
+            <wp:extent cx="5731510" cy="2236470"/>
             <wp:effectExtent l="0" t="0" r="0" b="0"/>
-            <wp:docPr id="317334160" name="Picture 14"/>
+            <wp:docPr id="917520025" name="Picture 1"/>
             <wp:cNvGraphicFramePr>
               <a:graphicFrameLocks xmlns:a="http://schemas.openxmlformats.org/drawingml/2006/main" noChangeAspect="1"/>
             </wp:cNvGraphicFramePr>
@@ -2500,7 +2500,7 @@
               <a:graphicData uri="http://schemas.openxmlformats.org/drawingml/2006/picture">
                 <pic:pic xmlns:pic="http://schemas.openxmlformats.org/drawingml/2006/picture">
                   <pic:nvPicPr>
-                    <pic:cNvPr id="317334160" name="Picture 317334160"/>
+                    <pic:cNvPr id="917520025" name="Picture 917520025"/>
                     <pic:cNvPicPr/>
                   </pic:nvPicPr>
                   <pic:blipFill>
@@ -2512,7 +2512,7 @@
                   <pic:spPr>
                     <a:xfrm>
                       <a:off x="0" y="0"/>
-                      <a:ext cx="5731510" cy="2225675"/>
+                      <a:ext cx="5731510" cy="2236470"/>
                     </a:xfrm>
                     <a:prstGeom prst="rect">
                       <a:avLst/>
@@ -2831,7 +2831,7 @@
           <w:sz w:val="22"/>
           <w:szCs w:val="22"/>
         </w:rPr>
-        <w:t>rfModel</w:t>
+        <w:t>dtModel</w:t>
       </w:r>
       <w:proofErr w:type="spellEnd"/>
       <w:r>
@@ -2849,7 +2849,7 @@
           <w:sz w:val="22"/>
           <w:szCs w:val="22"/>
         </w:rPr>
-        <w:t>RandomForestRegressor</w:t>
+        <w:t>DecisionTreeRegressor</w:t>
       </w:r>
       <w:proofErr w:type="spellEnd"/>
       <w:r>
@@ -3269,7 +3269,23 @@
           <w:sz w:val="22"/>
           <w:szCs w:val="22"/>
         </w:rPr>
-        <w:t>: Because querying time-aligned weather logs and bike availability histories spans millions of rows, we introduced specific database indexing on the “timestamp” and “number” columns. This design drastically diminished query delays when compiling features to refresh our predictive Random Forest classifiers.</w:t>
+        <w:t xml:space="preserve">: Because querying time-aligned weather logs and bike availability histories spans millions of rows, we introduced specific database indexing on the “timestamp” and “number” columns. This design drastically diminished query delays when compiling features to refresh our predictive </w:t>
+      </w:r>
+      <w:r>
+        <w:rPr>
+          <w:rFonts w:ascii="Times New Roman" w:hAnsi="Times New Roman" w:cs="Times New Roman" w:hint="eastAsia"/>
+          <w:sz w:val="22"/>
+          <w:szCs w:val="22"/>
+        </w:rPr>
+        <w:t>decision tree</w:t>
+      </w:r>
+      <w:r>
+        <w:rPr>
+          <w:rFonts w:ascii="Times New Roman" w:hAnsi="Times New Roman" w:cs="Times New Roman"/>
+          <w:sz w:val="22"/>
+          <w:szCs w:val="22"/>
+        </w:rPr>
+        <w:t xml:space="preserve"> classifiers.</w:t>
       </w:r>
     </w:p>
     <w:p>
